--- a/DAY-6/Lab Exercise 2- Application Load Balancer, and Access the Website Using the Load Balancer DNS.docx
+++ b/DAY-6/Lab Exercise 2- Application Load Balancer, and Access the Website Using the Load Balancer DNS.docx
@@ -228,21 +228,12 @@
           <w:color w:val="000000" w:themeColor="text1"/>
         </w:rPr>
       </w:pPr>
-      <w:proofErr w:type="gramStart"/>
-      <w:r>
-        <w:rPr>
-          <w:rFonts w:ascii="Georgia Pro" w:eastAsia="Georgia Pro" w:hAnsi="Georgia Pro" w:cs="Georgia Pro"/>
-          <w:color w:val="000000" w:themeColor="text1"/>
-        </w:rPr>
-        <w:t>Create</w:t>
-      </w:r>
-      <w:proofErr w:type="gramEnd"/>
-      <w:r>
-        <w:rPr>
-          <w:rFonts w:ascii="Georgia Pro" w:eastAsia="Georgia Pro" w:hAnsi="Georgia Pro" w:cs="Georgia Pro"/>
-          <w:color w:val="000000" w:themeColor="text1"/>
-        </w:rPr>
-        <w:t xml:space="preserve"> two public subnets </w:t>
+      <w:r>
+        <w:rPr>
+          <w:rFonts w:ascii="Georgia Pro" w:eastAsia="Georgia Pro" w:hAnsi="Georgia Pro" w:cs="Georgia Pro"/>
+          <w:color w:val="000000" w:themeColor="text1"/>
+        </w:rPr>
+        <w:t xml:space="preserve">Create two public subnets </w:t>
       </w:r>
     </w:p>
     <w:p>
@@ -257,21 +248,12 @@
           <w:color w:val="000000" w:themeColor="text1"/>
         </w:rPr>
       </w:pPr>
-      <w:proofErr w:type="gramStart"/>
-      <w:r>
-        <w:rPr>
-          <w:rFonts w:ascii="Georgia Pro" w:eastAsia="Georgia Pro" w:hAnsi="Georgia Pro" w:cs="Georgia Pro"/>
-          <w:color w:val="000000" w:themeColor="text1"/>
-        </w:rPr>
-        <w:t>Create</w:t>
-      </w:r>
-      <w:proofErr w:type="gramEnd"/>
-      <w:r>
-        <w:rPr>
-          <w:rFonts w:ascii="Georgia Pro" w:eastAsia="Georgia Pro" w:hAnsi="Georgia Pro" w:cs="Georgia Pro"/>
-          <w:color w:val="000000" w:themeColor="text1"/>
-        </w:rPr>
-        <w:t xml:space="preserve"> an Internet Gateway </w:t>
+      <w:r>
+        <w:rPr>
+          <w:rFonts w:ascii="Georgia Pro" w:eastAsia="Georgia Pro" w:hAnsi="Georgia Pro" w:cs="Georgia Pro"/>
+          <w:color w:val="000000" w:themeColor="text1"/>
+        </w:rPr>
+        <w:t xml:space="preserve">Create an Internet Gateway </w:t>
       </w:r>
     </w:p>
     <w:p>
@@ -324,12 +306,14 @@
         <w:rPr>
           <w:rFonts w:ascii="Georgia Pro" w:eastAsia="Georgia Pro" w:hAnsi="Georgia Pro" w:cs="Georgia Pro"/>
           <w:color w:val="000000" w:themeColor="text1"/>
-        </w:rPr>
-      </w:pPr>
-      <w:r>
-        <w:rPr>
-          <w:rFonts w:ascii="Georgia Pro" w:eastAsia="Georgia Pro" w:hAnsi="Georgia Pro" w:cs="Georgia Pro"/>
-          <w:color w:val="000000" w:themeColor="text1"/>
+          <w:highlight w:val="yellow"/>
+        </w:rPr>
+      </w:pPr>
+      <w:r>
+        <w:rPr>
+          <w:rFonts w:ascii="Georgia Pro" w:eastAsia="Georgia Pro" w:hAnsi="Georgia Pro" w:cs="Georgia Pro"/>
+          <w:color w:val="000000" w:themeColor="text1"/>
+          <w:highlight w:val="yellow"/>
         </w:rPr>
         <w:t xml:space="preserve">Launch two Ubuntu EC2 instances </w:t>
       </w:r>
@@ -406,21 +390,12 @@
           <w:color w:val="000000" w:themeColor="text1"/>
         </w:rPr>
       </w:pPr>
-      <w:proofErr w:type="gramStart"/>
-      <w:r>
-        <w:rPr>
-          <w:rFonts w:ascii="Georgia Pro" w:eastAsia="Georgia Pro" w:hAnsi="Georgia Pro" w:cs="Georgia Pro"/>
-          <w:color w:val="000000" w:themeColor="text1"/>
-        </w:rPr>
-        <w:t>Create</w:t>
-      </w:r>
-      <w:proofErr w:type="gramEnd"/>
-      <w:r>
-        <w:rPr>
-          <w:rFonts w:ascii="Georgia Pro" w:eastAsia="Georgia Pro" w:hAnsi="Georgia Pro" w:cs="Georgia Pro"/>
-          <w:color w:val="000000" w:themeColor="text1"/>
-        </w:rPr>
-        <w:t xml:space="preserve"> an Application Load Balancer </w:t>
+      <w:r>
+        <w:rPr>
+          <w:rFonts w:ascii="Georgia Pro" w:eastAsia="Georgia Pro" w:hAnsi="Georgia Pro" w:cs="Georgia Pro"/>
+          <w:color w:val="000000" w:themeColor="text1"/>
+        </w:rPr>
+        <w:t xml:space="preserve">Create an Application Load Balancer </w:t>
       </w:r>
     </w:p>
     <w:p>
@@ -457,7 +432,7 @@
           <w:color w:val="000000" w:themeColor="text1"/>
         </w:rPr>
         <w:pict w14:anchorId="724A3DEB">
-          <v:rect id="_x0000_i1184" style="width:0;height:1.5pt" o:hralign="center" o:hrstd="t" o:hr="t" fillcolor="#a0a0a0" stroked="f"/>
+          <v:rect id="_x0000_i1026" style="width:0;height:1.5pt" o:hralign="center" o:hrstd="t" o:hr="t" fillcolor="#a0a0a0" stroked="f"/>
         </w:pict>
       </w:r>
     </w:p>
@@ -511,7 +486,7 @@
           <w:color w:val="000000" w:themeColor="text1"/>
         </w:rPr>
         <w:pict w14:anchorId="25364214">
-          <v:rect id="_x0000_i1185" style="width:0;height:1.5pt" o:hralign="center" o:hrstd="t" o:hr="t" fillcolor="#a0a0a0" stroked="f"/>
+          <v:rect id="_x0000_i1027" style="width:0;height:1.5pt" o:hralign="center" o:hrstd="t" o:hr="t" fillcolor="#a0a0a0" stroked="f"/>
         </w:pict>
       </w:r>
     </w:p>
@@ -584,23 +559,7 @@
           <w:rFonts w:ascii="Georgia Pro" w:eastAsia="Georgia Pro" w:hAnsi="Georgia Pro" w:cs="Georgia Pro"/>
           <w:color w:val="000000" w:themeColor="text1"/>
         </w:rPr>
-        <w:t xml:space="preserve">AWS </w:t>
-      </w:r>
-      <w:proofErr w:type="spellStart"/>
-      <w:r>
-        <w:rPr>
-          <w:rFonts w:ascii="Georgia Pro" w:eastAsia="Georgia Pro" w:hAnsi="Georgia Pro" w:cs="Georgia Pro"/>
-          <w:color w:val="000000" w:themeColor="text1"/>
-        </w:rPr>
-        <w:t>CloudShell</w:t>
-      </w:r>
-      <w:proofErr w:type="spellEnd"/>
-      <w:r>
-        <w:rPr>
-          <w:rFonts w:ascii="Georgia Pro" w:eastAsia="Georgia Pro" w:hAnsi="Georgia Pro" w:cs="Georgia Pro"/>
-          <w:color w:val="000000" w:themeColor="text1"/>
-        </w:rPr>
-        <w:t xml:space="preserve"> </w:t>
+        <w:t xml:space="preserve">AWS CloudShell </w:t>
       </w:r>
     </w:p>
     <w:p>
@@ -637,7 +596,7 @@
           <w:color w:val="000000" w:themeColor="text1"/>
         </w:rPr>
         <w:pict w14:anchorId="2D91CDB6">
-          <v:rect id="_x0000_i1186" style="width:0;height:1.5pt" o:hralign="center" o:hrstd="t" o:hr="t" fillcolor="#a0a0a0" stroked="f"/>
+          <v:rect id="_x0000_i1028" style="width:0;height:1.5pt" o:hralign="center" o:hrstd="t" o:hr="t" fillcolor="#a0a0a0" stroked="f"/>
         </w:pict>
       </w:r>
     </w:p>
@@ -752,6 +711,72 @@
       <w:r>
         <w:rPr>
           <w:rFonts w:ascii="Georgia Pro" w:eastAsia="Georgia Pro" w:hAnsi="Georgia Pro" w:cs="Georgia Pro"/>
+          <w:noProof/>
+          <w:color w:val="000000" w:themeColor="text1"/>
+        </w:rPr>
+        <mc:AlternateContent>
+          <mc:Choice Requires="wpi">
+            <w:drawing>
+              <wp:anchor distT="0" distB="0" distL="114300" distR="114300" simplePos="0" relativeHeight="251675648" behindDoc="0" locked="0" layoutInCell="1" allowOverlap="1" wp14:anchorId="18B68FB9" wp14:editId="03238278">
+                <wp:simplePos x="0" y="0"/>
+                <wp:positionH relativeFrom="column">
+                  <wp:posOffset>1591945</wp:posOffset>
+                </wp:positionH>
+                <wp:positionV relativeFrom="paragraph">
+                  <wp:posOffset>-1102995</wp:posOffset>
+                </wp:positionV>
+                <wp:extent cx="2940610" cy="2352040"/>
+                <wp:effectExtent l="38100" t="38100" r="31750" b="48260"/>
+                <wp:wrapNone/>
+                <wp:docPr id="347422054" name="Ink 16"/>
+                <wp:cNvGraphicFramePr/>
+                <a:graphic xmlns:a="http://schemas.openxmlformats.org/drawingml/2006/main">
+                  <a:graphicData uri="http://schemas.microsoft.com/office/word/2010/wordprocessingInk">
+                    <w14:contentPart bwMode="auto" r:id="rId7">
+                      <w14:nvContentPartPr>
+                        <w14:cNvContentPartPr/>
+                      </w14:nvContentPartPr>
+                      <w14:xfrm>
+                        <a:off x="0" y="0"/>
+                        <a:ext cx="2940610" cy="2352040"/>
+                      </w14:xfrm>
+                    </w14:contentPart>
+                  </a:graphicData>
+                </a:graphic>
+              </wp:anchor>
+            </w:drawing>
+          </mc:Choice>
+          <mc:Fallback>
+            <w:pict>
+              <v:shapetype w14:anchorId="673E67B9" id="_x0000_t75" coordsize="21600,21600" o:spt="75" o:preferrelative="t" path="m@4@5l@4@11@9@11@9@5xe" filled="f" stroked="f">
+                <v:stroke joinstyle="miter"/>
+                <v:formulas>
+                  <v:f eqn="if lineDrawn pixelLineWidth 0"/>
+                  <v:f eqn="sum @0 1 0"/>
+                  <v:f eqn="sum 0 0 @1"/>
+                  <v:f eqn="prod @2 1 2"/>
+                  <v:f eqn="prod @3 21600 pixelWidth"/>
+                  <v:f eqn="prod @3 21600 pixelHeight"/>
+                  <v:f eqn="sum @0 0 1"/>
+                  <v:f eqn="prod @6 1 2"/>
+                  <v:f eqn="prod @7 21600 pixelWidth"/>
+                  <v:f eqn="sum @8 21600 0"/>
+                  <v:f eqn="prod @7 21600 pixelHeight"/>
+                  <v:f eqn="sum @10 21600 0"/>
+                </v:formulas>
+                <v:path o:extrusionok="f" gradientshapeok="t" o:connecttype="rect"/>
+                <o:lock v:ext="edit" aspectratio="t"/>
+              </v:shapetype>
+              <v:shape id="Ink 16" o:spid="_x0000_s1026" type="#_x0000_t75" style="position:absolute;margin-left:124.85pt;margin-top:-87.35pt;width:232.55pt;height:186.15pt;z-index:251675648;visibility:visible;mso-wrap-style:square;mso-wrap-distance-left:9pt;mso-wrap-distance-top:0;mso-wrap-distance-right:9pt;mso-wrap-distance-bottom:0;mso-position-horizontal:absolute;mso-position-horizontal-relative:text;mso-position-vertical:absolute;mso-position-vertical-relative:text" o:gfxdata="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">
+                <v:imagedata r:id="rId8" o:title=""/>
+              </v:shape>
+            </w:pict>
+          </mc:Fallback>
+        </mc:AlternateContent>
+      </w:r>
+      <w:r>
+        <w:rPr>
+          <w:rFonts w:ascii="Georgia Pro" w:eastAsia="Georgia Pro" w:hAnsi="Georgia Pro" w:cs="Georgia Pro"/>
           <w:color w:val="000000" w:themeColor="text1"/>
         </w:rPr>
         <w:t>/                     \</w:t>
@@ -826,17 +851,8 @@
           <w:rFonts w:ascii="Georgia Pro" w:eastAsia="Georgia Pro" w:hAnsi="Georgia Pro" w:cs="Georgia Pro"/>
           <w:color w:val="000000" w:themeColor="text1"/>
         </w:rPr>
-        <w:t xml:space="preserve">Apache                     </w:t>
-      </w:r>
-      <w:proofErr w:type="spellStart"/>
-      <w:r>
-        <w:rPr>
-          <w:rFonts w:ascii="Georgia Pro" w:eastAsia="Georgia Pro" w:hAnsi="Georgia Pro" w:cs="Georgia Pro"/>
-          <w:color w:val="000000" w:themeColor="text1"/>
-        </w:rPr>
-        <w:t>Apache</w:t>
-      </w:r>
-      <w:proofErr w:type="spellEnd"/>
+        <w:t>Apache                     Apache</w:t>
+      </w:r>
     </w:p>
     <w:p>
       <w:pPr>
@@ -905,6 +921,53 @@
       <w:r>
         <w:rPr>
           <w:rFonts w:ascii="Georgia Pro" w:eastAsia="Georgia Pro" w:hAnsi="Georgia Pro" w:cs="Georgia Pro"/>
+          <w:noProof/>
+          <w:color w:val="000000" w:themeColor="text1"/>
+        </w:rPr>
+        <mc:AlternateContent>
+          <mc:Choice Requires="wpi">
+            <w:drawing>
+              <wp:anchor distT="0" distB="0" distL="114300" distR="114300" simplePos="0" relativeHeight="251662336" behindDoc="0" locked="0" layoutInCell="1" allowOverlap="1" wp14:anchorId="1F8AFBF7" wp14:editId="26F42921">
+                <wp:simplePos x="0" y="0"/>
+                <wp:positionH relativeFrom="column">
+                  <wp:posOffset>3548010</wp:posOffset>
+                </wp:positionH>
+                <wp:positionV relativeFrom="paragraph">
+                  <wp:posOffset>-62355</wp:posOffset>
+                </wp:positionV>
+                <wp:extent cx="140760" cy="132120"/>
+                <wp:effectExtent l="38100" t="38100" r="50165" b="39370"/>
+                <wp:wrapNone/>
+                <wp:docPr id="1477864944" name="Ink 3"/>
+                <wp:cNvGraphicFramePr/>
+                <a:graphic xmlns:a="http://schemas.openxmlformats.org/drawingml/2006/main">
+                  <a:graphicData uri="http://schemas.microsoft.com/office/word/2010/wordprocessingInk">
+                    <w14:contentPart bwMode="auto" r:id="rId9">
+                      <w14:nvContentPartPr>
+                        <w14:cNvContentPartPr/>
+                      </w14:nvContentPartPr>
+                      <w14:xfrm>
+                        <a:off x="0" y="0"/>
+                        <a:ext cx="140760" cy="132120"/>
+                      </w14:xfrm>
+                    </w14:contentPart>
+                  </a:graphicData>
+                </a:graphic>
+              </wp:anchor>
+            </w:drawing>
+          </mc:Choice>
+          <mc:Fallback>
+            <w:pict>
+              <v:shape w14:anchorId="29583057" id="Ink 3" o:spid="_x0000_s1026" type="#_x0000_t75" style="position:absolute;margin-left:278.85pt;margin-top:-5.4pt;width:12.1pt;height:11.35pt;z-index:251662336;visibility:visible;mso-wrap-style:square;mso-wrap-distance-left:9pt;mso-wrap-distance-top:0;mso-wrap-distance-right:9pt;mso-wrap-distance-bottom:0;mso-position-horizontal:absolute;mso-position-horizontal-relative:text;mso-position-vertical:absolute;mso-position-vertical-relative:text" o:gfxdata="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">
+                <v:imagedata r:id="rId10" o:title=""/>
+              </v:shape>
+            </w:pict>
+          </mc:Fallback>
+        </mc:AlternateContent>
+      </w:r>
+      <w:r>
+        <w:rPr>
+          <w:rFonts w:ascii="Georgia Pro" w:eastAsia="Georgia Pro" w:hAnsi="Georgia Pro" w:cs="Georgia Pro"/>
           <w:color w:val="000000" w:themeColor="text1"/>
         </w:rPr>
         <w:t>Target Group</w:t>
@@ -929,6 +992,100 @@
       <w:r>
         <w:rPr>
           <w:rFonts w:ascii="Georgia Pro" w:eastAsia="Georgia Pro" w:hAnsi="Georgia Pro" w:cs="Georgia Pro"/>
+          <w:noProof/>
+          <w:color w:val="000000" w:themeColor="text1"/>
+        </w:rPr>
+        <mc:AlternateContent>
+          <mc:Choice Requires="wpi">
+            <w:drawing>
+              <wp:anchor distT="0" distB="0" distL="114300" distR="114300" simplePos="0" relativeHeight="251661312" behindDoc="0" locked="0" layoutInCell="1" allowOverlap="1" wp14:anchorId="024B30B2" wp14:editId="2759BC3C">
+                <wp:simplePos x="0" y="0"/>
+                <wp:positionH relativeFrom="column">
+                  <wp:posOffset>3388530</wp:posOffset>
+                </wp:positionH>
+                <wp:positionV relativeFrom="paragraph">
+                  <wp:posOffset>160910</wp:posOffset>
+                </wp:positionV>
+                <wp:extent cx="123480" cy="159120"/>
+                <wp:effectExtent l="38100" t="38100" r="48260" b="50800"/>
+                <wp:wrapNone/>
+                <wp:docPr id="1199109701" name="Ink 2"/>
+                <wp:cNvGraphicFramePr/>
+                <a:graphic xmlns:a="http://schemas.openxmlformats.org/drawingml/2006/main">
+                  <a:graphicData uri="http://schemas.microsoft.com/office/word/2010/wordprocessingInk">
+                    <w14:contentPart bwMode="auto" r:id="rId11">
+                      <w14:nvContentPartPr>
+                        <w14:cNvContentPartPr/>
+                      </w14:nvContentPartPr>
+                      <w14:xfrm>
+                        <a:off x="0" y="0"/>
+                        <a:ext cx="123480" cy="159120"/>
+                      </w14:xfrm>
+                    </w14:contentPart>
+                  </a:graphicData>
+                </a:graphic>
+              </wp:anchor>
+            </w:drawing>
+          </mc:Choice>
+          <mc:Fallback>
+            <w:pict>
+              <v:shape w14:anchorId="657B1B75" id="Ink 2" o:spid="_x0000_s1026" type="#_x0000_t75" style="position:absolute;margin-left:266.3pt;margin-top:12.15pt;width:10.7pt;height:13.55pt;z-index:251661312;visibility:visible;mso-wrap-style:square;mso-wrap-distance-left:9pt;mso-wrap-distance-top:0;mso-wrap-distance-right:9pt;mso-wrap-distance-bottom:0;mso-position-horizontal:absolute;mso-position-horizontal-relative:text;mso-position-vertical:absolute;mso-position-vertical-relative:text" o:gfxdata="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">
+                <v:imagedata r:id="rId12" o:title=""/>
+              </v:shape>
+            </w:pict>
+          </mc:Fallback>
+        </mc:AlternateContent>
+      </w:r>
+      <w:r>
+        <w:rPr>
+          <w:rFonts w:ascii="Georgia Pro" w:eastAsia="Georgia Pro" w:hAnsi="Georgia Pro" w:cs="Georgia Pro"/>
+          <w:noProof/>
+          <w:color w:val="000000" w:themeColor="text1"/>
+        </w:rPr>
+        <mc:AlternateContent>
+          <mc:Choice Requires="wpi">
+            <w:drawing>
+              <wp:anchor distT="0" distB="0" distL="114300" distR="114300" simplePos="0" relativeHeight="251660288" behindDoc="0" locked="0" layoutInCell="1" allowOverlap="1" wp14:anchorId="754BC2D6" wp14:editId="1448A08A">
+                <wp:simplePos x="0" y="0"/>
+                <wp:positionH relativeFrom="column">
+                  <wp:posOffset>3324450</wp:posOffset>
+                </wp:positionH>
+                <wp:positionV relativeFrom="paragraph">
+                  <wp:posOffset>285110</wp:posOffset>
+                </wp:positionV>
+                <wp:extent cx="10800" cy="11880"/>
+                <wp:effectExtent l="38100" t="38100" r="46355" b="45720"/>
+                <wp:wrapNone/>
+                <wp:docPr id="556206110" name="Ink 1"/>
+                <wp:cNvGraphicFramePr/>
+                <a:graphic xmlns:a="http://schemas.openxmlformats.org/drawingml/2006/main">
+                  <a:graphicData uri="http://schemas.microsoft.com/office/word/2010/wordprocessingInk">
+                    <w14:contentPart bwMode="auto" r:id="rId13">
+                      <w14:nvContentPartPr>
+                        <w14:cNvContentPartPr/>
+                      </w14:nvContentPartPr>
+                      <w14:xfrm>
+                        <a:off x="0" y="0"/>
+                        <a:ext cx="10800" cy="11880"/>
+                      </w14:xfrm>
+                    </w14:contentPart>
+                  </a:graphicData>
+                </a:graphic>
+              </wp:anchor>
+            </w:drawing>
+          </mc:Choice>
+          <mc:Fallback>
+            <w:pict>
+              <v:shape w14:anchorId="05008D80" id="Ink 1" o:spid="_x0000_s1026" type="#_x0000_t75" style="position:absolute;margin-left:261.4pt;margin-top:22.1pt;width:1.55pt;height:1.65pt;z-index:251660288;visibility:visible;mso-wrap-style:square;mso-wrap-distance-left:9pt;mso-wrap-distance-top:0;mso-wrap-distance-right:9pt;mso-wrap-distance-bottom:0;mso-position-horizontal:absolute;mso-position-horizontal-relative:text;mso-position-vertical:absolute;mso-position-vertical-relative:text" o:gfxdata="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">
+                <v:imagedata r:id="rId14" o:title=""/>
+              </v:shape>
+            </w:pict>
+          </mc:Fallback>
+        </mc:AlternateContent>
+      </w:r>
+      <w:r>
+        <w:rPr>
+          <w:rFonts w:ascii="Georgia Pro" w:eastAsia="Georgia Pro" w:hAnsi="Georgia Pro" w:cs="Georgia Pro"/>
           <w:color w:val="000000" w:themeColor="text1"/>
         </w:rPr>
         <w:t>|</w:t>
@@ -972,7 +1129,7 @@
           <w:color w:val="000000" w:themeColor="text1"/>
         </w:rPr>
         <w:pict w14:anchorId="4D8D8DCB">
-          <v:rect id="_x0000_i1187" style="width:0;height:1.5pt" o:hralign="center" o:hrstd="t" o:hr="t" fillcolor="#a0a0a0" stroked="f"/>
+          <v:rect id="_x0000_i1029" style="width:0;height:1.5pt" o:hralign="center" o:hrstd="t" o:hr="t" fillcolor="#a0a0a0" stroked="f"/>
         </w:pict>
       </w:r>
     </w:p>
@@ -1059,177 +1216,123 @@
           <w:rFonts w:ascii="Georgia Pro" w:eastAsia="Georgia Pro" w:hAnsi="Georgia Pro" w:cs="Georgia Pro"/>
           <w:color w:val="000000" w:themeColor="text1"/>
         </w:rPr>
-        <w:t>VPC_NAME=</w:t>
-      </w:r>
-      <w:proofErr w:type="spellStart"/>
-      <w:r>
-        <w:rPr>
-          <w:rFonts w:ascii="Georgia Pro" w:eastAsia="Georgia Pro" w:hAnsi="Georgia Pro" w:cs="Georgia Pro"/>
-          <w:color w:val="000000" w:themeColor="text1"/>
-        </w:rPr>
-        <w:t>ApacheLabVPC</w:t>
-      </w:r>
-      <w:proofErr w:type="spellEnd"/>
-    </w:p>
-    <w:p>
-      <w:pPr>
-        <w:pBdr>
-          <w:top w:val="single" w:sz="4" w:space="1" w:color="auto"/>
-          <w:left w:val="single" w:sz="4" w:space="4" w:color="auto"/>
-          <w:bottom w:val="single" w:sz="4" w:space="1" w:color="auto"/>
-          <w:right w:val="single" w:sz="4" w:space="4" w:color="auto"/>
-        </w:pBdr>
-        <w:shd w:val="clear" w:color="auto" w:fill="F2F2F2" w:themeFill="background1" w:themeFillShade="F2"/>
-        <w:spacing w:line="360" w:lineRule="auto"/>
-        <w:rPr>
-          <w:rFonts w:ascii="Georgia Pro" w:eastAsia="Georgia Pro" w:hAnsi="Georgia Pro" w:cs="Georgia Pro"/>
-          <w:color w:val="000000" w:themeColor="text1"/>
-        </w:rPr>
-      </w:pPr>
-      <w:r>
-        <w:rPr>
-          <w:rFonts w:ascii="Georgia Pro" w:eastAsia="Georgia Pro" w:hAnsi="Georgia Pro" w:cs="Georgia Pro"/>
-          <w:color w:val="000000" w:themeColor="text1"/>
-        </w:rPr>
-        <w:t>SUBNETA_NAME=</w:t>
-      </w:r>
-      <w:proofErr w:type="spellStart"/>
-      <w:r>
-        <w:rPr>
-          <w:rFonts w:ascii="Georgia Pro" w:eastAsia="Georgia Pro" w:hAnsi="Georgia Pro" w:cs="Georgia Pro"/>
-          <w:color w:val="000000" w:themeColor="text1"/>
-        </w:rPr>
-        <w:t>PublicSubnetA</w:t>
-      </w:r>
-      <w:proofErr w:type="spellEnd"/>
-    </w:p>
-    <w:p>
-      <w:pPr>
-        <w:pBdr>
-          <w:top w:val="single" w:sz="4" w:space="1" w:color="auto"/>
-          <w:left w:val="single" w:sz="4" w:space="4" w:color="auto"/>
-          <w:bottom w:val="single" w:sz="4" w:space="1" w:color="auto"/>
-          <w:right w:val="single" w:sz="4" w:space="4" w:color="auto"/>
-        </w:pBdr>
-        <w:shd w:val="clear" w:color="auto" w:fill="F2F2F2" w:themeFill="background1" w:themeFillShade="F2"/>
-        <w:spacing w:line="360" w:lineRule="auto"/>
-        <w:rPr>
-          <w:rFonts w:ascii="Georgia Pro" w:eastAsia="Georgia Pro" w:hAnsi="Georgia Pro" w:cs="Georgia Pro"/>
-          <w:color w:val="000000" w:themeColor="text1"/>
-        </w:rPr>
-      </w:pPr>
-      <w:r>
-        <w:rPr>
-          <w:rFonts w:ascii="Georgia Pro" w:eastAsia="Georgia Pro" w:hAnsi="Georgia Pro" w:cs="Georgia Pro"/>
-          <w:color w:val="000000" w:themeColor="text1"/>
-        </w:rPr>
-        <w:t>SUBNETB_NAME=</w:t>
-      </w:r>
-      <w:proofErr w:type="spellStart"/>
-      <w:r>
-        <w:rPr>
-          <w:rFonts w:ascii="Georgia Pro" w:eastAsia="Georgia Pro" w:hAnsi="Georgia Pro" w:cs="Georgia Pro"/>
-          <w:color w:val="000000" w:themeColor="text1"/>
-        </w:rPr>
-        <w:t>PublicSubnetB</w:t>
-      </w:r>
-      <w:proofErr w:type="spellEnd"/>
-    </w:p>
-    <w:p>
-      <w:pPr>
-        <w:pBdr>
-          <w:top w:val="single" w:sz="4" w:space="1" w:color="auto"/>
-          <w:left w:val="single" w:sz="4" w:space="4" w:color="auto"/>
-          <w:bottom w:val="single" w:sz="4" w:space="1" w:color="auto"/>
-          <w:right w:val="single" w:sz="4" w:space="4" w:color="auto"/>
-        </w:pBdr>
-        <w:shd w:val="clear" w:color="auto" w:fill="F2F2F2" w:themeFill="background1" w:themeFillShade="F2"/>
-        <w:spacing w:line="360" w:lineRule="auto"/>
-        <w:rPr>
-          <w:rFonts w:ascii="Georgia Pro" w:eastAsia="Georgia Pro" w:hAnsi="Georgia Pro" w:cs="Georgia Pro"/>
-          <w:color w:val="000000" w:themeColor="text1"/>
-        </w:rPr>
-      </w:pPr>
-      <w:r>
-        <w:rPr>
-          <w:rFonts w:ascii="Georgia Pro" w:eastAsia="Georgia Pro" w:hAnsi="Georgia Pro" w:cs="Georgia Pro"/>
-          <w:color w:val="000000" w:themeColor="text1"/>
-        </w:rPr>
-        <w:t>IGW_NAME=</w:t>
-      </w:r>
-      <w:proofErr w:type="spellStart"/>
-      <w:r>
-        <w:rPr>
-          <w:rFonts w:ascii="Georgia Pro" w:eastAsia="Georgia Pro" w:hAnsi="Georgia Pro" w:cs="Georgia Pro"/>
-          <w:color w:val="000000" w:themeColor="text1"/>
-        </w:rPr>
-        <w:t>LabIGW</w:t>
-      </w:r>
-      <w:proofErr w:type="spellEnd"/>
-    </w:p>
-    <w:p>
-      <w:pPr>
-        <w:pBdr>
-          <w:top w:val="single" w:sz="4" w:space="1" w:color="auto"/>
-          <w:left w:val="single" w:sz="4" w:space="4" w:color="auto"/>
-          <w:bottom w:val="single" w:sz="4" w:space="1" w:color="auto"/>
-          <w:right w:val="single" w:sz="4" w:space="4" w:color="auto"/>
-        </w:pBdr>
-        <w:shd w:val="clear" w:color="auto" w:fill="F2F2F2" w:themeFill="background1" w:themeFillShade="F2"/>
-        <w:spacing w:line="360" w:lineRule="auto"/>
-        <w:rPr>
-          <w:rFonts w:ascii="Georgia Pro" w:eastAsia="Georgia Pro" w:hAnsi="Georgia Pro" w:cs="Georgia Pro"/>
-          <w:color w:val="000000" w:themeColor="text1"/>
-        </w:rPr>
-      </w:pPr>
-      <w:r>
-        <w:rPr>
-          <w:rFonts w:ascii="Georgia Pro" w:eastAsia="Georgia Pro" w:hAnsi="Georgia Pro" w:cs="Georgia Pro"/>
-          <w:color w:val="000000" w:themeColor="text1"/>
-        </w:rPr>
-        <w:t>ROUTE_TABLE_NAME=</w:t>
-      </w:r>
-      <w:proofErr w:type="spellStart"/>
-      <w:r>
-        <w:rPr>
-          <w:rFonts w:ascii="Georgia Pro" w:eastAsia="Georgia Pro" w:hAnsi="Georgia Pro" w:cs="Georgia Pro"/>
-          <w:color w:val="000000" w:themeColor="text1"/>
-        </w:rPr>
-        <w:t>PublicRouteTable</w:t>
-      </w:r>
-      <w:proofErr w:type="spellEnd"/>
-    </w:p>
-    <w:p>
-      <w:pPr>
-        <w:pBdr>
-          <w:top w:val="single" w:sz="4" w:space="1" w:color="auto"/>
-          <w:left w:val="single" w:sz="4" w:space="4" w:color="auto"/>
-          <w:bottom w:val="single" w:sz="4" w:space="1" w:color="auto"/>
-          <w:right w:val="single" w:sz="4" w:space="4" w:color="auto"/>
-        </w:pBdr>
-        <w:shd w:val="clear" w:color="auto" w:fill="F2F2F2" w:themeFill="background1" w:themeFillShade="F2"/>
-        <w:spacing w:line="360" w:lineRule="auto"/>
-        <w:rPr>
-          <w:rFonts w:ascii="Georgia Pro" w:eastAsia="Georgia Pro" w:hAnsi="Georgia Pro" w:cs="Georgia Pro"/>
-          <w:color w:val="000000" w:themeColor="text1"/>
-        </w:rPr>
-      </w:pPr>
-      <w:r>
-        <w:rPr>
-          <w:rFonts w:ascii="Georgia Pro" w:eastAsia="Georgia Pro" w:hAnsi="Georgia Pro" w:cs="Georgia Pro"/>
-          <w:color w:val="000000" w:themeColor="text1"/>
-        </w:rPr>
-        <w:t>SG_NAME=</w:t>
-      </w:r>
-      <w:proofErr w:type="spellStart"/>
-      <w:r>
-        <w:rPr>
-          <w:rFonts w:ascii="Georgia Pro" w:eastAsia="Georgia Pro" w:hAnsi="Georgia Pro" w:cs="Georgia Pro"/>
-          <w:color w:val="000000" w:themeColor="text1"/>
-        </w:rPr>
-        <w:t>ApacheSG</w:t>
-      </w:r>
-      <w:proofErr w:type="spellEnd"/>
+        <w:t>VPC_NAME=ApacheLabVPC</w:t>
+      </w:r>
+    </w:p>
+    <w:p>
+      <w:pPr>
+        <w:pBdr>
+          <w:top w:val="single" w:sz="4" w:space="1" w:color="auto"/>
+          <w:left w:val="single" w:sz="4" w:space="4" w:color="auto"/>
+          <w:bottom w:val="single" w:sz="4" w:space="1" w:color="auto"/>
+          <w:right w:val="single" w:sz="4" w:space="4" w:color="auto"/>
+        </w:pBdr>
+        <w:shd w:val="clear" w:color="auto" w:fill="F2F2F2" w:themeFill="background1" w:themeFillShade="F2"/>
+        <w:spacing w:line="360" w:lineRule="auto"/>
+        <w:rPr>
+          <w:rFonts w:ascii="Georgia Pro" w:eastAsia="Georgia Pro" w:hAnsi="Georgia Pro" w:cs="Georgia Pro"/>
+          <w:color w:val="000000" w:themeColor="text1"/>
+        </w:rPr>
+      </w:pPr>
+      <w:r>
+        <w:rPr>
+          <w:rFonts w:ascii="Georgia Pro" w:eastAsia="Georgia Pro" w:hAnsi="Georgia Pro" w:cs="Georgia Pro"/>
+          <w:color w:val="000000" w:themeColor="text1"/>
+        </w:rPr>
+        <w:t>SUBNETA_NAME=PublicSubnetA</w:t>
+      </w:r>
+    </w:p>
+    <w:p>
+      <w:pPr>
+        <w:pBdr>
+          <w:top w:val="single" w:sz="4" w:space="1" w:color="auto"/>
+          <w:left w:val="single" w:sz="4" w:space="4" w:color="auto"/>
+          <w:bottom w:val="single" w:sz="4" w:space="1" w:color="auto"/>
+          <w:right w:val="single" w:sz="4" w:space="4" w:color="auto"/>
+        </w:pBdr>
+        <w:shd w:val="clear" w:color="auto" w:fill="F2F2F2" w:themeFill="background1" w:themeFillShade="F2"/>
+        <w:spacing w:line="360" w:lineRule="auto"/>
+        <w:rPr>
+          <w:rFonts w:ascii="Georgia Pro" w:eastAsia="Georgia Pro" w:hAnsi="Georgia Pro" w:cs="Georgia Pro"/>
+          <w:color w:val="000000" w:themeColor="text1"/>
+        </w:rPr>
+      </w:pPr>
+      <w:r>
+        <w:rPr>
+          <w:rFonts w:ascii="Georgia Pro" w:eastAsia="Georgia Pro" w:hAnsi="Georgia Pro" w:cs="Georgia Pro"/>
+          <w:color w:val="000000" w:themeColor="text1"/>
+        </w:rPr>
+        <w:t>SUBNETB_NAME=PublicSubnetB</w:t>
+      </w:r>
+    </w:p>
+    <w:p>
+      <w:pPr>
+        <w:pBdr>
+          <w:top w:val="single" w:sz="4" w:space="1" w:color="auto"/>
+          <w:left w:val="single" w:sz="4" w:space="4" w:color="auto"/>
+          <w:bottom w:val="single" w:sz="4" w:space="1" w:color="auto"/>
+          <w:right w:val="single" w:sz="4" w:space="4" w:color="auto"/>
+        </w:pBdr>
+        <w:shd w:val="clear" w:color="auto" w:fill="F2F2F2" w:themeFill="background1" w:themeFillShade="F2"/>
+        <w:spacing w:line="360" w:lineRule="auto"/>
+        <w:rPr>
+          <w:rFonts w:ascii="Georgia Pro" w:eastAsia="Georgia Pro" w:hAnsi="Georgia Pro" w:cs="Georgia Pro"/>
+          <w:color w:val="000000" w:themeColor="text1"/>
+        </w:rPr>
+      </w:pPr>
+      <w:r>
+        <w:rPr>
+          <w:rFonts w:ascii="Georgia Pro" w:eastAsia="Georgia Pro" w:hAnsi="Georgia Pro" w:cs="Georgia Pro"/>
+          <w:color w:val="000000" w:themeColor="text1"/>
+        </w:rPr>
+        <w:t>IGW_NAME=LabIGW</w:t>
+      </w:r>
+    </w:p>
+    <w:p>
+      <w:pPr>
+        <w:pBdr>
+          <w:top w:val="single" w:sz="4" w:space="1" w:color="auto"/>
+          <w:left w:val="single" w:sz="4" w:space="4" w:color="auto"/>
+          <w:bottom w:val="single" w:sz="4" w:space="1" w:color="auto"/>
+          <w:right w:val="single" w:sz="4" w:space="4" w:color="auto"/>
+        </w:pBdr>
+        <w:shd w:val="clear" w:color="auto" w:fill="F2F2F2" w:themeFill="background1" w:themeFillShade="F2"/>
+        <w:spacing w:line="360" w:lineRule="auto"/>
+        <w:rPr>
+          <w:rFonts w:ascii="Georgia Pro" w:eastAsia="Georgia Pro" w:hAnsi="Georgia Pro" w:cs="Georgia Pro"/>
+          <w:color w:val="000000" w:themeColor="text1"/>
+        </w:rPr>
+      </w:pPr>
+      <w:r>
+        <w:rPr>
+          <w:rFonts w:ascii="Georgia Pro" w:eastAsia="Georgia Pro" w:hAnsi="Georgia Pro" w:cs="Georgia Pro"/>
+          <w:color w:val="000000" w:themeColor="text1"/>
+        </w:rPr>
+        <w:t>ROUTE_TABLE_NAME=PublicRouteTable</w:t>
+      </w:r>
+    </w:p>
+    <w:p>
+      <w:pPr>
+        <w:pBdr>
+          <w:top w:val="single" w:sz="4" w:space="1" w:color="auto"/>
+          <w:left w:val="single" w:sz="4" w:space="4" w:color="auto"/>
+          <w:bottom w:val="single" w:sz="4" w:space="1" w:color="auto"/>
+          <w:right w:val="single" w:sz="4" w:space="4" w:color="auto"/>
+        </w:pBdr>
+        <w:shd w:val="clear" w:color="auto" w:fill="F2F2F2" w:themeFill="background1" w:themeFillShade="F2"/>
+        <w:spacing w:line="360" w:lineRule="auto"/>
+        <w:rPr>
+          <w:rFonts w:ascii="Georgia Pro" w:eastAsia="Georgia Pro" w:hAnsi="Georgia Pro" w:cs="Georgia Pro"/>
+          <w:color w:val="000000" w:themeColor="text1"/>
+        </w:rPr>
+      </w:pPr>
+      <w:r>
+        <w:rPr>
+          <w:rFonts w:ascii="Georgia Pro" w:eastAsia="Georgia Pro" w:hAnsi="Georgia Pro" w:cs="Georgia Pro"/>
+          <w:color w:val="000000" w:themeColor="text1"/>
+        </w:rPr>
+        <w:t>SG_NAME=ApacheSG</w:t>
+      </w:r>
     </w:p>
     <w:p>
       <w:pPr>
@@ -1320,49 +1423,31 @@
           <w:rFonts w:ascii="Georgia Pro" w:eastAsia="Georgia Pro" w:hAnsi="Georgia Pro" w:cs="Georgia Pro"/>
           <w:color w:val="000000" w:themeColor="text1"/>
         </w:rPr>
-        <w:t>TG_NAME=</w:t>
-      </w:r>
-      <w:proofErr w:type="spellStart"/>
-      <w:r>
-        <w:rPr>
-          <w:rFonts w:ascii="Georgia Pro" w:eastAsia="Georgia Pro" w:hAnsi="Georgia Pro" w:cs="Georgia Pro"/>
-          <w:color w:val="000000" w:themeColor="text1"/>
-        </w:rPr>
-        <w:t>ApacheTG</w:t>
-      </w:r>
-      <w:proofErr w:type="spellEnd"/>
-    </w:p>
-    <w:p>
-      <w:pPr>
-        <w:pBdr>
-          <w:top w:val="single" w:sz="4" w:space="1" w:color="auto"/>
-          <w:left w:val="single" w:sz="4" w:space="4" w:color="auto"/>
-          <w:bottom w:val="single" w:sz="4" w:space="1" w:color="auto"/>
-          <w:right w:val="single" w:sz="4" w:space="4" w:color="auto"/>
-        </w:pBdr>
-        <w:shd w:val="clear" w:color="auto" w:fill="F2F2F2" w:themeFill="background1" w:themeFillShade="F2"/>
-        <w:spacing w:line="360" w:lineRule="auto"/>
-        <w:rPr>
-          <w:rFonts w:ascii="Georgia Pro" w:eastAsia="Georgia Pro" w:hAnsi="Georgia Pro" w:cs="Georgia Pro"/>
-          <w:color w:val="000000" w:themeColor="text1"/>
-        </w:rPr>
-      </w:pPr>
-      <w:r>
-        <w:rPr>
-          <w:rFonts w:ascii="Georgia Pro" w:eastAsia="Georgia Pro" w:hAnsi="Georgia Pro" w:cs="Georgia Pro"/>
-          <w:color w:val="000000" w:themeColor="text1"/>
-        </w:rPr>
-        <w:t>LB_NAME=</w:t>
-      </w:r>
-      <w:proofErr w:type="spellStart"/>
-      <w:r>
-        <w:rPr>
-          <w:rFonts w:ascii="Georgia Pro" w:eastAsia="Georgia Pro" w:hAnsi="Georgia Pro" w:cs="Georgia Pro"/>
-          <w:color w:val="000000" w:themeColor="text1"/>
-        </w:rPr>
-        <w:t>ApacheALB</w:t>
-      </w:r>
-      <w:proofErr w:type="spellEnd"/>
+        <w:t>TG_NAME=ApacheTG</w:t>
+      </w:r>
+    </w:p>
+    <w:p>
+      <w:pPr>
+        <w:pBdr>
+          <w:top w:val="single" w:sz="4" w:space="1" w:color="auto"/>
+          <w:left w:val="single" w:sz="4" w:space="4" w:color="auto"/>
+          <w:bottom w:val="single" w:sz="4" w:space="1" w:color="auto"/>
+          <w:right w:val="single" w:sz="4" w:space="4" w:color="auto"/>
+        </w:pBdr>
+        <w:shd w:val="clear" w:color="auto" w:fill="F2F2F2" w:themeFill="background1" w:themeFillShade="F2"/>
+        <w:spacing w:line="360" w:lineRule="auto"/>
+        <w:rPr>
+          <w:rFonts w:ascii="Georgia Pro" w:eastAsia="Georgia Pro" w:hAnsi="Georgia Pro" w:cs="Georgia Pro"/>
+          <w:color w:val="000000" w:themeColor="text1"/>
+        </w:rPr>
+      </w:pPr>
+      <w:r>
+        <w:rPr>
+          <w:rFonts w:ascii="Georgia Pro" w:eastAsia="Georgia Pro" w:hAnsi="Georgia Pro" w:cs="Georgia Pro"/>
+          <w:color w:val="000000" w:themeColor="text1"/>
+        </w:rPr>
+        <w:t>LB_NAME=ApacheALB</w:t>
+      </w:r>
     </w:p>
     <w:p>
       <w:pPr>
@@ -1393,39 +1478,7 @@
           <w:rFonts w:ascii="Georgia Pro" w:eastAsia="Georgia Pro" w:hAnsi="Georgia Pro" w:cs="Georgia Pro"/>
           <w:color w:val="000000" w:themeColor="text1"/>
         </w:rPr>
-        <w:t>AMI=$(</w:t>
-      </w:r>
-      <w:proofErr w:type="spellStart"/>
-      <w:r>
-        <w:rPr>
-          <w:rFonts w:ascii="Georgia Pro" w:eastAsia="Georgia Pro" w:hAnsi="Georgia Pro" w:cs="Georgia Pro"/>
-          <w:color w:val="000000" w:themeColor="text1"/>
-        </w:rPr>
-        <w:t>aws</w:t>
-      </w:r>
-      <w:proofErr w:type="spellEnd"/>
-      <w:r>
-        <w:rPr>
-          <w:rFonts w:ascii="Georgia Pro" w:eastAsia="Georgia Pro" w:hAnsi="Georgia Pro" w:cs="Georgia Pro"/>
-          <w:color w:val="000000" w:themeColor="text1"/>
-        </w:rPr>
-        <w:t xml:space="preserve"> </w:t>
-      </w:r>
-      <w:proofErr w:type="spellStart"/>
-      <w:r>
-        <w:rPr>
-          <w:rFonts w:ascii="Georgia Pro" w:eastAsia="Georgia Pro" w:hAnsi="Georgia Pro" w:cs="Georgia Pro"/>
-          <w:color w:val="000000" w:themeColor="text1"/>
-        </w:rPr>
-        <w:t>ssm</w:t>
-      </w:r>
-      <w:proofErr w:type="spellEnd"/>
-      <w:r>
-        <w:rPr>
-          <w:rFonts w:ascii="Georgia Pro" w:eastAsia="Georgia Pro" w:hAnsi="Georgia Pro" w:cs="Georgia Pro"/>
-          <w:color w:val="000000" w:themeColor="text1"/>
-        </w:rPr>
-        <w:t xml:space="preserve"> get-parameters \</w:t>
+        <w:t>AMI=$(aws ssm get-parameters \</w:t>
       </w:r>
     </w:p>
     <w:p>
@@ -1471,39 +1524,7 @@
           <w:rFonts w:ascii="Georgia Pro" w:eastAsia="Georgia Pro" w:hAnsi="Georgia Pro" w:cs="Georgia Pro"/>
           <w:color w:val="000000" w:themeColor="text1"/>
         </w:rPr>
-        <w:t>--query "</w:t>
-      </w:r>
-      <w:proofErr w:type="gramStart"/>
-      <w:r>
-        <w:rPr>
-          <w:rFonts w:ascii="Georgia Pro" w:eastAsia="Georgia Pro" w:hAnsi="Georgia Pro" w:cs="Georgia Pro"/>
-          <w:color w:val="000000" w:themeColor="text1"/>
-        </w:rPr>
-        <w:t>Parameters[</w:t>
-      </w:r>
-      <w:proofErr w:type="gramEnd"/>
-      <w:r>
-        <w:rPr>
-          <w:rFonts w:ascii="Georgia Pro" w:eastAsia="Georgia Pro" w:hAnsi="Georgia Pro" w:cs="Georgia Pro"/>
-          <w:color w:val="000000" w:themeColor="text1"/>
-        </w:rPr>
-        <w:t>0</w:t>
-      </w:r>
-      <w:proofErr w:type="gramStart"/>
-      <w:r>
-        <w:rPr>
-          <w:rFonts w:ascii="Georgia Pro" w:eastAsia="Georgia Pro" w:hAnsi="Georgia Pro" w:cs="Georgia Pro"/>
-          <w:color w:val="000000" w:themeColor="text1"/>
-        </w:rPr>
-        <w:t>].Value</w:t>
-      </w:r>
-      <w:proofErr w:type="gramEnd"/>
-      <w:r>
-        <w:rPr>
-          <w:rFonts w:ascii="Georgia Pro" w:eastAsia="Georgia Pro" w:hAnsi="Georgia Pro" w:cs="Georgia Pro"/>
-          <w:color w:val="000000" w:themeColor="text1"/>
-        </w:rPr>
-        <w:t>" \</w:t>
+        <w:t>--query "Parameters[0].Value" \</w:t>
       </w:r>
     </w:p>
     <w:p>
@@ -1543,7 +1564,7 @@
           <w:color w:val="000000" w:themeColor="text1"/>
         </w:rPr>
         <w:pict w14:anchorId="4A8573F2">
-          <v:rect id="_x0000_i1188" style="width:0;height:1.5pt" o:hralign="center" o:hrstd="t" o:hr="t" fillcolor="#a0a0a0" stroked="f"/>
+          <v:rect id="_x0000_i1030" style="width:0;height:1.5pt" o:hralign="center" o:hrstd="t" o:hr="t" fillcolor="#a0a0a0" stroked="f"/>
         </w:pict>
       </w:r>
     </w:p>
@@ -1607,117 +1628,53 @@
           <w:rFonts w:ascii="Georgia Pro" w:eastAsia="Georgia Pro" w:hAnsi="Georgia Pro" w:cs="Georgia Pro"/>
           <w:color w:val="000000" w:themeColor="text1"/>
         </w:rPr>
-        <w:t>VPC_ID=$(</w:t>
-      </w:r>
-      <w:proofErr w:type="spellStart"/>
-      <w:r>
-        <w:rPr>
-          <w:rFonts w:ascii="Georgia Pro" w:eastAsia="Georgia Pro" w:hAnsi="Georgia Pro" w:cs="Georgia Pro"/>
-          <w:color w:val="000000" w:themeColor="text1"/>
-        </w:rPr>
-        <w:t>aws</w:t>
-      </w:r>
-      <w:proofErr w:type="spellEnd"/>
-      <w:r>
-        <w:rPr>
-          <w:rFonts w:ascii="Georgia Pro" w:eastAsia="Georgia Pro" w:hAnsi="Georgia Pro" w:cs="Georgia Pro"/>
-          <w:color w:val="000000" w:themeColor="text1"/>
-        </w:rPr>
-        <w:t xml:space="preserve"> ec2 create-</w:t>
-      </w:r>
-      <w:proofErr w:type="spellStart"/>
-      <w:r>
-        <w:rPr>
-          <w:rFonts w:ascii="Georgia Pro" w:eastAsia="Georgia Pro" w:hAnsi="Georgia Pro" w:cs="Georgia Pro"/>
-          <w:color w:val="000000" w:themeColor="text1"/>
-        </w:rPr>
-        <w:t>vpc</w:t>
-      </w:r>
-      <w:proofErr w:type="spellEnd"/>
-      <w:r>
-        <w:rPr>
-          <w:rFonts w:ascii="Georgia Pro" w:eastAsia="Georgia Pro" w:hAnsi="Georgia Pro" w:cs="Georgia Pro"/>
-          <w:color w:val="000000" w:themeColor="text1"/>
-        </w:rPr>
-        <w:t xml:space="preserve"> \</w:t>
-      </w:r>
-    </w:p>
-    <w:p>
-      <w:pPr>
-        <w:pBdr>
-          <w:top w:val="single" w:sz="4" w:space="1" w:color="auto"/>
-          <w:left w:val="single" w:sz="4" w:space="4" w:color="auto"/>
-          <w:bottom w:val="single" w:sz="4" w:space="1" w:color="auto"/>
-          <w:right w:val="single" w:sz="4" w:space="4" w:color="auto"/>
-        </w:pBdr>
-        <w:shd w:val="clear" w:color="auto" w:fill="F2F2F2" w:themeFill="background1" w:themeFillShade="F2"/>
-        <w:spacing w:line="360" w:lineRule="auto"/>
-        <w:rPr>
-          <w:rFonts w:ascii="Georgia Pro" w:eastAsia="Georgia Pro" w:hAnsi="Georgia Pro" w:cs="Georgia Pro"/>
-          <w:color w:val="000000" w:themeColor="text1"/>
-        </w:rPr>
-      </w:pPr>
-      <w:r>
-        <w:rPr>
-          <w:rFonts w:ascii="Georgia Pro" w:eastAsia="Georgia Pro" w:hAnsi="Georgia Pro" w:cs="Georgia Pro"/>
-          <w:color w:val="000000" w:themeColor="text1"/>
-        </w:rPr>
-        <w:t>--</w:t>
-      </w:r>
-      <w:proofErr w:type="spellStart"/>
-      <w:r>
-        <w:rPr>
-          <w:rFonts w:ascii="Georgia Pro" w:eastAsia="Georgia Pro" w:hAnsi="Georgia Pro" w:cs="Georgia Pro"/>
-          <w:color w:val="000000" w:themeColor="text1"/>
-        </w:rPr>
-        <w:t>cidr</w:t>
-      </w:r>
-      <w:proofErr w:type="spellEnd"/>
-      <w:r>
-        <w:rPr>
-          <w:rFonts w:ascii="Georgia Pro" w:eastAsia="Georgia Pro" w:hAnsi="Georgia Pro" w:cs="Georgia Pro"/>
-          <w:color w:val="000000" w:themeColor="text1"/>
-        </w:rPr>
-        <w:t>-block 10.0.0.0/16 \</w:t>
-      </w:r>
-    </w:p>
-    <w:p>
-      <w:pPr>
-        <w:pBdr>
-          <w:top w:val="single" w:sz="4" w:space="1" w:color="auto"/>
-          <w:left w:val="single" w:sz="4" w:space="4" w:color="auto"/>
-          <w:bottom w:val="single" w:sz="4" w:space="1" w:color="auto"/>
-          <w:right w:val="single" w:sz="4" w:space="4" w:color="auto"/>
-        </w:pBdr>
-        <w:shd w:val="clear" w:color="auto" w:fill="F2F2F2" w:themeFill="background1" w:themeFillShade="F2"/>
-        <w:spacing w:line="360" w:lineRule="auto"/>
-        <w:rPr>
-          <w:rFonts w:ascii="Georgia Pro" w:eastAsia="Georgia Pro" w:hAnsi="Georgia Pro" w:cs="Georgia Pro"/>
-          <w:color w:val="000000" w:themeColor="text1"/>
-        </w:rPr>
-      </w:pPr>
-      <w:r>
-        <w:rPr>
-          <w:rFonts w:ascii="Georgia Pro" w:eastAsia="Georgia Pro" w:hAnsi="Georgia Pro" w:cs="Georgia Pro"/>
-          <w:color w:val="000000" w:themeColor="text1"/>
-        </w:rPr>
-        <w:t>--query "</w:t>
-      </w:r>
-      <w:proofErr w:type="spellStart"/>
-      <w:r>
-        <w:rPr>
-          <w:rFonts w:ascii="Georgia Pro" w:eastAsia="Georgia Pro" w:hAnsi="Georgia Pro" w:cs="Georgia Pro"/>
-          <w:color w:val="000000" w:themeColor="text1"/>
-        </w:rPr>
-        <w:t>Vpc.VpcId</w:t>
-      </w:r>
-      <w:proofErr w:type="spellEnd"/>
-      <w:r>
-        <w:rPr>
-          <w:rFonts w:ascii="Georgia Pro" w:eastAsia="Georgia Pro" w:hAnsi="Georgia Pro" w:cs="Georgia Pro"/>
-          <w:color w:val="000000" w:themeColor="text1"/>
-        </w:rPr>
-        <w:t>" \</w:t>
+        <w:t>VPC_ID=$(aws ec2 create-vpc \</w:t>
+      </w:r>
+    </w:p>
+    <w:p>
+      <w:pPr>
+        <w:pBdr>
+          <w:top w:val="single" w:sz="4" w:space="1" w:color="auto"/>
+          <w:left w:val="single" w:sz="4" w:space="4" w:color="auto"/>
+          <w:bottom w:val="single" w:sz="4" w:space="1" w:color="auto"/>
+          <w:right w:val="single" w:sz="4" w:space="4" w:color="auto"/>
+        </w:pBdr>
+        <w:shd w:val="clear" w:color="auto" w:fill="F2F2F2" w:themeFill="background1" w:themeFillShade="F2"/>
+        <w:spacing w:line="360" w:lineRule="auto"/>
+        <w:rPr>
+          <w:rFonts w:ascii="Georgia Pro" w:eastAsia="Georgia Pro" w:hAnsi="Georgia Pro" w:cs="Georgia Pro"/>
+          <w:color w:val="000000" w:themeColor="text1"/>
+        </w:rPr>
+      </w:pPr>
+      <w:r>
+        <w:rPr>
+          <w:rFonts w:ascii="Georgia Pro" w:eastAsia="Georgia Pro" w:hAnsi="Georgia Pro" w:cs="Georgia Pro"/>
+          <w:color w:val="000000" w:themeColor="text1"/>
+        </w:rPr>
+        <w:t>--cidr-block 10.0.0.0/16 \</w:t>
+      </w:r>
+    </w:p>
+    <w:p>
+      <w:pPr>
+        <w:pBdr>
+          <w:top w:val="single" w:sz="4" w:space="1" w:color="auto"/>
+          <w:left w:val="single" w:sz="4" w:space="4" w:color="auto"/>
+          <w:bottom w:val="single" w:sz="4" w:space="1" w:color="auto"/>
+          <w:right w:val="single" w:sz="4" w:space="4" w:color="auto"/>
+        </w:pBdr>
+        <w:shd w:val="clear" w:color="auto" w:fill="F2F2F2" w:themeFill="background1" w:themeFillShade="F2"/>
+        <w:spacing w:line="360" w:lineRule="auto"/>
+        <w:rPr>
+          <w:rFonts w:ascii="Georgia Pro" w:eastAsia="Georgia Pro" w:hAnsi="Georgia Pro" w:cs="Georgia Pro"/>
+          <w:color w:val="000000" w:themeColor="text1"/>
+        </w:rPr>
+      </w:pPr>
+      <w:r>
+        <w:rPr>
+          <w:rFonts w:ascii="Georgia Pro" w:eastAsia="Georgia Pro" w:hAnsi="Georgia Pro" w:cs="Georgia Pro"/>
+          <w:color w:val="000000" w:themeColor="text1"/>
+        </w:rPr>
+        <w:t>--query "Vpc.VpcId" \</w:t>
       </w:r>
     </w:p>
     <w:p>
@@ -1774,115 +1731,58 @@
           <w:color w:val="000000" w:themeColor="text1"/>
         </w:rPr>
       </w:pPr>
-      <w:proofErr w:type="spellStart"/>
-      <w:r>
-        <w:rPr>
-          <w:rFonts w:ascii="Georgia Pro" w:eastAsia="Georgia Pro" w:hAnsi="Georgia Pro" w:cs="Georgia Pro"/>
-          <w:color w:val="000000" w:themeColor="text1"/>
-        </w:rPr>
-        <w:t>aws</w:t>
-      </w:r>
-      <w:proofErr w:type="spellEnd"/>
-      <w:r>
-        <w:rPr>
-          <w:rFonts w:ascii="Georgia Pro" w:eastAsia="Georgia Pro" w:hAnsi="Georgia Pro" w:cs="Georgia Pro"/>
-          <w:color w:val="000000" w:themeColor="text1"/>
-        </w:rPr>
-        <w:t xml:space="preserve"> ec2 modify-</w:t>
-      </w:r>
-      <w:proofErr w:type="spellStart"/>
-      <w:r>
-        <w:rPr>
-          <w:rFonts w:ascii="Georgia Pro" w:eastAsia="Georgia Pro" w:hAnsi="Georgia Pro" w:cs="Georgia Pro"/>
-          <w:color w:val="000000" w:themeColor="text1"/>
-        </w:rPr>
-        <w:t>vpc</w:t>
-      </w:r>
-      <w:proofErr w:type="spellEnd"/>
-      <w:r>
-        <w:rPr>
-          <w:rFonts w:ascii="Georgia Pro" w:eastAsia="Georgia Pro" w:hAnsi="Georgia Pro" w:cs="Georgia Pro"/>
-          <w:color w:val="000000" w:themeColor="text1"/>
-        </w:rPr>
-        <w:t>-attribute \</w:t>
-      </w:r>
-    </w:p>
-    <w:p>
-      <w:pPr>
-        <w:pBdr>
-          <w:top w:val="single" w:sz="4" w:space="1" w:color="auto"/>
-          <w:left w:val="single" w:sz="4" w:space="4" w:color="auto"/>
-          <w:bottom w:val="single" w:sz="4" w:space="1" w:color="auto"/>
-          <w:right w:val="single" w:sz="4" w:space="4" w:color="auto"/>
-        </w:pBdr>
-        <w:shd w:val="clear" w:color="auto" w:fill="F2F2F2" w:themeFill="background1" w:themeFillShade="F2"/>
-        <w:spacing w:line="360" w:lineRule="auto"/>
-        <w:rPr>
-          <w:rFonts w:ascii="Georgia Pro" w:eastAsia="Georgia Pro" w:hAnsi="Georgia Pro" w:cs="Georgia Pro"/>
-          <w:color w:val="000000" w:themeColor="text1"/>
-        </w:rPr>
-      </w:pPr>
-      <w:r>
-        <w:rPr>
-          <w:rFonts w:ascii="Georgia Pro" w:eastAsia="Georgia Pro" w:hAnsi="Georgia Pro" w:cs="Georgia Pro"/>
-          <w:color w:val="000000" w:themeColor="text1"/>
-        </w:rPr>
-        <w:t>--</w:t>
-      </w:r>
-      <w:proofErr w:type="spellStart"/>
-      <w:r>
-        <w:rPr>
-          <w:rFonts w:ascii="Georgia Pro" w:eastAsia="Georgia Pro" w:hAnsi="Georgia Pro" w:cs="Georgia Pro"/>
-          <w:color w:val="000000" w:themeColor="text1"/>
-        </w:rPr>
-        <w:t>vpc</w:t>
-      </w:r>
-      <w:proofErr w:type="spellEnd"/>
-      <w:r>
-        <w:rPr>
-          <w:rFonts w:ascii="Georgia Pro" w:eastAsia="Georgia Pro" w:hAnsi="Georgia Pro" w:cs="Georgia Pro"/>
-          <w:color w:val="000000" w:themeColor="text1"/>
-        </w:rPr>
-        <w:t>-id $VPC_ID \</w:t>
-      </w:r>
-    </w:p>
-    <w:p>
-      <w:pPr>
-        <w:pBdr>
-          <w:top w:val="single" w:sz="4" w:space="1" w:color="auto"/>
-          <w:left w:val="single" w:sz="4" w:space="4" w:color="auto"/>
-          <w:bottom w:val="single" w:sz="4" w:space="1" w:color="auto"/>
-          <w:right w:val="single" w:sz="4" w:space="4" w:color="auto"/>
-        </w:pBdr>
-        <w:shd w:val="clear" w:color="auto" w:fill="F2F2F2" w:themeFill="background1" w:themeFillShade="F2"/>
-        <w:spacing w:line="360" w:lineRule="auto"/>
-        <w:rPr>
-          <w:rFonts w:ascii="Georgia Pro" w:eastAsia="Georgia Pro" w:hAnsi="Georgia Pro" w:cs="Georgia Pro"/>
-          <w:color w:val="000000" w:themeColor="text1"/>
-        </w:rPr>
-      </w:pPr>
-      <w:r>
-        <w:rPr>
-          <w:rFonts w:ascii="Georgia Pro" w:eastAsia="Georgia Pro" w:hAnsi="Georgia Pro" w:cs="Georgia Pro"/>
-          <w:color w:val="000000" w:themeColor="text1"/>
-        </w:rPr>
-        <w:t>--enable-</w:t>
-      </w:r>
-      <w:proofErr w:type="spellStart"/>
-      <w:r>
-        <w:rPr>
-          <w:rFonts w:ascii="Georgia Pro" w:eastAsia="Georgia Pro" w:hAnsi="Georgia Pro" w:cs="Georgia Pro"/>
-          <w:color w:val="000000" w:themeColor="text1"/>
-        </w:rPr>
-        <w:t>dns</w:t>
-      </w:r>
-      <w:proofErr w:type="spellEnd"/>
-      <w:r>
-        <w:rPr>
-          <w:rFonts w:ascii="Georgia Pro" w:eastAsia="Georgia Pro" w:hAnsi="Georgia Pro" w:cs="Georgia Pro"/>
-          <w:color w:val="000000" w:themeColor="text1"/>
-        </w:rPr>
-        <w:t>-support</w:t>
+      <w:r>
+        <w:rPr>
+          <w:rFonts w:ascii="Georgia Pro" w:eastAsia="Georgia Pro" w:hAnsi="Georgia Pro" w:cs="Georgia Pro"/>
+          <w:color w:val="000000" w:themeColor="text1"/>
+        </w:rPr>
+        <w:t>aws ec2 modify-vpc-attribute \</w:t>
+      </w:r>
+    </w:p>
+    <w:p>
+      <w:pPr>
+        <w:pBdr>
+          <w:top w:val="single" w:sz="4" w:space="1" w:color="auto"/>
+          <w:left w:val="single" w:sz="4" w:space="4" w:color="auto"/>
+          <w:bottom w:val="single" w:sz="4" w:space="1" w:color="auto"/>
+          <w:right w:val="single" w:sz="4" w:space="4" w:color="auto"/>
+        </w:pBdr>
+        <w:shd w:val="clear" w:color="auto" w:fill="F2F2F2" w:themeFill="background1" w:themeFillShade="F2"/>
+        <w:spacing w:line="360" w:lineRule="auto"/>
+        <w:rPr>
+          <w:rFonts w:ascii="Georgia Pro" w:eastAsia="Georgia Pro" w:hAnsi="Georgia Pro" w:cs="Georgia Pro"/>
+          <w:color w:val="000000" w:themeColor="text1"/>
+        </w:rPr>
+      </w:pPr>
+      <w:r>
+        <w:rPr>
+          <w:rFonts w:ascii="Georgia Pro" w:eastAsia="Georgia Pro" w:hAnsi="Georgia Pro" w:cs="Georgia Pro"/>
+          <w:color w:val="000000" w:themeColor="text1"/>
+        </w:rPr>
+        <w:t>--vpc-id $VPC_ID \</w:t>
+      </w:r>
+    </w:p>
+    <w:p>
+      <w:pPr>
+        <w:pBdr>
+          <w:top w:val="single" w:sz="4" w:space="1" w:color="auto"/>
+          <w:left w:val="single" w:sz="4" w:space="4" w:color="auto"/>
+          <w:bottom w:val="single" w:sz="4" w:space="1" w:color="auto"/>
+          <w:right w:val="single" w:sz="4" w:space="4" w:color="auto"/>
+        </w:pBdr>
+        <w:shd w:val="clear" w:color="auto" w:fill="F2F2F2" w:themeFill="background1" w:themeFillShade="F2"/>
+        <w:spacing w:line="360" w:lineRule="auto"/>
+        <w:rPr>
+          <w:rFonts w:ascii="Georgia Pro" w:eastAsia="Georgia Pro" w:hAnsi="Georgia Pro" w:cs="Georgia Pro"/>
+          <w:color w:val="000000" w:themeColor="text1"/>
+        </w:rPr>
+      </w:pPr>
+      <w:r>
+        <w:rPr>
+          <w:rFonts w:ascii="Georgia Pro" w:eastAsia="Georgia Pro" w:hAnsi="Georgia Pro" w:cs="Georgia Pro"/>
+          <w:color w:val="000000" w:themeColor="text1"/>
+        </w:rPr>
+        <w:t>--enable-dns-support</w:t>
       </w:r>
     </w:p>
     <w:p>
@@ -1909,115 +1809,58 @@
           <w:color w:val="000000" w:themeColor="text1"/>
         </w:rPr>
       </w:pPr>
-      <w:proofErr w:type="spellStart"/>
-      <w:r>
-        <w:rPr>
-          <w:rFonts w:ascii="Georgia Pro" w:eastAsia="Georgia Pro" w:hAnsi="Georgia Pro" w:cs="Georgia Pro"/>
-          <w:color w:val="000000" w:themeColor="text1"/>
-        </w:rPr>
-        <w:t>aws</w:t>
-      </w:r>
-      <w:proofErr w:type="spellEnd"/>
-      <w:r>
-        <w:rPr>
-          <w:rFonts w:ascii="Georgia Pro" w:eastAsia="Georgia Pro" w:hAnsi="Georgia Pro" w:cs="Georgia Pro"/>
-          <w:color w:val="000000" w:themeColor="text1"/>
-        </w:rPr>
-        <w:t xml:space="preserve"> ec2 modify-</w:t>
-      </w:r>
-      <w:proofErr w:type="spellStart"/>
-      <w:r>
-        <w:rPr>
-          <w:rFonts w:ascii="Georgia Pro" w:eastAsia="Georgia Pro" w:hAnsi="Georgia Pro" w:cs="Georgia Pro"/>
-          <w:color w:val="000000" w:themeColor="text1"/>
-        </w:rPr>
-        <w:t>vpc</w:t>
-      </w:r>
-      <w:proofErr w:type="spellEnd"/>
-      <w:r>
-        <w:rPr>
-          <w:rFonts w:ascii="Georgia Pro" w:eastAsia="Georgia Pro" w:hAnsi="Georgia Pro" w:cs="Georgia Pro"/>
-          <w:color w:val="000000" w:themeColor="text1"/>
-        </w:rPr>
-        <w:t>-attribute \</w:t>
-      </w:r>
-    </w:p>
-    <w:p>
-      <w:pPr>
-        <w:pBdr>
-          <w:top w:val="single" w:sz="4" w:space="1" w:color="auto"/>
-          <w:left w:val="single" w:sz="4" w:space="4" w:color="auto"/>
-          <w:bottom w:val="single" w:sz="4" w:space="1" w:color="auto"/>
-          <w:right w:val="single" w:sz="4" w:space="4" w:color="auto"/>
-        </w:pBdr>
-        <w:shd w:val="clear" w:color="auto" w:fill="F2F2F2" w:themeFill="background1" w:themeFillShade="F2"/>
-        <w:spacing w:line="360" w:lineRule="auto"/>
-        <w:rPr>
-          <w:rFonts w:ascii="Georgia Pro" w:eastAsia="Georgia Pro" w:hAnsi="Georgia Pro" w:cs="Georgia Pro"/>
-          <w:color w:val="000000" w:themeColor="text1"/>
-        </w:rPr>
-      </w:pPr>
-      <w:r>
-        <w:rPr>
-          <w:rFonts w:ascii="Georgia Pro" w:eastAsia="Georgia Pro" w:hAnsi="Georgia Pro" w:cs="Georgia Pro"/>
-          <w:color w:val="000000" w:themeColor="text1"/>
-        </w:rPr>
-        <w:t>--</w:t>
-      </w:r>
-      <w:proofErr w:type="spellStart"/>
-      <w:r>
-        <w:rPr>
-          <w:rFonts w:ascii="Georgia Pro" w:eastAsia="Georgia Pro" w:hAnsi="Georgia Pro" w:cs="Georgia Pro"/>
-          <w:color w:val="000000" w:themeColor="text1"/>
-        </w:rPr>
-        <w:t>vpc</w:t>
-      </w:r>
-      <w:proofErr w:type="spellEnd"/>
-      <w:r>
-        <w:rPr>
-          <w:rFonts w:ascii="Georgia Pro" w:eastAsia="Georgia Pro" w:hAnsi="Georgia Pro" w:cs="Georgia Pro"/>
-          <w:color w:val="000000" w:themeColor="text1"/>
-        </w:rPr>
-        <w:t>-id $VPC_ID \</w:t>
-      </w:r>
-    </w:p>
-    <w:p>
-      <w:pPr>
-        <w:pBdr>
-          <w:top w:val="single" w:sz="4" w:space="1" w:color="auto"/>
-          <w:left w:val="single" w:sz="4" w:space="4" w:color="auto"/>
-          <w:bottom w:val="single" w:sz="4" w:space="1" w:color="auto"/>
-          <w:right w:val="single" w:sz="4" w:space="4" w:color="auto"/>
-        </w:pBdr>
-        <w:shd w:val="clear" w:color="auto" w:fill="F2F2F2" w:themeFill="background1" w:themeFillShade="F2"/>
-        <w:spacing w:line="360" w:lineRule="auto"/>
-        <w:rPr>
-          <w:rFonts w:ascii="Georgia Pro" w:eastAsia="Georgia Pro" w:hAnsi="Georgia Pro" w:cs="Georgia Pro"/>
-          <w:color w:val="000000" w:themeColor="text1"/>
-        </w:rPr>
-      </w:pPr>
-      <w:r>
-        <w:rPr>
-          <w:rFonts w:ascii="Georgia Pro" w:eastAsia="Georgia Pro" w:hAnsi="Georgia Pro" w:cs="Georgia Pro"/>
-          <w:color w:val="000000" w:themeColor="text1"/>
-        </w:rPr>
-        <w:t>--enable-</w:t>
-      </w:r>
-      <w:proofErr w:type="spellStart"/>
-      <w:r>
-        <w:rPr>
-          <w:rFonts w:ascii="Georgia Pro" w:eastAsia="Georgia Pro" w:hAnsi="Georgia Pro" w:cs="Georgia Pro"/>
-          <w:color w:val="000000" w:themeColor="text1"/>
-        </w:rPr>
-        <w:t>dns</w:t>
-      </w:r>
-      <w:proofErr w:type="spellEnd"/>
-      <w:r>
-        <w:rPr>
-          <w:rFonts w:ascii="Georgia Pro" w:eastAsia="Georgia Pro" w:hAnsi="Georgia Pro" w:cs="Georgia Pro"/>
-          <w:color w:val="000000" w:themeColor="text1"/>
-        </w:rPr>
-        <w:t>-hostnames</w:t>
+      <w:r>
+        <w:rPr>
+          <w:rFonts w:ascii="Georgia Pro" w:eastAsia="Georgia Pro" w:hAnsi="Georgia Pro" w:cs="Georgia Pro"/>
+          <w:color w:val="000000" w:themeColor="text1"/>
+        </w:rPr>
+        <w:t>aws ec2 modify-vpc-attribute \</w:t>
+      </w:r>
+    </w:p>
+    <w:p>
+      <w:pPr>
+        <w:pBdr>
+          <w:top w:val="single" w:sz="4" w:space="1" w:color="auto"/>
+          <w:left w:val="single" w:sz="4" w:space="4" w:color="auto"/>
+          <w:bottom w:val="single" w:sz="4" w:space="1" w:color="auto"/>
+          <w:right w:val="single" w:sz="4" w:space="4" w:color="auto"/>
+        </w:pBdr>
+        <w:shd w:val="clear" w:color="auto" w:fill="F2F2F2" w:themeFill="background1" w:themeFillShade="F2"/>
+        <w:spacing w:line="360" w:lineRule="auto"/>
+        <w:rPr>
+          <w:rFonts w:ascii="Georgia Pro" w:eastAsia="Georgia Pro" w:hAnsi="Georgia Pro" w:cs="Georgia Pro"/>
+          <w:color w:val="000000" w:themeColor="text1"/>
+        </w:rPr>
+      </w:pPr>
+      <w:r>
+        <w:rPr>
+          <w:rFonts w:ascii="Georgia Pro" w:eastAsia="Georgia Pro" w:hAnsi="Georgia Pro" w:cs="Georgia Pro"/>
+          <w:color w:val="000000" w:themeColor="text1"/>
+        </w:rPr>
+        <w:t>--vpc-id $VPC_ID \</w:t>
+      </w:r>
+    </w:p>
+    <w:p>
+      <w:pPr>
+        <w:pBdr>
+          <w:top w:val="single" w:sz="4" w:space="1" w:color="auto"/>
+          <w:left w:val="single" w:sz="4" w:space="4" w:color="auto"/>
+          <w:bottom w:val="single" w:sz="4" w:space="1" w:color="auto"/>
+          <w:right w:val="single" w:sz="4" w:space="4" w:color="auto"/>
+        </w:pBdr>
+        <w:shd w:val="clear" w:color="auto" w:fill="F2F2F2" w:themeFill="background1" w:themeFillShade="F2"/>
+        <w:spacing w:line="360" w:lineRule="auto"/>
+        <w:rPr>
+          <w:rFonts w:ascii="Georgia Pro" w:eastAsia="Georgia Pro" w:hAnsi="Georgia Pro" w:cs="Georgia Pro"/>
+          <w:color w:val="000000" w:themeColor="text1"/>
+        </w:rPr>
+      </w:pPr>
+      <w:r>
+        <w:rPr>
+          <w:rFonts w:ascii="Georgia Pro" w:eastAsia="Georgia Pro" w:hAnsi="Georgia Pro" w:cs="Georgia Pro"/>
+          <w:color w:val="000000" w:themeColor="text1"/>
+        </w:rPr>
+        <w:t>--enable-dns-hostnames</w:t>
       </w:r>
     </w:p>
     <w:p>
@@ -2034,7 +1877,7 @@
           <w:color w:val="000000" w:themeColor="text1"/>
         </w:rPr>
         <w:pict w14:anchorId="7CBDE486">
-          <v:rect id="_x0000_i1189" style="width:0;height:1.5pt" o:hralign="center" o:hrstd="t" o:hr="t" fillcolor="#a0a0a0" stroked="f"/>
+          <v:rect id="_x0000_i1031" style="width:0;height:1.5pt" o:hralign="center" o:hrstd="t" o:hr="t" fillcolor="#a0a0a0" stroked="f"/>
         </w:pict>
       </w:r>
     </w:p>
@@ -2060,22 +1903,19 @@
     </w:p>
     <w:p>
       <w:pPr>
-        <w:pBdr>
-          <w:top w:val="single" w:sz="4" w:space="1" w:color="auto"/>
-          <w:left w:val="single" w:sz="4" w:space="4" w:color="auto"/>
-          <w:bottom w:val="single" w:sz="4" w:space="1" w:color="auto"/>
-          <w:right w:val="single" w:sz="4" w:space="4" w:color="auto"/>
-        </w:pBdr>
-        <w:shd w:val="clear" w:color="auto" w:fill="F2F2F2" w:themeFill="background1" w:themeFillShade="F2"/>
-        <w:spacing w:line="360" w:lineRule="auto"/>
-        <w:rPr>
-          <w:rFonts w:ascii="Georgia Pro" w:eastAsia="Georgia Pro" w:hAnsi="Georgia Pro" w:cs="Georgia Pro"/>
-          <w:color w:val="000000" w:themeColor="text1"/>
-        </w:rPr>
-      </w:pPr>
-      <w:r>
-        <w:rPr>
-          <w:rFonts w:ascii="Georgia Pro" w:eastAsia="Georgia Pro" w:hAnsi="Georgia Pro" w:cs="Georgia Pro"/>
+        <w:spacing w:before="240" w:after="240" w:line="360" w:lineRule="auto"/>
+        <w:rPr>
+          <w:rFonts w:ascii="Georgia Pro" w:eastAsia="Georgia Pro" w:hAnsi="Georgia Pro" w:cs="Georgia Pro"/>
+          <w:b/>
+          <w:bCs/>
+          <w:color w:val="000000" w:themeColor="text1"/>
+        </w:rPr>
+      </w:pPr>
+      <w:r>
+        <w:rPr>
+          <w:rFonts w:ascii="Georgia Pro" w:eastAsia="Georgia Pro" w:hAnsi="Georgia Pro" w:cs="Georgia Pro"/>
+          <w:b/>
+          <w:bCs/>
           <w:color w:val="000000" w:themeColor="text1"/>
         </w:rPr>
         <w:t>Subnet A</w:t>
@@ -2101,101 +1941,53 @@
           <w:rFonts w:ascii="Georgia Pro" w:eastAsia="Georgia Pro" w:hAnsi="Georgia Pro" w:cs="Georgia Pro"/>
           <w:color w:val="000000" w:themeColor="text1"/>
         </w:rPr>
-        <w:t>SUBNETA=$(</w:t>
-      </w:r>
-      <w:proofErr w:type="spellStart"/>
-      <w:r>
-        <w:rPr>
-          <w:rFonts w:ascii="Georgia Pro" w:eastAsia="Georgia Pro" w:hAnsi="Georgia Pro" w:cs="Georgia Pro"/>
-          <w:color w:val="000000" w:themeColor="text1"/>
-        </w:rPr>
-        <w:t>aws</w:t>
-      </w:r>
-      <w:proofErr w:type="spellEnd"/>
-      <w:r>
-        <w:rPr>
-          <w:rFonts w:ascii="Georgia Pro" w:eastAsia="Georgia Pro" w:hAnsi="Georgia Pro" w:cs="Georgia Pro"/>
-          <w:color w:val="000000" w:themeColor="text1"/>
-        </w:rPr>
-        <w:t xml:space="preserve"> ec2 create-subnet \</w:t>
-      </w:r>
-    </w:p>
-    <w:p>
-      <w:pPr>
-        <w:pBdr>
-          <w:top w:val="single" w:sz="4" w:space="1" w:color="auto"/>
-          <w:left w:val="single" w:sz="4" w:space="4" w:color="auto"/>
-          <w:bottom w:val="single" w:sz="4" w:space="1" w:color="auto"/>
-          <w:right w:val="single" w:sz="4" w:space="4" w:color="auto"/>
-        </w:pBdr>
-        <w:shd w:val="clear" w:color="auto" w:fill="F2F2F2" w:themeFill="background1" w:themeFillShade="F2"/>
-        <w:spacing w:line="360" w:lineRule="auto"/>
-        <w:rPr>
-          <w:rFonts w:ascii="Georgia Pro" w:eastAsia="Georgia Pro" w:hAnsi="Georgia Pro" w:cs="Georgia Pro"/>
-          <w:color w:val="000000" w:themeColor="text1"/>
-        </w:rPr>
-      </w:pPr>
-      <w:r>
-        <w:rPr>
-          <w:rFonts w:ascii="Georgia Pro" w:eastAsia="Georgia Pro" w:hAnsi="Georgia Pro" w:cs="Georgia Pro"/>
-          <w:color w:val="000000" w:themeColor="text1"/>
-        </w:rPr>
-        <w:t>--</w:t>
-      </w:r>
-      <w:proofErr w:type="spellStart"/>
-      <w:r>
-        <w:rPr>
-          <w:rFonts w:ascii="Georgia Pro" w:eastAsia="Georgia Pro" w:hAnsi="Georgia Pro" w:cs="Georgia Pro"/>
-          <w:color w:val="000000" w:themeColor="text1"/>
-        </w:rPr>
-        <w:t>vpc</w:t>
-      </w:r>
-      <w:proofErr w:type="spellEnd"/>
-      <w:r>
-        <w:rPr>
-          <w:rFonts w:ascii="Georgia Pro" w:eastAsia="Georgia Pro" w:hAnsi="Georgia Pro" w:cs="Georgia Pro"/>
-          <w:color w:val="000000" w:themeColor="text1"/>
-        </w:rPr>
-        <w:t>-id $VPC_ID \</w:t>
-      </w:r>
-    </w:p>
-    <w:p>
-      <w:pPr>
-        <w:pBdr>
-          <w:top w:val="single" w:sz="4" w:space="1" w:color="auto"/>
-          <w:left w:val="single" w:sz="4" w:space="4" w:color="auto"/>
-          <w:bottom w:val="single" w:sz="4" w:space="1" w:color="auto"/>
-          <w:right w:val="single" w:sz="4" w:space="4" w:color="auto"/>
-        </w:pBdr>
-        <w:shd w:val="clear" w:color="auto" w:fill="F2F2F2" w:themeFill="background1" w:themeFillShade="F2"/>
-        <w:spacing w:line="360" w:lineRule="auto"/>
-        <w:rPr>
-          <w:rFonts w:ascii="Georgia Pro" w:eastAsia="Georgia Pro" w:hAnsi="Georgia Pro" w:cs="Georgia Pro"/>
-          <w:color w:val="000000" w:themeColor="text1"/>
-        </w:rPr>
-      </w:pPr>
-      <w:r>
-        <w:rPr>
-          <w:rFonts w:ascii="Georgia Pro" w:eastAsia="Georgia Pro" w:hAnsi="Georgia Pro" w:cs="Georgia Pro"/>
-          <w:color w:val="000000" w:themeColor="text1"/>
-        </w:rPr>
-        <w:t>--</w:t>
-      </w:r>
-      <w:proofErr w:type="spellStart"/>
-      <w:r>
-        <w:rPr>
-          <w:rFonts w:ascii="Georgia Pro" w:eastAsia="Georgia Pro" w:hAnsi="Georgia Pro" w:cs="Georgia Pro"/>
-          <w:color w:val="000000" w:themeColor="text1"/>
-        </w:rPr>
-        <w:t>cidr</w:t>
-      </w:r>
-      <w:proofErr w:type="spellEnd"/>
-      <w:r>
-        <w:rPr>
-          <w:rFonts w:ascii="Georgia Pro" w:eastAsia="Georgia Pro" w:hAnsi="Georgia Pro" w:cs="Georgia Pro"/>
-          <w:color w:val="000000" w:themeColor="text1"/>
-        </w:rPr>
-        <w:t>-block 10.0.1.0/24 \</w:t>
+        <w:t>SUBNETA=$(aws ec2 create-subnet \</w:t>
+      </w:r>
+    </w:p>
+    <w:p>
+      <w:pPr>
+        <w:pBdr>
+          <w:top w:val="single" w:sz="4" w:space="1" w:color="auto"/>
+          <w:left w:val="single" w:sz="4" w:space="4" w:color="auto"/>
+          <w:bottom w:val="single" w:sz="4" w:space="1" w:color="auto"/>
+          <w:right w:val="single" w:sz="4" w:space="4" w:color="auto"/>
+        </w:pBdr>
+        <w:shd w:val="clear" w:color="auto" w:fill="F2F2F2" w:themeFill="background1" w:themeFillShade="F2"/>
+        <w:spacing w:line="360" w:lineRule="auto"/>
+        <w:rPr>
+          <w:rFonts w:ascii="Georgia Pro" w:eastAsia="Georgia Pro" w:hAnsi="Georgia Pro" w:cs="Georgia Pro"/>
+          <w:color w:val="000000" w:themeColor="text1"/>
+        </w:rPr>
+      </w:pPr>
+      <w:r>
+        <w:rPr>
+          <w:rFonts w:ascii="Georgia Pro" w:eastAsia="Georgia Pro" w:hAnsi="Georgia Pro" w:cs="Georgia Pro"/>
+          <w:color w:val="000000" w:themeColor="text1"/>
+        </w:rPr>
+        <w:t>--vpc-id $VPC_ID \</w:t>
+      </w:r>
+    </w:p>
+    <w:p>
+      <w:pPr>
+        <w:pBdr>
+          <w:top w:val="single" w:sz="4" w:space="1" w:color="auto"/>
+          <w:left w:val="single" w:sz="4" w:space="4" w:color="auto"/>
+          <w:bottom w:val="single" w:sz="4" w:space="1" w:color="auto"/>
+          <w:right w:val="single" w:sz="4" w:space="4" w:color="auto"/>
+        </w:pBdr>
+        <w:shd w:val="clear" w:color="auto" w:fill="F2F2F2" w:themeFill="background1" w:themeFillShade="F2"/>
+        <w:spacing w:line="360" w:lineRule="auto"/>
+        <w:rPr>
+          <w:rFonts w:ascii="Georgia Pro" w:eastAsia="Georgia Pro" w:hAnsi="Georgia Pro" w:cs="Georgia Pro"/>
+          <w:color w:val="000000" w:themeColor="text1"/>
+        </w:rPr>
+      </w:pPr>
+      <w:r>
+        <w:rPr>
+          <w:rFonts w:ascii="Georgia Pro" w:eastAsia="Georgia Pro" w:hAnsi="Georgia Pro" w:cs="Georgia Pro"/>
+          <w:color w:val="000000" w:themeColor="text1"/>
+        </w:rPr>
+        <w:t>--cidr-block 10.0.1.0/24 \</w:t>
       </w:r>
     </w:p>
     <w:p>
@@ -2241,23 +2033,7 @@
           <w:rFonts w:ascii="Georgia Pro" w:eastAsia="Georgia Pro" w:hAnsi="Georgia Pro" w:cs="Georgia Pro"/>
           <w:color w:val="000000" w:themeColor="text1"/>
         </w:rPr>
-        <w:t>--query "</w:t>
-      </w:r>
-      <w:proofErr w:type="spellStart"/>
-      <w:r>
-        <w:rPr>
-          <w:rFonts w:ascii="Georgia Pro" w:eastAsia="Georgia Pro" w:hAnsi="Georgia Pro" w:cs="Georgia Pro"/>
-          <w:color w:val="000000" w:themeColor="text1"/>
-        </w:rPr>
-        <w:t>Subnet.SubnetId</w:t>
-      </w:r>
-      <w:proofErr w:type="spellEnd"/>
-      <w:r>
-        <w:rPr>
-          <w:rFonts w:ascii="Georgia Pro" w:eastAsia="Georgia Pro" w:hAnsi="Georgia Pro" w:cs="Georgia Pro"/>
-          <w:color w:val="000000" w:themeColor="text1"/>
-        </w:rPr>
-        <w:t>" \</w:t>
+        <w:t>--query "Subnet.SubnetId" \</w:t>
       </w:r>
     </w:p>
     <w:p>
@@ -2335,101 +2111,53 @@
           <w:rFonts w:ascii="Georgia Pro" w:eastAsia="Georgia Pro" w:hAnsi="Georgia Pro" w:cs="Georgia Pro"/>
           <w:color w:val="000000" w:themeColor="text1"/>
         </w:rPr>
-        <w:t>SUBNETB=$(</w:t>
-      </w:r>
-      <w:proofErr w:type="spellStart"/>
-      <w:r>
-        <w:rPr>
-          <w:rFonts w:ascii="Georgia Pro" w:eastAsia="Georgia Pro" w:hAnsi="Georgia Pro" w:cs="Georgia Pro"/>
-          <w:color w:val="000000" w:themeColor="text1"/>
-        </w:rPr>
-        <w:t>aws</w:t>
-      </w:r>
-      <w:proofErr w:type="spellEnd"/>
-      <w:r>
-        <w:rPr>
-          <w:rFonts w:ascii="Georgia Pro" w:eastAsia="Georgia Pro" w:hAnsi="Georgia Pro" w:cs="Georgia Pro"/>
-          <w:color w:val="000000" w:themeColor="text1"/>
-        </w:rPr>
-        <w:t xml:space="preserve"> ec2 create-subnet \</w:t>
-      </w:r>
-    </w:p>
-    <w:p>
-      <w:pPr>
-        <w:pBdr>
-          <w:top w:val="single" w:sz="4" w:space="1" w:color="auto"/>
-          <w:left w:val="single" w:sz="4" w:space="4" w:color="auto"/>
-          <w:bottom w:val="single" w:sz="4" w:space="1" w:color="auto"/>
-          <w:right w:val="single" w:sz="4" w:space="4" w:color="auto"/>
-        </w:pBdr>
-        <w:shd w:val="clear" w:color="auto" w:fill="F2F2F2" w:themeFill="background1" w:themeFillShade="F2"/>
-        <w:spacing w:line="360" w:lineRule="auto"/>
-        <w:rPr>
-          <w:rFonts w:ascii="Georgia Pro" w:eastAsia="Georgia Pro" w:hAnsi="Georgia Pro" w:cs="Georgia Pro"/>
-          <w:color w:val="000000" w:themeColor="text1"/>
-        </w:rPr>
-      </w:pPr>
-      <w:r>
-        <w:rPr>
-          <w:rFonts w:ascii="Georgia Pro" w:eastAsia="Georgia Pro" w:hAnsi="Georgia Pro" w:cs="Georgia Pro"/>
-          <w:color w:val="000000" w:themeColor="text1"/>
-        </w:rPr>
-        <w:t>--</w:t>
-      </w:r>
-      <w:proofErr w:type="spellStart"/>
-      <w:r>
-        <w:rPr>
-          <w:rFonts w:ascii="Georgia Pro" w:eastAsia="Georgia Pro" w:hAnsi="Georgia Pro" w:cs="Georgia Pro"/>
-          <w:color w:val="000000" w:themeColor="text1"/>
-        </w:rPr>
-        <w:t>vpc</w:t>
-      </w:r>
-      <w:proofErr w:type="spellEnd"/>
-      <w:r>
-        <w:rPr>
-          <w:rFonts w:ascii="Georgia Pro" w:eastAsia="Georgia Pro" w:hAnsi="Georgia Pro" w:cs="Georgia Pro"/>
-          <w:color w:val="000000" w:themeColor="text1"/>
-        </w:rPr>
-        <w:t>-id $VPC_ID \</w:t>
-      </w:r>
-    </w:p>
-    <w:p>
-      <w:pPr>
-        <w:pBdr>
-          <w:top w:val="single" w:sz="4" w:space="1" w:color="auto"/>
-          <w:left w:val="single" w:sz="4" w:space="4" w:color="auto"/>
-          <w:bottom w:val="single" w:sz="4" w:space="1" w:color="auto"/>
-          <w:right w:val="single" w:sz="4" w:space="4" w:color="auto"/>
-        </w:pBdr>
-        <w:shd w:val="clear" w:color="auto" w:fill="F2F2F2" w:themeFill="background1" w:themeFillShade="F2"/>
-        <w:spacing w:line="360" w:lineRule="auto"/>
-        <w:rPr>
-          <w:rFonts w:ascii="Georgia Pro" w:eastAsia="Georgia Pro" w:hAnsi="Georgia Pro" w:cs="Georgia Pro"/>
-          <w:color w:val="000000" w:themeColor="text1"/>
-        </w:rPr>
-      </w:pPr>
-      <w:r>
-        <w:rPr>
-          <w:rFonts w:ascii="Georgia Pro" w:eastAsia="Georgia Pro" w:hAnsi="Georgia Pro" w:cs="Georgia Pro"/>
-          <w:color w:val="000000" w:themeColor="text1"/>
-        </w:rPr>
-        <w:t>--</w:t>
-      </w:r>
-      <w:proofErr w:type="spellStart"/>
-      <w:r>
-        <w:rPr>
-          <w:rFonts w:ascii="Georgia Pro" w:eastAsia="Georgia Pro" w:hAnsi="Georgia Pro" w:cs="Georgia Pro"/>
-          <w:color w:val="000000" w:themeColor="text1"/>
-        </w:rPr>
-        <w:t>cidr</w:t>
-      </w:r>
-      <w:proofErr w:type="spellEnd"/>
-      <w:r>
-        <w:rPr>
-          <w:rFonts w:ascii="Georgia Pro" w:eastAsia="Georgia Pro" w:hAnsi="Georgia Pro" w:cs="Georgia Pro"/>
-          <w:color w:val="000000" w:themeColor="text1"/>
-        </w:rPr>
-        <w:t>-block 10.0.2.0/24 \</w:t>
+        <w:t>SUBNETB=$(aws ec2 create-subnet \</w:t>
+      </w:r>
+    </w:p>
+    <w:p>
+      <w:pPr>
+        <w:pBdr>
+          <w:top w:val="single" w:sz="4" w:space="1" w:color="auto"/>
+          <w:left w:val="single" w:sz="4" w:space="4" w:color="auto"/>
+          <w:bottom w:val="single" w:sz="4" w:space="1" w:color="auto"/>
+          <w:right w:val="single" w:sz="4" w:space="4" w:color="auto"/>
+        </w:pBdr>
+        <w:shd w:val="clear" w:color="auto" w:fill="F2F2F2" w:themeFill="background1" w:themeFillShade="F2"/>
+        <w:spacing w:line="360" w:lineRule="auto"/>
+        <w:rPr>
+          <w:rFonts w:ascii="Georgia Pro" w:eastAsia="Georgia Pro" w:hAnsi="Georgia Pro" w:cs="Georgia Pro"/>
+          <w:color w:val="000000" w:themeColor="text1"/>
+        </w:rPr>
+      </w:pPr>
+      <w:r>
+        <w:rPr>
+          <w:rFonts w:ascii="Georgia Pro" w:eastAsia="Georgia Pro" w:hAnsi="Georgia Pro" w:cs="Georgia Pro"/>
+          <w:color w:val="000000" w:themeColor="text1"/>
+        </w:rPr>
+        <w:t>--vpc-id $VPC_ID \</w:t>
+      </w:r>
+    </w:p>
+    <w:p>
+      <w:pPr>
+        <w:pBdr>
+          <w:top w:val="single" w:sz="4" w:space="1" w:color="auto"/>
+          <w:left w:val="single" w:sz="4" w:space="4" w:color="auto"/>
+          <w:bottom w:val="single" w:sz="4" w:space="1" w:color="auto"/>
+          <w:right w:val="single" w:sz="4" w:space="4" w:color="auto"/>
+        </w:pBdr>
+        <w:shd w:val="clear" w:color="auto" w:fill="F2F2F2" w:themeFill="background1" w:themeFillShade="F2"/>
+        <w:spacing w:line="360" w:lineRule="auto"/>
+        <w:rPr>
+          <w:rFonts w:ascii="Georgia Pro" w:eastAsia="Georgia Pro" w:hAnsi="Georgia Pro" w:cs="Georgia Pro"/>
+          <w:color w:val="000000" w:themeColor="text1"/>
+        </w:rPr>
+      </w:pPr>
+      <w:r>
+        <w:rPr>
+          <w:rFonts w:ascii="Georgia Pro" w:eastAsia="Georgia Pro" w:hAnsi="Georgia Pro" w:cs="Georgia Pro"/>
+          <w:color w:val="000000" w:themeColor="text1"/>
+        </w:rPr>
+        <w:t>--cidr-block 10.0.2.0/24 \</w:t>
       </w:r>
     </w:p>
     <w:p>
@@ -2475,23 +2203,7 @@
           <w:rFonts w:ascii="Georgia Pro" w:eastAsia="Georgia Pro" w:hAnsi="Georgia Pro" w:cs="Georgia Pro"/>
           <w:color w:val="000000" w:themeColor="text1"/>
         </w:rPr>
-        <w:t>--query "</w:t>
-      </w:r>
-      <w:proofErr w:type="spellStart"/>
-      <w:r>
-        <w:rPr>
-          <w:rFonts w:ascii="Georgia Pro" w:eastAsia="Georgia Pro" w:hAnsi="Georgia Pro" w:cs="Georgia Pro"/>
-          <w:color w:val="000000" w:themeColor="text1"/>
-        </w:rPr>
-        <w:t>Subnet.SubnetId</w:t>
-      </w:r>
-      <w:proofErr w:type="spellEnd"/>
-      <w:r>
-        <w:rPr>
-          <w:rFonts w:ascii="Georgia Pro" w:eastAsia="Georgia Pro" w:hAnsi="Georgia Pro" w:cs="Georgia Pro"/>
-          <w:color w:val="000000" w:themeColor="text1"/>
-        </w:rPr>
-        <w:t>" \</w:t>
+        <w:t>--query "Subnet.SubnetId" \</w:t>
       </w:r>
     </w:p>
     <w:p>
@@ -2548,21 +2260,12 @@
           <w:color w:val="000000" w:themeColor="text1"/>
         </w:rPr>
       </w:pPr>
-      <w:proofErr w:type="spellStart"/>
-      <w:r>
-        <w:rPr>
-          <w:rFonts w:ascii="Georgia Pro" w:eastAsia="Georgia Pro" w:hAnsi="Georgia Pro" w:cs="Georgia Pro"/>
-          <w:color w:val="000000" w:themeColor="text1"/>
-        </w:rPr>
-        <w:t>aws</w:t>
-      </w:r>
-      <w:proofErr w:type="spellEnd"/>
-      <w:r>
-        <w:rPr>
-          <w:rFonts w:ascii="Georgia Pro" w:eastAsia="Georgia Pro" w:hAnsi="Georgia Pro" w:cs="Georgia Pro"/>
-          <w:color w:val="000000" w:themeColor="text1"/>
-        </w:rPr>
-        <w:t xml:space="preserve"> ec2 modify-subnet-attribute \</w:t>
+      <w:r>
+        <w:rPr>
+          <w:rFonts w:ascii="Georgia Pro" w:eastAsia="Georgia Pro" w:hAnsi="Georgia Pro" w:cs="Georgia Pro"/>
+          <w:color w:val="000000" w:themeColor="text1"/>
+        </w:rPr>
+        <w:t>aws ec2 modify-subnet-attribute \</w:t>
       </w:r>
     </w:p>
     <w:p>
@@ -2608,23 +2311,7 @@
           <w:rFonts w:ascii="Georgia Pro" w:eastAsia="Georgia Pro" w:hAnsi="Georgia Pro" w:cs="Georgia Pro"/>
           <w:color w:val="000000" w:themeColor="text1"/>
         </w:rPr>
-        <w:t>--map-public-</w:t>
-      </w:r>
-      <w:proofErr w:type="spellStart"/>
-      <w:r>
-        <w:rPr>
-          <w:rFonts w:ascii="Georgia Pro" w:eastAsia="Georgia Pro" w:hAnsi="Georgia Pro" w:cs="Georgia Pro"/>
-          <w:color w:val="000000" w:themeColor="text1"/>
-        </w:rPr>
-        <w:t>ip</w:t>
-      </w:r>
-      <w:proofErr w:type="spellEnd"/>
-      <w:r>
-        <w:rPr>
-          <w:rFonts w:ascii="Georgia Pro" w:eastAsia="Georgia Pro" w:hAnsi="Georgia Pro" w:cs="Georgia Pro"/>
-          <w:color w:val="000000" w:themeColor="text1"/>
-        </w:rPr>
-        <w:t>-on-launch</w:t>
+        <w:t>--map-public-ip-on-launch</w:t>
       </w:r>
     </w:p>
     <w:p>
@@ -2651,21 +2338,12 @@
           <w:color w:val="000000" w:themeColor="text1"/>
         </w:rPr>
       </w:pPr>
-      <w:proofErr w:type="spellStart"/>
-      <w:r>
-        <w:rPr>
-          <w:rFonts w:ascii="Georgia Pro" w:eastAsia="Georgia Pro" w:hAnsi="Georgia Pro" w:cs="Georgia Pro"/>
-          <w:color w:val="000000" w:themeColor="text1"/>
-        </w:rPr>
-        <w:t>aws</w:t>
-      </w:r>
-      <w:proofErr w:type="spellEnd"/>
-      <w:r>
-        <w:rPr>
-          <w:rFonts w:ascii="Georgia Pro" w:eastAsia="Georgia Pro" w:hAnsi="Georgia Pro" w:cs="Georgia Pro"/>
-          <w:color w:val="000000" w:themeColor="text1"/>
-        </w:rPr>
-        <w:t xml:space="preserve"> ec2 modify-subnet-attribute \</w:t>
+      <w:r>
+        <w:rPr>
+          <w:rFonts w:ascii="Georgia Pro" w:eastAsia="Georgia Pro" w:hAnsi="Georgia Pro" w:cs="Georgia Pro"/>
+          <w:color w:val="000000" w:themeColor="text1"/>
+        </w:rPr>
+        <w:t>aws ec2 modify-subnet-attribute \</w:t>
       </w:r>
     </w:p>
     <w:p>
@@ -2711,23 +2389,7 @@
           <w:rFonts w:ascii="Georgia Pro" w:eastAsia="Georgia Pro" w:hAnsi="Georgia Pro" w:cs="Georgia Pro"/>
           <w:color w:val="000000" w:themeColor="text1"/>
         </w:rPr>
-        <w:t>--map-public-</w:t>
-      </w:r>
-      <w:proofErr w:type="spellStart"/>
-      <w:r>
-        <w:rPr>
-          <w:rFonts w:ascii="Georgia Pro" w:eastAsia="Georgia Pro" w:hAnsi="Georgia Pro" w:cs="Georgia Pro"/>
-          <w:color w:val="000000" w:themeColor="text1"/>
-        </w:rPr>
-        <w:t>ip</w:t>
-      </w:r>
-      <w:proofErr w:type="spellEnd"/>
-      <w:r>
-        <w:rPr>
-          <w:rFonts w:ascii="Georgia Pro" w:eastAsia="Georgia Pro" w:hAnsi="Georgia Pro" w:cs="Georgia Pro"/>
-          <w:color w:val="000000" w:themeColor="text1"/>
-        </w:rPr>
-        <w:t>-on-launch</w:t>
+        <w:t>--map-public-ip-on-launch</w:t>
       </w:r>
     </w:p>
     <w:p>
@@ -2744,7 +2406,7 @@
           <w:color w:val="000000" w:themeColor="text1"/>
         </w:rPr>
         <w:pict w14:anchorId="1BF4F22D">
-          <v:rect id="_x0000_i1190" style="width:0;height:1.5pt" o:hralign="center" o:hrstd="t" o:hr="t" fillcolor="#a0a0a0" stroked="f"/>
+          <v:rect id="_x0000_i1032" style="width:0;height:1.5pt" o:hralign="center" o:hrstd="t" o:hr="t" fillcolor="#a0a0a0" stroked="f"/>
         </w:pict>
       </w:r>
     </w:p>
@@ -2788,62 +2450,30 @@
           <w:rFonts w:ascii="Georgia Pro" w:eastAsia="Georgia Pro" w:hAnsi="Georgia Pro" w:cs="Georgia Pro"/>
           <w:color w:val="000000" w:themeColor="text1"/>
         </w:rPr>
-        <w:t>IGW=$(</w:t>
-      </w:r>
-      <w:proofErr w:type="spellStart"/>
-      <w:r>
-        <w:rPr>
-          <w:rFonts w:ascii="Georgia Pro" w:eastAsia="Georgia Pro" w:hAnsi="Georgia Pro" w:cs="Georgia Pro"/>
-          <w:color w:val="000000" w:themeColor="text1"/>
-        </w:rPr>
-        <w:t>aws</w:t>
-      </w:r>
-      <w:proofErr w:type="spellEnd"/>
-      <w:r>
-        <w:rPr>
-          <w:rFonts w:ascii="Georgia Pro" w:eastAsia="Georgia Pro" w:hAnsi="Georgia Pro" w:cs="Georgia Pro"/>
-          <w:color w:val="000000" w:themeColor="text1"/>
-        </w:rPr>
-        <w:t xml:space="preserve"> ec2 create-internet-gateway \</w:t>
-      </w:r>
-    </w:p>
-    <w:p>
-      <w:pPr>
-        <w:pBdr>
-          <w:top w:val="single" w:sz="4" w:space="1" w:color="auto"/>
-          <w:left w:val="single" w:sz="4" w:space="4" w:color="auto"/>
-          <w:bottom w:val="single" w:sz="4" w:space="1" w:color="auto"/>
-          <w:right w:val="single" w:sz="4" w:space="4" w:color="auto"/>
-        </w:pBdr>
-        <w:shd w:val="clear" w:color="auto" w:fill="F2F2F2" w:themeFill="background1" w:themeFillShade="F2"/>
-        <w:spacing w:line="360" w:lineRule="auto"/>
-        <w:rPr>
-          <w:rFonts w:ascii="Georgia Pro" w:eastAsia="Georgia Pro" w:hAnsi="Georgia Pro" w:cs="Georgia Pro"/>
-          <w:color w:val="000000" w:themeColor="text1"/>
-        </w:rPr>
-      </w:pPr>
-      <w:r>
-        <w:rPr>
-          <w:rFonts w:ascii="Georgia Pro" w:eastAsia="Georgia Pro" w:hAnsi="Georgia Pro" w:cs="Georgia Pro"/>
-          <w:color w:val="000000" w:themeColor="text1"/>
-        </w:rPr>
-        <w:t xml:space="preserve">--query </w:t>
-      </w:r>
-      <w:proofErr w:type="spellStart"/>
-      <w:r>
-        <w:rPr>
-          <w:rFonts w:ascii="Georgia Pro" w:eastAsia="Georgia Pro" w:hAnsi="Georgia Pro" w:cs="Georgia Pro"/>
-          <w:color w:val="000000" w:themeColor="text1"/>
-        </w:rPr>
-        <w:t>InternetGateway.InternetGatewayId</w:t>
-      </w:r>
-      <w:proofErr w:type="spellEnd"/>
-      <w:r>
-        <w:rPr>
-          <w:rFonts w:ascii="Georgia Pro" w:eastAsia="Georgia Pro" w:hAnsi="Georgia Pro" w:cs="Georgia Pro"/>
-          <w:color w:val="000000" w:themeColor="text1"/>
-        </w:rPr>
-        <w:t xml:space="preserve"> \</w:t>
+        <w:t>IGW=$(aws ec2 create-internet-gateway \</w:t>
+      </w:r>
+    </w:p>
+    <w:p>
+      <w:pPr>
+        <w:pBdr>
+          <w:top w:val="single" w:sz="4" w:space="1" w:color="auto"/>
+          <w:left w:val="single" w:sz="4" w:space="4" w:color="auto"/>
+          <w:bottom w:val="single" w:sz="4" w:space="1" w:color="auto"/>
+          <w:right w:val="single" w:sz="4" w:space="4" w:color="auto"/>
+        </w:pBdr>
+        <w:shd w:val="clear" w:color="auto" w:fill="F2F2F2" w:themeFill="background1" w:themeFillShade="F2"/>
+        <w:spacing w:line="360" w:lineRule="auto"/>
+        <w:rPr>
+          <w:rFonts w:ascii="Georgia Pro" w:eastAsia="Georgia Pro" w:hAnsi="Georgia Pro" w:cs="Georgia Pro"/>
+          <w:color w:val="000000" w:themeColor="text1"/>
+        </w:rPr>
+      </w:pPr>
+      <w:r>
+        <w:rPr>
+          <w:rFonts w:ascii="Georgia Pro" w:eastAsia="Georgia Pro" w:hAnsi="Georgia Pro" w:cs="Georgia Pro"/>
+          <w:color w:val="000000" w:themeColor="text1"/>
+        </w:rPr>
+        <w:t>--query InternetGateway.InternetGatewayId \</w:t>
       </w:r>
     </w:p>
     <w:p>
@@ -2893,21 +2523,12 @@
           <w:color w:val="000000" w:themeColor="text1"/>
         </w:rPr>
       </w:pPr>
-      <w:proofErr w:type="spellStart"/>
-      <w:r>
-        <w:rPr>
-          <w:rFonts w:ascii="Georgia Pro" w:eastAsia="Georgia Pro" w:hAnsi="Georgia Pro" w:cs="Georgia Pro"/>
-          <w:color w:val="000000" w:themeColor="text1"/>
-        </w:rPr>
-        <w:t>aws</w:t>
-      </w:r>
-      <w:proofErr w:type="spellEnd"/>
-      <w:r>
-        <w:rPr>
-          <w:rFonts w:ascii="Georgia Pro" w:eastAsia="Georgia Pro" w:hAnsi="Georgia Pro" w:cs="Georgia Pro"/>
-          <w:color w:val="000000" w:themeColor="text1"/>
-        </w:rPr>
-        <w:t xml:space="preserve"> ec2 attach-internet-gateway \</w:t>
+      <w:r>
+        <w:rPr>
+          <w:rFonts w:ascii="Georgia Pro" w:eastAsia="Georgia Pro" w:hAnsi="Georgia Pro" w:cs="Georgia Pro"/>
+          <w:color w:val="000000" w:themeColor="text1"/>
+        </w:rPr>
+        <w:t>aws ec2 attach-internet-gateway \</w:t>
       </w:r>
     </w:p>
     <w:p>
@@ -2954,23 +2575,7 @@
           <w:color w:val="000000" w:themeColor="text1"/>
         </w:rPr>
         <w:lastRenderedPageBreak/>
-        <w:t>--</w:t>
-      </w:r>
-      <w:proofErr w:type="spellStart"/>
-      <w:r>
-        <w:rPr>
-          <w:rFonts w:ascii="Georgia Pro" w:eastAsia="Georgia Pro" w:hAnsi="Georgia Pro" w:cs="Georgia Pro"/>
-          <w:color w:val="000000" w:themeColor="text1"/>
-        </w:rPr>
-        <w:t>vpc</w:t>
-      </w:r>
-      <w:proofErr w:type="spellEnd"/>
-      <w:r>
-        <w:rPr>
-          <w:rFonts w:ascii="Georgia Pro" w:eastAsia="Georgia Pro" w:hAnsi="Georgia Pro" w:cs="Georgia Pro"/>
-          <w:color w:val="000000" w:themeColor="text1"/>
-        </w:rPr>
-        <w:t>-id $VPC_ID</w:t>
+        <w:t>--vpc-id $VPC_ID</w:t>
       </w:r>
     </w:p>
     <w:p>
@@ -2987,7 +2592,7 @@
           <w:color w:val="000000" w:themeColor="text1"/>
         </w:rPr>
         <w:pict w14:anchorId="1EFB67D0">
-          <v:rect id="_x0000_i1191" style="width:0;height:1.5pt" o:hralign="center" o:hrstd="t" o:hr="t" fillcolor="#a0a0a0" stroked="f"/>
+          <v:rect id="_x0000_i1033" style="width:0;height:1.5pt" o:hralign="center" o:hrstd="t" o:hr="t" fillcolor="#a0a0a0" stroked="f"/>
         </w:pict>
       </w:r>
     </w:p>
@@ -3031,101 +2636,53 @@
           <w:rFonts w:ascii="Georgia Pro" w:eastAsia="Georgia Pro" w:hAnsi="Georgia Pro" w:cs="Georgia Pro"/>
           <w:color w:val="000000" w:themeColor="text1"/>
         </w:rPr>
-        <w:t>RT=$(</w:t>
-      </w:r>
-      <w:proofErr w:type="spellStart"/>
-      <w:r>
-        <w:rPr>
-          <w:rFonts w:ascii="Georgia Pro" w:eastAsia="Georgia Pro" w:hAnsi="Georgia Pro" w:cs="Georgia Pro"/>
-          <w:color w:val="000000" w:themeColor="text1"/>
-        </w:rPr>
-        <w:t>aws</w:t>
-      </w:r>
-      <w:proofErr w:type="spellEnd"/>
-      <w:r>
-        <w:rPr>
-          <w:rFonts w:ascii="Georgia Pro" w:eastAsia="Georgia Pro" w:hAnsi="Georgia Pro" w:cs="Georgia Pro"/>
-          <w:color w:val="000000" w:themeColor="text1"/>
-        </w:rPr>
-        <w:t xml:space="preserve"> ec2 create-route-table \</w:t>
-      </w:r>
-    </w:p>
-    <w:p>
-      <w:pPr>
-        <w:pBdr>
-          <w:top w:val="single" w:sz="4" w:space="1" w:color="auto"/>
-          <w:left w:val="single" w:sz="4" w:space="4" w:color="auto"/>
-          <w:bottom w:val="single" w:sz="4" w:space="1" w:color="auto"/>
-          <w:right w:val="single" w:sz="4" w:space="4" w:color="auto"/>
-        </w:pBdr>
-        <w:shd w:val="clear" w:color="auto" w:fill="F2F2F2" w:themeFill="background1" w:themeFillShade="F2"/>
-        <w:spacing w:line="360" w:lineRule="auto"/>
-        <w:rPr>
-          <w:rFonts w:ascii="Georgia Pro" w:eastAsia="Georgia Pro" w:hAnsi="Georgia Pro" w:cs="Georgia Pro"/>
-          <w:color w:val="000000" w:themeColor="text1"/>
-        </w:rPr>
-      </w:pPr>
-      <w:r>
-        <w:rPr>
-          <w:rFonts w:ascii="Georgia Pro" w:eastAsia="Georgia Pro" w:hAnsi="Georgia Pro" w:cs="Georgia Pro"/>
-          <w:color w:val="000000" w:themeColor="text1"/>
-        </w:rPr>
-        <w:t>--</w:t>
-      </w:r>
-      <w:proofErr w:type="spellStart"/>
-      <w:r>
-        <w:rPr>
-          <w:rFonts w:ascii="Georgia Pro" w:eastAsia="Georgia Pro" w:hAnsi="Georgia Pro" w:cs="Georgia Pro"/>
-          <w:color w:val="000000" w:themeColor="text1"/>
-        </w:rPr>
-        <w:t>vpc</w:t>
-      </w:r>
-      <w:proofErr w:type="spellEnd"/>
-      <w:r>
-        <w:rPr>
-          <w:rFonts w:ascii="Georgia Pro" w:eastAsia="Georgia Pro" w:hAnsi="Georgia Pro" w:cs="Georgia Pro"/>
-          <w:color w:val="000000" w:themeColor="text1"/>
-        </w:rPr>
-        <w:t>-id $VPC_ID \</w:t>
-      </w:r>
-    </w:p>
-    <w:p>
-      <w:pPr>
-        <w:pBdr>
-          <w:top w:val="single" w:sz="4" w:space="1" w:color="auto"/>
-          <w:left w:val="single" w:sz="4" w:space="4" w:color="auto"/>
-          <w:bottom w:val="single" w:sz="4" w:space="1" w:color="auto"/>
-          <w:right w:val="single" w:sz="4" w:space="4" w:color="auto"/>
-        </w:pBdr>
-        <w:shd w:val="clear" w:color="auto" w:fill="F2F2F2" w:themeFill="background1" w:themeFillShade="F2"/>
-        <w:spacing w:line="360" w:lineRule="auto"/>
-        <w:rPr>
-          <w:rFonts w:ascii="Georgia Pro" w:eastAsia="Georgia Pro" w:hAnsi="Georgia Pro" w:cs="Georgia Pro"/>
-          <w:color w:val="000000" w:themeColor="text1"/>
-        </w:rPr>
-      </w:pPr>
-      <w:r>
-        <w:rPr>
-          <w:rFonts w:ascii="Georgia Pro" w:eastAsia="Georgia Pro" w:hAnsi="Georgia Pro" w:cs="Georgia Pro"/>
-          <w:color w:val="000000" w:themeColor="text1"/>
-        </w:rPr>
-        <w:t xml:space="preserve">--query </w:t>
-      </w:r>
-      <w:proofErr w:type="spellStart"/>
-      <w:r>
-        <w:rPr>
-          <w:rFonts w:ascii="Georgia Pro" w:eastAsia="Georgia Pro" w:hAnsi="Georgia Pro" w:cs="Georgia Pro"/>
-          <w:color w:val="000000" w:themeColor="text1"/>
-        </w:rPr>
-        <w:t>RouteTable.RouteTableId</w:t>
-      </w:r>
-      <w:proofErr w:type="spellEnd"/>
-      <w:r>
-        <w:rPr>
-          <w:rFonts w:ascii="Georgia Pro" w:eastAsia="Georgia Pro" w:hAnsi="Georgia Pro" w:cs="Georgia Pro"/>
-          <w:color w:val="000000" w:themeColor="text1"/>
-        </w:rPr>
-        <w:t xml:space="preserve"> \</w:t>
+        <w:t>RT=$(aws ec2 create-route-table \</w:t>
+      </w:r>
+    </w:p>
+    <w:p>
+      <w:pPr>
+        <w:pBdr>
+          <w:top w:val="single" w:sz="4" w:space="1" w:color="auto"/>
+          <w:left w:val="single" w:sz="4" w:space="4" w:color="auto"/>
+          <w:bottom w:val="single" w:sz="4" w:space="1" w:color="auto"/>
+          <w:right w:val="single" w:sz="4" w:space="4" w:color="auto"/>
+        </w:pBdr>
+        <w:shd w:val="clear" w:color="auto" w:fill="F2F2F2" w:themeFill="background1" w:themeFillShade="F2"/>
+        <w:spacing w:line="360" w:lineRule="auto"/>
+        <w:rPr>
+          <w:rFonts w:ascii="Georgia Pro" w:eastAsia="Georgia Pro" w:hAnsi="Georgia Pro" w:cs="Georgia Pro"/>
+          <w:color w:val="000000" w:themeColor="text1"/>
+        </w:rPr>
+      </w:pPr>
+      <w:r>
+        <w:rPr>
+          <w:rFonts w:ascii="Georgia Pro" w:eastAsia="Georgia Pro" w:hAnsi="Georgia Pro" w:cs="Georgia Pro"/>
+          <w:color w:val="000000" w:themeColor="text1"/>
+        </w:rPr>
+        <w:t>--vpc-id $VPC_ID \</w:t>
+      </w:r>
+    </w:p>
+    <w:p>
+      <w:pPr>
+        <w:pBdr>
+          <w:top w:val="single" w:sz="4" w:space="1" w:color="auto"/>
+          <w:left w:val="single" w:sz="4" w:space="4" w:color="auto"/>
+          <w:bottom w:val="single" w:sz="4" w:space="1" w:color="auto"/>
+          <w:right w:val="single" w:sz="4" w:space="4" w:color="auto"/>
+        </w:pBdr>
+        <w:shd w:val="clear" w:color="auto" w:fill="F2F2F2" w:themeFill="background1" w:themeFillShade="F2"/>
+        <w:spacing w:line="360" w:lineRule="auto"/>
+        <w:rPr>
+          <w:rFonts w:ascii="Georgia Pro" w:eastAsia="Georgia Pro" w:hAnsi="Georgia Pro" w:cs="Georgia Pro"/>
+          <w:color w:val="000000" w:themeColor="text1"/>
+        </w:rPr>
+      </w:pPr>
+      <w:r>
+        <w:rPr>
+          <w:rFonts w:ascii="Georgia Pro" w:eastAsia="Georgia Pro" w:hAnsi="Georgia Pro" w:cs="Georgia Pro"/>
+          <w:color w:val="000000" w:themeColor="text1"/>
+        </w:rPr>
+        <w:t>--query RouteTable.RouteTableId \</w:t>
       </w:r>
     </w:p>
     <w:p>
@@ -3182,21 +2739,12 @@
           <w:color w:val="000000" w:themeColor="text1"/>
         </w:rPr>
       </w:pPr>
-      <w:proofErr w:type="spellStart"/>
-      <w:r>
-        <w:rPr>
-          <w:rFonts w:ascii="Georgia Pro" w:eastAsia="Georgia Pro" w:hAnsi="Georgia Pro" w:cs="Georgia Pro"/>
-          <w:color w:val="000000" w:themeColor="text1"/>
-        </w:rPr>
-        <w:t>aws</w:t>
-      </w:r>
-      <w:proofErr w:type="spellEnd"/>
-      <w:r>
-        <w:rPr>
-          <w:rFonts w:ascii="Georgia Pro" w:eastAsia="Georgia Pro" w:hAnsi="Georgia Pro" w:cs="Georgia Pro"/>
-          <w:color w:val="000000" w:themeColor="text1"/>
-        </w:rPr>
-        <w:t xml:space="preserve"> ec2 create-route \</w:t>
+      <w:r>
+        <w:rPr>
+          <w:rFonts w:ascii="Georgia Pro" w:eastAsia="Georgia Pro" w:hAnsi="Georgia Pro" w:cs="Georgia Pro"/>
+          <w:color w:val="000000" w:themeColor="text1"/>
+        </w:rPr>
+        <w:t>aws ec2 create-route \</w:t>
       </w:r>
     </w:p>
     <w:p>
@@ -3242,23 +2790,7 @@
           <w:rFonts w:ascii="Georgia Pro" w:eastAsia="Georgia Pro" w:hAnsi="Georgia Pro" w:cs="Georgia Pro"/>
           <w:color w:val="000000" w:themeColor="text1"/>
         </w:rPr>
-        <w:t>--destination-</w:t>
-      </w:r>
-      <w:proofErr w:type="spellStart"/>
-      <w:r>
-        <w:rPr>
-          <w:rFonts w:ascii="Georgia Pro" w:eastAsia="Georgia Pro" w:hAnsi="Georgia Pro" w:cs="Georgia Pro"/>
-          <w:color w:val="000000" w:themeColor="text1"/>
-        </w:rPr>
-        <w:t>cidr</w:t>
-      </w:r>
-      <w:proofErr w:type="spellEnd"/>
-      <w:r>
-        <w:rPr>
-          <w:rFonts w:ascii="Georgia Pro" w:eastAsia="Georgia Pro" w:hAnsi="Georgia Pro" w:cs="Georgia Pro"/>
-          <w:color w:val="000000" w:themeColor="text1"/>
-        </w:rPr>
-        <w:t>-block 0.0.0.0/0 \</w:t>
+        <w:t>--destination-cidr-block 0.0.0.0/0 \</w:t>
       </w:r>
     </w:p>
     <w:p>
@@ -3315,21 +2847,12 @@
           <w:color w:val="000000" w:themeColor="text1"/>
         </w:rPr>
       </w:pPr>
-      <w:proofErr w:type="spellStart"/>
-      <w:r>
-        <w:rPr>
-          <w:rFonts w:ascii="Georgia Pro" w:eastAsia="Georgia Pro" w:hAnsi="Georgia Pro" w:cs="Georgia Pro"/>
-          <w:color w:val="000000" w:themeColor="text1"/>
-        </w:rPr>
-        <w:t>aws</w:t>
-      </w:r>
-      <w:proofErr w:type="spellEnd"/>
-      <w:r>
-        <w:rPr>
-          <w:rFonts w:ascii="Georgia Pro" w:eastAsia="Georgia Pro" w:hAnsi="Georgia Pro" w:cs="Georgia Pro"/>
-          <w:color w:val="000000" w:themeColor="text1"/>
-        </w:rPr>
-        <w:t xml:space="preserve"> ec2 associate-route-table \</w:t>
+      <w:r>
+        <w:rPr>
+          <w:rFonts w:ascii="Georgia Pro" w:eastAsia="Georgia Pro" w:hAnsi="Georgia Pro" w:cs="Georgia Pro"/>
+          <w:color w:val="000000" w:themeColor="text1"/>
+        </w:rPr>
+        <w:t>aws ec2 associate-route-table \</w:t>
       </w:r>
     </w:p>
     <w:p>
@@ -3402,21 +2925,12 @@
           <w:color w:val="000000" w:themeColor="text1"/>
         </w:rPr>
       </w:pPr>
-      <w:proofErr w:type="spellStart"/>
-      <w:r>
-        <w:rPr>
-          <w:rFonts w:ascii="Georgia Pro" w:eastAsia="Georgia Pro" w:hAnsi="Georgia Pro" w:cs="Georgia Pro"/>
-          <w:color w:val="000000" w:themeColor="text1"/>
-        </w:rPr>
-        <w:t>aws</w:t>
-      </w:r>
-      <w:proofErr w:type="spellEnd"/>
-      <w:r>
-        <w:rPr>
-          <w:rFonts w:ascii="Georgia Pro" w:eastAsia="Georgia Pro" w:hAnsi="Georgia Pro" w:cs="Georgia Pro"/>
-          <w:color w:val="000000" w:themeColor="text1"/>
-        </w:rPr>
-        <w:t xml:space="preserve"> ec2 associate-route-table \</w:t>
+      <w:r>
+        <w:rPr>
+          <w:rFonts w:ascii="Georgia Pro" w:eastAsia="Georgia Pro" w:hAnsi="Georgia Pro" w:cs="Georgia Pro"/>
+          <w:color w:val="000000" w:themeColor="text1"/>
+        </w:rPr>
+        <w:t>aws ec2 associate-route-table \</w:t>
       </w:r>
     </w:p>
     <w:p>
@@ -3479,7 +2993,7 @@
           <w:color w:val="000000" w:themeColor="text1"/>
         </w:rPr>
         <w:pict w14:anchorId="2DCA6AA2">
-          <v:rect id="_x0000_i1192" style="width:0;height:1.5pt" o:hralign="center" o:hrstd="t" o:hr="t" fillcolor="#a0a0a0" stroked="f"/>
+          <v:rect id="_x0000_i1034" style="width:0;height:1.5pt" o:hralign="center" o:hrstd="t" o:hr="t" fillcolor="#a0a0a0" stroked="f"/>
         </w:pict>
       </w:r>
     </w:p>
@@ -3543,62 +3057,30 @@
           <w:rFonts w:ascii="Georgia Pro" w:eastAsia="Georgia Pro" w:hAnsi="Georgia Pro" w:cs="Georgia Pro"/>
           <w:color w:val="000000" w:themeColor="text1"/>
         </w:rPr>
-        <w:t>SG=$(</w:t>
-      </w:r>
-      <w:proofErr w:type="spellStart"/>
-      <w:r>
-        <w:rPr>
-          <w:rFonts w:ascii="Georgia Pro" w:eastAsia="Georgia Pro" w:hAnsi="Georgia Pro" w:cs="Georgia Pro"/>
-          <w:color w:val="000000" w:themeColor="text1"/>
-        </w:rPr>
-        <w:t>aws</w:t>
-      </w:r>
-      <w:proofErr w:type="spellEnd"/>
-      <w:r>
-        <w:rPr>
-          <w:rFonts w:ascii="Georgia Pro" w:eastAsia="Georgia Pro" w:hAnsi="Georgia Pro" w:cs="Georgia Pro"/>
-          <w:color w:val="000000" w:themeColor="text1"/>
-        </w:rPr>
-        <w:t xml:space="preserve"> ec2 create-security-group \</w:t>
-      </w:r>
-    </w:p>
-    <w:p>
-      <w:pPr>
-        <w:pBdr>
-          <w:top w:val="single" w:sz="4" w:space="1" w:color="auto"/>
-          <w:left w:val="single" w:sz="4" w:space="4" w:color="auto"/>
-          <w:bottom w:val="single" w:sz="4" w:space="1" w:color="auto"/>
-          <w:right w:val="single" w:sz="4" w:space="4" w:color="auto"/>
-        </w:pBdr>
-        <w:shd w:val="clear" w:color="auto" w:fill="F2F2F2" w:themeFill="background1" w:themeFillShade="F2"/>
-        <w:spacing w:line="360" w:lineRule="auto"/>
-        <w:rPr>
-          <w:rFonts w:ascii="Georgia Pro" w:eastAsia="Georgia Pro" w:hAnsi="Georgia Pro" w:cs="Georgia Pro"/>
-          <w:color w:val="000000" w:themeColor="text1"/>
-        </w:rPr>
-      </w:pPr>
-      <w:r>
-        <w:rPr>
-          <w:rFonts w:ascii="Georgia Pro" w:eastAsia="Georgia Pro" w:hAnsi="Georgia Pro" w:cs="Georgia Pro"/>
-          <w:color w:val="000000" w:themeColor="text1"/>
-        </w:rPr>
-        <w:t xml:space="preserve">--group-name </w:t>
-      </w:r>
-      <w:proofErr w:type="spellStart"/>
-      <w:r>
-        <w:rPr>
-          <w:rFonts w:ascii="Georgia Pro" w:eastAsia="Georgia Pro" w:hAnsi="Georgia Pro" w:cs="Georgia Pro"/>
-          <w:color w:val="000000" w:themeColor="text1"/>
-        </w:rPr>
-        <w:t>ApacheSG</w:t>
-      </w:r>
-      <w:proofErr w:type="spellEnd"/>
-      <w:r>
-        <w:rPr>
-          <w:rFonts w:ascii="Georgia Pro" w:eastAsia="Georgia Pro" w:hAnsi="Georgia Pro" w:cs="Georgia Pro"/>
-          <w:color w:val="000000" w:themeColor="text1"/>
-        </w:rPr>
-        <w:t xml:space="preserve"> \</w:t>
+        <w:t>SG=$(aws ec2 create-security-group \</w:t>
+      </w:r>
+    </w:p>
+    <w:p>
+      <w:pPr>
+        <w:pBdr>
+          <w:top w:val="single" w:sz="4" w:space="1" w:color="auto"/>
+          <w:left w:val="single" w:sz="4" w:space="4" w:color="auto"/>
+          <w:bottom w:val="single" w:sz="4" w:space="1" w:color="auto"/>
+          <w:right w:val="single" w:sz="4" w:space="4" w:color="auto"/>
+        </w:pBdr>
+        <w:shd w:val="clear" w:color="auto" w:fill="F2F2F2" w:themeFill="background1" w:themeFillShade="F2"/>
+        <w:spacing w:line="360" w:lineRule="auto"/>
+        <w:rPr>
+          <w:rFonts w:ascii="Georgia Pro" w:eastAsia="Georgia Pro" w:hAnsi="Georgia Pro" w:cs="Georgia Pro"/>
+          <w:color w:val="000000" w:themeColor="text1"/>
+        </w:rPr>
+      </w:pPr>
+      <w:r>
+        <w:rPr>
+          <w:rFonts w:ascii="Georgia Pro" w:eastAsia="Georgia Pro" w:hAnsi="Georgia Pro" w:cs="Georgia Pro"/>
+          <w:color w:val="000000" w:themeColor="text1"/>
+        </w:rPr>
+        <w:t>--group-name ApacheSG \</w:t>
       </w:r>
     </w:p>
     <w:p>
@@ -3644,62 +3126,30 @@
           <w:rFonts w:ascii="Georgia Pro" w:eastAsia="Georgia Pro" w:hAnsi="Georgia Pro" w:cs="Georgia Pro"/>
           <w:color w:val="000000" w:themeColor="text1"/>
         </w:rPr>
-        <w:t>--</w:t>
-      </w:r>
-      <w:proofErr w:type="spellStart"/>
-      <w:r>
-        <w:rPr>
-          <w:rFonts w:ascii="Georgia Pro" w:eastAsia="Georgia Pro" w:hAnsi="Georgia Pro" w:cs="Georgia Pro"/>
-          <w:color w:val="000000" w:themeColor="text1"/>
-        </w:rPr>
-        <w:t>vpc</w:t>
-      </w:r>
-      <w:proofErr w:type="spellEnd"/>
-      <w:r>
-        <w:rPr>
-          <w:rFonts w:ascii="Georgia Pro" w:eastAsia="Georgia Pro" w:hAnsi="Georgia Pro" w:cs="Georgia Pro"/>
-          <w:color w:val="000000" w:themeColor="text1"/>
-        </w:rPr>
-        <w:t>-id $VPC_ID \</w:t>
-      </w:r>
-    </w:p>
-    <w:p>
-      <w:pPr>
-        <w:pBdr>
-          <w:top w:val="single" w:sz="4" w:space="1" w:color="auto"/>
-          <w:left w:val="single" w:sz="4" w:space="4" w:color="auto"/>
-          <w:bottom w:val="single" w:sz="4" w:space="1" w:color="auto"/>
-          <w:right w:val="single" w:sz="4" w:space="4" w:color="auto"/>
-        </w:pBdr>
-        <w:shd w:val="clear" w:color="auto" w:fill="F2F2F2" w:themeFill="background1" w:themeFillShade="F2"/>
-        <w:spacing w:line="360" w:lineRule="auto"/>
-        <w:rPr>
-          <w:rFonts w:ascii="Georgia Pro" w:eastAsia="Georgia Pro" w:hAnsi="Georgia Pro" w:cs="Georgia Pro"/>
-          <w:color w:val="000000" w:themeColor="text1"/>
-        </w:rPr>
-      </w:pPr>
-      <w:r>
-        <w:rPr>
-          <w:rFonts w:ascii="Georgia Pro" w:eastAsia="Georgia Pro" w:hAnsi="Georgia Pro" w:cs="Georgia Pro"/>
-          <w:color w:val="000000" w:themeColor="text1"/>
-        </w:rPr>
-        <w:t xml:space="preserve">--query </w:t>
-      </w:r>
-      <w:proofErr w:type="spellStart"/>
-      <w:r>
-        <w:rPr>
-          <w:rFonts w:ascii="Georgia Pro" w:eastAsia="Georgia Pro" w:hAnsi="Georgia Pro" w:cs="Georgia Pro"/>
-          <w:color w:val="000000" w:themeColor="text1"/>
-        </w:rPr>
-        <w:t>GroupId</w:t>
-      </w:r>
-      <w:proofErr w:type="spellEnd"/>
-      <w:r>
-        <w:rPr>
-          <w:rFonts w:ascii="Georgia Pro" w:eastAsia="Georgia Pro" w:hAnsi="Georgia Pro" w:cs="Georgia Pro"/>
-          <w:color w:val="000000" w:themeColor="text1"/>
-        </w:rPr>
-        <w:t xml:space="preserve"> \</w:t>
+        <w:t>--vpc-id $VPC_ID \</w:t>
+      </w:r>
+    </w:p>
+    <w:p>
+      <w:pPr>
+        <w:pBdr>
+          <w:top w:val="single" w:sz="4" w:space="1" w:color="auto"/>
+          <w:left w:val="single" w:sz="4" w:space="4" w:color="auto"/>
+          <w:bottom w:val="single" w:sz="4" w:space="1" w:color="auto"/>
+          <w:right w:val="single" w:sz="4" w:space="4" w:color="auto"/>
+        </w:pBdr>
+        <w:shd w:val="clear" w:color="auto" w:fill="F2F2F2" w:themeFill="background1" w:themeFillShade="F2"/>
+        <w:spacing w:line="360" w:lineRule="auto"/>
+        <w:rPr>
+          <w:rFonts w:ascii="Georgia Pro" w:eastAsia="Georgia Pro" w:hAnsi="Georgia Pro" w:cs="Georgia Pro"/>
+          <w:color w:val="000000" w:themeColor="text1"/>
+        </w:rPr>
+      </w:pPr>
+      <w:r>
+        <w:rPr>
+          <w:rFonts w:ascii="Georgia Pro" w:eastAsia="Georgia Pro" w:hAnsi="Georgia Pro" w:cs="Georgia Pro"/>
+          <w:color w:val="000000" w:themeColor="text1"/>
+        </w:rPr>
+        <w:t>--query GroupId \</w:t>
       </w:r>
     </w:p>
     <w:p>
@@ -3756,21 +3206,12 @@
           <w:color w:val="000000" w:themeColor="text1"/>
         </w:rPr>
       </w:pPr>
-      <w:proofErr w:type="spellStart"/>
-      <w:r>
-        <w:rPr>
-          <w:rFonts w:ascii="Georgia Pro" w:eastAsia="Georgia Pro" w:hAnsi="Georgia Pro" w:cs="Georgia Pro"/>
-          <w:color w:val="000000" w:themeColor="text1"/>
-        </w:rPr>
-        <w:t>aws</w:t>
-      </w:r>
-      <w:proofErr w:type="spellEnd"/>
-      <w:r>
-        <w:rPr>
-          <w:rFonts w:ascii="Georgia Pro" w:eastAsia="Georgia Pro" w:hAnsi="Georgia Pro" w:cs="Georgia Pro"/>
-          <w:color w:val="000000" w:themeColor="text1"/>
-        </w:rPr>
-        <w:t xml:space="preserve"> ec2 authorize-security-group-ingress \</w:t>
+      <w:r>
+        <w:rPr>
+          <w:rFonts w:ascii="Georgia Pro" w:eastAsia="Georgia Pro" w:hAnsi="Georgia Pro" w:cs="Georgia Pro"/>
+          <w:color w:val="000000" w:themeColor="text1"/>
+        </w:rPr>
+        <w:t>aws ec2 authorize-security-group-ingress \</w:t>
       </w:r>
     </w:p>
     <w:p>
@@ -3816,23 +3257,7 @@
           <w:rFonts w:ascii="Georgia Pro" w:eastAsia="Georgia Pro" w:hAnsi="Georgia Pro" w:cs="Georgia Pro"/>
           <w:color w:val="000000" w:themeColor="text1"/>
         </w:rPr>
-        <w:t xml:space="preserve">--protocol </w:t>
-      </w:r>
-      <w:proofErr w:type="spellStart"/>
-      <w:r>
-        <w:rPr>
-          <w:rFonts w:ascii="Georgia Pro" w:eastAsia="Georgia Pro" w:hAnsi="Georgia Pro" w:cs="Georgia Pro"/>
-          <w:color w:val="000000" w:themeColor="text1"/>
-        </w:rPr>
-        <w:t>tcp</w:t>
-      </w:r>
-      <w:proofErr w:type="spellEnd"/>
-      <w:r>
-        <w:rPr>
-          <w:rFonts w:ascii="Georgia Pro" w:eastAsia="Georgia Pro" w:hAnsi="Georgia Pro" w:cs="Georgia Pro"/>
-          <w:color w:val="000000" w:themeColor="text1"/>
-        </w:rPr>
-        <w:t xml:space="preserve"> \</w:t>
+        <w:t>--protocol tcp \</w:t>
       </w:r>
     </w:p>
     <w:p>
@@ -3878,23 +3303,7 @@
           <w:rFonts w:ascii="Georgia Pro" w:eastAsia="Georgia Pro" w:hAnsi="Georgia Pro" w:cs="Georgia Pro"/>
           <w:color w:val="000000" w:themeColor="text1"/>
         </w:rPr>
-        <w:t>--</w:t>
-      </w:r>
-      <w:proofErr w:type="spellStart"/>
-      <w:r>
-        <w:rPr>
-          <w:rFonts w:ascii="Georgia Pro" w:eastAsia="Georgia Pro" w:hAnsi="Georgia Pro" w:cs="Georgia Pro"/>
-          <w:color w:val="000000" w:themeColor="text1"/>
-        </w:rPr>
-        <w:t>cidr</w:t>
-      </w:r>
-      <w:proofErr w:type="spellEnd"/>
-      <w:r>
-        <w:rPr>
-          <w:rFonts w:ascii="Georgia Pro" w:eastAsia="Georgia Pro" w:hAnsi="Georgia Pro" w:cs="Georgia Pro"/>
-          <w:color w:val="000000" w:themeColor="text1"/>
-        </w:rPr>
-        <w:t xml:space="preserve"> 0.0.0.0/0</w:t>
+        <w:t>--cidr 0.0.0.0/0</w:t>
       </w:r>
     </w:p>
     <w:p>
@@ -3928,21 +3337,12 @@
           <w:color w:val="000000" w:themeColor="text1"/>
         </w:rPr>
       </w:pPr>
-      <w:proofErr w:type="spellStart"/>
-      <w:r>
-        <w:rPr>
-          <w:rFonts w:ascii="Georgia Pro" w:eastAsia="Georgia Pro" w:hAnsi="Georgia Pro" w:cs="Georgia Pro"/>
-          <w:color w:val="000000" w:themeColor="text1"/>
-        </w:rPr>
-        <w:t>aws</w:t>
-      </w:r>
-      <w:proofErr w:type="spellEnd"/>
-      <w:r>
-        <w:rPr>
-          <w:rFonts w:ascii="Georgia Pro" w:eastAsia="Georgia Pro" w:hAnsi="Georgia Pro" w:cs="Georgia Pro"/>
-          <w:color w:val="000000" w:themeColor="text1"/>
-        </w:rPr>
-        <w:t xml:space="preserve"> ec2 authorize-security-group-ingress \</w:t>
+      <w:r>
+        <w:rPr>
+          <w:rFonts w:ascii="Georgia Pro" w:eastAsia="Georgia Pro" w:hAnsi="Georgia Pro" w:cs="Georgia Pro"/>
+          <w:color w:val="000000" w:themeColor="text1"/>
+        </w:rPr>
+        <w:t>aws ec2 authorize-security-group-ingress \</w:t>
       </w:r>
     </w:p>
     <w:p>
@@ -3988,23 +3388,7 @@
           <w:rFonts w:ascii="Georgia Pro" w:eastAsia="Georgia Pro" w:hAnsi="Georgia Pro" w:cs="Georgia Pro"/>
           <w:color w:val="000000" w:themeColor="text1"/>
         </w:rPr>
-        <w:t xml:space="preserve">--protocol </w:t>
-      </w:r>
-      <w:proofErr w:type="spellStart"/>
-      <w:r>
-        <w:rPr>
-          <w:rFonts w:ascii="Georgia Pro" w:eastAsia="Georgia Pro" w:hAnsi="Georgia Pro" w:cs="Georgia Pro"/>
-          <w:color w:val="000000" w:themeColor="text1"/>
-        </w:rPr>
-        <w:t>tcp</w:t>
-      </w:r>
-      <w:proofErr w:type="spellEnd"/>
-      <w:r>
-        <w:rPr>
-          <w:rFonts w:ascii="Georgia Pro" w:eastAsia="Georgia Pro" w:hAnsi="Georgia Pro" w:cs="Georgia Pro"/>
-          <w:color w:val="000000" w:themeColor="text1"/>
-        </w:rPr>
-        <w:t xml:space="preserve"> \</w:t>
+        <w:t>--protocol tcp \</w:t>
       </w:r>
     </w:p>
     <w:p>
@@ -4050,23 +3434,7 @@
           <w:rFonts w:ascii="Georgia Pro" w:eastAsia="Georgia Pro" w:hAnsi="Georgia Pro" w:cs="Georgia Pro"/>
           <w:color w:val="000000" w:themeColor="text1"/>
         </w:rPr>
-        <w:t>--</w:t>
-      </w:r>
-      <w:proofErr w:type="spellStart"/>
-      <w:r>
-        <w:rPr>
-          <w:rFonts w:ascii="Georgia Pro" w:eastAsia="Georgia Pro" w:hAnsi="Georgia Pro" w:cs="Georgia Pro"/>
-          <w:color w:val="000000" w:themeColor="text1"/>
-        </w:rPr>
-        <w:t>cidr</w:t>
-      </w:r>
-      <w:proofErr w:type="spellEnd"/>
-      <w:r>
-        <w:rPr>
-          <w:rFonts w:ascii="Georgia Pro" w:eastAsia="Georgia Pro" w:hAnsi="Georgia Pro" w:cs="Georgia Pro"/>
-          <w:color w:val="000000" w:themeColor="text1"/>
-        </w:rPr>
-        <w:t xml:space="preserve"> 0.0.0.0/0</w:t>
+        <w:t>--cidr 0.0.0.0/0</w:t>
       </w:r>
     </w:p>
     <w:p>
@@ -4083,7 +3451,7 @@
           <w:color w:val="000000" w:themeColor="text1"/>
         </w:rPr>
         <w:pict w14:anchorId="49699B0C">
-          <v:rect id="_x0000_i1193" style="width:0;height:1.5pt" o:hralign="center" o:hrstd="t" o:hr="t" fillcolor="#a0a0a0" stroked="f"/>
+          <v:rect id="_x0000_i1035" style="width:0;height:1.5pt" o:hralign="center" o:hrstd="t" o:hr="t" fillcolor="#a0a0a0" stroked="f"/>
         </w:pict>
       </w:r>
     </w:p>
@@ -4142,21 +3510,12 @@
           <w:color w:val="000000" w:themeColor="text1"/>
         </w:rPr>
       </w:pPr>
-      <w:proofErr w:type="spellStart"/>
-      <w:r>
-        <w:rPr>
-          <w:rFonts w:ascii="Georgia Pro" w:eastAsia="Georgia Pro" w:hAnsi="Georgia Pro" w:cs="Georgia Pro"/>
-          <w:color w:val="000000" w:themeColor="text1"/>
-        </w:rPr>
-        <w:t>aws</w:t>
-      </w:r>
-      <w:proofErr w:type="spellEnd"/>
-      <w:r>
-        <w:rPr>
-          <w:rFonts w:ascii="Georgia Pro" w:eastAsia="Georgia Pro" w:hAnsi="Georgia Pro" w:cs="Georgia Pro"/>
-          <w:color w:val="000000" w:themeColor="text1"/>
-        </w:rPr>
-        <w:t xml:space="preserve"> ec2 create-key-pair \</w:t>
+      <w:r>
+        <w:rPr>
+          <w:rFonts w:ascii="Georgia Pro" w:eastAsia="Georgia Pro" w:hAnsi="Georgia Pro" w:cs="Georgia Pro"/>
+          <w:color w:val="000000" w:themeColor="text1"/>
+        </w:rPr>
+        <w:t>aws ec2 create-key-pair \</w:t>
       </w:r>
     </w:p>
     <w:p>
@@ -4202,56 +3561,31 @@
           <w:rFonts w:ascii="Georgia Pro" w:eastAsia="Georgia Pro" w:hAnsi="Georgia Pro" w:cs="Georgia Pro"/>
           <w:color w:val="000000" w:themeColor="text1"/>
         </w:rPr>
-        <w:t xml:space="preserve">--query </w:t>
-      </w:r>
-      <w:proofErr w:type="spellStart"/>
-      <w:r>
-        <w:rPr>
-          <w:rFonts w:ascii="Georgia Pro" w:eastAsia="Georgia Pro" w:hAnsi="Georgia Pro" w:cs="Georgia Pro"/>
-          <w:color w:val="000000" w:themeColor="text1"/>
-        </w:rPr>
-        <w:t>KeyMaterial</w:t>
-      </w:r>
-      <w:proofErr w:type="spellEnd"/>
-      <w:r>
-        <w:rPr>
-          <w:rFonts w:ascii="Georgia Pro" w:eastAsia="Georgia Pro" w:hAnsi="Georgia Pro" w:cs="Georgia Pro"/>
-          <w:color w:val="000000" w:themeColor="text1"/>
-        </w:rPr>
-        <w:t xml:space="preserve"> \</w:t>
-      </w:r>
-    </w:p>
-    <w:p>
-      <w:pPr>
-        <w:pBdr>
-          <w:top w:val="single" w:sz="4" w:space="1" w:color="auto"/>
-          <w:left w:val="single" w:sz="4" w:space="4" w:color="auto"/>
-          <w:bottom w:val="single" w:sz="4" w:space="1" w:color="auto"/>
-          <w:right w:val="single" w:sz="4" w:space="4" w:color="auto"/>
-        </w:pBdr>
-        <w:shd w:val="clear" w:color="auto" w:fill="F2F2F2" w:themeFill="background1" w:themeFillShade="F2"/>
-        <w:spacing w:line="360" w:lineRule="auto"/>
-        <w:rPr>
-          <w:rFonts w:ascii="Georgia Pro" w:eastAsia="Georgia Pro" w:hAnsi="Georgia Pro" w:cs="Georgia Pro"/>
-          <w:color w:val="000000" w:themeColor="text1"/>
-        </w:rPr>
-      </w:pPr>
-      <w:r>
-        <w:rPr>
-          <w:rFonts w:ascii="Georgia Pro" w:eastAsia="Georgia Pro" w:hAnsi="Georgia Pro" w:cs="Georgia Pro"/>
-          <w:color w:val="000000" w:themeColor="text1"/>
-        </w:rPr>
-        <w:t>--output text &gt; lab-</w:t>
-      </w:r>
-      <w:proofErr w:type="spellStart"/>
-      <w:r>
-        <w:rPr>
-          <w:rFonts w:ascii="Georgia Pro" w:eastAsia="Georgia Pro" w:hAnsi="Georgia Pro" w:cs="Georgia Pro"/>
-          <w:color w:val="000000" w:themeColor="text1"/>
-        </w:rPr>
-        <w:t>key.pem</w:t>
-      </w:r>
-      <w:proofErr w:type="spellEnd"/>
+        <w:t>--query KeyMaterial \</w:t>
+      </w:r>
+    </w:p>
+    <w:p>
+      <w:pPr>
+        <w:pBdr>
+          <w:top w:val="single" w:sz="4" w:space="1" w:color="auto"/>
+          <w:left w:val="single" w:sz="4" w:space="4" w:color="auto"/>
+          <w:bottom w:val="single" w:sz="4" w:space="1" w:color="auto"/>
+          <w:right w:val="single" w:sz="4" w:space="4" w:color="auto"/>
+        </w:pBdr>
+        <w:shd w:val="clear" w:color="auto" w:fill="F2F2F2" w:themeFill="background1" w:themeFillShade="F2"/>
+        <w:spacing w:line="360" w:lineRule="auto"/>
+        <w:rPr>
+          <w:rFonts w:ascii="Georgia Pro" w:eastAsia="Georgia Pro" w:hAnsi="Georgia Pro" w:cs="Georgia Pro"/>
+          <w:color w:val="000000" w:themeColor="text1"/>
+        </w:rPr>
+      </w:pPr>
+      <w:r>
+        <w:rPr>
+          <w:rFonts w:ascii="Georgia Pro" w:eastAsia="Georgia Pro" w:hAnsi="Georgia Pro" w:cs="Georgia Pro"/>
+          <w:color w:val="000000" w:themeColor="text1"/>
+        </w:rPr>
+        <w:t>--output text &gt; lab-key.pem</w:t>
+      </w:r>
     </w:p>
     <w:p>
       <w:pPr>
@@ -4277,31 +3611,13 @@
           <w:color w:val="000000" w:themeColor="text1"/>
         </w:rPr>
       </w:pPr>
-      <w:proofErr w:type="spellStart"/>
-      <w:r>
-        <w:rPr>
-          <w:rFonts w:ascii="Georgia Pro" w:eastAsia="Georgia Pro" w:hAnsi="Georgia Pro" w:cs="Georgia Pro"/>
-          <w:color w:val="000000" w:themeColor="text1"/>
-        </w:rPr>
-        <w:t>chmod</w:t>
-      </w:r>
-      <w:proofErr w:type="spellEnd"/>
-      <w:r>
-        <w:rPr>
-          <w:rFonts w:ascii="Georgia Pro" w:eastAsia="Georgia Pro" w:hAnsi="Georgia Pro" w:cs="Georgia Pro"/>
-          <w:color w:val="000000" w:themeColor="text1"/>
-        </w:rPr>
-        <w:t xml:space="preserve"> 400 lab-</w:t>
-      </w:r>
-      <w:proofErr w:type="spellStart"/>
-      <w:r>
-        <w:rPr>
-          <w:rFonts w:ascii="Georgia Pro" w:eastAsia="Georgia Pro" w:hAnsi="Georgia Pro" w:cs="Georgia Pro"/>
-          <w:color w:val="000000" w:themeColor="text1"/>
-        </w:rPr>
-        <w:t>key.pem</w:t>
-      </w:r>
-      <w:proofErr w:type="spellEnd"/>
+      <w:r>
+        <w:rPr>
+          <w:rFonts w:ascii="Georgia Pro" w:eastAsia="Georgia Pro" w:hAnsi="Georgia Pro" w:cs="Georgia Pro"/>
+          <w:color w:val="000000" w:themeColor="text1"/>
+        </w:rPr>
+        <w:t>chmod 400 lab-key.pem</w:t>
+      </w:r>
     </w:p>
     <w:p>
       <w:pPr>
@@ -4317,7 +3633,7 @@
           <w:color w:val="000000" w:themeColor="text1"/>
         </w:rPr>
         <w:pict w14:anchorId="736DFF29">
-          <v:rect id="_x0000_i1194" style="width:0;height:1.5pt" o:hralign="center" o:hrstd="t" o:hr="t" fillcolor="#a0a0a0" stroked="f"/>
+          <v:rect id="_x0000_i1036" style="width:0;height:1.5pt" o:hralign="center" o:hrstd="t" o:hr="t" fillcolor="#a0a0a0" stroked="f"/>
         </w:pict>
       </w:r>
     </w:p>
@@ -4358,406 +3674,175 @@
           <w:bCs/>
           <w:color w:val="000000" w:themeColor="text1"/>
         </w:rPr>
-        <w:t>userdata1.sh</w:t>
-      </w:r>
-    </w:p>
-    <w:p>
-      <w:pPr>
-        <w:pBdr>
-          <w:top w:val="single" w:sz="4" w:space="1" w:color="auto"/>
-          <w:left w:val="single" w:sz="4" w:space="4" w:color="auto"/>
-          <w:bottom w:val="single" w:sz="4" w:space="1" w:color="auto"/>
-          <w:right w:val="single" w:sz="4" w:space="4" w:color="auto"/>
-        </w:pBdr>
-        <w:shd w:val="clear" w:color="auto" w:fill="F2F2F2" w:themeFill="background1" w:themeFillShade="F2"/>
-        <w:spacing w:line="360" w:lineRule="auto"/>
-        <w:rPr>
-          <w:rFonts w:ascii="Georgia Pro" w:eastAsia="Georgia Pro" w:hAnsi="Georgia Pro" w:cs="Georgia Pro"/>
-          <w:color w:val="000000" w:themeColor="text1"/>
-        </w:rPr>
-      </w:pPr>
-      <w:proofErr w:type="gramStart"/>
-      <w:r>
-        <w:rPr>
-          <w:rFonts w:ascii="Georgia Pro" w:eastAsia="Georgia Pro" w:hAnsi="Georgia Pro" w:cs="Georgia Pro"/>
-          <w:color w:val="000000" w:themeColor="text1"/>
-        </w:rPr>
-        <w:t>#!/</w:t>
-      </w:r>
-      <w:proofErr w:type="gramEnd"/>
-      <w:r>
-        <w:rPr>
-          <w:rFonts w:ascii="Georgia Pro" w:eastAsia="Georgia Pro" w:hAnsi="Georgia Pro" w:cs="Georgia Pro"/>
-          <w:color w:val="000000" w:themeColor="text1"/>
-        </w:rPr>
-        <w:t>bin/bash</w:t>
-      </w:r>
-    </w:p>
-    <w:p>
-      <w:pPr>
-        <w:pBdr>
-          <w:top w:val="single" w:sz="4" w:space="1" w:color="auto"/>
-          <w:left w:val="single" w:sz="4" w:space="4" w:color="auto"/>
-          <w:bottom w:val="single" w:sz="4" w:space="1" w:color="auto"/>
-          <w:right w:val="single" w:sz="4" w:space="4" w:color="auto"/>
-        </w:pBdr>
-        <w:shd w:val="clear" w:color="auto" w:fill="F2F2F2" w:themeFill="background1" w:themeFillShade="F2"/>
-        <w:spacing w:line="360" w:lineRule="auto"/>
-        <w:rPr>
-          <w:rFonts w:ascii="Georgia Pro" w:eastAsia="Georgia Pro" w:hAnsi="Georgia Pro" w:cs="Georgia Pro"/>
-          <w:color w:val="000000" w:themeColor="text1"/>
-        </w:rPr>
-      </w:pPr>
-      <w:r>
-        <w:rPr>
-          <w:rFonts w:ascii="Georgia Pro" w:eastAsia="Georgia Pro" w:hAnsi="Georgia Pro" w:cs="Georgia Pro"/>
-          <w:color w:val="000000" w:themeColor="text1"/>
-        </w:rPr>
-        <w:t>apt update -y</w:t>
-      </w:r>
-    </w:p>
-    <w:p>
-      <w:pPr>
-        <w:pBdr>
-          <w:top w:val="single" w:sz="4" w:space="1" w:color="auto"/>
-          <w:left w:val="single" w:sz="4" w:space="4" w:color="auto"/>
-          <w:bottom w:val="single" w:sz="4" w:space="1" w:color="auto"/>
-          <w:right w:val="single" w:sz="4" w:space="4" w:color="auto"/>
-        </w:pBdr>
-        <w:shd w:val="clear" w:color="auto" w:fill="F2F2F2" w:themeFill="background1" w:themeFillShade="F2"/>
-        <w:spacing w:line="360" w:lineRule="auto"/>
-        <w:rPr>
-          <w:rFonts w:ascii="Georgia Pro" w:eastAsia="Georgia Pro" w:hAnsi="Georgia Pro" w:cs="Georgia Pro"/>
-          <w:color w:val="000000" w:themeColor="text1"/>
-        </w:rPr>
-      </w:pPr>
-      <w:r>
-        <w:rPr>
-          <w:rFonts w:ascii="Georgia Pro" w:eastAsia="Georgia Pro" w:hAnsi="Georgia Pro" w:cs="Georgia Pro"/>
-          <w:color w:val="000000" w:themeColor="text1"/>
-        </w:rPr>
-        <w:t>apt install apache2 -y</w:t>
-      </w:r>
-    </w:p>
-    <w:p>
-      <w:pPr>
-        <w:pBdr>
-          <w:top w:val="single" w:sz="4" w:space="1" w:color="auto"/>
-          <w:left w:val="single" w:sz="4" w:space="4" w:color="auto"/>
-          <w:bottom w:val="single" w:sz="4" w:space="1" w:color="auto"/>
-          <w:right w:val="single" w:sz="4" w:space="4" w:color="auto"/>
-        </w:pBdr>
-        <w:shd w:val="clear" w:color="auto" w:fill="F2F2F2" w:themeFill="background1" w:themeFillShade="F2"/>
-        <w:spacing w:line="360" w:lineRule="auto"/>
-        <w:rPr>
-          <w:rFonts w:ascii="Georgia Pro" w:eastAsia="Georgia Pro" w:hAnsi="Georgia Pro" w:cs="Georgia Pro"/>
-          <w:color w:val="000000" w:themeColor="text1"/>
-        </w:rPr>
-      </w:pPr>
-      <w:proofErr w:type="spellStart"/>
-      <w:r>
-        <w:rPr>
-          <w:rFonts w:ascii="Georgia Pro" w:eastAsia="Georgia Pro" w:hAnsi="Georgia Pro" w:cs="Georgia Pro"/>
-          <w:color w:val="000000" w:themeColor="text1"/>
-        </w:rPr>
-        <w:t>systemctl</w:t>
-      </w:r>
-      <w:proofErr w:type="spellEnd"/>
-      <w:r>
-        <w:rPr>
-          <w:rFonts w:ascii="Georgia Pro" w:eastAsia="Georgia Pro" w:hAnsi="Georgia Pro" w:cs="Georgia Pro"/>
-          <w:color w:val="000000" w:themeColor="text1"/>
-        </w:rPr>
-        <w:t xml:space="preserve"> enable apache2</w:t>
-      </w:r>
-    </w:p>
-    <w:p>
-      <w:pPr>
-        <w:pBdr>
-          <w:top w:val="single" w:sz="4" w:space="1" w:color="auto"/>
-          <w:left w:val="single" w:sz="4" w:space="4" w:color="auto"/>
-          <w:bottom w:val="single" w:sz="4" w:space="1" w:color="auto"/>
-          <w:right w:val="single" w:sz="4" w:space="4" w:color="auto"/>
-        </w:pBdr>
-        <w:shd w:val="clear" w:color="auto" w:fill="F2F2F2" w:themeFill="background1" w:themeFillShade="F2"/>
-        <w:spacing w:line="360" w:lineRule="auto"/>
-        <w:rPr>
-          <w:rFonts w:ascii="Georgia Pro" w:eastAsia="Georgia Pro" w:hAnsi="Georgia Pro" w:cs="Georgia Pro"/>
-          <w:color w:val="000000" w:themeColor="text1"/>
-        </w:rPr>
-      </w:pPr>
-      <w:proofErr w:type="spellStart"/>
-      <w:r>
-        <w:rPr>
-          <w:rFonts w:ascii="Georgia Pro" w:eastAsia="Georgia Pro" w:hAnsi="Georgia Pro" w:cs="Georgia Pro"/>
-          <w:color w:val="000000" w:themeColor="text1"/>
-        </w:rPr>
-        <w:t>systemctl</w:t>
-      </w:r>
-      <w:proofErr w:type="spellEnd"/>
-      <w:r>
-        <w:rPr>
-          <w:rFonts w:ascii="Georgia Pro" w:eastAsia="Georgia Pro" w:hAnsi="Georgia Pro" w:cs="Georgia Pro"/>
-          <w:color w:val="000000" w:themeColor="text1"/>
-        </w:rPr>
-        <w:t xml:space="preserve"> start apache2</w:t>
-      </w:r>
-    </w:p>
-    <w:p>
-      <w:pPr>
-        <w:pBdr>
-          <w:top w:val="single" w:sz="4" w:space="1" w:color="auto"/>
-          <w:left w:val="single" w:sz="4" w:space="4" w:color="auto"/>
-          <w:bottom w:val="single" w:sz="4" w:space="1" w:color="auto"/>
-          <w:right w:val="single" w:sz="4" w:space="4" w:color="auto"/>
-        </w:pBdr>
-        <w:shd w:val="clear" w:color="auto" w:fill="F2F2F2" w:themeFill="background1" w:themeFillShade="F2"/>
-        <w:spacing w:line="360" w:lineRule="auto"/>
-        <w:rPr>
-          <w:rFonts w:ascii="Georgia Pro" w:eastAsia="Georgia Pro" w:hAnsi="Georgia Pro" w:cs="Georgia Pro"/>
-          <w:color w:val="000000" w:themeColor="text1"/>
-        </w:rPr>
-      </w:pPr>
-      <w:r>
-        <w:rPr>
-          <w:rFonts w:ascii="Georgia Pro" w:eastAsia="Georgia Pro" w:hAnsi="Georgia Pro" w:cs="Georgia Pro"/>
-          <w:color w:val="000000" w:themeColor="text1"/>
-        </w:rPr>
-        <w:t>echo "&lt;h1&gt;Welcome to Web Server 1&lt;/h1&gt;" &gt; /var/www/html/index.html</w:t>
-      </w:r>
-    </w:p>
-    <w:p>
-      <w:pPr>
-        <w:spacing w:before="240" w:after="240" w:line="360" w:lineRule="auto"/>
-        <w:rPr>
-          <w:rFonts w:ascii="Georgia Pro" w:eastAsia="Georgia Pro" w:hAnsi="Georgia Pro" w:cs="Georgia Pro"/>
-          <w:color w:val="000000" w:themeColor="text1"/>
-        </w:rPr>
-      </w:pPr>
-      <w:r>
-        <w:rPr>
-          <w:rFonts w:ascii="Georgia Pro" w:eastAsia="Georgia Pro" w:hAnsi="Georgia Pro" w:cs="Georgia Pro"/>
-          <w:color w:val="000000" w:themeColor="text1"/>
-        </w:rPr>
-        <w:pict w14:anchorId="5DE2C5FF">
-          <v:rect id="_x0000_i1195" style="width:0;height:1.5pt" o:hralign="center" o:hrstd="t" o:hr="t" fillcolor="#a0a0a0" stroked="f"/>
-        </w:pict>
-      </w:r>
-    </w:p>
-    <w:p>
-      <w:pPr>
-        <w:spacing w:before="240" w:after="240" w:line="360" w:lineRule="auto"/>
+        <w:t xml:space="preserve">nano </w:t>
+      </w:r>
+      <w:r>
         <w:rPr>
           <w:rFonts w:ascii="Georgia Pro" w:eastAsia="Georgia Pro" w:hAnsi="Georgia Pro" w:cs="Georgia Pro"/>
           <w:b/>
           <w:bCs/>
           <w:color w:val="000000" w:themeColor="text1"/>
         </w:rPr>
-      </w:pPr>
-      <w:r>
+        <w:t>userdata1.sh</w:t>
+      </w:r>
+    </w:p>
+    <w:p>
+      <w:pPr>
+        <w:pBdr>
+          <w:top w:val="single" w:sz="4" w:space="1" w:color="auto"/>
+          <w:left w:val="single" w:sz="4" w:space="4" w:color="auto"/>
+          <w:bottom w:val="single" w:sz="4" w:space="1" w:color="auto"/>
+          <w:right w:val="single" w:sz="4" w:space="4" w:color="auto"/>
+        </w:pBdr>
+        <w:shd w:val="clear" w:color="auto" w:fill="F2F2F2" w:themeFill="background1" w:themeFillShade="F2"/>
+        <w:spacing w:line="360" w:lineRule="auto"/>
+        <w:rPr>
+          <w:rFonts w:ascii="Georgia Pro" w:eastAsia="Georgia Pro" w:hAnsi="Georgia Pro" w:cs="Georgia Pro"/>
+          <w:color w:val="000000" w:themeColor="text1"/>
+        </w:rPr>
+      </w:pPr>
+      <w:r>
+        <w:rPr>
+          <w:rFonts w:ascii="Georgia Pro" w:eastAsia="Georgia Pro" w:hAnsi="Georgia Pro" w:cs="Georgia Pro"/>
+          <w:color w:val="000000" w:themeColor="text1"/>
+        </w:rPr>
+        <w:t>#!/bin/bash</w:t>
+      </w:r>
+    </w:p>
+    <w:p>
+      <w:pPr>
+        <w:pBdr>
+          <w:top w:val="single" w:sz="4" w:space="1" w:color="auto"/>
+          <w:left w:val="single" w:sz="4" w:space="4" w:color="auto"/>
+          <w:bottom w:val="single" w:sz="4" w:space="1" w:color="auto"/>
+          <w:right w:val="single" w:sz="4" w:space="4" w:color="auto"/>
+        </w:pBdr>
+        <w:shd w:val="clear" w:color="auto" w:fill="F2F2F2" w:themeFill="background1" w:themeFillShade="F2"/>
+        <w:spacing w:line="360" w:lineRule="auto"/>
+        <w:rPr>
+          <w:rFonts w:ascii="Georgia Pro" w:eastAsia="Georgia Pro" w:hAnsi="Georgia Pro" w:cs="Georgia Pro"/>
+          <w:color w:val="000000" w:themeColor="text1"/>
+        </w:rPr>
+      </w:pPr>
+      <w:r>
+        <w:rPr>
+          <w:rFonts w:ascii="Georgia Pro" w:eastAsia="Georgia Pro" w:hAnsi="Georgia Pro" w:cs="Georgia Pro"/>
+          <w:color w:val="000000" w:themeColor="text1"/>
+        </w:rPr>
+        <w:t>apt update -y</w:t>
+      </w:r>
+    </w:p>
+    <w:p>
+      <w:pPr>
+        <w:pBdr>
+          <w:top w:val="single" w:sz="4" w:space="1" w:color="auto"/>
+          <w:left w:val="single" w:sz="4" w:space="4" w:color="auto"/>
+          <w:bottom w:val="single" w:sz="4" w:space="1" w:color="auto"/>
+          <w:right w:val="single" w:sz="4" w:space="4" w:color="auto"/>
+        </w:pBdr>
+        <w:shd w:val="clear" w:color="auto" w:fill="F2F2F2" w:themeFill="background1" w:themeFillShade="F2"/>
+        <w:spacing w:line="360" w:lineRule="auto"/>
+        <w:rPr>
+          <w:rFonts w:ascii="Georgia Pro" w:eastAsia="Georgia Pro" w:hAnsi="Georgia Pro" w:cs="Georgia Pro"/>
+          <w:color w:val="000000" w:themeColor="text1"/>
+        </w:rPr>
+      </w:pPr>
+      <w:r>
+        <w:rPr>
+          <w:rFonts w:ascii="Georgia Pro" w:eastAsia="Georgia Pro" w:hAnsi="Georgia Pro" w:cs="Georgia Pro"/>
+          <w:color w:val="000000" w:themeColor="text1"/>
+        </w:rPr>
+        <w:t>apt install apache2 -y</w:t>
+      </w:r>
+    </w:p>
+    <w:p>
+      <w:pPr>
+        <w:pBdr>
+          <w:top w:val="single" w:sz="4" w:space="1" w:color="auto"/>
+          <w:left w:val="single" w:sz="4" w:space="4" w:color="auto"/>
+          <w:bottom w:val="single" w:sz="4" w:space="1" w:color="auto"/>
+          <w:right w:val="single" w:sz="4" w:space="4" w:color="auto"/>
+        </w:pBdr>
+        <w:shd w:val="clear" w:color="auto" w:fill="F2F2F2" w:themeFill="background1" w:themeFillShade="F2"/>
+        <w:spacing w:line="360" w:lineRule="auto"/>
+        <w:rPr>
+          <w:rFonts w:ascii="Georgia Pro" w:eastAsia="Georgia Pro" w:hAnsi="Georgia Pro" w:cs="Georgia Pro"/>
+          <w:color w:val="000000" w:themeColor="text1"/>
+        </w:rPr>
+      </w:pPr>
+      <w:r>
+        <w:rPr>
+          <w:rFonts w:ascii="Georgia Pro" w:eastAsia="Georgia Pro" w:hAnsi="Georgia Pro" w:cs="Georgia Pro"/>
+          <w:color w:val="000000" w:themeColor="text1"/>
+        </w:rPr>
+        <w:t>systemctl enable apache2</w:t>
+      </w:r>
+    </w:p>
+    <w:p>
+      <w:pPr>
+        <w:pBdr>
+          <w:top w:val="single" w:sz="4" w:space="1" w:color="auto"/>
+          <w:left w:val="single" w:sz="4" w:space="4" w:color="auto"/>
+          <w:bottom w:val="single" w:sz="4" w:space="1" w:color="auto"/>
+          <w:right w:val="single" w:sz="4" w:space="4" w:color="auto"/>
+        </w:pBdr>
+        <w:shd w:val="clear" w:color="auto" w:fill="F2F2F2" w:themeFill="background1" w:themeFillShade="F2"/>
+        <w:spacing w:line="360" w:lineRule="auto"/>
+        <w:rPr>
+          <w:rFonts w:ascii="Georgia Pro" w:eastAsia="Georgia Pro" w:hAnsi="Georgia Pro" w:cs="Georgia Pro"/>
+          <w:color w:val="000000" w:themeColor="text1"/>
+        </w:rPr>
+      </w:pPr>
+      <w:r>
+        <w:rPr>
+          <w:rFonts w:ascii="Georgia Pro" w:eastAsia="Georgia Pro" w:hAnsi="Georgia Pro" w:cs="Georgia Pro"/>
+          <w:color w:val="000000" w:themeColor="text1"/>
+        </w:rPr>
+        <w:t>systemctl start apache2</w:t>
+      </w:r>
+    </w:p>
+    <w:p>
+      <w:pPr>
+        <w:pBdr>
+          <w:top w:val="single" w:sz="4" w:space="1" w:color="auto"/>
+          <w:left w:val="single" w:sz="4" w:space="4" w:color="auto"/>
+          <w:bottom w:val="single" w:sz="4" w:space="1" w:color="auto"/>
+          <w:right w:val="single" w:sz="4" w:space="4" w:color="auto"/>
+        </w:pBdr>
+        <w:shd w:val="clear" w:color="auto" w:fill="F2F2F2" w:themeFill="background1" w:themeFillShade="F2"/>
+        <w:spacing w:line="360" w:lineRule="auto"/>
+        <w:rPr>
+          <w:rFonts w:ascii="Georgia Pro" w:eastAsia="Georgia Pro" w:hAnsi="Georgia Pro" w:cs="Georgia Pro"/>
+          <w:color w:val="000000" w:themeColor="text1"/>
+        </w:rPr>
+      </w:pPr>
+      <w:r>
+        <w:rPr>
+          <w:rFonts w:ascii="Georgia Pro" w:eastAsia="Georgia Pro" w:hAnsi="Georgia Pro" w:cs="Georgia Pro"/>
+          <w:color w:val="000000" w:themeColor="text1"/>
+        </w:rPr>
+        <w:t>echo "&lt;h1&gt;Welcome to Web Server 1&lt;/h1&gt;" &gt; /var/www/html/index.html</w:t>
+      </w:r>
+    </w:p>
+    <w:p>
+      <w:pPr>
+        <w:spacing w:before="240" w:after="240" w:line="360" w:lineRule="auto"/>
         <w:rPr>
           <w:rFonts w:ascii="Georgia Pro" w:eastAsia="Georgia Pro" w:hAnsi="Georgia Pro" w:cs="Georgia Pro"/>
           <w:b/>
           <w:bCs/>
           <w:color w:val="000000" w:themeColor="text1"/>
         </w:rPr>
-        <w:t>userdata2.sh</w:t>
-      </w:r>
-    </w:p>
-    <w:p>
-      <w:pPr>
-        <w:pBdr>
-          <w:top w:val="single" w:sz="4" w:space="1" w:color="auto"/>
-          <w:left w:val="single" w:sz="4" w:space="4" w:color="auto"/>
-          <w:bottom w:val="single" w:sz="4" w:space="1" w:color="auto"/>
-          <w:right w:val="single" w:sz="4" w:space="4" w:color="auto"/>
-        </w:pBdr>
-        <w:shd w:val="clear" w:color="auto" w:fill="F2F2F2" w:themeFill="background1" w:themeFillShade="F2"/>
-        <w:spacing w:line="360" w:lineRule="auto"/>
-        <w:rPr>
-          <w:rFonts w:ascii="Georgia Pro" w:eastAsia="Georgia Pro" w:hAnsi="Georgia Pro" w:cs="Georgia Pro"/>
-          <w:color w:val="000000" w:themeColor="text1"/>
-        </w:rPr>
-      </w:pPr>
-      <w:proofErr w:type="gramStart"/>
-      <w:r>
-        <w:rPr>
-          <w:rFonts w:ascii="Georgia Pro" w:eastAsia="Georgia Pro" w:hAnsi="Georgia Pro" w:cs="Georgia Pro"/>
-          <w:color w:val="000000" w:themeColor="text1"/>
-        </w:rPr>
-        <w:t>#!/</w:t>
-      </w:r>
-      <w:proofErr w:type="gramEnd"/>
-      <w:r>
-        <w:rPr>
-          <w:rFonts w:ascii="Georgia Pro" w:eastAsia="Georgia Pro" w:hAnsi="Georgia Pro" w:cs="Georgia Pro"/>
-          <w:color w:val="000000" w:themeColor="text1"/>
-        </w:rPr>
-        <w:t>bin/bash</w:t>
-      </w:r>
-    </w:p>
-    <w:p>
-      <w:pPr>
-        <w:pBdr>
-          <w:top w:val="single" w:sz="4" w:space="1" w:color="auto"/>
-          <w:left w:val="single" w:sz="4" w:space="4" w:color="auto"/>
-          <w:bottom w:val="single" w:sz="4" w:space="1" w:color="auto"/>
-          <w:right w:val="single" w:sz="4" w:space="4" w:color="auto"/>
-        </w:pBdr>
-        <w:shd w:val="clear" w:color="auto" w:fill="F2F2F2" w:themeFill="background1" w:themeFillShade="F2"/>
-        <w:spacing w:line="360" w:lineRule="auto"/>
-        <w:rPr>
-          <w:rFonts w:ascii="Georgia Pro" w:eastAsia="Georgia Pro" w:hAnsi="Georgia Pro" w:cs="Georgia Pro"/>
-          <w:color w:val="000000" w:themeColor="text1"/>
-        </w:rPr>
-      </w:pPr>
-      <w:r>
-        <w:rPr>
-          <w:rFonts w:ascii="Georgia Pro" w:eastAsia="Georgia Pro" w:hAnsi="Georgia Pro" w:cs="Georgia Pro"/>
-          <w:color w:val="000000" w:themeColor="text1"/>
-        </w:rPr>
-        <w:t>apt update -y</w:t>
-      </w:r>
-    </w:p>
-    <w:p>
-      <w:pPr>
-        <w:pBdr>
-          <w:top w:val="single" w:sz="4" w:space="1" w:color="auto"/>
-          <w:left w:val="single" w:sz="4" w:space="4" w:color="auto"/>
-          <w:bottom w:val="single" w:sz="4" w:space="1" w:color="auto"/>
-          <w:right w:val="single" w:sz="4" w:space="4" w:color="auto"/>
-        </w:pBdr>
-        <w:shd w:val="clear" w:color="auto" w:fill="F2F2F2" w:themeFill="background1" w:themeFillShade="F2"/>
-        <w:spacing w:line="360" w:lineRule="auto"/>
-        <w:rPr>
-          <w:rFonts w:ascii="Georgia Pro" w:eastAsia="Georgia Pro" w:hAnsi="Georgia Pro" w:cs="Georgia Pro"/>
-          <w:color w:val="000000" w:themeColor="text1"/>
-        </w:rPr>
-      </w:pPr>
-      <w:r>
-        <w:rPr>
-          <w:rFonts w:ascii="Georgia Pro" w:eastAsia="Georgia Pro" w:hAnsi="Georgia Pro" w:cs="Georgia Pro"/>
-          <w:color w:val="000000" w:themeColor="text1"/>
-        </w:rPr>
-        <w:t>apt install apache2 -y</w:t>
-      </w:r>
-    </w:p>
-    <w:p>
-      <w:pPr>
-        <w:pBdr>
-          <w:top w:val="single" w:sz="4" w:space="1" w:color="auto"/>
-          <w:left w:val="single" w:sz="4" w:space="4" w:color="auto"/>
-          <w:bottom w:val="single" w:sz="4" w:space="1" w:color="auto"/>
-          <w:right w:val="single" w:sz="4" w:space="4" w:color="auto"/>
-        </w:pBdr>
-        <w:shd w:val="clear" w:color="auto" w:fill="F2F2F2" w:themeFill="background1" w:themeFillShade="F2"/>
-        <w:spacing w:line="360" w:lineRule="auto"/>
-        <w:rPr>
-          <w:rFonts w:ascii="Georgia Pro" w:eastAsia="Georgia Pro" w:hAnsi="Georgia Pro" w:cs="Georgia Pro"/>
-          <w:color w:val="000000" w:themeColor="text1"/>
-        </w:rPr>
-      </w:pPr>
-      <w:proofErr w:type="spellStart"/>
-      <w:r>
-        <w:rPr>
-          <w:rFonts w:ascii="Georgia Pro" w:eastAsia="Georgia Pro" w:hAnsi="Georgia Pro" w:cs="Georgia Pro"/>
-          <w:color w:val="000000" w:themeColor="text1"/>
-        </w:rPr>
-        <w:t>systemctl</w:t>
-      </w:r>
-      <w:proofErr w:type="spellEnd"/>
-      <w:r>
-        <w:rPr>
-          <w:rFonts w:ascii="Georgia Pro" w:eastAsia="Georgia Pro" w:hAnsi="Georgia Pro" w:cs="Georgia Pro"/>
-          <w:color w:val="000000" w:themeColor="text1"/>
-        </w:rPr>
-        <w:t xml:space="preserve"> enable apache2</w:t>
-      </w:r>
-    </w:p>
-    <w:p>
-      <w:pPr>
-        <w:pBdr>
-          <w:top w:val="single" w:sz="4" w:space="1" w:color="auto"/>
-          <w:left w:val="single" w:sz="4" w:space="4" w:color="auto"/>
-          <w:bottom w:val="single" w:sz="4" w:space="1" w:color="auto"/>
-          <w:right w:val="single" w:sz="4" w:space="4" w:color="auto"/>
-        </w:pBdr>
-        <w:shd w:val="clear" w:color="auto" w:fill="F2F2F2" w:themeFill="background1" w:themeFillShade="F2"/>
-        <w:spacing w:line="360" w:lineRule="auto"/>
-        <w:rPr>
-          <w:rFonts w:ascii="Georgia Pro" w:eastAsia="Georgia Pro" w:hAnsi="Georgia Pro" w:cs="Georgia Pro"/>
-          <w:color w:val="000000" w:themeColor="text1"/>
-        </w:rPr>
-      </w:pPr>
-      <w:proofErr w:type="spellStart"/>
-      <w:r>
-        <w:rPr>
-          <w:rFonts w:ascii="Georgia Pro" w:eastAsia="Georgia Pro" w:hAnsi="Georgia Pro" w:cs="Georgia Pro"/>
-          <w:color w:val="000000" w:themeColor="text1"/>
-        </w:rPr>
-        <w:t>systemctl</w:t>
-      </w:r>
-      <w:proofErr w:type="spellEnd"/>
-      <w:r>
-        <w:rPr>
-          <w:rFonts w:ascii="Georgia Pro" w:eastAsia="Georgia Pro" w:hAnsi="Georgia Pro" w:cs="Georgia Pro"/>
-          <w:color w:val="000000" w:themeColor="text1"/>
-        </w:rPr>
-        <w:t xml:space="preserve"> start apache2</w:t>
-      </w:r>
-    </w:p>
-    <w:p>
-      <w:pPr>
-        <w:pBdr>
-          <w:top w:val="single" w:sz="4" w:space="1" w:color="auto"/>
-          <w:left w:val="single" w:sz="4" w:space="4" w:color="auto"/>
-          <w:bottom w:val="single" w:sz="4" w:space="1" w:color="auto"/>
-          <w:right w:val="single" w:sz="4" w:space="4" w:color="auto"/>
-        </w:pBdr>
-        <w:shd w:val="clear" w:color="auto" w:fill="F2F2F2" w:themeFill="background1" w:themeFillShade="F2"/>
-        <w:spacing w:line="360" w:lineRule="auto"/>
-        <w:rPr>
-          <w:rFonts w:ascii="Georgia Pro" w:eastAsia="Georgia Pro" w:hAnsi="Georgia Pro" w:cs="Georgia Pro"/>
-          <w:color w:val="000000" w:themeColor="text1"/>
-        </w:rPr>
-      </w:pPr>
-      <w:r>
-        <w:rPr>
-          <w:rFonts w:ascii="Georgia Pro" w:eastAsia="Georgia Pro" w:hAnsi="Georgia Pro" w:cs="Georgia Pro"/>
-          <w:color w:val="000000" w:themeColor="text1"/>
-        </w:rPr>
-        <w:lastRenderedPageBreak/>
-        <w:t>echo "&lt;h1&gt;Welcome to Web Server 2&lt;/h1&gt;" &gt; /var/www/html/index.html</w:t>
-      </w:r>
-    </w:p>
-    <w:p>
-      <w:pPr>
-        <w:spacing w:before="240" w:after="240" w:line="360" w:lineRule="auto"/>
-        <w:rPr>
-          <w:rFonts w:ascii="Georgia Pro" w:eastAsia="Georgia Pro" w:hAnsi="Georgia Pro" w:cs="Georgia Pro"/>
-          <w:color w:val="000000" w:themeColor="text1"/>
-        </w:rPr>
-      </w:pPr>
-      <w:r>
-        <w:rPr>
-          <w:rFonts w:ascii="Georgia Pro" w:eastAsia="Georgia Pro" w:hAnsi="Georgia Pro" w:cs="Georgia Pro"/>
-          <w:color w:val="000000" w:themeColor="text1"/>
-        </w:rPr>
-        <w:pict w14:anchorId="5FD2BC73">
-          <v:rect id="_x0000_i1196" style="width:0;height:1.5pt" o:hralign="center" o:hrstd="t" o:hr="t" fillcolor="#a0a0a0" stroked="f"/>
-        </w:pict>
-      </w:r>
-    </w:p>
-    <w:p>
-      <w:pPr>
-        <w:spacing w:before="240" w:after="240" w:line="360" w:lineRule="auto"/>
+      </w:pPr>
+      <w:r>
         <w:rPr>
           <w:rFonts w:ascii="Georgia Pro" w:eastAsia="Georgia Pro" w:hAnsi="Georgia Pro" w:cs="Georgia Pro"/>
           <w:b/>
           <w:bCs/>
           <w:color w:val="000000" w:themeColor="text1"/>
         </w:rPr>
-      </w:pPr>
+        <w:t xml:space="preserve">nano </w:t>
+      </w:r>
       <w:r>
         <w:rPr>
           <w:rFonts w:ascii="Georgia Pro" w:eastAsia="Georgia Pro" w:hAnsi="Georgia Pro" w:cs="Georgia Pro"/>
@@ -4765,401 +3850,145 @@
           <w:bCs/>
           <w:color w:val="000000" w:themeColor="text1"/>
         </w:rPr>
-        <w:t>Part 9 – Launch EC2 Instance 1</w:t>
-      </w:r>
-    </w:p>
-    <w:p>
-      <w:pPr>
-        <w:pBdr>
-          <w:top w:val="single" w:sz="4" w:space="1" w:color="auto"/>
-          <w:left w:val="single" w:sz="4" w:space="4" w:color="auto"/>
-          <w:bottom w:val="single" w:sz="4" w:space="1" w:color="auto"/>
-          <w:right w:val="single" w:sz="4" w:space="4" w:color="auto"/>
-        </w:pBdr>
-        <w:shd w:val="clear" w:color="auto" w:fill="F2F2F2" w:themeFill="background1" w:themeFillShade="F2"/>
-        <w:spacing w:line="360" w:lineRule="auto"/>
-        <w:rPr>
-          <w:rFonts w:ascii="Georgia Pro" w:eastAsia="Georgia Pro" w:hAnsi="Georgia Pro" w:cs="Georgia Pro"/>
-          <w:color w:val="000000" w:themeColor="text1"/>
-        </w:rPr>
-      </w:pPr>
-      <w:r>
-        <w:rPr>
-          <w:rFonts w:ascii="Georgia Pro" w:eastAsia="Georgia Pro" w:hAnsi="Georgia Pro" w:cs="Georgia Pro"/>
-          <w:color w:val="000000" w:themeColor="text1"/>
-        </w:rPr>
-        <w:t>INSTANCEA=$(</w:t>
-      </w:r>
-      <w:proofErr w:type="spellStart"/>
-      <w:r>
-        <w:rPr>
-          <w:rFonts w:ascii="Georgia Pro" w:eastAsia="Georgia Pro" w:hAnsi="Georgia Pro" w:cs="Georgia Pro"/>
-          <w:color w:val="000000" w:themeColor="text1"/>
-        </w:rPr>
-        <w:t>aws</w:t>
-      </w:r>
-      <w:proofErr w:type="spellEnd"/>
-      <w:r>
-        <w:rPr>
-          <w:rFonts w:ascii="Georgia Pro" w:eastAsia="Georgia Pro" w:hAnsi="Georgia Pro" w:cs="Georgia Pro"/>
-          <w:color w:val="000000" w:themeColor="text1"/>
-        </w:rPr>
-        <w:t xml:space="preserve"> ec2 </w:t>
-      </w:r>
-      <w:proofErr w:type="gramStart"/>
-      <w:r>
-        <w:rPr>
-          <w:rFonts w:ascii="Georgia Pro" w:eastAsia="Georgia Pro" w:hAnsi="Georgia Pro" w:cs="Georgia Pro"/>
-          <w:color w:val="000000" w:themeColor="text1"/>
-        </w:rPr>
-        <w:t>run-instances</w:t>
-      </w:r>
-      <w:proofErr w:type="gramEnd"/>
-      <w:r>
-        <w:rPr>
-          <w:rFonts w:ascii="Georgia Pro" w:eastAsia="Georgia Pro" w:hAnsi="Georgia Pro" w:cs="Georgia Pro"/>
-          <w:color w:val="000000" w:themeColor="text1"/>
-        </w:rPr>
-        <w:t xml:space="preserve"> \</w:t>
-      </w:r>
-    </w:p>
-    <w:p>
-      <w:pPr>
-        <w:pBdr>
-          <w:top w:val="single" w:sz="4" w:space="1" w:color="auto"/>
-          <w:left w:val="single" w:sz="4" w:space="4" w:color="auto"/>
-          <w:bottom w:val="single" w:sz="4" w:space="1" w:color="auto"/>
-          <w:right w:val="single" w:sz="4" w:space="4" w:color="auto"/>
-        </w:pBdr>
-        <w:shd w:val="clear" w:color="auto" w:fill="F2F2F2" w:themeFill="background1" w:themeFillShade="F2"/>
-        <w:spacing w:line="360" w:lineRule="auto"/>
-        <w:rPr>
-          <w:rFonts w:ascii="Georgia Pro" w:eastAsia="Georgia Pro" w:hAnsi="Georgia Pro" w:cs="Georgia Pro"/>
-          <w:color w:val="000000" w:themeColor="text1"/>
-        </w:rPr>
-      </w:pPr>
-      <w:r>
-        <w:rPr>
-          <w:rFonts w:ascii="Georgia Pro" w:eastAsia="Georgia Pro" w:hAnsi="Georgia Pro" w:cs="Georgia Pro"/>
-          <w:color w:val="000000" w:themeColor="text1"/>
-        </w:rPr>
-        <w:t>--image-id $AMI \</w:t>
-      </w:r>
-    </w:p>
-    <w:p>
-      <w:pPr>
-        <w:pBdr>
-          <w:top w:val="single" w:sz="4" w:space="1" w:color="auto"/>
-          <w:left w:val="single" w:sz="4" w:space="4" w:color="auto"/>
-          <w:bottom w:val="single" w:sz="4" w:space="1" w:color="auto"/>
-          <w:right w:val="single" w:sz="4" w:space="4" w:color="auto"/>
-        </w:pBdr>
-        <w:shd w:val="clear" w:color="auto" w:fill="F2F2F2" w:themeFill="background1" w:themeFillShade="F2"/>
-        <w:spacing w:line="360" w:lineRule="auto"/>
-        <w:rPr>
-          <w:rFonts w:ascii="Georgia Pro" w:eastAsia="Georgia Pro" w:hAnsi="Georgia Pro" w:cs="Georgia Pro"/>
-          <w:color w:val="000000" w:themeColor="text1"/>
-        </w:rPr>
-      </w:pPr>
-      <w:r>
-        <w:rPr>
-          <w:rFonts w:ascii="Georgia Pro" w:eastAsia="Georgia Pro" w:hAnsi="Georgia Pro" w:cs="Georgia Pro"/>
-          <w:color w:val="000000" w:themeColor="text1"/>
-        </w:rPr>
-        <w:t>--instance-type t</w:t>
-      </w:r>
-      <w:proofErr w:type="gramStart"/>
-      <w:r>
-        <w:rPr>
-          <w:rFonts w:ascii="Georgia Pro" w:eastAsia="Georgia Pro" w:hAnsi="Georgia Pro" w:cs="Georgia Pro"/>
-          <w:color w:val="000000" w:themeColor="text1"/>
-        </w:rPr>
-        <w:t>3.micro</w:t>
-      </w:r>
-      <w:proofErr w:type="gramEnd"/>
-      <w:r>
-        <w:rPr>
-          <w:rFonts w:ascii="Georgia Pro" w:eastAsia="Georgia Pro" w:hAnsi="Georgia Pro" w:cs="Georgia Pro"/>
-          <w:color w:val="000000" w:themeColor="text1"/>
-        </w:rPr>
-        <w:t xml:space="preserve"> \</w:t>
-      </w:r>
-    </w:p>
-    <w:p>
-      <w:pPr>
-        <w:pBdr>
-          <w:top w:val="single" w:sz="4" w:space="1" w:color="auto"/>
-          <w:left w:val="single" w:sz="4" w:space="4" w:color="auto"/>
-          <w:bottom w:val="single" w:sz="4" w:space="1" w:color="auto"/>
-          <w:right w:val="single" w:sz="4" w:space="4" w:color="auto"/>
-        </w:pBdr>
-        <w:shd w:val="clear" w:color="auto" w:fill="F2F2F2" w:themeFill="background1" w:themeFillShade="F2"/>
-        <w:spacing w:line="360" w:lineRule="auto"/>
-        <w:rPr>
-          <w:rFonts w:ascii="Georgia Pro" w:eastAsia="Georgia Pro" w:hAnsi="Georgia Pro" w:cs="Georgia Pro"/>
-          <w:color w:val="000000" w:themeColor="text1"/>
-        </w:rPr>
-      </w:pPr>
-      <w:r>
-        <w:rPr>
-          <w:rFonts w:ascii="Georgia Pro" w:eastAsia="Georgia Pro" w:hAnsi="Georgia Pro" w:cs="Georgia Pro"/>
-          <w:color w:val="000000" w:themeColor="text1"/>
-        </w:rPr>
-        <w:t>--key-name $KEY_NAME \</w:t>
-      </w:r>
-    </w:p>
-    <w:p>
-      <w:pPr>
-        <w:pBdr>
-          <w:top w:val="single" w:sz="4" w:space="1" w:color="auto"/>
-          <w:left w:val="single" w:sz="4" w:space="4" w:color="auto"/>
-          <w:bottom w:val="single" w:sz="4" w:space="1" w:color="auto"/>
-          <w:right w:val="single" w:sz="4" w:space="4" w:color="auto"/>
-        </w:pBdr>
-        <w:shd w:val="clear" w:color="auto" w:fill="F2F2F2" w:themeFill="background1" w:themeFillShade="F2"/>
-        <w:spacing w:line="360" w:lineRule="auto"/>
-        <w:rPr>
-          <w:rFonts w:ascii="Georgia Pro" w:eastAsia="Georgia Pro" w:hAnsi="Georgia Pro" w:cs="Georgia Pro"/>
-          <w:color w:val="000000" w:themeColor="text1"/>
-        </w:rPr>
-      </w:pPr>
-      <w:r>
-        <w:rPr>
-          <w:rFonts w:ascii="Georgia Pro" w:eastAsia="Georgia Pro" w:hAnsi="Georgia Pro" w:cs="Georgia Pro"/>
-          <w:color w:val="000000" w:themeColor="text1"/>
-        </w:rPr>
-        <w:t>--security-group-ids $SG \</w:t>
-      </w:r>
-    </w:p>
-    <w:p>
-      <w:pPr>
-        <w:pBdr>
-          <w:top w:val="single" w:sz="4" w:space="1" w:color="auto"/>
-          <w:left w:val="single" w:sz="4" w:space="4" w:color="auto"/>
-          <w:bottom w:val="single" w:sz="4" w:space="1" w:color="auto"/>
-          <w:right w:val="single" w:sz="4" w:space="4" w:color="auto"/>
-        </w:pBdr>
-        <w:shd w:val="clear" w:color="auto" w:fill="F2F2F2" w:themeFill="background1" w:themeFillShade="F2"/>
-        <w:spacing w:line="360" w:lineRule="auto"/>
-        <w:rPr>
-          <w:rFonts w:ascii="Georgia Pro" w:eastAsia="Georgia Pro" w:hAnsi="Georgia Pro" w:cs="Georgia Pro"/>
-          <w:color w:val="000000" w:themeColor="text1"/>
-        </w:rPr>
-      </w:pPr>
-      <w:r>
-        <w:rPr>
-          <w:rFonts w:ascii="Georgia Pro" w:eastAsia="Georgia Pro" w:hAnsi="Georgia Pro" w:cs="Georgia Pro"/>
-          <w:color w:val="000000" w:themeColor="text1"/>
-        </w:rPr>
-        <w:t>--subnet-id $SUBNETA \</w:t>
-      </w:r>
-    </w:p>
-    <w:p>
-      <w:pPr>
-        <w:pBdr>
-          <w:top w:val="single" w:sz="4" w:space="1" w:color="auto"/>
-          <w:left w:val="single" w:sz="4" w:space="4" w:color="auto"/>
-          <w:bottom w:val="single" w:sz="4" w:space="1" w:color="auto"/>
-          <w:right w:val="single" w:sz="4" w:space="4" w:color="auto"/>
-        </w:pBdr>
-        <w:shd w:val="clear" w:color="auto" w:fill="F2F2F2" w:themeFill="background1" w:themeFillShade="F2"/>
-        <w:spacing w:line="360" w:lineRule="auto"/>
-        <w:rPr>
-          <w:rFonts w:ascii="Georgia Pro" w:eastAsia="Georgia Pro" w:hAnsi="Georgia Pro" w:cs="Georgia Pro"/>
-          <w:color w:val="000000" w:themeColor="text1"/>
-        </w:rPr>
-      </w:pPr>
-      <w:r>
-        <w:rPr>
-          <w:rFonts w:ascii="Georgia Pro" w:eastAsia="Georgia Pro" w:hAnsi="Georgia Pro" w:cs="Georgia Pro"/>
-          <w:color w:val="000000" w:themeColor="text1"/>
-        </w:rPr>
-        <w:t>--user-data file://userdata1.sh \</w:t>
-      </w:r>
-    </w:p>
-    <w:p>
-      <w:pPr>
-        <w:pBdr>
-          <w:top w:val="single" w:sz="4" w:space="1" w:color="auto"/>
-          <w:left w:val="single" w:sz="4" w:space="4" w:color="auto"/>
-          <w:bottom w:val="single" w:sz="4" w:space="1" w:color="auto"/>
-          <w:right w:val="single" w:sz="4" w:space="4" w:color="auto"/>
-        </w:pBdr>
-        <w:shd w:val="clear" w:color="auto" w:fill="F2F2F2" w:themeFill="background1" w:themeFillShade="F2"/>
-        <w:spacing w:line="360" w:lineRule="auto"/>
-        <w:rPr>
-          <w:rFonts w:ascii="Georgia Pro" w:eastAsia="Georgia Pro" w:hAnsi="Georgia Pro" w:cs="Georgia Pro"/>
-          <w:color w:val="000000" w:themeColor="text1"/>
-        </w:rPr>
-      </w:pPr>
-      <w:r>
-        <w:rPr>
-          <w:rFonts w:ascii="Georgia Pro" w:eastAsia="Georgia Pro" w:hAnsi="Georgia Pro" w:cs="Georgia Pro"/>
-          <w:color w:val="000000" w:themeColor="text1"/>
-        </w:rPr>
-        <w:t>--tag-specifications "</w:t>
-      </w:r>
-      <w:proofErr w:type="spellStart"/>
-      <w:r>
-        <w:rPr>
-          <w:rFonts w:ascii="Georgia Pro" w:eastAsia="Georgia Pro" w:hAnsi="Georgia Pro" w:cs="Georgia Pro"/>
-          <w:color w:val="000000" w:themeColor="text1"/>
-        </w:rPr>
-        <w:t>ResourceType</w:t>
-      </w:r>
-      <w:proofErr w:type="spellEnd"/>
-      <w:r>
-        <w:rPr>
-          <w:rFonts w:ascii="Georgia Pro" w:eastAsia="Georgia Pro" w:hAnsi="Georgia Pro" w:cs="Georgia Pro"/>
-          <w:color w:val="000000" w:themeColor="text1"/>
-        </w:rPr>
-        <w:t>=</w:t>
-      </w:r>
-      <w:proofErr w:type="spellStart"/>
-      <w:proofErr w:type="gramStart"/>
-      <w:r>
-        <w:rPr>
-          <w:rFonts w:ascii="Georgia Pro" w:eastAsia="Georgia Pro" w:hAnsi="Georgia Pro" w:cs="Georgia Pro"/>
-          <w:color w:val="000000" w:themeColor="text1"/>
-        </w:rPr>
-        <w:t>instance,Tags</w:t>
-      </w:r>
-      <w:proofErr w:type="spellEnd"/>
-      <w:r>
-        <w:rPr>
-          <w:rFonts w:ascii="Georgia Pro" w:eastAsia="Georgia Pro" w:hAnsi="Georgia Pro" w:cs="Georgia Pro"/>
-          <w:color w:val="000000" w:themeColor="text1"/>
-        </w:rPr>
-        <w:t>=[{</w:t>
-      </w:r>
-      <w:proofErr w:type="gramEnd"/>
-      <w:r>
-        <w:rPr>
-          <w:rFonts w:ascii="Georgia Pro" w:eastAsia="Georgia Pro" w:hAnsi="Georgia Pro" w:cs="Georgia Pro"/>
-          <w:color w:val="000000" w:themeColor="text1"/>
-        </w:rPr>
-        <w:t>Key=</w:t>
-      </w:r>
-      <w:proofErr w:type="spellStart"/>
-      <w:proofErr w:type="gramStart"/>
-      <w:r>
-        <w:rPr>
-          <w:rFonts w:ascii="Georgia Pro" w:eastAsia="Georgia Pro" w:hAnsi="Georgia Pro" w:cs="Georgia Pro"/>
-          <w:color w:val="000000" w:themeColor="text1"/>
-        </w:rPr>
-        <w:t>Name,Value</w:t>
-      </w:r>
-      <w:proofErr w:type="spellEnd"/>
-      <w:proofErr w:type="gramEnd"/>
-      <w:r>
-        <w:rPr>
-          <w:rFonts w:ascii="Georgia Pro" w:eastAsia="Georgia Pro" w:hAnsi="Georgia Pro" w:cs="Georgia Pro"/>
-          <w:color w:val="000000" w:themeColor="text1"/>
-        </w:rPr>
-        <w:t>=$</w:t>
-      </w:r>
-      <w:proofErr w:type="gramStart"/>
-      <w:r>
-        <w:rPr>
-          <w:rFonts w:ascii="Georgia Pro" w:eastAsia="Georgia Pro" w:hAnsi="Georgia Pro" w:cs="Georgia Pro"/>
-          <w:color w:val="000000" w:themeColor="text1"/>
-        </w:rPr>
-        <w:t>INSTANCE1}]</w:t>
-      </w:r>
-      <w:proofErr w:type="gramEnd"/>
-      <w:r>
-        <w:rPr>
-          <w:rFonts w:ascii="Georgia Pro" w:eastAsia="Georgia Pro" w:hAnsi="Georgia Pro" w:cs="Georgia Pro"/>
-          <w:color w:val="000000" w:themeColor="text1"/>
-        </w:rPr>
-        <w:t>" \</w:t>
-      </w:r>
-    </w:p>
-    <w:p>
-      <w:pPr>
-        <w:pBdr>
-          <w:top w:val="single" w:sz="4" w:space="1" w:color="auto"/>
-          <w:left w:val="single" w:sz="4" w:space="4" w:color="auto"/>
-          <w:bottom w:val="single" w:sz="4" w:space="1" w:color="auto"/>
-          <w:right w:val="single" w:sz="4" w:space="4" w:color="auto"/>
-        </w:pBdr>
-        <w:shd w:val="clear" w:color="auto" w:fill="F2F2F2" w:themeFill="background1" w:themeFillShade="F2"/>
-        <w:spacing w:line="360" w:lineRule="auto"/>
-        <w:rPr>
-          <w:rFonts w:ascii="Georgia Pro" w:eastAsia="Georgia Pro" w:hAnsi="Georgia Pro" w:cs="Georgia Pro"/>
-          <w:color w:val="000000" w:themeColor="text1"/>
-        </w:rPr>
-      </w:pPr>
-      <w:r>
-        <w:rPr>
-          <w:rFonts w:ascii="Georgia Pro" w:eastAsia="Georgia Pro" w:hAnsi="Georgia Pro" w:cs="Georgia Pro"/>
-          <w:color w:val="000000" w:themeColor="text1"/>
-        </w:rPr>
-        <w:t>--query "</w:t>
-      </w:r>
-      <w:proofErr w:type="gramStart"/>
-      <w:r>
-        <w:rPr>
-          <w:rFonts w:ascii="Georgia Pro" w:eastAsia="Georgia Pro" w:hAnsi="Georgia Pro" w:cs="Georgia Pro"/>
-          <w:color w:val="000000" w:themeColor="text1"/>
-        </w:rPr>
-        <w:t>Instances[</w:t>
-      </w:r>
-      <w:proofErr w:type="gramEnd"/>
-      <w:r>
-        <w:rPr>
-          <w:rFonts w:ascii="Georgia Pro" w:eastAsia="Georgia Pro" w:hAnsi="Georgia Pro" w:cs="Georgia Pro"/>
-          <w:color w:val="000000" w:themeColor="text1"/>
-        </w:rPr>
-        <w:t>0</w:t>
-      </w:r>
-      <w:proofErr w:type="gramStart"/>
-      <w:r>
-        <w:rPr>
-          <w:rFonts w:ascii="Georgia Pro" w:eastAsia="Georgia Pro" w:hAnsi="Georgia Pro" w:cs="Georgia Pro"/>
-          <w:color w:val="000000" w:themeColor="text1"/>
-        </w:rPr>
-        <w:t>].</w:t>
-      </w:r>
-      <w:proofErr w:type="spellStart"/>
-      <w:r>
-        <w:rPr>
-          <w:rFonts w:ascii="Georgia Pro" w:eastAsia="Georgia Pro" w:hAnsi="Georgia Pro" w:cs="Georgia Pro"/>
-          <w:color w:val="000000" w:themeColor="text1"/>
-        </w:rPr>
-        <w:t>InstanceId</w:t>
-      </w:r>
-      <w:proofErr w:type="spellEnd"/>
-      <w:proofErr w:type="gramEnd"/>
-      <w:r>
-        <w:rPr>
-          <w:rFonts w:ascii="Georgia Pro" w:eastAsia="Georgia Pro" w:hAnsi="Georgia Pro" w:cs="Georgia Pro"/>
-          <w:color w:val="000000" w:themeColor="text1"/>
-        </w:rPr>
-        <w:t>" \</w:t>
-      </w:r>
-    </w:p>
-    <w:p>
-      <w:pPr>
-        <w:pBdr>
-          <w:top w:val="single" w:sz="4" w:space="1" w:color="auto"/>
-          <w:left w:val="single" w:sz="4" w:space="4" w:color="auto"/>
-          <w:bottom w:val="single" w:sz="4" w:space="1" w:color="auto"/>
-          <w:right w:val="single" w:sz="4" w:space="4" w:color="auto"/>
-        </w:pBdr>
-        <w:shd w:val="clear" w:color="auto" w:fill="F2F2F2" w:themeFill="background1" w:themeFillShade="F2"/>
-        <w:spacing w:line="360" w:lineRule="auto"/>
-        <w:rPr>
-          <w:rFonts w:ascii="Georgia Pro" w:eastAsia="Georgia Pro" w:hAnsi="Georgia Pro" w:cs="Georgia Pro"/>
-          <w:color w:val="000000" w:themeColor="text1"/>
-        </w:rPr>
-      </w:pPr>
-      <w:r>
-        <w:rPr>
-          <w:rFonts w:ascii="Georgia Pro" w:eastAsia="Georgia Pro" w:hAnsi="Georgia Pro" w:cs="Georgia Pro"/>
-          <w:color w:val="000000" w:themeColor="text1"/>
-        </w:rPr>
-        <w:t>--output text)</w:t>
+        <w:t>userdata2.sh</w:t>
+      </w:r>
+    </w:p>
+    <w:p>
+      <w:pPr>
+        <w:pBdr>
+          <w:top w:val="single" w:sz="4" w:space="1" w:color="auto"/>
+          <w:left w:val="single" w:sz="4" w:space="4" w:color="auto"/>
+          <w:bottom w:val="single" w:sz="4" w:space="1" w:color="auto"/>
+          <w:right w:val="single" w:sz="4" w:space="4" w:color="auto"/>
+        </w:pBdr>
+        <w:shd w:val="clear" w:color="auto" w:fill="F2F2F2" w:themeFill="background1" w:themeFillShade="F2"/>
+        <w:spacing w:line="360" w:lineRule="auto"/>
+        <w:rPr>
+          <w:rFonts w:ascii="Georgia Pro" w:eastAsia="Georgia Pro" w:hAnsi="Georgia Pro" w:cs="Georgia Pro"/>
+          <w:color w:val="000000" w:themeColor="text1"/>
+        </w:rPr>
+      </w:pPr>
+      <w:r>
+        <w:rPr>
+          <w:rFonts w:ascii="Georgia Pro" w:eastAsia="Georgia Pro" w:hAnsi="Georgia Pro" w:cs="Georgia Pro"/>
+          <w:color w:val="000000" w:themeColor="text1"/>
+        </w:rPr>
+        <w:t>#!/bin/bash</w:t>
+      </w:r>
+    </w:p>
+    <w:p>
+      <w:pPr>
+        <w:pBdr>
+          <w:top w:val="single" w:sz="4" w:space="1" w:color="auto"/>
+          <w:left w:val="single" w:sz="4" w:space="4" w:color="auto"/>
+          <w:bottom w:val="single" w:sz="4" w:space="1" w:color="auto"/>
+          <w:right w:val="single" w:sz="4" w:space="4" w:color="auto"/>
+        </w:pBdr>
+        <w:shd w:val="clear" w:color="auto" w:fill="F2F2F2" w:themeFill="background1" w:themeFillShade="F2"/>
+        <w:spacing w:line="360" w:lineRule="auto"/>
+        <w:rPr>
+          <w:rFonts w:ascii="Georgia Pro" w:eastAsia="Georgia Pro" w:hAnsi="Georgia Pro" w:cs="Georgia Pro"/>
+          <w:color w:val="000000" w:themeColor="text1"/>
+        </w:rPr>
+      </w:pPr>
+      <w:r>
+        <w:rPr>
+          <w:rFonts w:ascii="Georgia Pro" w:eastAsia="Georgia Pro" w:hAnsi="Georgia Pro" w:cs="Georgia Pro"/>
+          <w:color w:val="000000" w:themeColor="text1"/>
+        </w:rPr>
+        <w:t>apt update -y</w:t>
+      </w:r>
+    </w:p>
+    <w:p>
+      <w:pPr>
+        <w:pBdr>
+          <w:top w:val="single" w:sz="4" w:space="1" w:color="auto"/>
+          <w:left w:val="single" w:sz="4" w:space="4" w:color="auto"/>
+          <w:bottom w:val="single" w:sz="4" w:space="1" w:color="auto"/>
+          <w:right w:val="single" w:sz="4" w:space="4" w:color="auto"/>
+        </w:pBdr>
+        <w:shd w:val="clear" w:color="auto" w:fill="F2F2F2" w:themeFill="background1" w:themeFillShade="F2"/>
+        <w:spacing w:line="360" w:lineRule="auto"/>
+        <w:rPr>
+          <w:rFonts w:ascii="Georgia Pro" w:eastAsia="Georgia Pro" w:hAnsi="Georgia Pro" w:cs="Georgia Pro"/>
+          <w:color w:val="000000" w:themeColor="text1"/>
+        </w:rPr>
+      </w:pPr>
+      <w:r>
+        <w:rPr>
+          <w:rFonts w:ascii="Georgia Pro" w:eastAsia="Georgia Pro" w:hAnsi="Georgia Pro" w:cs="Georgia Pro"/>
+          <w:color w:val="000000" w:themeColor="text1"/>
+        </w:rPr>
+        <w:t>apt install apache2 -y</w:t>
+      </w:r>
+    </w:p>
+    <w:p>
+      <w:pPr>
+        <w:pBdr>
+          <w:top w:val="single" w:sz="4" w:space="1" w:color="auto"/>
+          <w:left w:val="single" w:sz="4" w:space="4" w:color="auto"/>
+          <w:bottom w:val="single" w:sz="4" w:space="1" w:color="auto"/>
+          <w:right w:val="single" w:sz="4" w:space="4" w:color="auto"/>
+        </w:pBdr>
+        <w:shd w:val="clear" w:color="auto" w:fill="F2F2F2" w:themeFill="background1" w:themeFillShade="F2"/>
+        <w:spacing w:line="360" w:lineRule="auto"/>
+        <w:rPr>
+          <w:rFonts w:ascii="Georgia Pro" w:eastAsia="Georgia Pro" w:hAnsi="Georgia Pro" w:cs="Georgia Pro"/>
+          <w:color w:val="000000" w:themeColor="text1"/>
+        </w:rPr>
+      </w:pPr>
+      <w:r>
+        <w:rPr>
+          <w:rFonts w:ascii="Georgia Pro" w:eastAsia="Georgia Pro" w:hAnsi="Georgia Pro" w:cs="Georgia Pro"/>
+          <w:color w:val="000000" w:themeColor="text1"/>
+        </w:rPr>
+        <w:t>systemctl enable apache2</w:t>
+      </w:r>
+    </w:p>
+    <w:p>
+      <w:pPr>
+        <w:pBdr>
+          <w:top w:val="single" w:sz="4" w:space="1" w:color="auto"/>
+          <w:left w:val="single" w:sz="4" w:space="4" w:color="auto"/>
+          <w:bottom w:val="single" w:sz="4" w:space="1" w:color="auto"/>
+          <w:right w:val="single" w:sz="4" w:space="4" w:color="auto"/>
+        </w:pBdr>
+        <w:shd w:val="clear" w:color="auto" w:fill="F2F2F2" w:themeFill="background1" w:themeFillShade="F2"/>
+        <w:spacing w:line="360" w:lineRule="auto"/>
+        <w:rPr>
+          <w:rFonts w:ascii="Georgia Pro" w:eastAsia="Georgia Pro" w:hAnsi="Georgia Pro" w:cs="Georgia Pro"/>
+          <w:color w:val="000000" w:themeColor="text1"/>
+        </w:rPr>
+      </w:pPr>
+      <w:r>
+        <w:rPr>
+          <w:rFonts w:ascii="Georgia Pro" w:eastAsia="Georgia Pro" w:hAnsi="Georgia Pro" w:cs="Georgia Pro"/>
+          <w:color w:val="000000" w:themeColor="text1"/>
+        </w:rPr>
+        <w:t>systemctl start apache2</w:t>
+      </w:r>
+    </w:p>
+    <w:p>
+      <w:pPr>
+        <w:pBdr>
+          <w:top w:val="single" w:sz="4" w:space="1" w:color="auto"/>
+          <w:left w:val="single" w:sz="4" w:space="4" w:color="auto"/>
+          <w:bottom w:val="single" w:sz="4" w:space="1" w:color="auto"/>
+          <w:right w:val="single" w:sz="4" w:space="4" w:color="auto"/>
+        </w:pBdr>
+        <w:shd w:val="clear" w:color="auto" w:fill="F2F2F2" w:themeFill="background1" w:themeFillShade="F2"/>
+        <w:spacing w:line="360" w:lineRule="auto"/>
+        <w:rPr>
+          <w:rFonts w:ascii="Georgia Pro" w:eastAsia="Georgia Pro" w:hAnsi="Georgia Pro" w:cs="Georgia Pro"/>
+          <w:color w:val="000000" w:themeColor="text1"/>
+        </w:rPr>
+      </w:pPr>
+      <w:r>
+        <w:rPr>
+          <w:rFonts w:ascii="Georgia Pro" w:eastAsia="Georgia Pro" w:hAnsi="Georgia Pro" w:cs="Georgia Pro"/>
+          <w:color w:val="000000" w:themeColor="text1"/>
+        </w:rPr>
+        <w:t>echo "&lt;h1&gt;Welcome to Web Server 2&lt;/h1&gt;" &gt; /var/www/html/index.html</w:t>
       </w:r>
     </w:p>
     <w:p>
@@ -5175,8 +4004,9 @@
           <w:rFonts w:ascii="Georgia Pro" w:eastAsia="Georgia Pro" w:hAnsi="Georgia Pro" w:cs="Georgia Pro"/>
           <w:color w:val="000000" w:themeColor="text1"/>
         </w:rPr>
-        <w:pict w14:anchorId="32946870">
-          <v:rect id="_x0000_i1197" style="width:0;height:1.5pt" o:hralign="center" o:hrstd="t" o:hr="t" fillcolor="#a0a0a0" stroked="f"/>
+        <w:lastRenderedPageBreak/>
+        <w:pict w14:anchorId="5FD2BC73">
+          <v:rect id="_x0000_i1038" style="width:0;height:1.5pt" o:hralign="center" o:hrstd="t" o:hr="t" fillcolor="#a0a0a0" stroked="f"/>
         </w:pict>
       </w:r>
     </w:p>
@@ -5197,74 +4027,42 @@
           <w:bCs/>
           <w:color w:val="000000" w:themeColor="text1"/>
         </w:rPr>
-        <w:t>Part 10 – Launch EC2 Instance 2</w:t>
-      </w:r>
-    </w:p>
-    <w:p>
-      <w:pPr>
-        <w:pBdr>
-          <w:top w:val="single" w:sz="4" w:space="1" w:color="auto"/>
-          <w:left w:val="single" w:sz="4" w:space="4" w:color="auto"/>
-          <w:bottom w:val="single" w:sz="4" w:space="1" w:color="auto"/>
-          <w:right w:val="single" w:sz="4" w:space="4" w:color="auto"/>
-        </w:pBdr>
-        <w:shd w:val="clear" w:color="auto" w:fill="F2F2F2" w:themeFill="background1" w:themeFillShade="F2"/>
-        <w:spacing w:line="276" w:lineRule="auto"/>
-        <w:rPr>
-          <w:rFonts w:ascii="Georgia Pro" w:eastAsia="Georgia Pro" w:hAnsi="Georgia Pro" w:cs="Georgia Pro"/>
-          <w:color w:val="000000" w:themeColor="text1"/>
-        </w:rPr>
-      </w:pPr>
-      <w:r>
-        <w:rPr>
-          <w:rFonts w:ascii="Georgia Pro" w:eastAsia="Georgia Pro" w:hAnsi="Georgia Pro" w:cs="Georgia Pro"/>
-          <w:color w:val="000000" w:themeColor="text1"/>
-        </w:rPr>
-        <w:t>INSTANCEB=$(</w:t>
-      </w:r>
-      <w:proofErr w:type="spellStart"/>
-      <w:r>
-        <w:rPr>
-          <w:rFonts w:ascii="Georgia Pro" w:eastAsia="Georgia Pro" w:hAnsi="Georgia Pro" w:cs="Georgia Pro"/>
-          <w:color w:val="000000" w:themeColor="text1"/>
-        </w:rPr>
-        <w:t>aws</w:t>
-      </w:r>
-      <w:proofErr w:type="spellEnd"/>
-      <w:r>
-        <w:rPr>
-          <w:rFonts w:ascii="Georgia Pro" w:eastAsia="Georgia Pro" w:hAnsi="Georgia Pro" w:cs="Georgia Pro"/>
-          <w:color w:val="000000" w:themeColor="text1"/>
-        </w:rPr>
-        <w:t xml:space="preserve"> ec2 </w:t>
-      </w:r>
-      <w:proofErr w:type="gramStart"/>
-      <w:r>
-        <w:rPr>
-          <w:rFonts w:ascii="Georgia Pro" w:eastAsia="Georgia Pro" w:hAnsi="Georgia Pro" w:cs="Georgia Pro"/>
-          <w:color w:val="000000" w:themeColor="text1"/>
-        </w:rPr>
-        <w:t>run-instances</w:t>
-      </w:r>
-      <w:proofErr w:type="gramEnd"/>
-      <w:r>
-        <w:rPr>
-          <w:rFonts w:ascii="Georgia Pro" w:eastAsia="Georgia Pro" w:hAnsi="Georgia Pro" w:cs="Georgia Pro"/>
-          <w:color w:val="000000" w:themeColor="text1"/>
-        </w:rPr>
-        <w:t xml:space="preserve"> \</w:t>
-      </w:r>
-    </w:p>
-    <w:p>
-      <w:pPr>
-        <w:pBdr>
-          <w:top w:val="single" w:sz="4" w:space="1" w:color="auto"/>
-          <w:left w:val="single" w:sz="4" w:space="4" w:color="auto"/>
-          <w:bottom w:val="single" w:sz="4" w:space="1" w:color="auto"/>
-          <w:right w:val="single" w:sz="4" w:space="4" w:color="auto"/>
-        </w:pBdr>
-        <w:shd w:val="clear" w:color="auto" w:fill="F2F2F2" w:themeFill="background1" w:themeFillShade="F2"/>
-        <w:spacing w:line="276" w:lineRule="auto"/>
+        <w:t>Part 9 – Launch EC2 Instance 1</w:t>
+      </w:r>
+    </w:p>
+    <w:p>
+      <w:pPr>
+        <w:pBdr>
+          <w:top w:val="single" w:sz="4" w:space="1" w:color="auto"/>
+          <w:left w:val="single" w:sz="4" w:space="4" w:color="auto"/>
+          <w:bottom w:val="single" w:sz="4" w:space="1" w:color="auto"/>
+          <w:right w:val="single" w:sz="4" w:space="4" w:color="auto"/>
+        </w:pBdr>
+        <w:shd w:val="clear" w:color="auto" w:fill="F2F2F2" w:themeFill="background1" w:themeFillShade="F2"/>
+        <w:spacing w:line="360" w:lineRule="auto"/>
+        <w:rPr>
+          <w:rFonts w:ascii="Georgia Pro" w:eastAsia="Georgia Pro" w:hAnsi="Georgia Pro" w:cs="Georgia Pro"/>
+          <w:color w:val="000000" w:themeColor="text1"/>
+        </w:rPr>
+      </w:pPr>
+      <w:r>
+        <w:rPr>
+          <w:rFonts w:ascii="Georgia Pro" w:eastAsia="Georgia Pro" w:hAnsi="Georgia Pro" w:cs="Georgia Pro"/>
+          <w:color w:val="000000" w:themeColor="text1"/>
+        </w:rPr>
+        <w:t>INSTANCEA=$(aws ec2 run-instances \</w:t>
+      </w:r>
+    </w:p>
+    <w:p>
+      <w:pPr>
+        <w:pBdr>
+          <w:top w:val="single" w:sz="4" w:space="1" w:color="auto"/>
+          <w:left w:val="single" w:sz="4" w:space="4" w:color="auto"/>
+          <w:bottom w:val="single" w:sz="4" w:space="1" w:color="auto"/>
+          <w:right w:val="single" w:sz="4" w:space="4" w:color="auto"/>
+        </w:pBdr>
+        <w:shd w:val="clear" w:color="auto" w:fill="F2F2F2" w:themeFill="background1" w:themeFillShade="F2"/>
+        <w:spacing w:line="360" w:lineRule="auto"/>
         <w:rPr>
           <w:rFonts w:ascii="Georgia Pro" w:eastAsia="Georgia Pro" w:hAnsi="Georgia Pro" w:cs="Georgia Pro"/>
           <w:color w:val="000000" w:themeColor="text1"/>
@@ -5287,46 +4085,30 @@
           <w:right w:val="single" w:sz="4" w:space="4" w:color="auto"/>
         </w:pBdr>
         <w:shd w:val="clear" w:color="auto" w:fill="F2F2F2" w:themeFill="background1" w:themeFillShade="F2"/>
-        <w:spacing w:line="276" w:lineRule="auto"/>
-        <w:rPr>
-          <w:rFonts w:ascii="Georgia Pro" w:eastAsia="Georgia Pro" w:hAnsi="Georgia Pro" w:cs="Georgia Pro"/>
-          <w:color w:val="000000" w:themeColor="text1"/>
-        </w:rPr>
-      </w:pPr>
-      <w:r>
-        <w:rPr>
-          <w:rFonts w:ascii="Georgia Pro" w:eastAsia="Georgia Pro" w:hAnsi="Georgia Pro" w:cs="Georgia Pro"/>
-          <w:color w:val="000000" w:themeColor="text1"/>
-        </w:rPr>
-        <w:t>--instance-type t</w:t>
-      </w:r>
-      <w:proofErr w:type="gramStart"/>
-      <w:r>
-        <w:rPr>
-          <w:rFonts w:ascii="Georgia Pro" w:eastAsia="Georgia Pro" w:hAnsi="Georgia Pro" w:cs="Georgia Pro"/>
-          <w:color w:val="000000" w:themeColor="text1"/>
-        </w:rPr>
-        <w:t>3.micro</w:t>
-      </w:r>
-      <w:proofErr w:type="gramEnd"/>
-      <w:r>
-        <w:rPr>
-          <w:rFonts w:ascii="Georgia Pro" w:eastAsia="Georgia Pro" w:hAnsi="Georgia Pro" w:cs="Georgia Pro"/>
-          <w:color w:val="000000" w:themeColor="text1"/>
-        </w:rPr>
-        <w:t xml:space="preserve"> \</w:t>
-      </w:r>
-    </w:p>
-    <w:p>
-      <w:pPr>
-        <w:pBdr>
-          <w:top w:val="single" w:sz="4" w:space="1" w:color="auto"/>
-          <w:left w:val="single" w:sz="4" w:space="4" w:color="auto"/>
-          <w:bottom w:val="single" w:sz="4" w:space="1" w:color="auto"/>
-          <w:right w:val="single" w:sz="4" w:space="4" w:color="auto"/>
-        </w:pBdr>
-        <w:shd w:val="clear" w:color="auto" w:fill="F2F2F2" w:themeFill="background1" w:themeFillShade="F2"/>
-        <w:spacing w:line="276" w:lineRule="auto"/>
+        <w:spacing w:line="360" w:lineRule="auto"/>
+        <w:rPr>
+          <w:rFonts w:ascii="Georgia Pro" w:eastAsia="Georgia Pro" w:hAnsi="Georgia Pro" w:cs="Georgia Pro"/>
+          <w:color w:val="000000" w:themeColor="text1"/>
+        </w:rPr>
+      </w:pPr>
+      <w:r>
+        <w:rPr>
+          <w:rFonts w:ascii="Georgia Pro" w:eastAsia="Georgia Pro" w:hAnsi="Georgia Pro" w:cs="Georgia Pro"/>
+          <w:color w:val="000000" w:themeColor="text1"/>
+        </w:rPr>
+        <w:t>--instance-type t3.micro \</w:t>
+      </w:r>
+    </w:p>
+    <w:p>
+      <w:pPr>
+        <w:pBdr>
+          <w:top w:val="single" w:sz="4" w:space="1" w:color="auto"/>
+          <w:left w:val="single" w:sz="4" w:space="4" w:color="auto"/>
+          <w:bottom w:val="single" w:sz="4" w:space="1" w:color="auto"/>
+          <w:right w:val="single" w:sz="4" w:space="4" w:color="auto"/>
+        </w:pBdr>
+        <w:shd w:val="clear" w:color="auto" w:fill="F2F2F2" w:themeFill="background1" w:themeFillShade="F2"/>
+        <w:spacing w:line="360" w:lineRule="auto"/>
         <w:rPr>
           <w:rFonts w:ascii="Georgia Pro" w:eastAsia="Georgia Pro" w:hAnsi="Georgia Pro" w:cs="Georgia Pro"/>
           <w:color w:val="000000" w:themeColor="text1"/>
@@ -5349,7 +4131,7 @@
           <w:right w:val="single" w:sz="4" w:space="4" w:color="auto"/>
         </w:pBdr>
         <w:shd w:val="clear" w:color="auto" w:fill="F2F2F2" w:themeFill="background1" w:themeFillShade="F2"/>
-        <w:spacing w:line="276" w:lineRule="auto"/>
+        <w:spacing w:line="360" w:lineRule="auto"/>
         <w:rPr>
           <w:rFonts w:ascii="Georgia Pro" w:eastAsia="Georgia Pro" w:hAnsi="Georgia Pro" w:cs="Georgia Pro"/>
           <w:color w:val="000000" w:themeColor="text1"/>
@@ -5372,245 +4154,110 @@
           <w:right w:val="single" w:sz="4" w:space="4" w:color="auto"/>
         </w:pBdr>
         <w:shd w:val="clear" w:color="auto" w:fill="F2F2F2" w:themeFill="background1" w:themeFillShade="F2"/>
-        <w:spacing w:line="276" w:lineRule="auto"/>
-        <w:rPr>
-          <w:rFonts w:ascii="Georgia Pro" w:eastAsia="Georgia Pro" w:hAnsi="Georgia Pro" w:cs="Georgia Pro"/>
-          <w:color w:val="000000" w:themeColor="text1"/>
-        </w:rPr>
-      </w:pPr>
-      <w:r>
-        <w:rPr>
-          <w:rFonts w:ascii="Georgia Pro" w:eastAsia="Georgia Pro" w:hAnsi="Georgia Pro" w:cs="Georgia Pro"/>
-          <w:color w:val="000000" w:themeColor="text1"/>
-        </w:rPr>
-        <w:t>--subnet-id $SUBNETB \</w:t>
-      </w:r>
-    </w:p>
-    <w:p>
-      <w:pPr>
-        <w:pBdr>
-          <w:top w:val="single" w:sz="4" w:space="1" w:color="auto"/>
-          <w:left w:val="single" w:sz="4" w:space="4" w:color="auto"/>
-          <w:bottom w:val="single" w:sz="4" w:space="1" w:color="auto"/>
-          <w:right w:val="single" w:sz="4" w:space="4" w:color="auto"/>
-        </w:pBdr>
-        <w:shd w:val="clear" w:color="auto" w:fill="F2F2F2" w:themeFill="background1" w:themeFillShade="F2"/>
-        <w:spacing w:line="276" w:lineRule="auto"/>
-        <w:rPr>
-          <w:rFonts w:ascii="Georgia Pro" w:eastAsia="Georgia Pro" w:hAnsi="Georgia Pro" w:cs="Georgia Pro"/>
-          <w:color w:val="000000" w:themeColor="text1"/>
-        </w:rPr>
-      </w:pPr>
-      <w:r>
-        <w:rPr>
-          <w:rFonts w:ascii="Georgia Pro" w:eastAsia="Georgia Pro" w:hAnsi="Georgia Pro" w:cs="Georgia Pro"/>
-          <w:color w:val="000000" w:themeColor="text1"/>
-        </w:rPr>
-        <w:t>--user-data file://userdata2.sh \</w:t>
-      </w:r>
-    </w:p>
-    <w:p>
-      <w:pPr>
-        <w:pBdr>
-          <w:top w:val="single" w:sz="4" w:space="1" w:color="auto"/>
-          <w:left w:val="single" w:sz="4" w:space="4" w:color="auto"/>
-          <w:bottom w:val="single" w:sz="4" w:space="1" w:color="auto"/>
-          <w:right w:val="single" w:sz="4" w:space="4" w:color="auto"/>
-        </w:pBdr>
-        <w:shd w:val="clear" w:color="auto" w:fill="F2F2F2" w:themeFill="background1" w:themeFillShade="F2"/>
-        <w:spacing w:line="276" w:lineRule="auto"/>
-        <w:rPr>
-          <w:rFonts w:ascii="Georgia Pro" w:eastAsia="Georgia Pro" w:hAnsi="Georgia Pro" w:cs="Georgia Pro"/>
-          <w:color w:val="000000" w:themeColor="text1"/>
-        </w:rPr>
-      </w:pPr>
-      <w:r>
-        <w:rPr>
-          <w:rFonts w:ascii="Georgia Pro" w:eastAsia="Georgia Pro" w:hAnsi="Georgia Pro" w:cs="Georgia Pro"/>
-          <w:color w:val="000000" w:themeColor="text1"/>
-        </w:rPr>
-        <w:t>--tag-specifications "</w:t>
-      </w:r>
-      <w:proofErr w:type="spellStart"/>
-      <w:r>
-        <w:rPr>
-          <w:rFonts w:ascii="Georgia Pro" w:eastAsia="Georgia Pro" w:hAnsi="Georgia Pro" w:cs="Georgia Pro"/>
-          <w:color w:val="000000" w:themeColor="text1"/>
-        </w:rPr>
-        <w:t>ResourceType</w:t>
-      </w:r>
-      <w:proofErr w:type="spellEnd"/>
-      <w:r>
-        <w:rPr>
-          <w:rFonts w:ascii="Georgia Pro" w:eastAsia="Georgia Pro" w:hAnsi="Georgia Pro" w:cs="Georgia Pro"/>
-          <w:color w:val="000000" w:themeColor="text1"/>
-        </w:rPr>
-        <w:t>=</w:t>
-      </w:r>
-      <w:proofErr w:type="spellStart"/>
-      <w:proofErr w:type="gramStart"/>
-      <w:r>
-        <w:rPr>
-          <w:rFonts w:ascii="Georgia Pro" w:eastAsia="Georgia Pro" w:hAnsi="Georgia Pro" w:cs="Georgia Pro"/>
-          <w:color w:val="000000" w:themeColor="text1"/>
-        </w:rPr>
-        <w:t>instance,Tags</w:t>
-      </w:r>
-      <w:proofErr w:type="spellEnd"/>
-      <w:r>
-        <w:rPr>
-          <w:rFonts w:ascii="Georgia Pro" w:eastAsia="Georgia Pro" w:hAnsi="Georgia Pro" w:cs="Georgia Pro"/>
-          <w:color w:val="000000" w:themeColor="text1"/>
-        </w:rPr>
-        <w:t>=[{</w:t>
-      </w:r>
-      <w:proofErr w:type="gramEnd"/>
-      <w:r>
-        <w:rPr>
-          <w:rFonts w:ascii="Georgia Pro" w:eastAsia="Georgia Pro" w:hAnsi="Georgia Pro" w:cs="Georgia Pro"/>
-          <w:color w:val="000000" w:themeColor="text1"/>
-        </w:rPr>
-        <w:t>Key=</w:t>
-      </w:r>
-      <w:proofErr w:type="spellStart"/>
-      <w:proofErr w:type="gramStart"/>
-      <w:r>
-        <w:rPr>
-          <w:rFonts w:ascii="Georgia Pro" w:eastAsia="Georgia Pro" w:hAnsi="Georgia Pro" w:cs="Georgia Pro"/>
-          <w:color w:val="000000" w:themeColor="text1"/>
-        </w:rPr>
-        <w:t>Name,Value</w:t>
-      </w:r>
-      <w:proofErr w:type="spellEnd"/>
-      <w:proofErr w:type="gramEnd"/>
-      <w:r>
-        <w:rPr>
-          <w:rFonts w:ascii="Georgia Pro" w:eastAsia="Georgia Pro" w:hAnsi="Georgia Pro" w:cs="Georgia Pro"/>
-          <w:color w:val="000000" w:themeColor="text1"/>
-        </w:rPr>
-        <w:t>=$</w:t>
-      </w:r>
-      <w:proofErr w:type="gramStart"/>
-      <w:r>
-        <w:rPr>
-          <w:rFonts w:ascii="Georgia Pro" w:eastAsia="Georgia Pro" w:hAnsi="Georgia Pro" w:cs="Georgia Pro"/>
-          <w:color w:val="000000" w:themeColor="text1"/>
-        </w:rPr>
-        <w:t>INSTANCE2}]</w:t>
-      </w:r>
-      <w:proofErr w:type="gramEnd"/>
-      <w:r>
-        <w:rPr>
-          <w:rFonts w:ascii="Georgia Pro" w:eastAsia="Georgia Pro" w:hAnsi="Georgia Pro" w:cs="Georgia Pro"/>
-          <w:color w:val="000000" w:themeColor="text1"/>
-        </w:rPr>
-        <w:t>" \</w:t>
-      </w:r>
-    </w:p>
-    <w:p>
-      <w:pPr>
-        <w:pBdr>
-          <w:top w:val="single" w:sz="4" w:space="1" w:color="auto"/>
-          <w:left w:val="single" w:sz="4" w:space="4" w:color="auto"/>
-          <w:bottom w:val="single" w:sz="4" w:space="1" w:color="auto"/>
-          <w:right w:val="single" w:sz="4" w:space="4" w:color="auto"/>
-        </w:pBdr>
-        <w:shd w:val="clear" w:color="auto" w:fill="F2F2F2" w:themeFill="background1" w:themeFillShade="F2"/>
-        <w:spacing w:line="276" w:lineRule="auto"/>
-        <w:rPr>
-          <w:rFonts w:ascii="Georgia Pro" w:eastAsia="Georgia Pro" w:hAnsi="Georgia Pro" w:cs="Georgia Pro"/>
-          <w:color w:val="000000" w:themeColor="text1"/>
-        </w:rPr>
-      </w:pPr>
-      <w:r>
-        <w:rPr>
-          <w:rFonts w:ascii="Georgia Pro" w:eastAsia="Georgia Pro" w:hAnsi="Georgia Pro" w:cs="Georgia Pro"/>
-          <w:color w:val="000000" w:themeColor="text1"/>
-        </w:rPr>
-        <w:t>--query "</w:t>
-      </w:r>
-      <w:proofErr w:type="gramStart"/>
-      <w:r>
-        <w:rPr>
-          <w:rFonts w:ascii="Georgia Pro" w:eastAsia="Georgia Pro" w:hAnsi="Georgia Pro" w:cs="Georgia Pro"/>
-          <w:color w:val="000000" w:themeColor="text1"/>
-        </w:rPr>
-        <w:t>Instances[</w:t>
-      </w:r>
-      <w:proofErr w:type="gramEnd"/>
-      <w:r>
-        <w:rPr>
-          <w:rFonts w:ascii="Georgia Pro" w:eastAsia="Georgia Pro" w:hAnsi="Georgia Pro" w:cs="Georgia Pro"/>
-          <w:color w:val="000000" w:themeColor="text1"/>
-        </w:rPr>
-        <w:t>0</w:t>
-      </w:r>
-      <w:proofErr w:type="gramStart"/>
-      <w:r>
-        <w:rPr>
-          <w:rFonts w:ascii="Georgia Pro" w:eastAsia="Georgia Pro" w:hAnsi="Georgia Pro" w:cs="Georgia Pro"/>
-          <w:color w:val="000000" w:themeColor="text1"/>
-        </w:rPr>
-        <w:t>].</w:t>
-      </w:r>
-      <w:proofErr w:type="spellStart"/>
-      <w:r>
-        <w:rPr>
-          <w:rFonts w:ascii="Georgia Pro" w:eastAsia="Georgia Pro" w:hAnsi="Georgia Pro" w:cs="Georgia Pro"/>
-          <w:color w:val="000000" w:themeColor="text1"/>
-        </w:rPr>
-        <w:t>InstanceId</w:t>
-      </w:r>
-      <w:proofErr w:type="spellEnd"/>
-      <w:proofErr w:type="gramEnd"/>
-      <w:r>
-        <w:rPr>
-          <w:rFonts w:ascii="Georgia Pro" w:eastAsia="Georgia Pro" w:hAnsi="Georgia Pro" w:cs="Georgia Pro"/>
-          <w:color w:val="000000" w:themeColor="text1"/>
-        </w:rPr>
-        <w:t>" \</w:t>
-      </w:r>
-    </w:p>
-    <w:p>
-      <w:pPr>
-        <w:pBdr>
-          <w:top w:val="single" w:sz="4" w:space="1" w:color="auto"/>
-          <w:left w:val="single" w:sz="4" w:space="4" w:color="auto"/>
-          <w:bottom w:val="single" w:sz="4" w:space="1" w:color="auto"/>
-          <w:right w:val="single" w:sz="4" w:space="4" w:color="auto"/>
-        </w:pBdr>
-        <w:shd w:val="clear" w:color="auto" w:fill="F2F2F2" w:themeFill="background1" w:themeFillShade="F2"/>
-        <w:spacing w:line="276" w:lineRule="auto"/>
-        <w:rPr>
-          <w:rFonts w:ascii="Georgia Pro" w:eastAsia="Georgia Pro" w:hAnsi="Georgia Pro" w:cs="Georgia Pro"/>
-          <w:color w:val="000000" w:themeColor="text1"/>
-        </w:rPr>
-      </w:pPr>
-      <w:r>
-        <w:rPr>
-          <w:rFonts w:ascii="Georgia Pro" w:eastAsia="Georgia Pro" w:hAnsi="Georgia Pro" w:cs="Georgia Pro"/>
-          <w:color w:val="000000" w:themeColor="text1"/>
-        </w:rPr>
-        <w:lastRenderedPageBreak/>
+        <w:spacing w:line="360" w:lineRule="auto"/>
+        <w:rPr>
+          <w:rFonts w:ascii="Georgia Pro" w:eastAsia="Georgia Pro" w:hAnsi="Georgia Pro" w:cs="Georgia Pro"/>
+          <w:color w:val="000000" w:themeColor="text1"/>
+        </w:rPr>
+      </w:pPr>
+      <w:r>
+        <w:rPr>
+          <w:rFonts w:ascii="Georgia Pro" w:eastAsia="Georgia Pro" w:hAnsi="Georgia Pro" w:cs="Georgia Pro"/>
+          <w:color w:val="000000" w:themeColor="text1"/>
+        </w:rPr>
+        <w:t>--subnet-id $SUBNETA \</w:t>
+      </w:r>
+    </w:p>
+    <w:p>
+      <w:pPr>
+        <w:pBdr>
+          <w:top w:val="single" w:sz="4" w:space="1" w:color="auto"/>
+          <w:left w:val="single" w:sz="4" w:space="4" w:color="auto"/>
+          <w:bottom w:val="single" w:sz="4" w:space="1" w:color="auto"/>
+          <w:right w:val="single" w:sz="4" w:space="4" w:color="auto"/>
+        </w:pBdr>
+        <w:shd w:val="clear" w:color="auto" w:fill="F2F2F2" w:themeFill="background1" w:themeFillShade="F2"/>
+        <w:spacing w:line="360" w:lineRule="auto"/>
+        <w:rPr>
+          <w:rFonts w:ascii="Georgia Pro" w:eastAsia="Georgia Pro" w:hAnsi="Georgia Pro" w:cs="Georgia Pro"/>
+          <w:color w:val="000000" w:themeColor="text1"/>
+        </w:rPr>
+      </w:pPr>
+      <w:r>
+        <w:rPr>
+          <w:rFonts w:ascii="Georgia Pro" w:eastAsia="Georgia Pro" w:hAnsi="Georgia Pro" w:cs="Georgia Pro"/>
+          <w:color w:val="000000" w:themeColor="text1"/>
+        </w:rPr>
+        <w:t>--user-data file://userdata1.sh \</w:t>
+      </w:r>
+    </w:p>
+    <w:p>
+      <w:pPr>
+        <w:pBdr>
+          <w:top w:val="single" w:sz="4" w:space="1" w:color="auto"/>
+          <w:left w:val="single" w:sz="4" w:space="4" w:color="auto"/>
+          <w:bottom w:val="single" w:sz="4" w:space="1" w:color="auto"/>
+          <w:right w:val="single" w:sz="4" w:space="4" w:color="auto"/>
+        </w:pBdr>
+        <w:shd w:val="clear" w:color="auto" w:fill="F2F2F2" w:themeFill="background1" w:themeFillShade="F2"/>
+        <w:spacing w:line="360" w:lineRule="auto"/>
+        <w:rPr>
+          <w:rFonts w:ascii="Georgia Pro" w:eastAsia="Georgia Pro" w:hAnsi="Georgia Pro" w:cs="Georgia Pro"/>
+          <w:color w:val="000000" w:themeColor="text1"/>
+        </w:rPr>
+      </w:pPr>
+      <w:r>
+        <w:rPr>
+          <w:rFonts w:ascii="Georgia Pro" w:eastAsia="Georgia Pro" w:hAnsi="Georgia Pro" w:cs="Georgia Pro"/>
+          <w:color w:val="000000" w:themeColor="text1"/>
+        </w:rPr>
+        <w:t>--tag-specifications "ResourceType=instance,Tags=[{Key=Name,Value=$INSTANCE1}]" \</w:t>
+      </w:r>
+    </w:p>
+    <w:p>
+      <w:pPr>
+        <w:pBdr>
+          <w:top w:val="single" w:sz="4" w:space="1" w:color="auto"/>
+          <w:left w:val="single" w:sz="4" w:space="4" w:color="auto"/>
+          <w:bottom w:val="single" w:sz="4" w:space="1" w:color="auto"/>
+          <w:right w:val="single" w:sz="4" w:space="4" w:color="auto"/>
+        </w:pBdr>
+        <w:shd w:val="clear" w:color="auto" w:fill="F2F2F2" w:themeFill="background1" w:themeFillShade="F2"/>
+        <w:spacing w:line="360" w:lineRule="auto"/>
+        <w:rPr>
+          <w:rFonts w:ascii="Georgia Pro" w:eastAsia="Georgia Pro" w:hAnsi="Georgia Pro" w:cs="Georgia Pro"/>
+          <w:color w:val="000000" w:themeColor="text1"/>
+        </w:rPr>
+      </w:pPr>
+      <w:r>
+        <w:rPr>
+          <w:rFonts w:ascii="Georgia Pro" w:eastAsia="Georgia Pro" w:hAnsi="Georgia Pro" w:cs="Georgia Pro"/>
+          <w:color w:val="000000" w:themeColor="text1"/>
+        </w:rPr>
+        <w:t>--query "Instances[0].InstanceId" \</w:t>
+      </w:r>
+    </w:p>
+    <w:p>
+      <w:pPr>
+        <w:pBdr>
+          <w:top w:val="single" w:sz="4" w:space="1" w:color="auto"/>
+          <w:left w:val="single" w:sz="4" w:space="4" w:color="auto"/>
+          <w:bottom w:val="single" w:sz="4" w:space="1" w:color="auto"/>
+          <w:right w:val="single" w:sz="4" w:space="4" w:color="auto"/>
+        </w:pBdr>
+        <w:shd w:val="clear" w:color="auto" w:fill="F2F2F2" w:themeFill="background1" w:themeFillShade="F2"/>
+        <w:spacing w:line="360" w:lineRule="auto"/>
+        <w:rPr>
+          <w:rFonts w:ascii="Georgia Pro" w:eastAsia="Georgia Pro" w:hAnsi="Georgia Pro" w:cs="Georgia Pro"/>
+          <w:color w:val="000000" w:themeColor="text1"/>
+        </w:rPr>
+      </w:pPr>
+      <w:r>
+        <w:rPr>
+          <w:rFonts w:ascii="Georgia Pro" w:eastAsia="Georgia Pro" w:hAnsi="Georgia Pro" w:cs="Georgia Pro"/>
+          <w:color w:val="000000" w:themeColor="text1"/>
+        </w:rPr>
         <w:t>--output text)</w:t>
-      </w:r>
-    </w:p>
-    <w:p>
-      <w:pPr>
-        <w:spacing w:before="240" w:after="240" w:line="360" w:lineRule="auto"/>
-        <w:rPr>
-          <w:rFonts w:ascii="Georgia Pro" w:eastAsia="Georgia Pro" w:hAnsi="Georgia Pro" w:cs="Georgia Pro"/>
-          <w:color w:val="000000" w:themeColor="text1"/>
-        </w:rPr>
-      </w:pPr>
-      <w:r>
-        <w:rPr>
-          <w:rFonts w:ascii="Georgia Pro" w:eastAsia="Georgia Pro" w:hAnsi="Georgia Pro" w:cs="Georgia Pro"/>
-          <w:color w:val="000000" w:themeColor="text1"/>
-        </w:rPr>
-        <w:pict w14:anchorId="0277504E">
-          <v:rect id="_x0000_i1198" style="width:0;height:1.5pt" o:hralign="center" o:hrstd="t" o:hr="t" fillcolor="#a0a0a0" stroked="f"/>
-        </w:pict>
       </w:r>
     </w:p>
     <w:p>
@@ -5630,7 +4277,7 @@
           <w:bCs/>
           <w:color w:val="000000" w:themeColor="text1"/>
         </w:rPr>
-        <w:t>Part 11 – Wait Until Both Instances Are Running</w:t>
+        <w:t>Part 10 – Launch EC2 Instance 2</w:t>
       </w:r>
     </w:p>
     <w:p>
@@ -5648,21 +4295,12 @@
           <w:color w:val="000000" w:themeColor="text1"/>
         </w:rPr>
       </w:pPr>
-      <w:proofErr w:type="spellStart"/>
-      <w:r>
-        <w:rPr>
-          <w:rFonts w:ascii="Georgia Pro" w:eastAsia="Georgia Pro" w:hAnsi="Georgia Pro" w:cs="Georgia Pro"/>
-          <w:color w:val="000000" w:themeColor="text1"/>
-        </w:rPr>
-        <w:t>aws</w:t>
-      </w:r>
-      <w:proofErr w:type="spellEnd"/>
-      <w:r>
-        <w:rPr>
-          <w:rFonts w:ascii="Georgia Pro" w:eastAsia="Georgia Pro" w:hAnsi="Georgia Pro" w:cs="Georgia Pro"/>
-          <w:color w:val="000000" w:themeColor="text1"/>
-        </w:rPr>
-        <w:t xml:space="preserve"> ec2 wait instance-running \</w:t>
+      <w:r>
+        <w:rPr>
+          <w:rFonts w:ascii="Georgia Pro" w:eastAsia="Georgia Pro" w:hAnsi="Georgia Pro" w:cs="Georgia Pro"/>
+          <w:color w:val="000000" w:themeColor="text1"/>
+        </w:rPr>
+        <w:t>INSTANCEB=$(aws ec2 run-instances \</w:t>
       </w:r>
     </w:p>
     <w:p>
@@ -5685,7 +4323,191 @@
           <w:rFonts w:ascii="Georgia Pro" w:eastAsia="Georgia Pro" w:hAnsi="Georgia Pro" w:cs="Georgia Pro"/>
           <w:color w:val="000000" w:themeColor="text1"/>
         </w:rPr>
-        <w:t>--instance-ids $INSTANCEA $INSTANCEB</w:t>
+        <w:t>--image-id $AMI \</w:t>
+      </w:r>
+    </w:p>
+    <w:p>
+      <w:pPr>
+        <w:pBdr>
+          <w:top w:val="single" w:sz="4" w:space="1" w:color="auto"/>
+          <w:left w:val="single" w:sz="4" w:space="4" w:color="auto"/>
+          <w:bottom w:val="single" w:sz="4" w:space="1" w:color="auto"/>
+          <w:right w:val="single" w:sz="4" w:space="4" w:color="auto"/>
+        </w:pBdr>
+        <w:shd w:val="clear" w:color="auto" w:fill="F2F2F2" w:themeFill="background1" w:themeFillShade="F2"/>
+        <w:spacing w:line="276" w:lineRule="auto"/>
+        <w:rPr>
+          <w:rFonts w:ascii="Georgia Pro" w:eastAsia="Georgia Pro" w:hAnsi="Georgia Pro" w:cs="Georgia Pro"/>
+          <w:color w:val="000000" w:themeColor="text1"/>
+        </w:rPr>
+      </w:pPr>
+      <w:r>
+        <w:rPr>
+          <w:rFonts w:ascii="Georgia Pro" w:eastAsia="Georgia Pro" w:hAnsi="Georgia Pro" w:cs="Georgia Pro"/>
+          <w:color w:val="000000" w:themeColor="text1"/>
+        </w:rPr>
+        <w:t>--instance-type t3.micro \</w:t>
+      </w:r>
+    </w:p>
+    <w:p>
+      <w:pPr>
+        <w:pBdr>
+          <w:top w:val="single" w:sz="4" w:space="1" w:color="auto"/>
+          <w:left w:val="single" w:sz="4" w:space="4" w:color="auto"/>
+          <w:bottom w:val="single" w:sz="4" w:space="1" w:color="auto"/>
+          <w:right w:val="single" w:sz="4" w:space="4" w:color="auto"/>
+        </w:pBdr>
+        <w:shd w:val="clear" w:color="auto" w:fill="F2F2F2" w:themeFill="background1" w:themeFillShade="F2"/>
+        <w:spacing w:line="276" w:lineRule="auto"/>
+        <w:rPr>
+          <w:rFonts w:ascii="Georgia Pro" w:eastAsia="Georgia Pro" w:hAnsi="Georgia Pro" w:cs="Georgia Pro"/>
+          <w:color w:val="000000" w:themeColor="text1"/>
+        </w:rPr>
+      </w:pPr>
+      <w:r>
+        <w:rPr>
+          <w:rFonts w:ascii="Georgia Pro" w:eastAsia="Georgia Pro" w:hAnsi="Georgia Pro" w:cs="Georgia Pro"/>
+          <w:color w:val="000000" w:themeColor="text1"/>
+        </w:rPr>
+        <w:t>--key-name $KEY_NAME \</w:t>
+      </w:r>
+    </w:p>
+    <w:p>
+      <w:pPr>
+        <w:pBdr>
+          <w:top w:val="single" w:sz="4" w:space="1" w:color="auto"/>
+          <w:left w:val="single" w:sz="4" w:space="4" w:color="auto"/>
+          <w:bottom w:val="single" w:sz="4" w:space="1" w:color="auto"/>
+          <w:right w:val="single" w:sz="4" w:space="4" w:color="auto"/>
+        </w:pBdr>
+        <w:shd w:val="clear" w:color="auto" w:fill="F2F2F2" w:themeFill="background1" w:themeFillShade="F2"/>
+        <w:spacing w:line="276" w:lineRule="auto"/>
+        <w:rPr>
+          <w:rFonts w:ascii="Georgia Pro" w:eastAsia="Georgia Pro" w:hAnsi="Georgia Pro" w:cs="Georgia Pro"/>
+          <w:color w:val="000000" w:themeColor="text1"/>
+        </w:rPr>
+      </w:pPr>
+      <w:r>
+        <w:rPr>
+          <w:rFonts w:ascii="Georgia Pro" w:eastAsia="Georgia Pro" w:hAnsi="Georgia Pro" w:cs="Georgia Pro"/>
+          <w:color w:val="000000" w:themeColor="text1"/>
+        </w:rPr>
+        <w:t>--security-group-ids $SG \</w:t>
+      </w:r>
+    </w:p>
+    <w:p>
+      <w:pPr>
+        <w:pBdr>
+          <w:top w:val="single" w:sz="4" w:space="1" w:color="auto"/>
+          <w:left w:val="single" w:sz="4" w:space="4" w:color="auto"/>
+          <w:bottom w:val="single" w:sz="4" w:space="1" w:color="auto"/>
+          <w:right w:val="single" w:sz="4" w:space="4" w:color="auto"/>
+        </w:pBdr>
+        <w:shd w:val="clear" w:color="auto" w:fill="F2F2F2" w:themeFill="background1" w:themeFillShade="F2"/>
+        <w:spacing w:line="276" w:lineRule="auto"/>
+        <w:rPr>
+          <w:rFonts w:ascii="Georgia Pro" w:eastAsia="Georgia Pro" w:hAnsi="Georgia Pro" w:cs="Georgia Pro"/>
+          <w:color w:val="000000" w:themeColor="text1"/>
+        </w:rPr>
+      </w:pPr>
+      <w:r>
+        <w:rPr>
+          <w:rFonts w:ascii="Georgia Pro" w:eastAsia="Georgia Pro" w:hAnsi="Georgia Pro" w:cs="Georgia Pro"/>
+          <w:color w:val="000000" w:themeColor="text1"/>
+        </w:rPr>
+        <w:t>--subnet-id $SUBNETB \</w:t>
+      </w:r>
+    </w:p>
+    <w:p>
+      <w:pPr>
+        <w:pBdr>
+          <w:top w:val="single" w:sz="4" w:space="1" w:color="auto"/>
+          <w:left w:val="single" w:sz="4" w:space="4" w:color="auto"/>
+          <w:bottom w:val="single" w:sz="4" w:space="1" w:color="auto"/>
+          <w:right w:val="single" w:sz="4" w:space="4" w:color="auto"/>
+        </w:pBdr>
+        <w:shd w:val="clear" w:color="auto" w:fill="F2F2F2" w:themeFill="background1" w:themeFillShade="F2"/>
+        <w:spacing w:line="276" w:lineRule="auto"/>
+        <w:rPr>
+          <w:rFonts w:ascii="Georgia Pro" w:eastAsia="Georgia Pro" w:hAnsi="Georgia Pro" w:cs="Georgia Pro"/>
+          <w:color w:val="000000" w:themeColor="text1"/>
+        </w:rPr>
+      </w:pPr>
+      <w:r>
+        <w:rPr>
+          <w:rFonts w:ascii="Georgia Pro" w:eastAsia="Georgia Pro" w:hAnsi="Georgia Pro" w:cs="Georgia Pro"/>
+          <w:color w:val="000000" w:themeColor="text1"/>
+        </w:rPr>
+        <w:t>--user-data file://userdata2.sh \</w:t>
+      </w:r>
+    </w:p>
+    <w:p>
+      <w:pPr>
+        <w:pBdr>
+          <w:top w:val="single" w:sz="4" w:space="1" w:color="auto"/>
+          <w:left w:val="single" w:sz="4" w:space="4" w:color="auto"/>
+          <w:bottom w:val="single" w:sz="4" w:space="1" w:color="auto"/>
+          <w:right w:val="single" w:sz="4" w:space="4" w:color="auto"/>
+        </w:pBdr>
+        <w:shd w:val="clear" w:color="auto" w:fill="F2F2F2" w:themeFill="background1" w:themeFillShade="F2"/>
+        <w:spacing w:line="276" w:lineRule="auto"/>
+        <w:rPr>
+          <w:rFonts w:ascii="Georgia Pro" w:eastAsia="Georgia Pro" w:hAnsi="Georgia Pro" w:cs="Georgia Pro"/>
+          <w:color w:val="000000" w:themeColor="text1"/>
+        </w:rPr>
+      </w:pPr>
+      <w:r>
+        <w:rPr>
+          <w:rFonts w:ascii="Georgia Pro" w:eastAsia="Georgia Pro" w:hAnsi="Georgia Pro" w:cs="Georgia Pro"/>
+          <w:color w:val="000000" w:themeColor="text1"/>
+        </w:rPr>
+        <w:t>--tag-specifications "ResourceType=instance,Tags=[{Key=Name,Value=$INSTANCE2}]" \</w:t>
+      </w:r>
+    </w:p>
+    <w:p>
+      <w:pPr>
+        <w:pBdr>
+          <w:top w:val="single" w:sz="4" w:space="1" w:color="auto"/>
+          <w:left w:val="single" w:sz="4" w:space="4" w:color="auto"/>
+          <w:bottom w:val="single" w:sz="4" w:space="1" w:color="auto"/>
+          <w:right w:val="single" w:sz="4" w:space="4" w:color="auto"/>
+        </w:pBdr>
+        <w:shd w:val="clear" w:color="auto" w:fill="F2F2F2" w:themeFill="background1" w:themeFillShade="F2"/>
+        <w:spacing w:line="276" w:lineRule="auto"/>
+        <w:rPr>
+          <w:rFonts w:ascii="Georgia Pro" w:eastAsia="Georgia Pro" w:hAnsi="Georgia Pro" w:cs="Georgia Pro"/>
+          <w:color w:val="000000" w:themeColor="text1"/>
+        </w:rPr>
+      </w:pPr>
+      <w:r>
+        <w:rPr>
+          <w:rFonts w:ascii="Georgia Pro" w:eastAsia="Georgia Pro" w:hAnsi="Georgia Pro" w:cs="Georgia Pro"/>
+          <w:color w:val="000000" w:themeColor="text1"/>
+        </w:rPr>
+        <w:t>--query "Instances[0].InstanceId" \</w:t>
+      </w:r>
+    </w:p>
+    <w:p>
+      <w:pPr>
+        <w:pBdr>
+          <w:top w:val="single" w:sz="4" w:space="1" w:color="auto"/>
+          <w:left w:val="single" w:sz="4" w:space="4" w:color="auto"/>
+          <w:bottom w:val="single" w:sz="4" w:space="1" w:color="auto"/>
+          <w:right w:val="single" w:sz="4" w:space="4" w:color="auto"/>
+        </w:pBdr>
+        <w:shd w:val="clear" w:color="auto" w:fill="F2F2F2" w:themeFill="background1" w:themeFillShade="F2"/>
+        <w:spacing w:line="276" w:lineRule="auto"/>
+        <w:rPr>
+          <w:rFonts w:ascii="Georgia Pro" w:eastAsia="Georgia Pro" w:hAnsi="Georgia Pro" w:cs="Georgia Pro"/>
+          <w:color w:val="000000" w:themeColor="text1"/>
+        </w:rPr>
+      </w:pPr>
+      <w:r>
+        <w:rPr>
+          <w:rFonts w:ascii="Georgia Pro" w:eastAsia="Georgia Pro" w:hAnsi="Georgia Pro" w:cs="Georgia Pro"/>
+          <w:color w:val="000000" w:themeColor="text1"/>
+        </w:rPr>
+        <w:t>--output text)</w:t>
       </w:r>
     </w:p>
     <w:p>
@@ -5701,8 +4523,8 @@
           <w:rFonts w:ascii="Georgia Pro" w:eastAsia="Georgia Pro" w:hAnsi="Georgia Pro" w:cs="Georgia Pro"/>
           <w:color w:val="000000" w:themeColor="text1"/>
         </w:rPr>
-        <w:pict w14:anchorId="36507BFB">
-          <v:rect id="_x0000_i1199" style="width:0;height:1.5pt" o:hralign="center" o:hrstd="t" o:hr="t" fillcolor="#a0a0a0" stroked="f"/>
+        <w:pict w14:anchorId="0277504E">
+          <v:rect id="_x0000_i1040" style="width:0;height:1.5pt" o:hralign="center" o:hrstd="t" o:hr="t" fillcolor="#a0a0a0" stroked="f"/>
         </w:pict>
       </w:r>
     </w:p>
@@ -5716,1217 +4538,956 @@
           <w:color w:val="000000" w:themeColor="text1"/>
         </w:rPr>
       </w:pPr>
-      <w:r>
+    </w:p>
+    <w:p>
+      <w:pPr>
+        <w:spacing w:before="240" w:after="240" w:line="360" w:lineRule="auto"/>
         <w:rPr>
           <w:rFonts w:ascii="Georgia Pro" w:eastAsia="Georgia Pro" w:hAnsi="Georgia Pro" w:cs="Georgia Pro"/>
           <w:b/>
           <w:bCs/>
           <w:color w:val="000000" w:themeColor="text1"/>
         </w:rPr>
-        <w:t>Part 12 – Create Target Group</w:t>
-      </w:r>
-    </w:p>
-    <w:p>
-      <w:pPr>
-        <w:pBdr>
-          <w:top w:val="single" w:sz="4" w:space="1" w:color="auto"/>
-          <w:left w:val="single" w:sz="4" w:space="4" w:color="auto"/>
-          <w:bottom w:val="single" w:sz="4" w:space="1" w:color="auto"/>
-          <w:right w:val="single" w:sz="4" w:space="4" w:color="auto"/>
-        </w:pBdr>
-        <w:shd w:val="clear" w:color="auto" w:fill="F2F2F2" w:themeFill="background1" w:themeFillShade="F2"/>
-        <w:spacing w:line="276" w:lineRule="auto"/>
-        <w:rPr>
-          <w:rFonts w:ascii="Georgia Pro" w:eastAsia="Georgia Pro" w:hAnsi="Georgia Pro" w:cs="Georgia Pro"/>
-          <w:color w:val="000000" w:themeColor="text1"/>
-        </w:rPr>
-      </w:pPr>
-      <w:r>
-        <w:rPr>
-          <w:rFonts w:ascii="Georgia Pro" w:eastAsia="Georgia Pro" w:hAnsi="Georgia Pro" w:cs="Georgia Pro"/>
-          <w:color w:val="000000" w:themeColor="text1"/>
-        </w:rPr>
-        <w:t>TG=$(</w:t>
-      </w:r>
-      <w:proofErr w:type="spellStart"/>
-      <w:r>
-        <w:rPr>
-          <w:rFonts w:ascii="Georgia Pro" w:eastAsia="Georgia Pro" w:hAnsi="Georgia Pro" w:cs="Georgia Pro"/>
-          <w:color w:val="000000" w:themeColor="text1"/>
-        </w:rPr>
-        <w:t>aws</w:t>
-      </w:r>
-      <w:proofErr w:type="spellEnd"/>
-      <w:r>
-        <w:rPr>
-          <w:rFonts w:ascii="Georgia Pro" w:eastAsia="Georgia Pro" w:hAnsi="Georgia Pro" w:cs="Georgia Pro"/>
-          <w:color w:val="000000" w:themeColor="text1"/>
-        </w:rPr>
-        <w:t xml:space="preserve"> elbv2 create-target-group \</w:t>
-      </w:r>
-    </w:p>
-    <w:p>
-      <w:pPr>
-        <w:pBdr>
-          <w:top w:val="single" w:sz="4" w:space="1" w:color="auto"/>
-          <w:left w:val="single" w:sz="4" w:space="4" w:color="auto"/>
-          <w:bottom w:val="single" w:sz="4" w:space="1" w:color="auto"/>
-          <w:right w:val="single" w:sz="4" w:space="4" w:color="auto"/>
-        </w:pBdr>
-        <w:shd w:val="clear" w:color="auto" w:fill="F2F2F2" w:themeFill="background1" w:themeFillShade="F2"/>
-        <w:spacing w:line="276" w:lineRule="auto"/>
-        <w:rPr>
-          <w:rFonts w:ascii="Georgia Pro" w:eastAsia="Georgia Pro" w:hAnsi="Georgia Pro" w:cs="Georgia Pro"/>
-          <w:color w:val="000000" w:themeColor="text1"/>
-        </w:rPr>
-      </w:pPr>
-      <w:r>
-        <w:rPr>
-          <w:rFonts w:ascii="Georgia Pro" w:eastAsia="Georgia Pro" w:hAnsi="Georgia Pro" w:cs="Georgia Pro"/>
-          <w:color w:val="000000" w:themeColor="text1"/>
-        </w:rPr>
-        <w:t xml:space="preserve">--name </w:t>
-      </w:r>
-      <w:proofErr w:type="spellStart"/>
-      <w:r>
-        <w:rPr>
-          <w:rFonts w:ascii="Georgia Pro" w:eastAsia="Georgia Pro" w:hAnsi="Georgia Pro" w:cs="Georgia Pro"/>
-          <w:color w:val="000000" w:themeColor="text1"/>
-        </w:rPr>
-        <w:t>ApacheTG</w:t>
-      </w:r>
-      <w:proofErr w:type="spellEnd"/>
-      <w:r>
-        <w:rPr>
-          <w:rFonts w:ascii="Georgia Pro" w:eastAsia="Georgia Pro" w:hAnsi="Georgia Pro" w:cs="Georgia Pro"/>
-          <w:color w:val="000000" w:themeColor="text1"/>
-        </w:rPr>
-        <w:t xml:space="preserve"> \</w:t>
-      </w:r>
-    </w:p>
-    <w:p>
-      <w:pPr>
-        <w:pBdr>
-          <w:top w:val="single" w:sz="4" w:space="1" w:color="auto"/>
-          <w:left w:val="single" w:sz="4" w:space="4" w:color="auto"/>
-          <w:bottom w:val="single" w:sz="4" w:space="1" w:color="auto"/>
-          <w:right w:val="single" w:sz="4" w:space="4" w:color="auto"/>
-        </w:pBdr>
-        <w:shd w:val="clear" w:color="auto" w:fill="F2F2F2" w:themeFill="background1" w:themeFillShade="F2"/>
-        <w:spacing w:line="276" w:lineRule="auto"/>
-        <w:rPr>
-          <w:rFonts w:ascii="Georgia Pro" w:eastAsia="Georgia Pro" w:hAnsi="Georgia Pro" w:cs="Georgia Pro"/>
-          <w:color w:val="000000" w:themeColor="text1"/>
-        </w:rPr>
-      </w:pPr>
-      <w:r>
-        <w:rPr>
-          <w:rFonts w:ascii="Georgia Pro" w:eastAsia="Georgia Pro" w:hAnsi="Georgia Pro" w:cs="Georgia Pro"/>
-          <w:color w:val="000000" w:themeColor="text1"/>
-        </w:rPr>
-        <w:t>--protocol HTTP \</w:t>
-      </w:r>
-    </w:p>
-    <w:p>
-      <w:pPr>
-        <w:pBdr>
-          <w:top w:val="single" w:sz="4" w:space="1" w:color="auto"/>
-          <w:left w:val="single" w:sz="4" w:space="4" w:color="auto"/>
-          <w:bottom w:val="single" w:sz="4" w:space="1" w:color="auto"/>
-          <w:right w:val="single" w:sz="4" w:space="4" w:color="auto"/>
-        </w:pBdr>
-        <w:shd w:val="clear" w:color="auto" w:fill="F2F2F2" w:themeFill="background1" w:themeFillShade="F2"/>
-        <w:spacing w:line="276" w:lineRule="auto"/>
-        <w:rPr>
-          <w:rFonts w:ascii="Georgia Pro" w:eastAsia="Georgia Pro" w:hAnsi="Georgia Pro" w:cs="Georgia Pro"/>
-          <w:color w:val="000000" w:themeColor="text1"/>
-        </w:rPr>
-      </w:pPr>
-      <w:r>
-        <w:rPr>
-          <w:rFonts w:ascii="Georgia Pro" w:eastAsia="Georgia Pro" w:hAnsi="Georgia Pro" w:cs="Georgia Pro"/>
-          <w:color w:val="000000" w:themeColor="text1"/>
-        </w:rPr>
-        <w:t>--port 80 \</w:t>
-      </w:r>
-    </w:p>
-    <w:p>
-      <w:pPr>
-        <w:pBdr>
-          <w:top w:val="single" w:sz="4" w:space="1" w:color="auto"/>
-          <w:left w:val="single" w:sz="4" w:space="4" w:color="auto"/>
-          <w:bottom w:val="single" w:sz="4" w:space="1" w:color="auto"/>
-          <w:right w:val="single" w:sz="4" w:space="4" w:color="auto"/>
-        </w:pBdr>
-        <w:shd w:val="clear" w:color="auto" w:fill="F2F2F2" w:themeFill="background1" w:themeFillShade="F2"/>
-        <w:spacing w:line="276" w:lineRule="auto"/>
-        <w:rPr>
-          <w:rFonts w:ascii="Georgia Pro" w:eastAsia="Georgia Pro" w:hAnsi="Georgia Pro" w:cs="Georgia Pro"/>
-          <w:color w:val="000000" w:themeColor="text1"/>
-        </w:rPr>
-      </w:pPr>
-      <w:r>
-        <w:rPr>
-          <w:rFonts w:ascii="Georgia Pro" w:eastAsia="Georgia Pro" w:hAnsi="Georgia Pro" w:cs="Georgia Pro"/>
-          <w:color w:val="000000" w:themeColor="text1"/>
-        </w:rPr>
-        <w:t>--target-type instance \</w:t>
-      </w:r>
-    </w:p>
-    <w:p>
-      <w:pPr>
-        <w:pBdr>
-          <w:top w:val="single" w:sz="4" w:space="1" w:color="auto"/>
-          <w:left w:val="single" w:sz="4" w:space="4" w:color="auto"/>
-          <w:bottom w:val="single" w:sz="4" w:space="1" w:color="auto"/>
-          <w:right w:val="single" w:sz="4" w:space="4" w:color="auto"/>
-        </w:pBdr>
-        <w:shd w:val="clear" w:color="auto" w:fill="F2F2F2" w:themeFill="background1" w:themeFillShade="F2"/>
-        <w:spacing w:line="276" w:lineRule="auto"/>
-        <w:rPr>
-          <w:rFonts w:ascii="Georgia Pro" w:eastAsia="Georgia Pro" w:hAnsi="Georgia Pro" w:cs="Georgia Pro"/>
-          <w:color w:val="000000" w:themeColor="text1"/>
-        </w:rPr>
-      </w:pPr>
-      <w:r>
-        <w:rPr>
-          <w:rFonts w:ascii="Georgia Pro" w:eastAsia="Georgia Pro" w:hAnsi="Georgia Pro" w:cs="Georgia Pro"/>
-          <w:color w:val="000000" w:themeColor="text1"/>
-        </w:rPr>
-        <w:t>--</w:t>
-      </w:r>
-      <w:proofErr w:type="spellStart"/>
-      <w:r>
-        <w:rPr>
-          <w:rFonts w:ascii="Georgia Pro" w:eastAsia="Georgia Pro" w:hAnsi="Georgia Pro" w:cs="Georgia Pro"/>
-          <w:color w:val="000000" w:themeColor="text1"/>
-        </w:rPr>
-        <w:t>vpc</w:t>
-      </w:r>
-      <w:proofErr w:type="spellEnd"/>
-      <w:r>
-        <w:rPr>
-          <w:rFonts w:ascii="Georgia Pro" w:eastAsia="Georgia Pro" w:hAnsi="Georgia Pro" w:cs="Georgia Pro"/>
-          <w:color w:val="000000" w:themeColor="text1"/>
-        </w:rPr>
-        <w:t>-id $VPC_ID \</w:t>
-      </w:r>
-    </w:p>
-    <w:p>
-      <w:pPr>
-        <w:pBdr>
-          <w:top w:val="single" w:sz="4" w:space="1" w:color="auto"/>
-          <w:left w:val="single" w:sz="4" w:space="4" w:color="auto"/>
-          <w:bottom w:val="single" w:sz="4" w:space="1" w:color="auto"/>
-          <w:right w:val="single" w:sz="4" w:space="4" w:color="auto"/>
-        </w:pBdr>
-        <w:shd w:val="clear" w:color="auto" w:fill="F2F2F2" w:themeFill="background1" w:themeFillShade="F2"/>
-        <w:spacing w:line="276" w:lineRule="auto"/>
-        <w:rPr>
-          <w:rFonts w:ascii="Georgia Pro" w:eastAsia="Georgia Pro" w:hAnsi="Georgia Pro" w:cs="Georgia Pro"/>
-          <w:color w:val="000000" w:themeColor="text1"/>
-        </w:rPr>
-      </w:pPr>
-      <w:r>
-        <w:rPr>
-          <w:rFonts w:ascii="Georgia Pro" w:eastAsia="Georgia Pro" w:hAnsi="Georgia Pro" w:cs="Georgia Pro"/>
-          <w:color w:val="000000" w:themeColor="text1"/>
-        </w:rPr>
-        <w:t>--query "</w:t>
-      </w:r>
-      <w:proofErr w:type="spellStart"/>
-      <w:proofErr w:type="gramStart"/>
-      <w:r>
-        <w:rPr>
-          <w:rFonts w:ascii="Georgia Pro" w:eastAsia="Georgia Pro" w:hAnsi="Georgia Pro" w:cs="Georgia Pro"/>
-          <w:color w:val="000000" w:themeColor="text1"/>
-        </w:rPr>
-        <w:t>TargetGroups</w:t>
-      </w:r>
-      <w:proofErr w:type="spellEnd"/>
-      <w:r>
-        <w:rPr>
-          <w:rFonts w:ascii="Georgia Pro" w:eastAsia="Georgia Pro" w:hAnsi="Georgia Pro" w:cs="Georgia Pro"/>
-          <w:color w:val="000000" w:themeColor="text1"/>
-        </w:rPr>
-        <w:t>[</w:t>
-      </w:r>
-      <w:proofErr w:type="gramEnd"/>
-      <w:r>
-        <w:rPr>
-          <w:rFonts w:ascii="Georgia Pro" w:eastAsia="Georgia Pro" w:hAnsi="Georgia Pro" w:cs="Georgia Pro"/>
-          <w:color w:val="000000" w:themeColor="text1"/>
-        </w:rPr>
-        <w:t>0</w:t>
-      </w:r>
-      <w:proofErr w:type="gramStart"/>
-      <w:r>
-        <w:rPr>
-          <w:rFonts w:ascii="Georgia Pro" w:eastAsia="Georgia Pro" w:hAnsi="Georgia Pro" w:cs="Georgia Pro"/>
-          <w:color w:val="000000" w:themeColor="text1"/>
-        </w:rPr>
-        <w:t>].</w:t>
-      </w:r>
-      <w:proofErr w:type="spellStart"/>
-      <w:r>
-        <w:rPr>
-          <w:rFonts w:ascii="Georgia Pro" w:eastAsia="Georgia Pro" w:hAnsi="Georgia Pro" w:cs="Georgia Pro"/>
-          <w:color w:val="000000" w:themeColor="text1"/>
-        </w:rPr>
-        <w:t>TargetGroupArn</w:t>
-      </w:r>
-      <w:proofErr w:type="spellEnd"/>
-      <w:proofErr w:type="gramEnd"/>
-      <w:r>
-        <w:rPr>
-          <w:rFonts w:ascii="Georgia Pro" w:eastAsia="Georgia Pro" w:hAnsi="Georgia Pro" w:cs="Georgia Pro"/>
-          <w:color w:val="000000" w:themeColor="text1"/>
-        </w:rPr>
-        <w:t>" \</w:t>
-      </w:r>
-    </w:p>
-    <w:p>
-      <w:pPr>
-        <w:pBdr>
-          <w:top w:val="single" w:sz="4" w:space="1" w:color="auto"/>
-          <w:left w:val="single" w:sz="4" w:space="4" w:color="auto"/>
-          <w:bottom w:val="single" w:sz="4" w:space="1" w:color="auto"/>
-          <w:right w:val="single" w:sz="4" w:space="4" w:color="auto"/>
-        </w:pBdr>
-        <w:shd w:val="clear" w:color="auto" w:fill="F2F2F2" w:themeFill="background1" w:themeFillShade="F2"/>
-        <w:spacing w:line="276" w:lineRule="auto"/>
-        <w:rPr>
-          <w:rFonts w:ascii="Georgia Pro" w:eastAsia="Georgia Pro" w:hAnsi="Georgia Pro" w:cs="Georgia Pro"/>
-          <w:color w:val="000000" w:themeColor="text1"/>
-        </w:rPr>
-      </w:pPr>
-      <w:r>
-        <w:rPr>
-          <w:rFonts w:ascii="Georgia Pro" w:eastAsia="Georgia Pro" w:hAnsi="Georgia Pro" w:cs="Georgia Pro"/>
-          <w:color w:val="000000" w:themeColor="text1"/>
-        </w:rPr>
-        <w:t>--output text)</w:t>
-      </w:r>
-    </w:p>
-    <w:p>
-      <w:pPr>
-        <w:spacing w:before="240" w:after="240" w:line="360" w:lineRule="auto"/>
-        <w:rPr>
-          <w:rFonts w:ascii="Georgia Pro" w:eastAsia="Georgia Pro" w:hAnsi="Georgia Pro" w:cs="Georgia Pro"/>
-          <w:color w:val="000000" w:themeColor="text1"/>
-        </w:rPr>
-      </w:pPr>
-      <w:r>
-        <w:rPr>
-          <w:rFonts w:ascii="Georgia Pro" w:eastAsia="Georgia Pro" w:hAnsi="Georgia Pro" w:cs="Georgia Pro"/>
-          <w:color w:val="000000" w:themeColor="text1"/>
-        </w:rPr>
-        <w:pict w14:anchorId="48B11624">
-          <v:rect id="_x0000_i1200" style="width:0;height:1.5pt" o:hralign="center" o:hrstd="t" o:hr="t" fillcolor="#a0a0a0" stroked="f"/>
-        </w:pict>
-      </w:r>
-    </w:p>
-    <w:p>
-      <w:pPr>
-        <w:spacing w:before="240" w:after="240" w:line="360" w:lineRule="auto"/>
+      </w:pPr>
+      <w:r>
         <w:rPr>
           <w:rFonts w:ascii="Georgia Pro" w:eastAsia="Georgia Pro" w:hAnsi="Georgia Pro" w:cs="Georgia Pro"/>
           <w:b/>
           <w:bCs/>
           <w:color w:val="000000" w:themeColor="text1"/>
         </w:rPr>
-      </w:pPr>
-      <w:r>
+        <w:lastRenderedPageBreak/>
+        <w:t>Part 11 – Wait Until Both Instances Are Running</w:t>
+      </w:r>
+    </w:p>
+    <w:p>
+      <w:pPr>
+        <w:pBdr>
+          <w:top w:val="single" w:sz="4" w:space="1" w:color="auto"/>
+          <w:left w:val="single" w:sz="4" w:space="4" w:color="auto"/>
+          <w:bottom w:val="single" w:sz="4" w:space="1" w:color="auto"/>
+          <w:right w:val="single" w:sz="4" w:space="4" w:color="auto"/>
+        </w:pBdr>
+        <w:shd w:val="clear" w:color="auto" w:fill="F2F2F2" w:themeFill="background1" w:themeFillShade="F2"/>
+        <w:spacing w:line="276" w:lineRule="auto"/>
+        <w:rPr>
+          <w:rFonts w:ascii="Georgia Pro" w:eastAsia="Georgia Pro" w:hAnsi="Georgia Pro" w:cs="Georgia Pro"/>
+          <w:color w:val="000000" w:themeColor="text1"/>
+        </w:rPr>
+      </w:pPr>
+      <w:r>
+        <w:rPr>
+          <w:rFonts w:ascii="Georgia Pro" w:eastAsia="Georgia Pro" w:hAnsi="Georgia Pro" w:cs="Georgia Pro"/>
+          <w:color w:val="000000" w:themeColor="text1"/>
+        </w:rPr>
+        <w:t>aws ec2 wait instance-running \</w:t>
+      </w:r>
+    </w:p>
+    <w:p>
+      <w:pPr>
+        <w:pBdr>
+          <w:top w:val="single" w:sz="4" w:space="1" w:color="auto"/>
+          <w:left w:val="single" w:sz="4" w:space="4" w:color="auto"/>
+          <w:bottom w:val="single" w:sz="4" w:space="1" w:color="auto"/>
+          <w:right w:val="single" w:sz="4" w:space="4" w:color="auto"/>
+        </w:pBdr>
+        <w:shd w:val="clear" w:color="auto" w:fill="F2F2F2" w:themeFill="background1" w:themeFillShade="F2"/>
+        <w:spacing w:line="276" w:lineRule="auto"/>
+        <w:rPr>
+          <w:rFonts w:ascii="Georgia Pro" w:eastAsia="Georgia Pro" w:hAnsi="Georgia Pro" w:cs="Georgia Pro"/>
+          <w:color w:val="000000" w:themeColor="text1"/>
+        </w:rPr>
+      </w:pPr>
+      <w:r>
+        <w:rPr>
+          <w:rFonts w:ascii="Georgia Pro" w:eastAsia="Georgia Pro" w:hAnsi="Georgia Pro" w:cs="Georgia Pro"/>
+          <w:color w:val="000000" w:themeColor="text1"/>
+        </w:rPr>
+        <w:t>--instance-ids $INSTANCEA $INSTANCEB</w:t>
+      </w:r>
+    </w:p>
+    <w:p>
+      <w:pPr>
+        <w:spacing w:before="240" w:after="240" w:line="360" w:lineRule="auto"/>
+        <w:rPr>
+          <w:rFonts w:ascii="Georgia Pro" w:eastAsia="Georgia Pro" w:hAnsi="Georgia Pro" w:cs="Georgia Pro"/>
+          <w:color w:val="000000" w:themeColor="text1"/>
+        </w:rPr>
+      </w:pPr>
+      <w:r>
+        <w:rPr>
+          <w:rFonts w:ascii="Georgia Pro" w:eastAsia="Georgia Pro" w:hAnsi="Georgia Pro" w:cs="Georgia Pro"/>
+          <w:color w:val="000000" w:themeColor="text1"/>
+        </w:rPr>
+        <w:pict w14:anchorId="36507BFB">
+          <v:rect id="_x0000_i1041" style="width:0;height:1.5pt" o:hralign="center" o:hrstd="t" o:hr="t" fillcolor="#a0a0a0" stroked="f"/>
+        </w:pict>
+      </w:r>
+    </w:p>
+    <w:p>
+      <w:pPr>
+        <w:spacing w:before="240" w:after="240" w:line="360" w:lineRule="auto"/>
         <w:rPr>
           <w:rFonts w:ascii="Georgia Pro" w:eastAsia="Georgia Pro" w:hAnsi="Georgia Pro" w:cs="Georgia Pro"/>
           <w:b/>
           <w:bCs/>
           <w:color w:val="000000" w:themeColor="text1"/>
         </w:rPr>
-        <w:t>Part 13 – Register Both Instances</w:t>
-      </w:r>
-    </w:p>
-    <w:p>
-      <w:pPr>
-        <w:pBdr>
-          <w:top w:val="single" w:sz="4" w:space="1" w:color="auto"/>
-          <w:left w:val="single" w:sz="4" w:space="4" w:color="auto"/>
-          <w:bottom w:val="single" w:sz="4" w:space="1" w:color="auto"/>
-          <w:right w:val="single" w:sz="4" w:space="4" w:color="auto"/>
-        </w:pBdr>
-        <w:shd w:val="clear" w:color="auto" w:fill="F2F2F2" w:themeFill="background1" w:themeFillShade="F2"/>
-        <w:spacing w:line="276" w:lineRule="auto"/>
-        <w:rPr>
-          <w:rFonts w:ascii="Georgia Pro" w:eastAsia="Georgia Pro" w:hAnsi="Georgia Pro" w:cs="Georgia Pro"/>
-          <w:color w:val="000000" w:themeColor="text1"/>
-        </w:rPr>
-      </w:pPr>
-      <w:proofErr w:type="spellStart"/>
-      <w:r>
-        <w:rPr>
-          <w:rFonts w:ascii="Georgia Pro" w:eastAsia="Georgia Pro" w:hAnsi="Georgia Pro" w:cs="Georgia Pro"/>
-          <w:color w:val="000000" w:themeColor="text1"/>
-        </w:rPr>
-        <w:t>aws</w:t>
-      </w:r>
-      <w:proofErr w:type="spellEnd"/>
-      <w:r>
-        <w:rPr>
-          <w:rFonts w:ascii="Georgia Pro" w:eastAsia="Georgia Pro" w:hAnsi="Georgia Pro" w:cs="Georgia Pro"/>
-          <w:color w:val="000000" w:themeColor="text1"/>
-        </w:rPr>
-        <w:t xml:space="preserve"> elbv2 register-targets \</w:t>
-      </w:r>
-    </w:p>
-    <w:p>
-      <w:pPr>
-        <w:pBdr>
-          <w:top w:val="single" w:sz="4" w:space="1" w:color="auto"/>
-          <w:left w:val="single" w:sz="4" w:space="4" w:color="auto"/>
-          <w:bottom w:val="single" w:sz="4" w:space="1" w:color="auto"/>
-          <w:right w:val="single" w:sz="4" w:space="4" w:color="auto"/>
-        </w:pBdr>
-        <w:shd w:val="clear" w:color="auto" w:fill="F2F2F2" w:themeFill="background1" w:themeFillShade="F2"/>
-        <w:spacing w:line="276" w:lineRule="auto"/>
-        <w:rPr>
-          <w:rFonts w:ascii="Georgia Pro" w:eastAsia="Georgia Pro" w:hAnsi="Georgia Pro" w:cs="Georgia Pro"/>
-          <w:color w:val="000000" w:themeColor="text1"/>
-        </w:rPr>
-      </w:pPr>
-      <w:r>
-        <w:rPr>
-          <w:rFonts w:ascii="Georgia Pro" w:eastAsia="Georgia Pro" w:hAnsi="Georgia Pro" w:cs="Georgia Pro"/>
-          <w:color w:val="000000" w:themeColor="text1"/>
-        </w:rPr>
-        <w:t>--target-group-</w:t>
-      </w:r>
-      <w:proofErr w:type="spellStart"/>
-      <w:r>
-        <w:rPr>
-          <w:rFonts w:ascii="Georgia Pro" w:eastAsia="Georgia Pro" w:hAnsi="Georgia Pro" w:cs="Georgia Pro"/>
-          <w:color w:val="000000" w:themeColor="text1"/>
-        </w:rPr>
-        <w:t>arn</w:t>
-      </w:r>
-      <w:proofErr w:type="spellEnd"/>
-      <w:r>
-        <w:rPr>
-          <w:rFonts w:ascii="Georgia Pro" w:eastAsia="Georgia Pro" w:hAnsi="Georgia Pro" w:cs="Georgia Pro"/>
-          <w:color w:val="000000" w:themeColor="text1"/>
-        </w:rPr>
-        <w:t xml:space="preserve"> $TG \</w:t>
-      </w:r>
-    </w:p>
-    <w:p>
-      <w:pPr>
-        <w:pBdr>
-          <w:top w:val="single" w:sz="4" w:space="1" w:color="auto"/>
-          <w:left w:val="single" w:sz="4" w:space="4" w:color="auto"/>
-          <w:bottom w:val="single" w:sz="4" w:space="1" w:color="auto"/>
-          <w:right w:val="single" w:sz="4" w:space="4" w:color="auto"/>
-        </w:pBdr>
-        <w:shd w:val="clear" w:color="auto" w:fill="F2F2F2" w:themeFill="background1" w:themeFillShade="F2"/>
-        <w:spacing w:line="276" w:lineRule="auto"/>
-        <w:rPr>
-          <w:rFonts w:ascii="Georgia Pro" w:eastAsia="Georgia Pro" w:hAnsi="Georgia Pro" w:cs="Georgia Pro"/>
-          <w:color w:val="000000" w:themeColor="text1"/>
-        </w:rPr>
-      </w:pPr>
-      <w:r>
-        <w:rPr>
-          <w:rFonts w:ascii="Georgia Pro" w:eastAsia="Georgia Pro" w:hAnsi="Georgia Pro" w:cs="Georgia Pro"/>
-          <w:color w:val="000000" w:themeColor="text1"/>
-        </w:rPr>
-        <w:t>--targets Id=$INSTANCEA Id=$INSTANCEB</w:t>
-      </w:r>
-    </w:p>
-    <w:p>
-      <w:pPr>
-        <w:spacing w:before="240" w:after="240" w:line="360" w:lineRule="auto"/>
-        <w:rPr>
-          <w:rFonts w:ascii="Georgia Pro" w:eastAsia="Georgia Pro" w:hAnsi="Georgia Pro" w:cs="Georgia Pro"/>
-          <w:color w:val="000000" w:themeColor="text1"/>
-        </w:rPr>
-      </w:pPr>
-      <w:r>
-        <w:rPr>
-          <w:rFonts w:ascii="Georgia Pro" w:eastAsia="Georgia Pro" w:hAnsi="Georgia Pro" w:cs="Georgia Pro"/>
-          <w:color w:val="000000" w:themeColor="text1"/>
-        </w:rPr>
-        <w:pict w14:anchorId="4CAB3845">
-          <v:rect id="_x0000_i1201" style="width:0;height:1.5pt" o:hralign="center" o:hrstd="t" o:hr="t" fillcolor="#a0a0a0" stroked="f"/>
-        </w:pict>
-      </w:r>
-    </w:p>
-    <w:p>
-      <w:pPr>
-        <w:spacing w:before="240" w:after="240" w:line="360" w:lineRule="auto"/>
+      </w:pPr>
+      <w:r>
         <w:rPr>
           <w:rFonts w:ascii="Georgia Pro" w:eastAsia="Georgia Pro" w:hAnsi="Georgia Pro" w:cs="Georgia Pro"/>
           <w:b/>
           <w:bCs/>
           <w:color w:val="000000" w:themeColor="text1"/>
         </w:rPr>
-      </w:pPr>
-      <w:r>
+        <w:t>Part 12 – Create Target Group</w:t>
+      </w:r>
+    </w:p>
+    <w:p>
+      <w:pPr>
+        <w:pBdr>
+          <w:top w:val="single" w:sz="4" w:space="1" w:color="auto"/>
+          <w:left w:val="single" w:sz="4" w:space="4" w:color="auto"/>
+          <w:bottom w:val="single" w:sz="4" w:space="1" w:color="auto"/>
+          <w:right w:val="single" w:sz="4" w:space="4" w:color="auto"/>
+        </w:pBdr>
+        <w:shd w:val="clear" w:color="auto" w:fill="F2F2F2" w:themeFill="background1" w:themeFillShade="F2"/>
+        <w:spacing w:line="276" w:lineRule="auto"/>
+        <w:rPr>
+          <w:rFonts w:ascii="Georgia Pro" w:eastAsia="Georgia Pro" w:hAnsi="Georgia Pro" w:cs="Georgia Pro"/>
+          <w:color w:val="000000" w:themeColor="text1"/>
+        </w:rPr>
+      </w:pPr>
+      <w:r>
+        <w:rPr>
+          <w:rFonts w:ascii="Georgia Pro" w:eastAsia="Georgia Pro" w:hAnsi="Georgia Pro" w:cs="Georgia Pro"/>
+          <w:color w:val="000000" w:themeColor="text1"/>
+        </w:rPr>
+        <w:t>TG=$(aws elbv2 create-target-group \</w:t>
+      </w:r>
+    </w:p>
+    <w:p>
+      <w:pPr>
+        <w:pBdr>
+          <w:top w:val="single" w:sz="4" w:space="1" w:color="auto"/>
+          <w:left w:val="single" w:sz="4" w:space="4" w:color="auto"/>
+          <w:bottom w:val="single" w:sz="4" w:space="1" w:color="auto"/>
+          <w:right w:val="single" w:sz="4" w:space="4" w:color="auto"/>
+        </w:pBdr>
+        <w:shd w:val="clear" w:color="auto" w:fill="F2F2F2" w:themeFill="background1" w:themeFillShade="F2"/>
+        <w:spacing w:line="276" w:lineRule="auto"/>
+        <w:rPr>
+          <w:rFonts w:ascii="Georgia Pro" w:eastAsia="Georgia Pro" w:hAnsi="Georgia Pro" w:cs="Georgia Pro"/>
+          <w:color w:val="000000" w:themeColor="text1"/>
+        </w:rPr>
+      </w:pPr>
+      <w:r>
+        <w:rPr>
+          <w:rFonts w:ascii="Georgia Pro" w:eastAsia="Georgia Pro" w:hAnsi="Georgia Pro" w:cs="Georgia Pro"/>
+          <w:color w:val="000000" w:themeColor="text1"/>
+        </w:rPr>
+        <w:t>--name ApacheTG \</w:t>
+      </w:r>
+    </w:p>
+    <w:p>
+      <w:pPr>
+        <w:pBdr>
+          <w:top w:val="single" w:sz="4" w:space="1" w:color="auto"/>
+          <w:left w:val="single" w:sz="4" w:space="4" w:color="auto"/>
+          <w:bottom w:val="single" w:sz="4" w:space="1" w:color="auto"/>
+          <w:right w:val="single" w:sz="4" w:space="4" w:color="auto"/>
+        </w:pBdr>
+        <w:shd w:val="clear" w:color="auto" w:fill="F2F2F2" w:themeFill="background1" w:themeFillShade="F2"/>
+        <w:spacing w:line="276" w:lineRule="auto"/>
+        <w:rPr>
+          <w:rFonts w:ascii="Georgia Pro" w:eastAsia="Georgia Pro" w:hAnsi="Georgia Pro" w:cs="Georgia Pro"/>
+          <w:color w:val="000000" w:themeColor="text1"/>
+        </w:rPr>
+      </w:pPr>
+      <w:r>
+        <w:rPr>
+          <w:rFonts w:ascii="Georgia Pro" w:eastAsia="Georgia Pro" w:hAnsi="Georgia Pro" w:cs="Georgia Pro"/>
+          <w:color w:val="000000" w:themeColor="text1"/>
+        </w:rPr>
+        <w:t>--protocol HTTP \</w:t>
+      </w:r>
+    </w:p>
+    <w:p>
+      <w:pPr>
+        <w:pBdr>
+          <w:top w:val="single" w:sz="4" w:space="1" w:color="auto"/>
+          <w:left w:val="single" w:sz="4" w:space="4" w:color="auto"/>
+          <w:bottom w:val="single" w:sz="4" w:space="1" w:color="auto"/>
+          <w:right w:val="single" w:sz="4" w:space="4" w:color="auto"/>
+        </w:pBdr>
+        <w:shd w:val="clear" w:color="auto" w:fill="F2F2F2" w:themeFill="background1" w:themeFillShade="F2"/>
+        <w:spacing w:line="276" w:lineRule="auto"/>
+        <w:rPr>
+          <w:rFonts w:ascii="Georgia Pro" w:eastAsia="Georgia Pro" w:hAnsi="Georgia Pro" w:cs="Georgia Pro"/>
+          <w:color w:val="000000" w:themeColor="text1"/>
+        </w:rPr>
+      </w:pPr>
+      <w:r>
+        <w:rPr>
+          <w:rFonts w:ascii="Georgia Pro" w:eastAsia="Georgia Pro" w:hAnsi="Georgia Pro" w:cs="Georgia Pro"/>
+          <w:color w:val="000000" w:themeColor="text1"/>
+        </w:rPr>
+        <w:t>--port 80 \</w:t>
+      </w:r>
+    </w:p>
+    <w:p>
+      <w:pPr>
+        <w:pBdr>
+          <w:top w:val="single" w:sz="4" w:space="1" w:color="auto"/>
+          <w:left w:val="single" w:sz="4" w:space="4" w:color="auto"/>
+          <w:bottom w:val="single" w:sz="4" w:space="1" w:color="auto"/>
+          <w:right w:val="single" w:sz="4" w:space="4" w:color="auto"/>
+        </w:pBdr>
+        <w:shd w:val="clear" w:color="auto" w:fill="F2F2F2" w:themeFill="background1" w:themeFillShade="F2"/>
+        <w:spacing w:line="276" w:lineRule="auto"/>
+        <w:rPr>
+          <w:rFonts w:ascii="Georgia Pro" w:eastAsia="Georgia Pro" w:hAnsi="Georgia Pro" w:cs="Georgia Pro"/>
+          <w:color w:val="000000" w:themeColor="text1"/>
+        </w:rPr>
+      </w:pPr>
+      <w:r>
+        <w:rPr>
+          <w:rFonts w:ascii="Georgia Pro" w:eastAsia="Georgia Pro" w:hAnsi="Georgia Pro" w:cs="Georgia Pro"/>
+          <w:color w:val="000000" w:themeColor="text1"/>
+        </w:rPr>
+        <w:t>--target-type instance \</w:t>
+      </w:r>
+    </w:p>
+    <w:p>
+      <w:pPr>
+        <w:pBdr>
+          <w:top w:val="single" w:sz="4" w:space="1" w:color="auto"/>
+          <w:left w:val="single" w:sz="4" w:space="4" w:color="auto"/>
+          <w:bottom w:val="single" w:sz="4" w:space="1" w:color="auto"/>
+          <w:right w:val="single" w:sz="4" w:space="4" w:color="auto"/>
+        </w:pBdr>
+        <w:shd w:val="clear" w:color="auto" w:fill="F2F2F2" w:themeFill="background1" w:themeFillShade="F2"/>
+        <w:spacing w:line="276" w:lineRule="auto"/>
+        <w:rPr>
+          <w:rFonts w:ascii="Georgia Pro" w:eastAsia="Georgia Pro" w:hAnsi="Georgia Pro" w:cs="Georgia Pro"/>
+          <w:color w:val="000000" w:themeColor="text1"/>
+        </w:rPr>
+      </w:pPr>
+      <w:r>
+        <w:rPr>
+          <w:rFonts w:ascii="Georgia Pro" w:eastAsia="Georgia Pro" w:hAnsi="Georgia Pro" w:cs="Georgia Pro"/>
+          <w:color w:val="000000" w:themeColor="text1"/>
+        </w:rPr>
+        <w:t>--vpc-id $VPC_ID \</w:t>
+      </w:r>
+    </w:p>
+    <w:p>
+      <w:pPr>
+        <w:pBdr>
+          <w:top w:val="single" w:sz="4" w:space="1" w:color="auto"/>
+          <w:left w:val="single" w:sz="4" w:space="4" w:color="auto"/>
+          <w:bottom w:val="single" w:sz="4" w:space="1" w:color="auto"/>
+          <w:right w:val="single" w:sz="4" w:space="4" w:color="auto"/>
+        </w:pBdr>
+        <w:shd w:val="clear" w:color="auto" w:fill="F2F2F2" w:themeFill="background1" w:themeFillShade="F2"/>
+        <w:spacing w:line="276" w:lineRule="auto"/>
+        <w:rPr>
+          <w:rFonts w:ascii="Georgia Pro" w:eastAsia="Georgia Pro" w:hAnsi="Georgia Pro" w:cs="Georgia Pro"/>
+          <w:color w:val="000000" w:themeColor="text1"/>
+        </w:rPr>
+      </w:pPr>
+      <w:r>
+        <w:rPr>
+          <w:rFonts w:ascii="Georgia Pro" w:eastAsia="Georgia Pro" w:hAnsi="Georgia Pro" w:cs="Georgia Pro"/>
+          <w:color w:val="000000" w:themeColor="text1"/>
+        </w:rPr>
+        <w:t>--query "TargetGroups[0].TargetGroupArn" \</w:t>
+      </w:r>
+    </w:p>
+    <w:p>
+      <w:pPr>
+        <w:pBdr>
+          <w:top w:val="single" w:sz="4" w:space="1" w:color="auto"/>
+          <w:left w:val="single" w:sz="4" w:space="4" w:color="auto"/>
+          <w:bottom w:val="single" w:sz="4" w:space="1" w:color="auto"/>
+          <w:right w:val="single" w:sz="4" w:space="4" w:color="auto"/>
+        </w:pBdr>
+        <w:shd w:val="clear" w:color="auto" w:fill="F2F2F2" w:themeFill="background1" w:themeFillShade="F2"/>
+        <w:spacing w:line="276" w:lineRule="auto"/>
+        <w:rPr>
+          <w:rFonts w:ascii="Georgia Pro" w:eastAsia="Georgia Pro" w:hAnsi="Georgia Pro" w:cs="Georgia Pro"/>
+          <w:color w:val="000000" w:themeColor="text1"/>
+        </w:rPr>
+      </w:pPr>
+      <w:r>
+        <w:rPr>
+          <w:rFonts w:ascii="Georgia Pro" w:eastAsia="Georgia Pro" w:hAnsi="Georgia Pro" w:cs="Georgia Pro"/>
+          <w:color w:val="000000" w:themeColor="text1"/>
+        </w:rPr>
+        <w:t>--output text)</w:t>
+      </w:r>
+    </w:p>
+    <w:p>
+      <w:pPr>
+        <w:spacing w:before="240" w:after="240" w:line="360" w:lineRule="auto"/>
         <w:rPr>
           <w:rFonts w:ascii="Georgia Pro" w:eastAsia="Georgia Pro" w:hAnsi="Georgia Pro" w:cs="Georgia Pro"/>
           <w:b/>
           <w:bCs/>
           <w:color w:val="000000" w:themeColor="text1"/>
         </w:rPr>
-        <w:t>Part 14 – Create Application Load Balancer</w:t>
-      </w:r>
-    </w:p>
-    <w:p>
-      <w:pPr>
-        <w:pBdr>
-          <w:top w:val="single" w:sz="4" w:space="1" w:color="auto"/>
-          <w:left w:val="single" w:sz="4" w:space="4" w:color="auto"/>
-          <w:bottom w:val="single" w:sz="4" w:space="1" w:color="auto"/>
-          <w:right w:val="single" w:sz="4" w:space="4" w:color="auto"/>
-        </w:pBdr>
-        <w:shd w:val="clear" w:color="auto" w:fill="F2F2F2" w:themeFill="background1" w:themeFillShade="F2"/>
-        <w:spacing w:line="276" w:lineRule="auto"/>
-        <w:rPr>
-          <w:rFonts w:ascii="Georgia Pro" w:eastAsia="Georgia Pro" w:hAnsi="Georgia Pro" w:cs="Georgia Pro"/>
-          <w:color w:val="000000" w:themeColor="text1"/>
-        </w:rPr>
-      </w:pPr>
-      <w:r>
-        <w:rPr>
-          <w:rFonts w:ascii="Georgia Pro" w:eastAsia="Georgia Pro" w:hAnsi="Georgia Pro" w:cs="Georgia Pro"/>
-          <w:color w:val="000000" w:themeColor="text1"/>
-        </w:rPr>
-        <w:t>LBARN=$(</w:t>
-      </w:r>
-      <w:proofErr w:type="spellStart"/>
-      <w:r>
-        <w:rPr>
-          <w:rFonts w:ascii="Georgia Pro" w:eastAsia="Georgia Pro" w:hAnsi="Georgia Pro" w:cs="Georgia Pro"/>
-          <w:color w:val="000000" w:themeColor="text1"/>
-        </w:rPr>
-        <w:t>aws</w:t>
-      </w:r>
-      <w:proofErr w:type="spellEnd"/>
-      <w:r>
-        <w:rPr>
-          <w:rFonts w:ascii="Georgia Pro" w:eastAsia="Georgia Pro" w:hAnsi="Georgia Pro" w:cs="Georgia Pro"/>
-          <w:color w:val="000000" w:themeColor="text1"/>
-        </w:rPr>
-        <w:t xml:space="preserve"> elbv2 create-load-balancer \</w:t>
-      </w:r>
-    </w:p>
-    <w:p>
-      <w:pPr>
-        <w:pBdr>
-          <w:top w:val="single" w:sz="4" w:space="1" w:color="auto"/>
-          <w:left w:val="single" w:sz="4" w:space="4" w:color="auto"/>
-          <w:bottom w:val="single" w:sz="4" w:space="1" w:color="auto"/>
-          <w:right w:val="single" w:sz="4" w:space="4" w:color="auto"/>
-        </w:pBdr>
-        <w:shd w:val="clear" w:color="auto" w:fill="F2F2F2" w:themeFill="background1" w:themeFillShade="F2"/>
-        <w:spacing w:line="276" w:lineRule="auto"/>
-        <w:rPr>
-          <w:rFonts w:ascii="Georgia Pro" w:eastAsia="Georgia Pro" w:hAnsi="Georgia Pro" w:cs="Georgia Pro"/>
-          <w:color w:val="000000" w:themeColor="text1"/>
-        </w:rPr>
-      </w:pPr>
-      <w:r>
-        <w:rPr>
-          <w:rFonts w:ascii="Georgia Pro" w:eastAsia="Georgia Pro" w:hAnsi="Georgia Pro" w:cs="Georgia Pro"/>
-          <w:color w:val="000000" w:themeColor="text1"/>
-        </w:rPr>
-        <w:t xml:space="preserve">--name </w:t>
-      </w:r>
-      <w:proofErr w:type="spellStart"/>
-      <w:r>
-        <w:rPr>
-          <w:rFonts w:ascii="Georgia Pro" w:eastAsia="Georgia Pro" w:hAnsi="Georgia Pro" w:cs="Georgia Pro"/>
-          <w:color w:val="000000" w:themeColor="text1"/>
-        </w:rPr>
-        <w:t>ApacheALB</w:t>
-      </w:r>
-      <w:proofErr w:type="spellEnd"/>
-      <w:r>
-        <w:rPr>
-          <w:rFonts w:ascii="Georgia Pro" w:eastAsia="Georgia Pro" w:hAnsi="Georgia Pro" w:cs="Georgia Pro"/>
-          <w:color w:val="000000" w:themeColor="text1"/>
-        </w:rPr>
-        <w:t xml:space="preserve"> \</w:t>
-      </w:r>
-    </w:p>
-    <w:p>
-      <w:pPr>
-        <w:pBdr>
-          <w:top w:val="single" w:sz="4" w:space="1" w:color="auto"/>
-          <w:left w:val="single" w:sz="4" w:space="4" w:color="auto"/>
-          <w:bottom w:val="single" w:sz="4" w:space="1" w:color="auto"/>
-          <w:right w:val="single" w:sz="4" w:space="4" w:color="auto"/>
-        </w:pBdr>
-        <w:shd w:val="clear" w:color="auto" w:fill="F2F2F2" w:themeFill="background1" w:themeFillShade="F2"/>
-        <w:spacing w:line="276" w:lineRule="auto"/>
-        <w:rPr>
-          <w:rFonts w:ascii="Georgia Pro" w:eastAsia="Georgia Pro" w:hAnsi="Georgia Pro" w:cs="Georgia Pro"/>
-          <w:color w:val="000000" w:themeColor="text1"/>
-        </w:rPr>
-      </w:pPr>
-      <w:r>
-        <w:rPr>
-          <w:rFonts w:ascii="Georgia Pro" w:eastAsia="Georgia Pro" w:hAnsi="Georgia Pro" w:cs="Georgia Pro"/>
-          <w:color w:val="000000" w:themeColor="text1"/>
-        </w:rPr>
-        <w:t>--subnets $SUBNETA $SUBNETB \</w:t>
-      </w:r>
-    </w:p>
-    <w:p>
-      <w:pPr>
-        <w:pBdr>
-          <w:top w:val="single" w:sz="4" w:space="1" w:color="auto"/>
-          <w:left w:val="single" w:sz="4" w:space="4" w:color="auto"/>
-          <w:bottom w:val="single" w:sz="4" w:space="1" w:color="auto"/>
-          <w:right w:val="single" w:sz="4" w:space="4" w:color="auto"/>
-        </w:pBdr>
-        <w:shd w:val="clear" w:color="auto" w:fill="F2F2F2" w:themeFill="background1" w:themeFillShade="F2"/>
-        <w:spacing w:line="276" w:lineRule="auto"/>
-        <w:rPr>
-          <w:rFonts w:ascii="Georgia Pro" w:eastAsia="Georgia Pro" w:hAnsi="Georgia Pro" w:cs="Georgia Pro"/>
-          <w:color w:val="000000" w:themeColor="text1"/>
-        </w:rPr>
-      </w:pPr>
-      <w:r>
-        <w:rPr>
-          <w:rFonts w:ascii="Georgia Pro" w:eastAsia="Georgia Pro" w:hAnsi="Georgia Pro" w:cs="Georgia Pro"/>
-          <w:color w:val="000000" w:themeColor="text1"/>
-        </w:rPr>
-        <w:t>--security-groups $SG \</w:t>
-      </w:r>
-    </w:p>
-    <w:p>
-      <w:pPr>
-        <w:pBdr>
-          <w:top w:val="single" w:sz="4" w:space="1" w:color="auto"/>
-          <w:left w:val="single" w:sz="4" w:space="4" w:color="auto"/>
-          <w:bottom w:val="single" w:sz="4" w:space="1" w:color="auto"/>
-          <w:right w:val="single" w:sz="4" w:space="4" w:color="auto"/>
-        </w:pBdr>
-        <w:shd w:val="clear" w:color="auto" w:fill="F2F2F2" w:themeFill="background1" w:themeFillShade="F2"/>
-        <w:spacing w:line="276" w:lineRule="auto"/>
-        <w:rPr>
-          <w:rFonts w:ascii="Georgia Pro" w:eastAsia="Georgia Pro" w:hAnsi="Georgia Pro" w:cs="Georgia Pro"/>
-          <w:color w:val="000000" w:themeColor="text1"/>
-        </w:rPr>
-      </w:pPr>
-      <w:r>
-        <w:rPr>
-          <w:rFonts w:ascii="Georgia Pro" w:eastAsia="Georgia Pro" w:hAnsi="Georgia Pro" w:cs="Georgia Pro"/>
-          <w:color w:val="000000" w:themeColor="text1"/>
-        </w:rPr>
-        <w:lastRenderedPageBreak/>
-        <w:t>--scheme internet-facing \</w:t>
-      </w:r>
-    </w:p>
-    <w:p>
-      <w:pPr>
-        <w:pBdr>
-          <w:top w:val="single" w:sz="4" w:space="1" w:color="auto"/>
-          <w:left w:val="single" w:sz="4" w:space="4" w:color="auto"/>
-          <w:bottom w:val="single" w:sz="4" w:space="1" w:color="auto"/>
-          <w:right w:val="single" w:sz="4" w:space="4" w:color="auto"/>
-        </w:pBdr>
-        <w:shd w:val="clear" w:color="auto" w:fill="F2F2F2" w:themeFill="background1" w:themeFillShade="F2"/>
-        <w:spacing w:line="276" w:lineRule="auto"/>
-        <w:rPr>
-          <w:rFonts w:ascii="Georgia Pro" w:eastAsia="Georgia Pro" w:hAnsi="Georgia Pro" w:cs="Georgia Pro"/>
-          <w:color w:val="000000" w:themeColor="text1"/>
-        </w:rPr>
-      </w:pPr>
-      <w:r>
-        <w:rPr>
-          <w:rFonts w:ascii="Georgia Pro" w:eastAsia="Georgia Pro" w:hAnsi="Georgia Pro" w:cs="Georgia Pro"/>
-          <w:color w:val="000000" w:themeColor="text1"/>
-        </w:rPr>
-        <w:t>--type application \</w:t>
-      </w:r>
-    </w:p>
-    <w:p>
-      <w:pPr>
-        <w:pBdr>
-          <w:top w:val="single" w:sz="4" w:space="1" w:color="auto"/>
-          <w:left w:val="single" w:sz="4" w:space="4" w:color="auto"/>
-          <w:bottom w:val="single" w:sz="4" w:space="1" w:color="auto"/>
-          <w:right w:val="single" w:sz="4" w:space="4" w:color="auto"/>
-        </w:pBdr>
-        <w:shd w:val="clear" w:color="auto" w:fill="F2F2F2" w:themeFill="background1" w:themeFillShade="F2"/>
-        <w:spacing w:line="276" w:lineRule="auto"/>
-        <w:rPr>
-          <w:rFonts w:ascii="Georgia Pro" w:eastAsia="Georgia Pro" w:hAnsi="Georgia Pro" w:cs="Georgia Pro"/>
-          <w:color w:val="000000" w:themeColor="text1"/>
-        </w:rPr>
-      </w:pPr>
-      <w:r>
-        <w:rPr>
-          <w:rFonts w:ascii="Georgia Pro" w:eastAsia="Georgia Pro" w:hAnsi="Georgia Pro" w:cs="Georgia Pro"/>
-          <w:color w:val="000000" w:themeColor="text1"/>
-        </w:rPr>
-        <w:t>--query "</w:t>
-      </w:r>
-      <w:proofErr w:type="spellStart"/>
-      <w:proofErr w:type="gramStart"/>
-      <w:r>
-        <w:rPr>
-          <w:rFonts w:ascii="Georgia Pro" w:eastAsia="Georgia Pro" w:hAnsi="Georgia Pro" w:cs="Georgia Pro"/>
-          <w:color w:val="000000" w:themeColor="text1"/>
-        </w:rPr>
-        <w:t>LoadBalancers</w:t>
-      </w:r>
-      <w:proofErr w:type="spellEnd"/>
-      <w:r>
-        <w:rPr>
-          <w:rFonts w:ascii="Georgia Pro" w:eastAsia="Georgia Pro" w:hAnsi="Georgia Pro" w:cs="Georgia Pro"/>
-          <w:color w:val="000000" w:themeColor="text1"/>
-        </w:rPr>
-        <w:t>[</w:t>
-      </w:r>
-      <w:proofErr w:type="gramEnd"/>
-      <w:r>
-        <w:rPr>
-          <w:rFonts w:ascii="Georgia Pro" w:eastAsia="Georgia Pro" w:hAnsi="Georgia Pro" w:cs="Georgia Pro"/>
-          <w:color w:val="000000" w:themeColor="text1"/>
-        </w:rPr>
-        <w:t>0</w:t>
-      </w:r>
-      <w:proofErr w:type="gramStart"/>
-      <w:r>
-        <w:rPr>
-          <w:rFonts w:ascii="Georgia Pro" w:eastAsia="Georgia Pro" w:hAnsi="Georgia Pro" w:cs="Georgia Pro"/>
-          <w:color w:val="000000" w:themeColor="text1"/>
-        </w:rPr>
-        <w:t>].</w:t>
-      </w:r>
-      <w:proofErr w:type="spellStart"/>
-      <w:r>
-        <w:rPr>
-          <w:rFonts w:ascii="Georgia Pro" w:eastAsia="Georgia Pro" w:hAnsi="Georgia Pro" w:cs="Georgia Pro"/>
-          <w:color w:val="000000" w:themeColor="text1"/>
-        </w:rPr>
-        <w:t>LoadBalancerArn</w:t>
-      </w:r>
-      <w:proofErr w:type="spellEnd"/>
-      <w:proofErr w:type="gramEnd"/>
-      <w:r>
-        <w:rPr>
-          <w:rFonts w:ascii="Georgia Pro" w:eastAsia="Georgia Pro" w:hAnsi="Georgia Pro" w:cs="Georgia Pro"/>
-          <w:color w:val="000000" w:themeColor="text1"/>
-        </w:rPr>
-        <w:t>" \</w:t>
-      </w:r>
-    </w:p>
-    <w:p>
-      <w:pPr>
-        <w:pBdr>
-          <w:top w:val="single" w:sz="4" w:space="1" w:color="auto"/>
-          <w:left w:val="single" w:sz="4" w:space="4" w:color="auto"/>
-          <w:bottom w:val="single" w:sz="4" w:space="1" w:color="auto"/>
-          <w:right w:val="single" w:sz="4" w:space="4" w:color="auto"/>
-        </w:pBdr>
-        <w:shd w:val="clear" w:color="auto" w:fill="F2F2F2" w:themeFill="background1" w:themeFillShade="F2"/>
-        <w:spacing w:line="276" w:lineRule="auto"/>
-        <w:rPr>
-          <w:rFonts w:ascii="Georgia Pro" w:eastAsia="Georgia Pro" w:hAnsi="Georgia Pro" w:cs="Georgia Pro"/>
-          <w:color w:val="000000" w:themeColor="text1"/>
-        </w:rPr>
-      </w:pPr>
-      <w:r>
-        <w:rPr>
-          <w:rFonts w:ascii="Georgia Pro" w:eastAsia="Georgia Pro" w:hAnsi="Georgia Pro" w:cs="Georgia Pro"/>
-          <w:color w:val="000000" w:themeColor="text1"/>
-        </w:rPr>
-        <w:t>--output text)</w:t>
-      </w:r>
-    </w:p>
-    <w:p>
-      <w:pPr>
-        <w:spacing w:before="240" w:after="240" w:line="360" w:lineRule="auto"/>
-        <w:rPr>
-          <w:rFonts w:ascii="Georgia Pro" w:eastAsia="Georgia Pro" w:hAnsi="Georgia Pro" w:cs="Georgia Pro"/>
-          <w:color w:val="000000" w:themeColor="text1"/>
-        </w:rPr>
-      </w:pPr>
-      <w:r>
-        <w:rPr>
-          <w:rFonts w:ascii="Georgia Pro" w:eastAsia="Georgia Pro" w:hAnsi="Georgia Pro" w:cs="Georgia Pro"/>
-          <w:color w:val="000000" w:themeColor="text1"/>
-        </w:rPr>
-        <w:pict w14:anchorId="5F9A9D0F">
-          <v:rect id="_x0000_i1202" style="width:0;height:1.5pt" o:hralign="center" o:hrstd="t" o:hr="t" fillcolor="#a0a0a0" stroked="f"/>
-        </w:pict>
-      </w:r>
-    </w:p>
-    <w:p>
-      <w:pPr>
-        <w:spacing w:before="240" w:after="240" w:line="360" w:lineRule="auto"/>
+      </w:pPr>
+      <w:r>
         <w:rPr>
           <w:rFonts w:ascii="Georgia Pro" w:eastAsia="Georgia Pro" w:hAnsi="Georgia Pro" w:cs="Georgia Pro"/>
           <w:b/>
           <w:bCs/>
           <w:color w:val="000000" w:themeColor="text1"/>
         </w:rPr>
-      </w:pPr>
-      <w:r>
+        <w:t>Part 13 – Register Both Instances</w:t>
+      </w:r>
+    </w:p>
+    <w:p>
+      <w:pPr>
+        <w:pBdr>
+          <w:top w:val="single" w:sz="4" w:space="1" w:color="auto"/>
+          <w:left w:val="single" w:sz="4" w:space="4" w:color="auto"/>
+          <w:bottom w:val="single" w:sz="4" w:space="1" w:color="auto"/>
+          <w:right w:val="single" w:sz="4" w:space="4" w:color="auto"/>
+        </w:pBdr>
+        <w:shd w:val="clear" w:color="auto" w:fill="F2F2F2" w:themeFill="background1" w:themeFillShade="F2"/>
+        <w:spacing w:line="276" w:lineRule="auto"/>
+        <w:rPr>
+          <w:rFonts w:ascii="Georgia Pro" w:eastAsia="Georgia Pro" w:hAnsi="Georgia Pro" w:cs="Georgia Pro"/>
+          <w:color w:val="000000" w:themeColor="text1"/>
+        </w:rPr>
+      </w:pPr>
+      <w:r>
+        <w:rPr>
+          <w:rFonts w:ascii="Georgia Pro" w:eastAsia="Georgia Pro" w:hAnsi="Georgia Pro" w:cs="Georgia Pro"/>
+          <w:color w:val="000000" w:themeColor="text1"/>
+        </w:rPr>
+        <w:t>aws elbv2 register-targets \</w:t>
+      </w:r>
+    </w:p>
+    <w:p>
+      <w:pPr>
+        <w:pBdr>
+          <w:top w:val="single" w:sz="4" w:space="1" w:color="auto"/>
+          <w:left w:val="single" w:sz="4" w:space="4" w:color="auto"/>
+          <w:bottom w:val="single" w:sz="4" w:space="1" w:color="auto"/>
+          <w:right w:val="single" w:sz="4" w:space="4" w:color="auto"/>
+        </w:pBdr>
+        <w:shd w:val="clear" w:color="auto" w:fill="F2F2F2" w:themeFill="background1" w:themeFillShade="F2"/>
+        <w:spacing w:line="276" w:lineRule="auto"/>
+        <w:rPr>
+          <w:rFonts w:ascii="Georgia Pro" w:eastAsia="Georgia Pro" w:hAnsi="Georgia Pro" w:cs="Georgia Pro"/>
+          <w:color w:val="000000" w:themeColor="text1"/>
+        </w:rPr>
+      </w:pPr>
+      <w:r>
+        <w:rPr>
+          <w:rFonts w:ascii="Georgia Pro" w:eastAsia="Georgia Pro" w:hAnsi="Georgia Pro" w:cs="Georgia Pro"/>
+          <w:color w:val="000000" w:themeColor="text1"/>
+        </w:rPr>
+        <w:t>--target-group-arn $TG \</w:t>
+      </w:r>
+    </w:p>
+    <w:p>
+      <w:pPr>
+        <w:pBdr>
+          <w:top w:val="single" w:sz="4" w:space="1" w:color="auto"/>
+          <w:left w:val="single" w:sz="4" w:space="4" w:color="auto"/>
+          <w:bottom w:val="single" w:sz="4" w:space="1" w:color="auto"/>
+          <w:right w:val="single" w:sz="4" w:space="4" w:color="auto"/>
+        </w:pBdr>
+        <w:shd w:val="clear" w:color="auto" w:fill="F2F2F2" w:themeFill="background1" w:themeFillShade="F2"/>
+        <w:spacing w:line="276" w:lineRule="auto"/>
+        <w:rPr>
+          <w:rFonts w:ascii="Georgia Pro" w:eastAsia="Georgia Pro" w:hAnsi="Georgia Pro" w:cs="Georgia Pro"/>
+          <w:color w:val="000000" w:themeColor="text1"/>
+        </w:rPr>
+      </w:pPr>
+      <w:r>
+        <w:rPr>
+          <w:rFonts w:ascii="Georgia Pro" w:eastAsia="Georgia Pro" w:hAnsi="Georgia Pro" w:cs="Georgia Pro"/>
+          <w:color w:val="000000" w:themeColor="text1"/>
+        </w:rPr>
+        <w:t>--targets Id=$INSTANCEA Id=$INSTANCEB</w:t>
+      </w:r>
+    </w:p>
+    <w:p>
+      <w:pPr>
+        <w:spacing w:before="240" w:after="240" w:line="360" w:lineRule="auto"/>
         <w:rPr>
           <w:rFonts w:ascii="Georgia Pro" w:eastAsia="Georgia Pro" w:hAnsi="Georgia Pro" w:cs="Georgia Pro"/>
           <w:b/>
           <w:bCs/>
           <w:color w:val="000000" w:themeColor="text1"/>
         </w:rPr>
-        <w:t>Part 15 – Create Listener</w:t>
-      </w:r>
-    </w:p>
-    <w:p>
-      <w:pPr>
-        <w:pBdr>
-          <w:top w:val="single" w:sz="4" w:space="1" w:color="auto"/>
-          <w:left w:val="single" w:sz="4" w:space="4" w:color="auto"/>
-          <w:bottom w:val="single" w:sz="4" w:space="1" w:color="auto"/>
-          <w:right w:val="single" w:sz="4" w:space="4" w:color="auto"/>
-        </w:pBdr>
-        <w:shd w:val="clear" w:color="auto" w:fill="F2F2F2" w:themeFill="background1" w:themeFillShade="F2"/>
-        <w:spacing w:line="276" w:lineRule="auto"/>
-        <w:rPr>
-          <w:rFonts w:ascii="Georgia Pro" w:eastAsia="Georgia Pro" w:hAnsi="Georgia Pro" w:cs="Georgia Pro"/>
-          <w:color w:val="000000" w:themeColor="text1"/>
-        </w:rPr>
-      </w:pPr>
-      <w:proofErr w:type="spellStart"/>
-      <w:r>
-        <w:rPr>
-          <w:rFonts w:ascii="Georgia Pro" w:eastAsia="Georgia Pro" w:hAnsi="Georgia Pro" w:cs="Georgia Pro"/>
-          <w:color w:val="000000" w:themeColor="text1"/>
-        </w:rPr>
-        <w:t>aws</w:t>
-      </w:r>
-      <w:proofErr w:type="spellEnd"/>
-      <w:r>
-        <w:rPr>
-          <w:rFonts w:ascii="Georgia Pro" w:eastAsia="Georgia Pro" w:hAnsi="Georgia Pro" w:cs="Georgia Pro"/>
-          <w:color w:val="000000" w:themeColor="text1"/>
-        </w:rPr>
-        <w:t xml:space="preserve"> elbv2 create-listener \</w:t>
-      </w:r>
-    </w:p>
-    <w:p>
-      <w:pPr>
-        <w:pBdr>
-          <w:top w:val="single" w:sz="4" w:space="1" w:color="auto"/>
-          <w:left w:val="single" w:sz="4" w:space="4" w:color="auto"/>
-          <w:bottom w:val="single" w:sz="4" w:space="1" w:color="auto"/>
-          <w:right w:val="single" w:sz="4" w:space="4" w:color="auto"/>
-        </w:pBdr>
-        <w:shd w:val="clear" w:color="auto" w:fill="F2F2F2" w:themeFill="background1" w:themeFillShade="F2"/>
-        <w:spacing w:line="276" w:lineRule="auto"/>
-        <w:rPr>
-          <w:rFonts w:ascii="Georgia Pro" w:eastAsia="Georgia Pro" w:hAnsi="Georgia Pro" w:cs="Georgia Pro"/>
-          <w:color w:val="000000" w:themeColor="text1"/>
-        </w:rPr>
-      </w:pPr>
-      <w:r>
-        <w:rPr>
-          <w:rFonts w:ascii="Georgia Pro" w:eastAsia="Georgia Pro" w:hAnsi="Georgia Pro" w:cs="Georgia Pro"/>
-          <w:color w:val="000000" w:themeColor="text1"/>
-        </w:rPr>
-        <w:t>--load-balancer-</w:t>
-      </w:r>
-      <w:proofErr w:type="spellStart"/>
-      <w:r>
-        <w:rPr>
-          <w:rFonts w:ascii="Georgia Pro" w:eastAsia="Georgia Pro" w:hAnsi="Georgia Pro" w:cs="Georgia Pro"/>
-          <w:color w:val="000000" w:themeColor="text1"/>
-        </w:rPr>
-        <w:t>arn</w:t>
-      </w:r>
-      <w:proofErr w:type="spellEnd"/>
-      <w:r>
-        <w:rPr>
-          <w:rFonts w:ascii="Georgia Pro" w:eastAsia="Georgia Pro" w:hAnsi="Georgia Pro" w:cs="Georgia Pro"/>
-          <w:color w:val="000000" w:themeColor="text1"/>
-        </w:rPr>
-        <w:t xml:space="preserve"> $LBARN \</w:t>
-      </w:r>
-    </w:p>
-    <w:p>
-      <w:pPr>
-        <w:pBdr>
-          <w:top w:val="single" w:sz="4" w:space="1" w:color="auto"/>
-          <w:left w:val="single" w:sz="4" w:space="4" w:color="auto"/>
-          <w:bottom w:val="single" w:sz="4" w:space="1" w:color="auto"/>
-          <w:right w:val="single" w:sz="4" w:space="4" w:color="auto"/>
-        </w:pBdr>
-        <w:shd w:val="clear" w:color="auto" w:fill="F2F2F2" w:themeFill="background1" w:themeFillShade="F2"/>
-        <w:spacing w:line="276" w:lineRule="auto"/>
-        <w:rPr>
-          <w:rFonts w:ascii="Georgia Pro" w:eastAsia="Georgia Pro" w:hAnsi="Georgia Pro" w:cs="Georgia Pro"/>
-          <w:color w:val="000000" w:themeColor="text1"/>
-        </w:rPr>
-      </w:pPr>
-      <w:r>
-        <w:rPr>
-          <w:rFonts w:ascii="Georgia Pro" w:eastAsia="Georgia Pro" w:hAnsi="Georgia Pro" w:cs="Georgia Pro"/>
-          <w:color w:val="000000" w:themeColor="text1"/>
-        </w:rPr>
-        <w:t>--protocol HTTP \</w:t>
-      </w:r>
-    </w:p>
-    <w:p>
-      <w:pPr>
-        <w:pBdr>
-          <w:top w:val="single" w:sz="4" w:space="1" w:color="auto"/>
-          <w:left w:val="single" w:sz="4" w:space="4" w:color="auto"/>
-          <w:bottom w:val="single" w:sz="4" w:space="1" w:color="auto"/>
-          <w:right w:val="single" w:sz="4" w:space="4" w:color="auto"/>
-        </w:pBdr>
-        <w:shd w:val="clear" w:color="auto" w:fill="F2F2F2" w:themeFill="background1" w:themeFillShade="F2"/>
-        <w:spacing w:line="276" w:lineRule="auto"/>
-        <w:rPr>
-          <w:rFonts w:ascii="Georgia Pro" w:eastAsia="Georgia Pro" w:hAnsi="Georgia Pro" w:cs="Georgia Pro"/>
-          <w:color w:val="000000" w:themeColor="text1"/>
-        </w:rPr>
-      </w:pPr>
-      <w:r>
-        <w:rPr>
-          <w:rFonts w:ascii="Georgia Pro" w:eastAsia="Georgia Pro" w:hAnsi="Georgia Pro" w:cs="Georgia Pro"/>
-          <w:color w:val="000000" w:themeColor="text1"/>
-        </w:rPr>
-        <w:t>--port 80 \</w:t>
-      </w:r>
-    </w:p>
-    <w:p>
-      <w:pPr>
-        <w:pBdr>
-          <w:top w:val="single" w:sz="4" w:space="1" w:color="auto"/>
-          <w:left w:val="single" w:sz="4" w:space="4" w:color="auto"/>
-          <w:bottom w:val="single" w:sz="4" w:space="1" w:color="auto"/>
-          <w:right w:val="single" w:sz="4" w:space="4" w:color="auto"/>
-        </w:pBdr>
-        <w:shd w:val="clear" w:color="auto" w:fill="F2F2F2" w:themeFill="background1" w:themeFillShade="F2"/>
-        <w:spacing w:line="276" w:lineRule="auto"/>
-        <w:rPr>
-          <w:rFonts w:ascii="Georgia Pro" w:eastAsia="Georgia Pro" w:hAnsi="Georgia Pro" w:cs="Georgia Pro"/>
-          <w:color w:val="000000" w:themeColor="text1"/>
-        </w:rPr>
-      </w:pPr>
-      <w:r>
-        <w:rPr>
-          <w:rFonts w:ascii="Georgia Pro" w:eastAsia="Georgia Pro" w:hAnsi="Georgia Pro" w:cs="Georgia Pro"/>
-          <w:color w:val="000000" w:themeColor="text1"/>
-        </w:rPr>
-        <w:t>--default-actions Type=</w:t>
-      </w:r>
-      <w:proofErr w:type="spellStart"/>
-      <w:proofErr w:type="gramStart"/>
-      <w:r>
-        <w:rPr>
-          <w:rFonts w:ascii="Georgia Pro" w:eastAsia="Georgia Pro" w:hAnsi="Georgia Pro" w:cs="Georgia Pro"/>
-          <w:color w:val="000000" w:themeColor="text1"/>
-        </w:rPr>
-        <w:t>forward,TargetGroupArn</w:t>
-      </w:r>
-      <w:proofErr w:type="spellEnd"/>
-      <w:proofErr w:type="gramEnd"/>
-      <w:r>
-        <w:rPr>
-          <w:rFonts w:ascii="Georgia Pro" w:eastAsia="Georgia Pro" w:hAnsi="Georgia Pro" w:cs="Georgia Pro"/>
-          <w:color w:val="000000" w:themeColor="text1"/>
-        </w:rPr>
-        <w:t>=$TG</w:t>
-      </w:r>
-    </w:p>
-    <w:p>
-      <w:pPr>
-        <w:spacing w:before="240" w:after="240" w:line="360" w:lineRule="auto"/>
-        <w:rPr>
-          <w:rFonts w:ascii="Georgia Pro" w:eastAsia="Georgia Pro" w:hAnsi="Georgia Pro" w:cs="Georgia Pro"/>
-          <w:color w:val="000000" w:themeColor="text1"/>
-        </w:rPr>
-      </w:pPr>
-      <w:r>
-        <w:rPr>
-          <w:rFonts w:ascii="Georgia Pro" w:eastAsia="Georgia Pro" w:hAnsi="Georgia Pro" w:cs="Georgia Pro"/>
-          <w:color w:val="000000" w:themeColor="text1"/>
-        </w:rPr>
-        <w:pict w14:anchorId="49883B2A">
-          <v:rect id="_x0000_i1203" style="width:0;height:1.5pt" o:hralign="center" o:hrstd="t" o:hr="t" fillcolor="#a0a0a0" stroked="f"/>
-        </w:pict>
-      </w:r>
-    </w:p>
-    <w:p>
-      <w:pPr>
-        <w:spacing w:before="240" w:after="240" w:line="360" w:lineRule="auto"/>
+      </w:pPr>
+      <w:r>
         <w:rPr>
           <w:rFonts w:ascii="Georgia Pro" w:eastAsia="Georgia Pro" w:hAnsi="Georgia Pro" w:cs="Georgia Pro"/>
           <w:b/>
           <w:bCs/>
           <w:color w:val="000000" w:themeColor="text1"/>
         </w:rPr>
-      </w:pPr>
-      <w:r>
+        <w:t>Part 14 – Create Application Load Balancer</w:t>
+      </w:r>
+    </w:p>
+    <w:p>
+      <w:pPr>
+        <w:pBdr>
+          <w:top w:val="single" w:sz="4" w:space="1" w:color="auto"/>
+          <w:left w:val="single" w:sz="4" w:space="4" w:color="auto"/>
+          <w:bottom w:val="single" w:sz="4" w:space="1" w:color="auto"/>
+          <w:right w:val="single" w:sz="4" w:space="4" w:color="auto"/>
+        </w:pBdr>
+        <w:shd w:val="clear" w:color="auto" w:fill="F2F2F2" w:themeFill="background1" w:themeFillShade="F2"/>
+        <w:spacing w:line="276" w:lineRule="auto"/>
+        <w:rPr>
+          <w:rFonts w:ascii="Georgia Pro" w:eastAsia="Georgia Pro" w:hAnsi="Georgia Pro" w:cs="Georgia Pro"/>
+          <w:color w:val="000000" w:themeColor="text1"/>
+        </w:rPr>
+      </w:pPr>
+      <w:r>
+        <w:rPr>
+          <w:rFonts w:ascii="Georgia Pro" w:eastAsia="Georgia Pro" w:hAnsi="Georgia Pro" w:cs="Georgia Pro"/>
+          <w:color w:val="000000" w:themeColor="text1"/>
+        </w:rPr>
+        <w:t>LBARN=$(aws elbv2 create-load-balancer \</w:t>
+      </w:r>
+    </w:p>
+    <w:p>
+      <w:pPr>
+        <w:pBdr>
+          <w:top w:val="single" w:sz="4" w:space="1" w:color="auto"/>
+          <w:left w:val="single" w:sz="4" w:space="4" w:color="auto"/>
+          <w:bottom w:val="single" w:sz="4" w:space="1" w:color="auto"/>
+          <w:right w:val="single" w:sz="4" w:space="4" w:color="auto"/>
+        </w:pBdr>
+        <w:shd w:val="clear" w:color="auto" w:fill="F2F2F2" w:themeFill="background1" w:themeFillShade="F2"/>
+        <w:spacing w:line="276" w:lineRule="auto"/>
+        <w:rPr>
+          <w:rFonts w:ascii="Georgia Pro" w:eastAsia="Georgia Pro" w:hAnsi="Georgia Pro" w:cs="Georgia Pro"/>
+          <w:color w:val="000000" w:themeColor="text1"/>
+        </w:rPr>
+      </w:pPr>
+      <w:r>
+        <w:rPr>
+          <w:rFonts w:ascii="Georgia Pro" w:eastAsia="Georgia Pro" w:hAnsi="Georgia Pro" w:cs="Georgia Pro"/>
+          <w:color w:val="000000" w:themeColor="text1"/>
+        </w:rPr>
+        <w:t>--name ApacheALB \</w:t>
+      </w:r>
+    </w:p>
+    <w:p>
+      <w:pPr>
+        <w:pBdr>
+          <w:top w:val="single" w:sz="4" w:space="1" w:color="auto"/>
+          <w:left w:val="single" w:sz="4" w:space="4" w:color="auto"/>
+          <w:bottom w:val="single" w:sz="4" w:space="1" w:color="auto"/>
+          <w:right w:val="single" w:sz="4" w:space="4" w:color="auto"/>
+        </w:pBdr>
+        <w:shd w:val="clear" w:color="auto" w:fill="F2F2F2" w:themeFill="background1" w:themeFillShade="F2"/>
+        <w:spacing w:line="276" w:lineRule="auto"/>
+        <w:rPr>
+          <w:rFonts w:ascii="Georgia Pro" w:eastAsia="Georgia Pro" w:hAnsi="Georgia Pro" w:cs="Georgia Pro"/>
+          <w:color w:val="000000" w:themeColor="text1"/>
+        </w:rPr>
+      </w:pPr>
+      <w:r>
+        <w:rPr>
+          <w:rFonts w:ascii="Georgia Pro" w:eastAsia="Georgia Pro" w:hAnsi="Georgia Pro" w:cs="Georgia Pro"/>
+          <w:color w:val="000000" w:themeColor="text1"/>
+        </w:rPr>
+        <w:t>--subnets $SUBNETA $SUBNETB \</w:t>
+      </w:r>
+    </w:p>
+    <w:p>
+      <w:pPr>
+        <w:pBdr>
+          <w:top w:val="single" w:sz="4" w:space="1" w:color="auto"/>
+          <w:left w:val="single" w:sz="4" w:space="4" w:color="auto"/>
+          <w:bottom w:val="single" w:sz="4" w:space="1" w:color="auto"/>
+          <w:right w:val="single" w:sz="4" w:space="4" w:color="auto"/>
+        </w:pBdr>
+        <w:shd w:val="clear" w:color="auto" w:fill="F2F2F2" w:themeFill="background1" w:themeFillShade="F2"/>
+        <w:spacing w:line="276" w:lineRule="auto"/>
+        <w:rPr>
+          <w:rFonts w:ascii="Georgia Pro" w:eastAsia="Georgia Pro" w:hAnsi="Georgia Pro" w:cs="Georgia Pro"/>
+          <w:color w:val="000000" w:themeColor="text1"/>
+        </w:rPr>
+      </w:pPr>
+      <w:r>
+        <w:rPr>
+          <w:rFonts w:ascii="Georgia Pro" w:eastAsia="Georgia Pro" w:hAnsi="Georgia Pro" w:cs="Georgia Pro"/>
+          <w:color w:val="000000" w:themeColor="text1"/>
+        </w:rPr>
+        <w:t>--security-groups $SG \</w:t>
+      </w:r>
+    </w:p>
+    <w:p>
+      <w:pPr>
+        <w:pBdr>
+          <w:top w:val="single" w:sz="4" w:space="1" w:color="auto"/>
+          <w:left w:val="single" w:sz="4" w:space="4" w:color="auto"/>
+          <w:bottom w:val="single" w:sz="4" w:space="1" w:color="auto"/>
+          <w:right w:val="single" w:sz="4" w:space="4" w:color="auto"/>
+        </w:pBdr>
+        <w:shd w:val="clear" w:color="auto" w:fill="F2F2F2" w:themeFill="background1" w:themeFillShade="F2"/>
+        <w:spacing w:line="276" w:lineRule="auto"/>
+        <w:rPr>
+          <w:rFonts w:ascii="Georgia Pro" w:eastAsia="Georgia Pro" w:hAnsi="Georgia Pro" w:cs="Georgia Pro"/>
+          <w:color w:val="000000" w:themeColor="text1"/>
+        </w:rPr>
+      </w:pPr>
+      <w:r>
+        <w:rPr>
+          <w:rFonts w:ascii="Georgia Pro" w:eastAsia="Georgia Pro" w:hAnsi="Georgia Pro" w:cs="Georgia Pro"/>
+          <w:color w:val="000000" w:themeColor="text1"/>
+        </w:rPr>
+        <w:t>--scheme internet-facing \</w:t>
+      </w:r>
+    </w:p>
+    <w:p>
+      <w:pPr>
+        <w:pBdr>
+          <w:top w:val="single" w:sz="4" w:space="1" w:color="auto"/>
+          <w:left w:val="single" w:sz="4" w:space="4" w:color="auto"/>
+          <w:bottom w:val="single" w:sz="4" w:space="1" w:color="auto"/>
+          <w:right w:val="single" w:sz="4" w:space="4" w:color="auto"/>
+        </w:pBdr>
+        <w:shd w:val="clear" w:color="auto" w:fill="F2F2F2" w:themeFill="background1" w:themeFillShade="F2"/>
+        <w:spacing w:line="276" w:lineRule="auto"/>
+        <w:rPr>
+          <w:rFonts w:ascii="Georgia Pro" w:eastAsia="Georgia Pro" w:hAnsi="Georgia Pro" w:cs="Georgia Pro"/>
+          <w:color w:val="000000" w:themeColor="text1"/>
+        </w:rPr>
+      </w:pPr>
+      <w:r>
+        <w:rPr>
+          <w:rFonts w:ascii="Georgia Pro" w:eastAsia="Georgia Pro" w:hAnsi="Georgia Pro" w:cs="Georgia Pro"/>
+          <w:color w:val="000000" w:themeColor="text1"/>
+        </w:rPr>
+        <w:t>--type application \</w:t>
+      </w:r>
+    </w:p>
+    <w:p>
+      <w:pPr>
+        <w:pBdr>
+          <w:top w:val="single" w:sz="4" w:space="1" w:color="auto"/>
+          <w:left w:val="single" w:sz="4" w:space="4" w:color="auto"/>
+          <w:bottom w:val="single" w:sz="4" w:space="1" w:color="auto"/>
+          <w:right w:val="single" w:sz="4" w:space="4" w:color="auto"/>
+        </w:pBdr>
+        <w:shd w:val="clear" w:color="auto" w:fill="F2F2F2" w:themeFill="background1" w:themeFillShade="F2"/>
+        <w:spacing w:line="276" w:lineRule="auto"/>
+        <w:rPr>
+          <w:rFonts w:ascii="Georgia Pro" w:eastAsia="Georgia Pro" w:hAnsi="Georgia Pro" w:cs="Georgia Pro"/>
+          <w:color w:val="000000" w:themeColor="text1"/>
+        </w:rPr>
+      </w:pPr>
+      <w:r>
+        <w:rPr>
+          <w:rFonts w:ascii="Georgia Pro" w:eastAsia="Georgia Pro" w:hAnsi="Georgia Pro" w:cs="Georgia Pro"/>
+          <w:color w:val="000000" w:themeColor="text1"/>
+        </w:rPr>
+        <w:t>--query "LoadBalancers[0].LoadBalancerArn" \</w:t>
+      </w:r>
+    </w:p>
+    <w:p>
+      <w:pPr>
+        <w:pBdr>
+          <w:top w:val="single" w:sz="4" w:space="1" w:color="auto"/>
+          <w:left w:val="single" w:sz="4" w:space="4" w:color="auto"/>
+          <w:bottom w:val="single" w:sz="4" w:space="1" w:color="auto"/>
+          <w:right w:val="single" w:sz="4" w:space="4" w:color="auto"/>
+        </w:pBdr>
+        <w:shd w:val="clear" w:color="auto" w:fill="F2F2F2" w:themeFill="background1" w:themeFillShade="F2"/>
+        <w:spacing w:line="276" w:lineRule="auto"/>
+        <w:rPr>
+          <w:rFonts w:ascii="Georgia Pro" w:eastAsia="Georgia Pro" w:hAnsi="Georgia Pro" w:cs="Georgia Pro"/>
+          <w:color w:val="000000" w:themeColor="text1"/>
+        </w:rPr>
+      </w:pPr>
+      <w:r>
+        <w:rPr>
+          <w:rFonts w:ascii="Georgia Pro" w:eastAsia="Georgia Pro" w:hAnsi="Georgia Pro" w:cs="Georgia Pro"/>
+          <w:color w:val="000000" w:themeColor="text1"/>
+        </w:rPr>
+        <w:t>--output text)</w:t>
+      </w:r>
+    </w:p>
+    <w:p>
+      <w:pPr>
+        <w:spacing w:before="240" w:after="240" w:line="360" w:lineRule="auto"/>
+        <w:rPr>
+          <w:rFonts w:ascii="Georgia Pro" w:eastAsia="Georgia Pro" w:hAnsi="Georgia Pro" w:cs="Georgia Pro"/>
+          <w:color w:val="000000" w:themeColor="text1"/>
+        </w:rPr>
+      </w:pPr>
+      <w:r>
+        <w:rPr>
+          <w:rFonts w:ascii="Georgia Pro" w:eastAsia="Georgia Pro" w:hAnsi="Georgia Pro" w:cs="Georgia Pro"/>
+          <w:color w:val="000000" w:themeColor="text1"/>
+        </w:rPr>
+        <w:pict w14:anchorId="5F9A9D0F">
+          <v:rect id="_x0000_i1044" style="width:0;height:1.5pt" o:hralign="center" o:hrstd="t" o:hr="t" fillcolor="#a0a0a0" stroked="f"/>
+        </w:pict>
+      </w:r>
+    </w:p>
+    <w:p>
+      <w:pPr>
+        <w:spacing w:before="240" w:after="240" w:line="360" w:lineRule="auto"/>
         <w:rPr>
           <w:rFonts w:ascii="Georgia Pro" w:eastAsia="Georgia Pro" w:hAnsi="Georgia Pro" w:cs="Georgia Pro"/>
           <w:b/>
           <w:bCs/>
           <w:color w:val="000000" w:themeColor="text1"/>
         </w:rPr>
-        <w:t>Part 16 – Obtain the Load Balancer DNS Name</w:t>
-      </w:r>
-    </w:p>
-    <w:p>
-      <w:pPr>
-        <w:pBdr>
-          <w:top w:val="single" w:sz="4" w:space="1" w:color="auto"/>
-          <w:left w:val="single" w:sz="4" w:space="4" w:color="auto"/>
-          <w:bottom w:val="single" w:sz="4" w:space="1" w:color="auto"/>
-          <w:right w:val="single" w:sz="4" w:space="4" w:color="auto"/>
-        </w:pBdr>
-        <w:shd w:val="clear" w:color="auto" w:fill="F2F2F2" w:themeFill="background1" w:themeFillShade="F2"/>
-        <w:spacing w:line="276" w:lineRule="auto"/>
-        <w:rPr>
-          <w:rFonts w:ascii="Georgia Pro" w:eastAsia="Georgia Pro" w:hAnsi="Georgia Pro" w:cs="Georgia Pro"/>
-          <w:color w:val="000000" w:themeColor="text1"/>
-        </w:rPr>
-      </w:pPr>
-      <w:proofErr w:type="spellStart"/>
-      <w:r>
-        <w:rPr>
-          <w:rFonts w:ascii="Georgia Pro" w:eastAsia="Georgia Pro" w:hAnsi="Georgia Pro" w:cs="Georgia Pro"/>
-          <w:color w:val="000000" w:themeColor="text1"/>
-        </w:rPr>
-        <w:t>aws</w:t>
-      </w:r>
-      <w:proofErr w:type="spellEnd"/>
-      <w:r>
-        <w:rPr>
-          <w:rFonts w:ascii="Georgia Pro" w:eastAsia="Georgia Pro" w:hAnsi="Georgia Pro" w:cs="Georgia Pro"/>
-          <w:color w:val="000000" w:themeColor="text1"/>
-        </w:rPr>
-        <w:t xml:space="preserve"> elbv2 describe-load-balancers \</w:t>
-      </w:r>
-    </w:p>
-    <w:p>
-      <w:pPr>
-        <w:pBdr>
-          <w:top w:val="single" w:sz="4" w:space="1" w:color="auto"/>
-          <w:left w:val="single" w:sz="4" w:space="4" w:color="auto"/>
-          <w:bottom w:val="single" w:sz="4" w:space="1" w:color="auto"/>
-          <w:right w:val="single" w:sz="4" w:space="4" w:color="auto"/>
-        </w:pBdr>
-        <w:shd w:val="clear" w:color="auto" w:fill="F2F2F2" w:themeFill="background1" w:themeFillShade="F2"/>
-        <w:spacing w:line="276" w:lineRule="auto"/>
-        <w:rPr>
-          <w:rFonts w:ascii="Georgia Pro" w:eastAsia="Georgia Pro" w:hAnsi="Georgia Pro" w:cs="Georgia Pro"/>
-          <w:color w:val="000000" w:themeColor="text1"/>
-        </w:rPr>
-      </w:pPr>
-      <w:r>
-        <w:rPr>
-          <w:rFonts w:ascii="Georgia Pro" w:eastAsia="Georgia Pro" w:hAnsi="Georgia Pro" w:cs="Georgia Pro"/>
-          <w:color w:val="000000" w:themeColor="text1"/>
-        </w:rPr>
-        <w:t>--load-balancer-</w:t>
-      </w:r>
-      <w:proofErr w:type="spellStart"/>
-      <w:r>
-        <w:rPr>
-          <w:rFonts w:ascii="Georgia Pro" w:eastAsia="Georgia Pro" w:hAnsi="Georgia Pro" w:cs="Georgia Pro"/>
-          <w:color w:val="000000" w:themeColor="text1"/>
-        </w:rPr>
-        <w:t>arns</w:t>
-      </w:r>
-      <w:proofErr w:type="spellEnd"/>
-      <w:r>
-        <w:rPr>
-          <w:rFonts w:ascii="Georgia Pro" w:eastAsia="Georgia Pro" w:hAnsi="Georgia Pro" w:cs="Georgia Pro"/>
-          <w:color w:val="000000" w:themeColor="text1"/>
-        </w:rPr>
-        <w:t xml:space="preserve"> $LBARN \</w:t>
-      </w:r>
-    </w:p>
-    <w:p>
-      <w:pPr>
-        <w:pBdr>
-          <w:top w:val="single" w:sz="4" w:space="1" w:color="auto"/>
-          <w:left w:val="single" w:sz="4" w:space="4" w:color="auto"/>
-          <w:bottom w:val="single" w:sz="4" w:space="1" w:color="auto"/>
-          <w:right w:val="single" w:sz="4" w:space="4" w:color="auto"/>
-        </w:pBdr>
-        <w:shd w:val="clear" w:color="auto" w:fill="F2F2F2" w:themeFill="background1" w:themeFillShade="F2"/>
-        <w:spacing w:line="276" w:lineRule="auto"/>
-        <w:rPr>
-          <w:rFonts w:ascii="Georgia Pro" w:eastAsia="Georgia Pro" w:hAnsi="Georgia Pro" w:cs="Georgia Pro"/>
-          <w:color w:val="000000" w:themeColor="text1"/>
-        </w:rPr>
-      </w:pPr>
-      <w:r>
-        <w:rPr>
-          <w:rFonts w:ascii="Georgia Pro" w:eastAsia="Georgia Pro" w:hAnsi="Georgia Pro" w:cs="Georgia Pro"/>
-          <w:color w:val="000000" w:themeColor="text1"/>
-        </w:rPr>
-        <w:t>--query "</w:t>
-      </w:r>
-      <w:proofErr w:type="spellStart"/>
-      <w:proofErr w:type="gramStart"/>
-      <w:r>
-        <w:rPr>
-          <w:rFonts w:ascii="Georgia Pro" w:eastAsia="Georgia Pro" w:hAnsi="Georgia Pro" w:cs="Georgia Pro"/>
-          <w:color w:val="000000" w:themeColor="text1"/>
-        </w:rPr>
-        <w:t>LoadBalancers</w:t>
-      </w:r>
-      <w:proofErr w:type="spellEnd"/>
-      <w:r>
-        <w:rPr>
-          <w:rFonts w:ascii="Georgia Pro" w:eastAsia="Georgia Pro" w:hAnsi="Georgia Pro" w:cs="Georgia Pro"/>
-          <w:color w:val="000000" w:themeColor="text1"/>
-        </w:rPr>
-        <w:t>[</w:t>
-      </w:r>
-      <w:proofErr w:type="gramEnd"/>
-      <w:r>
-        <w:rPr>
-          <w:rFonts w:ascii="Georgia Pro" w:eastAsia="Georgia Pro" w:hAnsi="Georgia Pro" w:cs="Georgia Pro"/>
-          <w:color w:val="000000" w:themeColor="text1"/>
-        </w:rPr>
-        <w:t>0</w:t>
-      </w:r>
-      <w:proofErr w:type="gramStart"/>
-      <w:r>
-        <w:rPr>
-          <w:rFonts w:ascii="Georgia Pro" w:eastAsia="Georgia Pro" w:hAnsi="Georgia Pro" w:cs="Georgia Pro"/>
-          <w:color w:val="000000" w:themeColor="text1"/>
-        </w:rPr>
-        <w:t>].</w:t>
-      </w:r>
-      <w:proofErr w:type="spellStart"/>
-      <w:r>
-        <w:rPr>
-          <w:rFonts w:ascii="Georgia Pro" w:eastAsia="Georgia Pro" w:hAnsi="Georgia Pro" w:cs="Georgia Pro"/>
-          <w:color w:val="000000" w:themeColor="text1"/>
-        </w:rPr>
-        <w:t>DNSName</w:t>
-      </w:r>
-      <w:proofErr w:type="spellEnd"/>
-      <w:proofErr w:type="gramEnd"/>
-      <w:r>
-        <w:rPr>
-          <w:rFonts w:ascii="Georgia Pro" w:eastAsia="Georgia Pro" w:hAnsi="Georgia Pro" w:cs="Georgia Pro"/>
-          <w:color w:val="000000" w:themeColor="text1"/>
-        </w:rPr>
-        <w:t>" \</w:t>
-      </w:r>
-    </w:p>
-    <w:p>
-      <w:pPr>
-        <w:pBdr>
-          <w:top w:val="single" w:sz="4" w:space="1" w:color="auto"/>
-          <w:left w:val="single" w:sz="4" w:space="4" w:color="auto"/>
-          <w:bottom w:val="single" w:sz="4" w:space="1" w:color="auto"/>
-          <w:right w:val="single" w:sz="4" w:space="4" w:color="auto"/>
-        </w:pBdr>
-        <w:shd w:val="clear" w:color="auto" w:fill="F2F2F2" w:themeFill="background1" w:themeFillShade="F2"/>
-        <w:spacing w:line="276" w:lineRule="auto"/>
-        <w:rPr>
-          <w:rFonts w:ascii="Georgia Pro" w:eastAsia="Georgia Pro" w:hAnsi="Georgia Pro" w:cs="Georgia Pro"/>
-          <w:color w:val="000000" w:themeColor="text1"/>
-        </w:rPr>
-      </w:pPr>
-      <w:r>
-        <w:rPr>
-          <w:rFonts w:ascii="Georgia Pro" w:eastAsia="Georgia Pro" w:hAnsi="Georgia Pro" w:cs="Georgia Pro"/>
-          <w:color w:val="000000" w:themeColor="text1"/>
-        </w:rPr>
-        <w:t>--output text</w:t>
-      </w:r>
-    </w:p>
-    <w:p>
-      <w:pPr>
-        <w:pBdr>
-          <w:top w:val="single" w:sz="4" w:space="1" w:color="auto"/>
-          <w:left w:val="single" w:sz="4" w:space="4" w:color="auto"/>
-          <w:bottom w:val="single" w:sz="4" w:space="1" w:color="auto"/>
-          <w:right w:val="single" w:sz="4" w:space="4" w:color="auto"/>
-        </w:pBdr>
-        <w:shd w:val="clear" w:color="auto" w:fill="F2F2F2" w:themeFill="background1" w:themeFillShade="F2"/>
-        <w:spacing w:line="276" w:lineRule="auto"/>
-        <w:rPr>
-          <w:rFonts w:ascii="Georgia Pro" w:eastAsia="Georgia Pro" w:hAnsi="Georgia Pro" w:cs="Georgia Pro"/>
-          <w:color w:val="000000" w:themeColor="text1"/>
-        </w:rPr>
-      </w:pPr>
-      <w:r>
-        <w:rPr>
-          <w:rFonts w:ascii="Georgia Pro" w:eastAsia="Georgia Pro" w:hAnsi="Georgia Pro" w:cs="Georgia Pro"/>
-          <w:color w:val="000000" w:themeColor="text1"/>
-        </w:rPr>
-        <w:t>Example Output</w:t>
-      </w:r>
-    </w:p>
-    <w:p>
-      <w:pPr>
-        <w:pBdr>
-          <w:top w:val="single" w:sz="4" w:space="1" w:color="auto"/>
-          <w:left w:val="single" w:sz="4" w:space="4" w:color="auto"/>
-          <w:bottom w:val="single" w:sz="4" w:space="1" w:color="auto"/>
-          <w:right w:val="single" w:sz="4" w:space="4" w:color="auto"/>
-        </w:pBdr>
-        <w:shd w:val="clear" w:color="auto" w:fill="F2F2F2" w:themeFill="background1" w:themeFillShade="F2"/>
-        <w:spacing w:line="276" w:lineRule="auto"/>
-        <w:rPr>
-          <w:rFonts w:ascii="Georgia Pro" w:eastAsia="Georgia Pro" w:hAnsi="Georgia Pro" w:cs="Georgia Pro"/>
-          <w:color w:val="000000" w:themeColor="text1"/>
-        </w:rPr>
-      </w:pPr>
-      <w:r>
-        <w:rPr>
-          <w:rFonts w:ascii="Georgia Pro" w:eastAsia="Georgia Pro" w:hAnsi="Georgia Pro" w:cs="Georgia Pro"/>
-          <w:color w:val="000000" w:themeColor="text1"/>
-        </w:rPr>
-        <w:t>ApacheALB-123456789.us-east-1.elb.amazonaws.com</w:t>
-      </w:r>
-    </w:p>
-    <w:p>
-      <w:pPr>
-        <w:spacing w:before="240" w:after="240" w:line="360" w:lineRule="auto"/>
-        <w:rPr>
-          <w:rFonts w:ascii="Georgia Pro" w:eastAsia="Georgia Pro" w:hAnsi="Georgia Pro" w:cs="Georgia Pro"/>
-          <w:color w:val="000000" w:themeColor="text1"/>
-        </w:rPr>
-      </w:pPr>
-      <w:r>
-        <w:rPr>
-          <w:rFonts w:ascii="Georgia Pro" w:eastAsia="Georgia Pro" w:hAnsi="Georgia Pro" w:cs="Georgia Pro"/>
-          <w:color w:val="000000" w:themeColor="text1"/>
-        </w:rPr>
-        <w:pict w14:anchorId="0A52979F">
-          <v:rect id="_x0000_i1204" style="width:0;height:1.5pt" o:hralign="center" o:hrstd="t" o:hr="t" fillcolor="#a0a0a0" stroked="f"/>
-        </w:pict>
-      </w:r>
-    </w:p>
-    <w:p>
-      <w:pPr>
-        <w:spacing w:before="240" w:after="240" w:line="360" w:lineRule="auto"/>
+      </w:pPr>
+      <w:r>
         <w:rPr>
           <w:rFonts w:ascii="Georgia Pro" w:eastAsia="Georgia Pro" w:hAnsi="Georgia Pro" w:cs="Georgia Pro"/>
           <w:b/>
           <w:bCs/>
           <w:color w:val="000000" w:themeColor="text1"/>
         </w:rPr>
-      </w:pPr>
-      <w:r>
+        <w:lastRenderedPageBreak/>
+        <w:t>Part 15 – Create Listener</w:t>
+      </w:r>
+    </w:p>
+    <w:p>
+      <w:pPr>
+        <w:pBdr>
+          <w:top w:val="single" w:sz="4" w:space="1" w:color="auto"/>
+          <w:left w:val="single" w:sz="4" w:space="4" w:color="auto"/>
+          <w:bottom w:val="single" w:sz="4" w:space="1" w:color="auto"/>
+          <w:right w:val="single" w:sz="4" w:space="4" w:color="auto"/>
+        </w:pBdr>
+        <w:shd w:val="clear" w:color="auto" w:fill="F2F2F2" w:themeFill="background1" w:themeFillShade="F2"/>
+        <w:spacing w:line="276" w:lineRule="auto"/>
+        <w:rPr>
+          <w:rFonts w:ascii="Georgia Pro" w:eastAsia="Georgia Pro" w:hAnsi="Georgia Pro" w:cs="Georgia Pro"/>
+          <w:color w:val="000000" w:themeColor="text1"/>
+        </w:rPr>
+      </w:pPr>
+      <w:r>
+        <w:rPr>
+          <w:rFonts w:ascii="Georgia Pro" w:eastAsia="Georgia Pro" w:hAnsi="Georgia Pro" w:cs="Georgia Pro"/>
+          <w:color w:val="000000" w:themeColor="text1"/>
+        </w:rPr>
+        <w:t>aws elbv2 create-listener \</w:t>
+      </w:r>
+    </w:p>
+    <w:p>
+      <w:pPr>
+        <w:pBdr>
+          <w:top w:val="single" w:sz="4" w:space="1" w:color="auto"/>
+          <w:left w:val="single" w:sz="4" w:space="4" w:color="auto"/>
+          <w:bottom w:val="single" w:sz="4" w:space="1" w:color="auto"/>
+          <w:right w:val="single" w:sz="4" w:space="4" w:color="auto"/>
+        </w:pBdr>
+        <w:shd w:val="clear" w:color="auto" w:fill="F2F2F2" w:themeFill="background1" w:themeFillShade="F2"/>
+        <w:spacing w:line="276" w:lineRule="auto"/>
+        <w:rPr>
+          <w:rFonts w:ascii="Georgia Pro" w:eastAsia="Georgia Pro" w:hAnsi="Georgia Pro" w:cs="Georgia Pro"/>
+          <w:color w:val="000000" w:themeColor="text1"/>
+        </w:rPr>
+      </w:pPr>
+      <w:r>
+        <w:rPr>
+          <w:rFonts w:ascii="Georgia Pro" w:eastAsia="Georgia Pro" w:hAnsi="Georgia Pro" w:cs="Georgia Pro"/>
+          <w:color w:val="000000" w:themeColor="text1"/>
+        </w:rPr>
+        <w:t>--load-balancer-arn $LBARN \</w:t>
+      </w:r>
+    </w:p>
+    <w:p>
+      <w:pPr>
+        <w:pBdr>
+          <w:top w:val="single" w:sz="4" w:space="1" w:color="auto"/>
+          <w:left w:val="single" w:sz="4" w:space="4" w:color="auto"/>
+          <w:bottom w:val="single" w:sz="4" w:space="1" w:color="auto"/>
+          <w:right w:val="single" w:sz="4" w:space="4" w:color="auto"/>
+        </w:pBdr>
+        <w:shd w:val="clear" w:color="auto" w:fill="F2F2F2" w:themeFill="background1" w:themeFillShade="F2"/>
+        <w:spacing w:line="276" w:lineRule="auto"/>
+        <w:rPr>
+          <w:rFonts w:ascii="Georgia Pro" w:eastAsia="Georgia Pro" w:hAnsi="Georgia Pro" w:cs="Georgia Pro"/>
+          <w:color w:val="000000" w:themeColor="text1"/>
+        </w:rPr>
+      </w:pPr>
+      <w:r>
+        <w:rPr>
+          <w:rFonts w:ascii="Georgia Pro" w:eastAsia="Georgia Pro" w:hAnsi="Georgia Pro" w:cs="Georgia Pro"/>
+          <w:color w:val="000000" w:themeColor="text1"/>
+        </w:rPr>
+        <w:t>--protocol HTTP \</w:t>
+      </w:r>
+    </w:p>
+    <w:p>
+      <w:pPr>
+        <w:pBdr>
+          <w:top w:val="single" w:sz="4" w:space="1" w:color="auto"/>
+          <w:left w:val="single" w:sz="4" w:space="4" w:color="auto"/>
+          <w:bottom w:val="single" w:sz="4" w:space="1" w:color="auto"/>
+          <w:right w:val="single" w:sz="4" w:space="4" w:color="auto"/>
+        </w:pBdr>
+        <w:shd w:val="clear" w:color="auto" w:fill="F2F2F2" w:themeFill="background1" w:themeFillShade="F2"/>
+        <w:spacing w:line="276" w:lineRule="auto"/>
+        <w:rPr>
+          <w:rFonts w:ascii="Georgia Pro" w:eastAsia="Georgia Pro" w:hAnsi="Georgia Pro" w:cs="Georgia Pro"/>
+          <w:color w:val="000000" w:themeColor="text1"/>
+        </w:rPr>
+      </w:pPr>
+      <w:r>
+        <w:rPr>
+          <w:rFonts w:ascii="Georgia Pro" w:eastAsia="Georgia Pro" w:hAnsi="Georgia Pro" w:cs="Georgia Pro"/>
+          <w:color w:val="000000" w:themeColor="text1"/>
+        </w:rPr>
+        <w:t>--port 80 \</w:t>
+      </w:r>
+    </w:p>
+    <w:p>
+      <w:pPr>
+        <w:pBdr>
+          <w:top w:val="single" w:sz="4" w:space="1" w:color="auto"/>
+          <w:left w:val="single" w:sz="4" w:space="4" w:color="auto"/>
+          <w:bottom w:val="single" w:sz="4" w:space="1" w:color="auto"/>
+          <w:right w:val="single" w:sz="4" w:space="4" w:color="auto"/>
+        </w:pBdr>
+        <w:shd w:val="clear" w:color="auto" w:fill="F2F2F2" w:themeFill="background1" w:themeFillShade="F2"/>
+        <w:spacing w:line="276" w:lineRule="auto"/>
+        <w:rPr>
+          <w:rFonts w:ascii="Georgia Pro" w:eastAsia="Georgia Pro" w:hAnsi="Georgia Pro" w:cs="Georgia Pro"/>
+          <w:color w:val="000000" w:themeColor="text1"/>
+        </w:rPr>
+      </w:pPr>
+      <w:r>
+        <w:rPr>
+          <w:rFonts w:ascii="Georgia Pro" w:eastAsia="Georgia Pro" w:hAnsi="Georgia Pro" w:cs="Georgia Pro"/>
+          <w:color w:val="000000" w:themeColor="text1"/>
+        </w:rPr>
+        <w:t>--default-actions Type=forward,TargetGroupArn=$TG</w:t>
+      </w:r>
+    </w:p>
+    <w:p>
+      <w:pPr>
+        <w:spacing w:before="240" w:after="240" w:line="360" w:lineRule="auto"/>
+        <w:rPr>
+          <w:rFonts w:ascii="Georgia Pro" w:eastAsia="Georgia Pro" w:hAnsi="Georgia Pro" w:cs="Georgia Pro"/>
+          <w:color w:val="000000" w:themeColor="text1"/>
+        </w:rPr>
+      </w:pPr>
+      <w:r>
+        <w:rPr>
+          <w:rFonts w:ascii="Georgia Pro" w:eastAsia="Georgia Pro" w:hAnsi="Georgia Pro" w:cs="Georgia Pro"/>
+          <w:color w:val="000000" w:themeColor="text1"/>
+        </w:rPr>
+        <w:pict w14:anchorId="49883B2A">
+          <v:rect id="_x0000_i1045" style="width:0;height:1.5pt" o:hralign="center" o:hrstd="t" o:hr="t" fillcolor="#a0a0a0" stroked="f"/>
+        </w:pict>
+      </w:r>
+    </w:p>
+    <w:p>
+      <w:pPr>
+        <w:spacing w:before="240" w:after="240" w:line="360" w:lineRule="auto"/>
         <w:rPr>
           <w:rFonts w:ascii="Georgia Pro" w:eastAsia="Georgia Pro" w:hAnsi="Georgia Pro" w:cs="Georgia Pro"/>
           <w:b/>
           <w:bCs/>
           <w:color w:val="000000" w:themeColor="text1"/>
         </w:rPr>
+      </w:pPr>
+      <w:r>
+        <w:rPr>
+          <w:rFonts w:ascii="Georgia Pro" w:eastAsia="Georgia Pro" w:hAnsi="Georgia Pro" w:cs="Georgia Pro"/>
+          <w:b/>
+          <w:bCs/>
+          <w:color w:val="000000" w:themeColor="text1"/>
+        </w:rPr>
+        <w:t>Part 16 – Obtain the Load Balancer DNS Name</w:t>
+      </w:r>
+    </w:p>
+    <w:p>
+      <w:pPr>
+        <w:pBdr>
+          <w:top w:val="single" w:sz="4" w:space="1" w:color="auto"/>
+          <w:left w:val="single" w:sz="4" w:space="4" w:color="auto"/>
+          <w:bottom w:val="single" w:sz="4" w:space="1" w:color="auto"/>
+          <w:right w:val="single" w:sz="4" w:space="4" w:color="auto"/>
+        </w:pBdr>
+        <w:shd w:val="clear" w:color="auto" w:fill="F2F2F2" w:themeFill="background1" w:themeFillShade="F2"/>
+        <w:spacing w:line="276" w:lineRule="auto"/>
+        <w:rPr>
+          <w:rFonts w:ascii="Georgia Pro" w:eastAsia="Georgia Pro" w:hAnsi="Georgia Pro" w:cs="Georgia Pro"/>
+          <w:color w:val="000000" w:themeColor="text1"/>
+        </w:rPr>
+      </w:pPr>
+      <w:r>
+        <w:rPr>
+          <w:rFonts w:ascii="Georgia Pro" w:eastAsia="Georgia Pro" w:hAnsi="Georgia Pro" w:cs="Georgia Pro"/>
+          <w:color w:val="000000" w:themeColor="text1"/>
+        </w:rPr>
+        <w:t>aws elbv2 describe-load-balancers \</w:t>
+      </w:r>
+    </w:p>
+    <w:p>
+      <w:pPr>
+        <w:pBdr>
+          <w:top w:val="single" w:sz="4" w:space="1" w:color="auto"/>
+          <w:left w:val="single" w:sz="4" w:space="4" w:color="auto"/>
+          <w:bottom w:val="single" w:sz="4" w:space="1" w:color="auto"/>
+          <w:right w:val="single" w:sz="4" w:space="4" w:color="auto"/>
+        </w:pBdr>
+        <w:shd w:val="clear" w:color="auto" w:fill="F2F2F2" w:themeFill="background1" w:themeFillShade="F2"/>
+        <w:spacing w:line="276" w:lineRule="auto"/>
+        <w:rPr>
+          <w:rFonts w:ascii="Georgia Pro" w:eastAsia="Georgia Pro" w:hAnsi="Georgia Pro" w:cs="Georgia Pro"/>
+          <w:color w:val="000000" w:themeColor="text1"/>
+        </w:rPr>
+      </w:pPr>
+      <w:r>
+        <w:rPr>
+          <w:rFonts w:ascii="Georgia Pro" w:eastAsia="Georgia Pro" w:hAnsi="Georgia Pro" w:cs="Georgia Pro"/>
+          <w:color w:val="000000" w:themeColor="text1"/>
+        </w:rPr>
+        <w:t>--load-balancer-arns $LBARN \</w:t>
+      </w:r>
+    </w:p>
+    <w:p>
+      <w:pPr>
+        <w:pBdr>
+          <w:top w:val="single" w:sz="4" w:space="1" w:color="auto"/>
+          <w:left w:val="single" w:sz="4" w:space="4" w:color="auto"/>
+          <w:bottom w:val="single" w:sz="4" w:space="1" w:color="auto"/>
+          <w:right w:val="single" w:sz="4" w:space="4" w:color="auto"/>
+        </w:pBdr>
+        <w:shd w:val="clear" w:color="auto" w:fill="F2F2F2" w:themeFill="background1" w:themeFillShade="F2"/>
+        <w:spacing w:line="276" w:lineRule="auto"/>
+        <w:rPr>
+          <w:rFonts w:ascii="Georgia Pro" w:eastAsia="Georgia Pro" w:hAnsi="Georgia Pro" w:cs="Georgia Pro"/>
+          <w:color w:val="000000" w:themeColor="text1"/>
+        </w:rPr>
+      </w:pPr>
+      <w:r>
+        <w:rPr>
+          <w:rFonts w:ascii="Georgia Pro" w:eastAsia="Georgia Pro" w:hAnsi="Georgia Pro" w:cs="Georgia Pro"/>
+          <w:color w:val="000000" w:themeColor="text1"/>
+        </w:rPr>
+        <w:t>--query "LoadBalancers[0].DNSName" \</w:t>
+      </w:r>
+    </w:p>
+    <w:p>
+      <w:pPr>
+        <w:pBdr>
+          <w:top w:val="single" w:sz="4" w:space="1" w:color="auto"/>
+          <w:left w:val="single" w:sz="4" w:space="4" w:color="auto"/>
+          <w:bottom w:val="single" w:sz="4" w:space="1" w:color="auto"/>
+          <w:right w:val="single" w:sz="4" w:space="4" w:color="auto"/>
+        </w:pBdr>
+        <w:shd w:val="clear" w:color="auto" w:fill="F2F2F2" w:themeFill="background1" w:themeFillShade="F2"/>
+        <w:spacing w:line="276" w:lineRule="auto"/>
+        <w:rPr>
+          <w:rFonts w:ascii="Georgia Pro" w:eastAsia="Georgia Pro" w:hAnsi="Georgia Pro" w:cs="Georgia Pro"/>
+          <w:color w:val="000000" w:themeColor="text1"/>
+        </w:rPr>
+      </w:pPr>
+      <w:r>
+        <w:rPr>
+          <w:rFonts w:ascii="Georgia Pro" w:eastAsia="Georgia Pro" w:hAnsi="Georgia Pro" w:cs="Georgia Pro"/>
+          <w:color w:val="000000" w:themeColor="text1"/>
+        </w:rPr>
+        <w:t>--output text</w:t>
+      </w:r>
+    </w:p>
+    <w:p>
+      <w:pPr>
+        <w:spacing w:before="240" w:after="240" w:line="360" w:lineRule="auto"/>
+        <w:rPr>
+          <w:rFonts w:ascii="Georgia Pro" w:eastAsia="Georgia Pro" w:hAnsi="Georgia Pro" w:cs="Georgia Pro"/>
+          <w:color w:val="000000" w:themeColor="text1"/>
+        </w:rPr>
+      </w:pPr>
+    </w:p>
+    <w:p>
+      <w:pPr>
+        <w:spacing w:before="240" w:after="240" w:line="360" w:lineRule="auto"/>
+        <w:rPr>
+          <w:rFonts w:ascii="Georgia Pro" w:eastAsia="Georgia Pro" w:hAnsi="Georgia Pro" w:cs="Georgia Pro"/>
+          <w:color w:val="000000" w:themeColor="text1"/>
+        </w:rPr>
+      </w:pPr>
+      <w:r>
+        <w:rPr>
+          <w:rFonts w:ascii="Georgia Pro" w:eastAsia="Georgia Pro" w:hAnsi="Georgia Pro" w:cs="Georgia Pro"/>
+          <w:color w:val="000000" w:themeColor="text1"/>
+        </w:rPr>
+        <w:t>Example Output</w:t>
+      </w:r>
+    </w:p>
+    <w:p>
+      <w:pPr>
+        <w:pBdr>
+          <w:top w:val="single" w:sz="4" w:space="1" w:color="auto"/>
+          <w:left w:val="single" w:sz="4" w:space="4" w:color="auto"/>
+          <w:bottom w:val="single" w:sz="4" w:space="1" w:color="auto"/>
+          <w:right w:val="single" w:sz="4" w:space="4" w:color="auto"/>
+        </w:pBdr>
+        <w:shd w:val="clear" w:color="auto" w:fill="F2F2F2" w:themeFill="background1" w:themeFillShade="F2"/>
+        <w:spacing w:line="276" w:lineRule="auto"/>
+        <w:rPr>
+          <w:rFonts w:ascii="Georgia Pro" w:eastAsia="Georgia Pro" w:hAnsi="Georgia Pro" w:cs="Georgia Pro"/>
+          <w:color w:val="000000" w:themeColor="text1"/>
+        </w:rPr>
+      </w:pPr>
+      <w:r>
+        <w:rPr>
+          <w:rFonts w:ascii="Georgia Pro" w:eastAsia="Georgia Pro" w:hAnsi="Georgia Pro" w:cs="Georgia Pro"/>
+          <w:color w:val="000000" w:themeColor="text1"/>
+        </w:rPr>
+        <w:t>ApacheALB-123456789.us-east-1.elb.amazonaws.com</w:t>
+      </w:r>
+    </w:p>
+    <w:p>
+      <w:pPr>
+        <w:spacing w:before="240" w:after="240" w:line="360" w:lineRule="auto"/>
+        <w:rPr>
+          <w:rFonts w:ascii="Georgia Pro" w:eastAsia="Georgia Pro" w:hAnsi="Georgia Pro" w:cs="Georgia Pro"/>
+          <w:color w:val="000000" w:themeColor="text1"/>
+        </w:rPr>
+      </w:pPr>
+      <w:r>
+        <w:rPr>
+          <w:rFonts w:ascii="Georgia Pro" w:eastAsia="Georgia Pro" w:hAnsi="Georgia Pro" w:cs="Georgia Pro"/>
+          <w:color w:val="000000" w:themeColor="text1"/>
+        </w:rPr>
+        <w:pict w14:anchorId="0A52979F">
+          <v:rect id="_x0000_i1046" style="width:0;height:1.5pt" o:hralign="center" o:hrstd="t" o:hr="t" fillcolor="#a0a0a0" stroked="f"/>
+        </w:pict>
+      </w:r>
+    </w:p>
+    <w:p>
+      <w:pPr>
+        <w:spacing w:before="240" w:after="240" w:line="360" w:lineRule="auto"/>
+        <w:rPr>
+          <w:rFonts w:ascii="Georgia Pro" w:eastAsia="Georgia Pro" w:hAnsi="Georgia Pro" w:cs="Georgia Pro"/>
+          <w:b/>
+          <w:bCs/>
+          <w:color w:val="000000" w:themeColor="text1"/>
+        </w:rPr>
+      </w:pPr>
+      <w:r>
+        <w:rPr>
+          <w:rFonts w:ascii="Georgia Pro" w:eastAsia="Georgia Pro" w:hAnsi="Georgia Pro" w:cs="Georgia Pro"/>
+          <w:b/>
+          <w:bCs/>
+          <w:color w:val="000000" w:themeColor="text1"/>
+        </w:rPr>
         <w:t>Part 17 – Test Load Balancing</w:t>
       </w:r>
     </w:p>
@@ -6987,6 +5548,21 @@
     </w:p>
     <w:p>
       <w:pPr>
+        <w:rPr>
+          <w:rFonts w:ascii="Georgia Pro" w:eastAsia="Georgia Pro" w:hAnsi="Georgia Pro" w:cs="Georgia Pro"/>
+          <w:color w:val="000000" w:themeColor="text1"/>
+        </w:rPr>
+      </w:pPr>
+      <w:r>
+        <w:rPr>
+          <w:rFonts w:ascii="Georgia Pro" w:eastAsia="Georgia Pro" w:hAnsi="Georgia Pro" w:cs="Georgia Pro"/>
+          <w:color w:val="000000" w:themeColor="text1"/>
+        </w:rPr>
+        <w:br w:type="page"/>
+      </w:r>
+    </w:p>
+    <w:p>
+      <w:pPr>
         <w:spacing w:before="240" w:after="240" w:line="360" w:lineRule="auto"/>
         <w:rPr>
           <w:rFonts w:ascii="Georgia Pro" w:eastAsia="Georgia Pro" w:hAnsi="Georgia Pro" w:cs="Georgia Pro"/>
@@ -6998,6 +5574,7 @@
           <w:rFonts w:ascii="Georgia Pro" w:eastAsia="Georgia Pro" w:hAnsi="Georgia Pro" w:cs="Georgia Pro"/>
           <w:color w:val="000000" w:themeColor="text1"/>
         </w:rPr>
+        <w:lastRenderedPageBreak/>
         <w:t>Expected Output</w:t>
       </w:r>
     </w:p>
@@ -7037,7 +5614,61 @@
           <w:rFonts w:ascii="Georgia Pro" w:eastAsia="Georgia Pro" w:hAnsi="Georgia Pro" w:cs="Georgia Pro"/>
           <w:color w:val="000000" w:themeColor="text1"/>
         </w:rPr>
-        <w:lastRenderedPageBreak/>
+        <w:drawing>
+          <wp:inline distT="0" distB="0" distL="0" distR="0" wp14:anchorId="10C65325" wp14:editId="33B04110">
+            <wp:extent cx="5772956" cy="1448002"/>
+            <wp:effectExtent l="19050" t="19050" r="18415" b="19050"/>
+            <wp:docPr id="1629377332" name="Picture 1"/>
+            <wp:cNvGraphicFramePr>
+              <a:graphicFrameLocks xmlns:a="http://schemas.openxmlformats.org/drawingml/2006/main" noChangeAspect="1"/>
+            </wp:cNvGraphicFramePr>
+            <a:graphic xmlns:a="http://schemas.openxmlformats.org/drawingml/2006/main">
+              <a:graphicData uri="http://schemas.openxmlformats.org/drawingml/2006/picture">
+                <pic:pic xmlns:pic="http://schemas.openxmlformats.org/drawingml/2006/picture">
+                  <pic:nvPicPr>
+                    <pic:cNvPr id="1629377332" name=""/>
+                    <pic:cNvPicPr/>
+                  </pic:nvPicPr>
+                  <pic:blipFill>
+                    <a:blip r:embed="rId15"/>
+                    <a:stretch>
+                      <a:fillRect/>
+                    </a:stretch>
+                  </pic:blipFill>
+                  <pic:spPr>
+                    <a:xfrm>
+                      <a:off x="0" y="0"/>
+                      <a:ext cx="5772956" cy="1448002"/>
+                    </a:xfrm>
+                    <a:prstGeom prst="rect">
+                      <a:avLst/>
+                    </a:prstGeom>
+                    <a:ln>
+                      <a:solidFill>
+                        <a:schemeClr val="accent1"/>
+                      </a:solidFill>
+                    </a:ln>
+                  </pic:spPr>
+                </pic:pic>
+              </a:graphicData>
+            </a:graphic>
+          </wp:inline>
+        </w:drawing>
+      </w:r>
+    </w:p>
+    <w:p>
+      <w:pPr>
+        <w:spacing w:before="240" w:after="240" w:line="360" w:lineRule="auto"/>
+        <w:rPr>
+          <w:rFonts w:ascii="Georgia Pro" w:eastAsia="Georgia Pro" w:hAnsi="Georgia Pro" w:cs="Georgia Pro"/>
+          <w:color w:val="000000" w:themeColor="text1"/>
+        </w:rPr>
+      </w:pPr>
+      <w:r>
+        <w:rPr>
+          <w:rFonts w:ascii="Georgia Pro" w:eastAsia="Georgia Pro" w:hAnsi="Georgia Pro" w:cs="Georgia Pro"/>
+          <w:color w:val="000000" w:themeColor="text1"/>
+        </w:rPr>
         <w:t>Refresh again:</w:t>
       </w:r>
     </w:p>
@@ -7063,6 +5694,70 @@
         </w:rPr>
         <w:t>Welcome to Web Server 2</w:t>
       </w:r>
+    </w:p>
+    <w:p>
+      <w:pPr>
+        <w:spacing w:before="240" w:after="240" w:line="360" w:lineRule="auto"/>
+        <w:rPr>
+          <w:rFonts w:ascii="Georgia Pro" w:eastAsia="Georgia Pro" w:hAnsi="Georgia Pro" w:cs="Georgia Pro"/>
+          <w:color w:val="000000" w:themeColor="text1"/>
+        </w:rPr>
+      </w:pPr>
+      <w:r>
+        <w:rPr>
+          <w:rFonts w:ascii="Georgia Pro" w:eastAsia="Georgia Pro" w:hAnsi="Georgia Pro" w:cs="Georgia Pro"/>
+          <w:color w:val="000000" w:themeColor="text1"/>
+        </w:rPr>
+        <w:drawing>
+          <wp:inline distT="0" distB="0" distL="0" distR="0" wp14:anchorId="14E4627F" wp14:editId="50C5D5AE">
+            <wp:extent cx="5601482" cy="2057687"/>
+            <wp:effectExtent l="19050" t="19050" r="18415" b="19050"/>
+            <wp:docPr id="343163439" name="Picture 1"/>
+            <wp:cNvGraphicFramePr>
+              <a:graphicFrameLocks xmlns:a="http://schemas.openxmlformats.org/drawingml/2006/main" noChangeAspect="1"/>
+            </wp:cNvGraphicFramePr>
+            <a:graphic xmlns:a="http://schemas.openxmlformats.org/drawingml/2006/main">
+              <a:graphicData uri="http://schemas.openxmlformats.org/drawingml/2006/picture">
+                <pic:pic xmlns:pic="http://schemas.openxmlformats.org/drawingml/2006/picture">
+                  <pic:nvPicPr>
+                    <pic:cNvPr id="343163439" name=""/>
+                    <pic:cNvPicPr/>
+                  </pic:nvPicPr>
+                  <pic:blipFill>
+                    <a:blip r:embed="rId16"/>
+                    <a:stretch>
+                      <a:fillRect/>
+                    </a:stretch>
+                  </pic:blipFill>
+                  <pic:spPr>
+                    <a:xfrm>
+                      <a:off x="0" y="0"/>
+                      <a:ext cx="5601482" cy="2057687"/>
+                    </a:xfrm>
+                    <a:prstGeom prst="rect">
+                      <a:avLst/>
+                    </a:prstGeom>
+                    <a:ln>
+                      <a:solidFill>
+                        <a:schemeClr val="accent1"/>
+                      </a:solidFill>
+                    </a:ln>
+                  </pic:spPr>
+                </pic:pic>
+              </a:graphicData>
+            </a:graphic>
+          </wp:inline>
+        </w:drawing>
+      </w:r>
+    </w:p>
+    <w:p>
+      <w:pPr>
+        <w:spacing w:before="240" w:after="240" w:line="360" w:lineRule="auto"/>
+        <w:rPr>
+          <w:rFonts w:ascii="Georgia Pro" w:eastAsia="Georgia Pro" w:hAnsi="Georgia Pro" w:cs="Georgia Pro"/>
+          <w:color w:val="000000" w:themeColor="text1"/>
+        </w:rPr>
+      </w:pPr>
     </w:p>
     <w:p>
       <w:pPr>
@@ -10828,6 +9523,7 @@
   <w:style w:type="character" w:default="1" w:styleId="DefaultParagraphFont">
     <w:name w:val="Default Paragraph Font"/>
     <w:uiPriority w:val="1"/>
+    <w:semiHidden/>
     <w:unhideWhenUsed/>
   </w:style>
   <w:style w:type="table" w:default="1" w:styleId="TableNormal">
@@ -11185,6 +9881,126 @@
 </inkml:ink>
 </file>
 
+<file path=word/ink/ink2.xml><?xml version="1.0" encoding="utf-8"?>
+<inkml:ink xmlns:inkml="http://www.w3.org/2003/InkML">
+  <inkml:definitions>
+    <inkml:context xml:id="ctx0">
+      <inkml:inkSource xml:id="inkSrc0">
+        <inkml:traceFormat>
+          <inkml:channel name="X" type="integer" min="-2.14748E9" max="2.14748E9" units="cm"/>
+          <inkml:channel name="Y" type="integer" min="-2.14748E9" max="2.14748E9" units="cm"/>
+          <inkml:channel name="F" type="integer" max="32767" units="dev"/>
+        </inkml:traceFormat>
+        <inkml:channelProperties>
+          <inkml:channelProperty channel="X" name="resolution" value="1000" units="1/cm"/>
+          <inkml:channelProperty channel="Y" name="resolution" value="1000" units="1/cm"/>
+          <inkml:channelProperty channel="F" name="resolution" value="0" units="1/dev"/>
+        </inkml:channelProperties>
+      </inkml:inkSource>
+      <inkml:timestamp xml:id="ts0" timeString="2026-09-20T15:30:05.865"/>
+    </inkml:context>
+    <inkml:brush xml:id="br0">
+      <inkml:brushProperty name="width" value="0.035" units="cm"/>
+      <inkml:brushProperty name="height" value="0.035" units="cm"/>
+      <inkml:brushProperty name="color" value="#E71224"/>
+    </inkml:brush>
+  </inkml:definitions>
+  <inkml:trace contextRef="#ctx0" brushRef="#br0">2070 4543 968,'0'0'10014,"0"0"-9920,0 0 1,0 0-1,1-1 0,-1 1 0,0 0 0,0 0 0,0-1 0,0 1 0,0 0 1,0 0-1,0-1 0,0 1 0,0 0 0,0 0 0,1-1 0,-1 1 0,0 0 1,-1-1-1,1 1 0,0 0 0,0 0 0,0-1 0,0 1 0,0 0 0,0 0 0,0-1 1,0 1-1,0 0 0,0 0 0,-1-1 0,1 1 0,0 0 0,0 0 0,0 0 1,-1-1-1,1 1 0,0 0 0,0 0 0,-1 0 0,-12-7 42,-2 1 0,1 0 0,0 1-1,-1 1 1,-24-4 0,-81-6-172,90 12 132,-140-10 77,0 8 0,-1 7 0,1 8 0,-175 34 1,19 32 929,275-61-981,2 3 0,0 2-1,2 2 1,-59 37 0,91-50-90,1 0 0,0 1 0,0 0 0,1 2 0,1-1 0,0 1-1,-16 23 1,24-29-24,0 0 0,0 1-1,0-1 1,1 1-1,0-1 1,1 1 0,0 0-1,0 0 1,1 0-1,-1 0 1,2 1 0,-1-1-1,1 0 1,1 0 0,-1 0-1,2 1 1,-1-1-1,5 13 1,-2-10-5,0-1 0,1 0 0,0 0 0,1-1 0,0 0 0,1 0 0,0 0 0,13 12 0,1 0 5,2-2 1,30 21-1,-11-14-13,1-2-1,0-2 1,2-1 0,0-3-1,72 19 1,-2-9 51,135 15 0,-19-21 6,2-11 1,265-20-1,852-145 131,-1259 139-186,-1-4-1,108-38 1,-174 49 1,1-2 1,-2-1-1,1 0 0,-1-2 1,-1-1-1,-1 0 0,0-2 1,0-1-1,-2 0 0,0-1 0,-1-1 1,26-36-1,-39 47-9,0-1-1,0 1 0,-1-1 1,0-1-1,0 1 1,-1 0-1,0-1 1,-1 1-1,0-1 0,-1 0 1,0 0-1,0 0 1,-1 0-1,0 0 1,-1 0-1,0 1 0,-4-18 1,1 14 3,-1 1-1,0 1 1,0-1 0,-1 1-1,-1 0 1,0 0 0,0 0 0,-1 1-1,0 0 1,-1 1 0,0 0 0,-1 0-1,-14-10 1,-11-4-13,0 2 0,-2 1-1,0 1 1,-64-21 0,-164-36-5,154 50-14,-1 6 0,-1 4 1,0 5-1,-132 4 0,242 7-138,1 0 1,0 0-1,0 0 0,0 0 0,-1 0 1,1 0-1,0 1 0,0 0 0,0-1 1,0 1-1,0 0 0,0 0 0,0 0 0,0 0 1,0 0-1,0 0 0,0 1 0,0-1 1,-2 4-1,1 10-4590</inkml:trace>
+  <inkml:trace contextRef="#ctx0" brushRef="#br0" timeOffset="714.65">6021 4603 10906,'0'0'1950,"-26"-9"-1801,-3-1-116,2 0 77,0 1 0,-1 2 1,1 1-1,-41-5 1,-33 4 536,-1 4 1,0 4 0,0 5 0,1 5 0,-123 27 0,99-10-350,2 4 0,-149 61 0,250-83-196,0 0 0,1 2 1,0 0-1,1 2 1,0 0-1,1 1 1,-19 20-1,33-30-91,-1 1 0,1-1 1,0 1-1,1 1 0,0-1 0,0 0 1,0 1-1,1 0 0,0 0 0,0 0 1,0 0-1,1 1 0,0-1 0,1 0 1,0 1-1,0 0 0,0-1 0,1 1 1,0-1-1,1 1 0,0 0 0,0-1 1,0 1-1,1-1 0,0 0 0,5 10 1,-4-10-10,1 0 0,0-1 1,0 0-1,1 0 1,-1 0-1,2 0 0,-1-1 1,0 0-1,11 8 1,67 37 6,-32-25 17,1-3 0,1-1 0,76 17 0,173 22 3,336 2 86,6-54-82,-493-11-178,-1-6 0,288-57 0,-360 48 7,-1-4-1,0-3 1,-2-3-1,-1-4 1,-2-3-1,-1-3 1,75-53-1,-125 76 110,-1-1 1,0-1-1,-1-1 0,-1-1 0,-1 0 0,19-26 0,-32 38 25,0 1 0,-1-1-1,1 0 1,-1 0 0,0-1 0,-1 1-1,0 0 1,0-1 0,-1 0 0,1 1-1,-1-9 1,-1 10 8,-1 1 0,0-1 0,0 0 0,0 1 0,-1-1 0,1 1 0,-1 0 0,-1-1 0,1 1 0,-1 0 0,0 1 0,0-1 0,0 0 0,0 1 0,-1-1 0,0 1 0,-4-3 0,-4-4 6,-1 1 0,0 1 0,-1 0 0,1 1 0,-2 0 0,-16-6 0,-106-32 12,-1 12-29,-1 5 1,-2 7 0,0 6-1,-221 3 1,267 15-600,-135 21 1,17 18-3263,92-11-1811</inkml:trace>
+  <inkml:trace contextRef="#ctx0" brushRef="#br0" timeOffset="1407.58">2388 5612 9322,'0'0'2155,"-24"-1"-2000,-162-2 621,-289 20 3686,405-9-4040,1 4 0,0 3 0,1 2 0,-115 47 0,160-54-322,0 1-1,1 1 1,0 1 0,1 1-1,-25 21 1,37-27-80,0 0 0,1 1-1,0 0 1,1 0 0,0 0 0,0 1 0,1 0 0,1 1 0,-1-1 0,2 1 0,-1 0-1,2 0 1,-5 18 0,6-19-16,0 0-1,1 1 0,0-1 0,1 1 1,0-1-1,1 1 0,0-1 1,0 1-1,1-1 0,0 0 0,1 0 1,0 0-1,6 11 0,-4-11-3,2-1 0,0 1 0,0-1 0,0-1 0,1 1-1,0-1 1,1 0 0,0-1 0,0 0 0,1-1 0,0 0-1,13 7 1,20 5-13,0-1 0,1-2 0,1-2 0,0-2 0,83 9 0,12-5-93,0-6 1,1-6 0,225-25-1,-156-7-16,352-95 0,-518 112 117,12-2-157,56-25-1,-98 34 76,-1-1-1,1-1 1,-1 0 0,-1-1 0,1 0-1,-1-1 1,-1-1 0,0 0-1,12-13 1,-19 18 59,-1 0 0,1 0 0,-1-1 0,0 1 0,0-1 1,0 0-1,-1 0 0,0 0 0,0 0 0,-1-1 0,1 1 0,-2 0 0,1-1 0,0 1 0,-1 0 0,-1-1 0,1 1 0,-1-1 0,0 1 0,0 0 1,-1 0-1,1-1 0,-1 1 0,-1 0 0,1 1 0,-1-1 0,0 0 0,-1 1 0,1-1 0,-1 1 0,0 0 0,0 1 0,-1-1 0,0 1 0,1-1 0,-1 1 1,-7-4-1,-17-10-113,0 0 1,-1 2-1,-1 1 1,-63-21 0,-134-24-23,-25 27-424,193 27-3264,91 10-4129</inkml:trace>
+  <inkml:trace contextRef="#ctx0" brushRef="#br0" timeOffset="2031.01">6263 5841 9106,'0'0'3845,"-25"-17"-3257,-2-5-482,10 7 6,-1 2 0,-1 0 0,0 1 0,0 1 1,-1 1-1,-25-10 0,-21-2 512,-1 2 0,-1 3 1,-1 3-1,0 3 0,0 3 1,-135 3-1,169 6-518,0 2 0,0 1 0,1 2 0,-1 2 0,1 1 0,-47 19 1,62-21-63,1 1 1,1 1 0,0 0-1,0 1 1,0 1 0,2 1-1,-1 0 1,1 1 0,1 1 0,1 0-1,0 1 1,0 0 0,-10 18-1,18-23-32,0-1-1,1 1 1,0 0-1,0 0 1,1 1 0,0-1-1,1 1 1,0-1-1,1 1 1,0 0-1,1-1 1,0 1-1,0 0 1,1 0-1,1-1 1,0 1-1,4 14 1,0-9-7,1-1 1,0 1-1,1-2 1,1 1-1,0-1 1,1 0-1,0-1 1,1 0-1,1-1 1,20 18-1,3-3-12,1-1 0,1-2 0,1-1-1,1-2 1,68 26 0,-27-18 0,1-4 0,86 14 0,-65-20-26,1-6 0,1-3 0,0-6 0,1-3 0,-1-6 0,-1-4 0,1-4 0,-2-5 0,108-33 0,-174 40 15,-1-2 1,0-1-1,-1-1 1,0-2-1,36-25 1,-58 34-55,-1-1 1,1-1 0,-1 0 0,-1 0 0,0-1 0,-1 0 0,0 0 0,0-1 0,-1-1 0,-1 1 0,0-1-1,-1-1 1,0 1 0,-1-1 0,-1 0 0,4-16 0,-5 18 34,-1 1-1,-1-1 1,1 0 0,-2 1-1,0-1 1,0 0 0,-1 0-1,0 1 1,-1-1 0,-1 0-1,1 1 1,-2 0 0,0 0-1,0 0 1,-1 0 0,0 0-1,-1 1 1,0 0 0,-1 0-1,0 1 1,0 0-1,-1 0 1,-17-15 0,-9-4 8,-1 1 0,-1 2 0,-2 1 0,-42-20 0,-166-60 36,176 81-23,0 4-1,-1 2 0,-74-7 1,-11 8-2837,61 8-3008</inkml:trace>
+  <inkml:trace contextRef="#ctx0" brushRef="#br0" timeOffset="3578.67">3343 2029 7322,'0'0'5293,"-10"-12"-4513,4 4-679,0 1 0,-1 0-1,1 0 1,-1 1 0,-1 0 0,1 0 0,-1 1 0,0 0 0,-1 0 0,1 1 0,-1 0-1,0 0 1,-14-3 0,-45-5 96,0 4 0,-1 2 0,-83 4-1,68 2-157,-671 6 576,1 66 953,732-69-1551,-30 4 100,0 3-1,0 2 1,-96 36-1,136-43-100,1 0-1,-1 1 0,1 0 1,0 1-1,1 0 0,0 0 0,0 1 1,0 1-1,1 0 0,1 0 1,-1 1-1,1 0 0,1 0 1,0 1-1,0 0 0,1 0 0,1 0 1,0 1-1,0 0 0,1 0 1,-4 23-1,5-20-13,2 1 0,-1-1 0,2 0 0,0 1 0,1-1 0,0 0 0,1 0 0,1 1 0,1-1 0,0-1 0,8 19 0,-3-15 1,0 0-1,2-1 1,0 0 0,1 0-1,1-2 1,0 1 0,1-2-1,21 18 1,9 3 7,1-1-1,2-2 1,1-3-1,65 30 1,-7-13 14,120 35 0,-72-37 2,2-8-1,266 28 1,329-19 67,-724-44-92,1972 14-216,-542-92-220,-1043 30 238,604-147 1,-992 187 229,0 0-1,0-2 1,-1-1 0,-1 0-1,24-15 1,-42 21-19,0 0 0,-1 0 0,0 0 0,0 0 0,0-1 0,-1 0 0,1 0 0,-1 0 0,0-1 0,-1 1 0,4-7 0,-5 7-6,-1 1 0,1 0-1,-1-1 1,0 1 0,-1 0 0,1-1-1,-1 1 1,0-1 0,0 1-1,0-1 1,-1 1 0,1 0-1,-1-1 1,0 1 0,-1-1 0,1 1-1,-1 0 1,-2-5 0,-1 0 9,0 1 1,0 0-1,-1 0 0,0 1 1,-1-1-1,1 1 1,-1 1-1,-1-1 1,1 1-1,-12-6 1,-13-8 36,-49-21 0,-20-3-17,-2 5 0,-169-40 0,-228-22-26,-714-52-31,-5 87 19,-326 54 165,1487 13-188,-20-2-37,1 4-1,0 4 1,-113 23 0,177-27-71,-41 13-710,51-15 659,1 0 0,-1 0 0,0 0 0,0 0 0,0 1 0,1 0 1,-1-1-1,0 1 0,1 0 0,0 0 0,-1 1 0,1-1 0,-3 4 1,5-5 70,0 0 0,0 0 0,1 0 0,-1 0 1,0 0-1,0 0 0,0 0 0,1-1 0,-1 1 1,0 0-1,1 0 0,-1 0 0,1 0 0,-1-1 0,1 1 1,0 0-1,-1-1 0,1 1 0,0 0 0,-1-1 1,1 1-1,0 0 0,0-1 0,-1 0 0,1 1 1,0-1-1,0 1 0,0-1 0,0 0 0,0 1 1,-1-1-1,1 0 0,0 0 0,0 0 0,1 0 1,37 9-2357,-39-8 2398,44 4-3971</inkml:trace>
+  <inkml:trace contextRef="#ctx0" brushRef="#br0" timeOffset="4710.42">4337 238 7986,'0'0'3506,"-24"-17"-2851,0-3-488,12 10-92,-1 0-1,0 0 0,0 1 1,-1 1-1,0 0 1,-1 1-1,0 1 1,0 0-1,-21-5 1,-43-7 324,-1 3 1,-119-5 0,-159 14 419,263 7-462,1 5 0,0 3 1,1 5-1,1 4 1,-169 55-1,245-67-281,0 1 1,0 0-1,1 2 1,0-1-1,0 2 1,1 0-1,0 1 1,1 0-1,0 1 1,-15 18-1,23-24-74,1 0 1,0 0-1,0 0 0,0 1 0,1 0 1,0 0-1,0 0 0,1 0 1,0 0-1,0 0 0,1 1 1,0-1-1,0 1 0,0-1 0,1 1 1,0-1-1,1 1 0,0-1 1,0 1-1,0-1 0,1 0 0,0 0 1,1 1-1,0-1 0,0-1 1,6 12-1,-1-5 14,1 0 1,0-1 0,1 0-1,1-1 1,0 1-1,17 12 1,7 3 8,49 29 1,2-7-17,3-4 0,1-4 0,2-4 1,185 49-1,-146-57 7,1-6-1,0-5 1,166 0 0,169-33-241,-396 7 128,-1-3 0,0-3 0,-1-3 0,99-38 0,-149 47 50,1-1 0,-1-1 0,-1 0-1,0-1 1,28-23 0,-36 25 46,-1 0 0,0-1 1,0 0-1,-1-1 0,-1 0 0,0 0 1,0 0-1,-1-1 0,9-24 1,-9 18-4,-1 0-1,-1 0 1,0-1 0,-1 0 0,-1 1 0,-1-1 0,-1 0-1,-1 0 1,0 0 0,-1 1 0,-1-1 0,-1 1 0,-1-1-1,0 1 1,-1 1 0,-1-1 0,-1 1 0,0 0 0,-1 1-1,-1 0 1,-1 0 0,0 1 0,-15-16 0,3 6 9,-1 1 1,-1 1-1,-1 1 1,-1 2 0,-1 0-1,-1 2 1,0 1-1,-34-14 1,38 20-33,0 2 0,0 1-1,-1 1 1,0 1 0,0 2 0,-1 0-1,1 2 1,-1 0 0,1 2 0,-49 6-1,66-4-153,0 0 1,0 0-1,1 1 0,-1 0 0,1 1 0,0 0 0,0 0 0,0 0 1,1 1-1,-14 11 0,5-1-677,0 1 0,1 1 0,-15 22 0,-9 16-2921</inkml:trace>
+  <inkml:trace contextRef="#ctx0" brushRef="#br0" timeOffset="5636.29">3701 1288 6633,'0'0'4911,"1"3"-4696,4 14 74,-1 1 1,-1 0 0,-1 0 0,-1 0 0,0 0 0,-1 0 0,-3 21-1,1 24 78,3 49-114,16 316 289,-14-341-826,-5-87 160,0 0 0,-1 0 0,1 0 0,0-1 0,0 1 0,0-1 0,-1 1 0,1-1 0,0 0 0,0 0 0,0 0 0,0 0 0,-2-2 0,-8-7-418,0-1 0,1 0 1,1 0-1,-16-22 0,14 16 958,1-1 0,0 0-1,-8-21 1,19 39-394,0-1 0,0 1-1,0 0 1,0 0-1,0-1 1,0 1 0,0 0-1,0-1 1,0 1-1,0 0 1,0 0 0,0-1-1,0 1 1,0 0 0,0-1-1,0 1 1,0 0-1,0 0 1,0-1 0,0 1-1,0 0 1,0 0-1,0-1 1,0 1 0,1 0-1,-1 0 1,0-1 0,0 1-1,0 0 1,1 0-1,-1 0 1,0-1 0,0 1-1,0 0 1,1 0-1,-1 0 1,0 0 0,0-1-1,1 1 1,-1 0 0,0 0-1,1 0 1,-1 0-1,0 0 1,0 0 0,1 0-1,-1 0 1,0 0-1,1 0 1,18 0-140,-13 1 206,211 16 51,-204-17-121,8 0-77,0-1-1,31-4 1,-46 4 39,0-1 0,1 1-1,-1-1 1,0 0 0,-1-1 0,1 0 0,0 0 0,-1 0 0,1 0 0,-1-1 0,0 0 0,8-7-1,-11 7 45,0 1 0,0 0-1,0-1 1,-1 1-1,1-1 1,-1 1 0,1-1-1,-1 0 1,-1 1-1,1-1 1,0 0-1,-1 0 1,0 0 0,0 0-1,0 1 1,0-1-1,0 0 1,-3-7 0,3 10 10,-1 0 0,0 0 0,1 0 0,-1 0 0,0 1 0,1-1 0,-1 0 0,0 1 0,0-1 0,0 0 0,0 1 0,0-1 0,0 1 0,0-1 0,0 1 0,0 0 0,0-1 0,0 1 0,0 0 0,0 0 0,0 0 0,0 0 0,0 0 0,0 0 0,0 0 0,0 0 0,0 0 0,0 0 0,-2 1 0,0-1-10,0 1 1,0 0-1,0-1 0,1 1 1,-1 0-1,0 0 0,0 1 1,0-1-1,1 0 0,-3 3 1,-2 3 30,0 0 0,0 1-1,1 0 1,1 0 0,-1 1 0,1 0 0,1 0 0,0 0-1,0 0 1,-3 11 0,-3 16-505,-7 51 0,5-21-2435,3-28-3370</inkml:trace>
+  <inkml:trace contextRef="#ctx0" brushRef="#br0" timeOffset="6252.43">3055 2928 6001,'0'0'4296,"-1"15"-3231,-2 30-352,-2 0 0,-13 47-1,-38 98 108,-9-3 1,-139 283-1,-20-8-854,222-483-2031,2-11-555</inkml:trace>
+  <inkml:trace contextRef="#ctx0" brushRef="#br0" timeOffset="6601.84">2442 3949 8682,'0'0'3630,"-11"19"-3509,-32 66 166,39-78-230,1-1 0,0 1-1,1 1 1,0-1 0,0 0-1,1 1 1,-1-1 0,2 1 0,-1-1-1,1 1 1,0-1 0,1 1 0,-1-1-1,2 1 1,-1-1 0,4 12 0,-3-15-48,0 1 1,1-1-1,-1 0 1,1 0-1,0 0 1,0 0-1,0 0 1,1-1-1,-1 1 1,1-1-1,0 0 1,0 0-1,0 0 1,0-1-1,1 1 0,-1-1 1,1 0-1,-1 0 1,1-1-1,0 1 1,0-1-1,6 1 1,-2 0-99,1-1-1,0 1 1,-1-2-1,1 1 1,0-1-1,0-1 1,-1 0-1,1 0 1,0-1 0,-1 0-1,1-1 1,-1 0-1,0 0 1,14-8-1,-29 17 315,0 1-1,0-1 1,1 1-1,0 0 0,0 1 1,1-1-1,0 1 1,-5 12-1,4-8-175,0 0-1,1 1 1,0-1 0,1 1-1,1-1 1,-2 23 0,4-33-62,0 0 0,0 0 0,0-1 0,1 1 1,-1 0-1,1 0 0,-1 0 0,1-1 0,0 1 0,-1 0 0,1-1 1,0 1-1,0 0 0,0-1 0,1 1 0,-1-1 0,0 0 0,0 1 1,1-1-1,-1 0 0,1 0 0,-1 0 0,1 0 0,0 0 0,-1 0 1,1 0-1,0 0 0,3 0 0,5 2-320,0-1 0,0 0 0,0-1 1,13 1-1,-21-2 193,54 1-4003</inkml:trace>
+  <inkml:trace contextRef="#ctx0" brushRef="#br0" timeOffset="7371">4766 3141 7426,'0'0'5426,"12"-5"-4642,-8 3-664,28-13 40,-31 15-145,0 0 1,0-1-1,0 1 1,0 0-1,0 0 0,0 0 1,-1 0-1,1 0 1,0 0-1,0 0 1,0 0-1,0 0 0,0 0 1,0 1-1,-1-1 1,1 0-1,0 0 1,0 1-1,0-1 1,-1 1-1,1-1 0,0 1 1,0-1-1,-1 1 1,1-1-1,0 1 1,-1 0-1,1-1 0,-1 1 1,1 0-1,-1-1 1,1 1-1,-1 0 1,1 0-1,-1-1 0,0 1 1,1 0-1,-1 2 1,37 182 2400,8 33-1854,-10-101-409,4-2 0,88 176 0,-106-252-124,3-2 0,1 0 0,1-1 0,41 40 0,-67-76-115,1 1 0,-1-1 0,1 0 0,-1 1 1,1-1-1,0 1 0,-1-1 0,0 1 0,1 0 0,-1-1 1,1 1-1,-1-1 0,0 1 0,1 0 0,-1-1 0,0 1 1,0 0-1,1-1 0,-1 1 0,0 0 0,0-1 0,0 1 0,0 0 1,0-1-1,0 1 0,0 1 0,-17-2-1501,-27-15-1022,-29-15-1475,-64-26 1858,106 45 4663,-1 2 0,-47-9 0,93 20-1893,50 8 122,72 0 0,-117-9-791,0-1-1,0-1 1,0 0-1,0-2 1,0 0-1,-1-1 1,0-1-1,1-1 1,28-13-1,-39 13 1379,-16 9-740,-16 8-296,5 4-190,1 1-1,1 1 1,1 1-1,0 0 1,1 1 0,1 0-1,1 1 1,1 1-1,0 0 1,2 1-1,-12 35 1,9-18-2710</inkml:trace>
+</inkml:ink>
+</file>
+
+<file path=word/ink/ink3.xml><?xml version="1.0" encoding="utf-8"?>
+<inkml:ink xmlns:inkml="http://www.w3.org/2003/InkML">
+  <inkml:definitions>
+    <inkml:context xml:id="ctx0">
+      <inkml:inkSource xml:id="inkSrc0">
+        <inkml:traceFormat>
+          <inkml:channel name="X" type="integer" min="-2.14748E9" max="2.14748E9" units="cm"/>
+          <inkml:channel name="Y" type="integer" min="-2.14748E9" max="2.14748E9" units="cm"/>
+          <inkml:channel name="F" type="integer" max="32767" units="dev"/>
+        </inkml:traceFormat>
+        <inkml:channelProperties>
+          <inkml:channelProperty channel="X" name="resolution" value="1000" units="1/cm"/>
+          <inkml:channelProperty channel="Y" name="resolution" value="1000" units="1/cm"/>
+          <inkml:channelProperty channel="F" name="resolution" value="0" units="1/dev"/>
+        </inkml:channelProperties>
+      </inkml:inkSource>
+      <inkml:timestamp xml:id="ts0" timeString="2026-09-20T15:30:04.444"/>
+    </inkml:context>
+    <inkml:brush xml:id="br0">
+      <inkml:brushProperty name="width" value="0.035" units="cm"/>
+      <inkml:brushProperty name="height" value="0.035" units="cm"/>
+      <inkml:brushProperty name="color" value="#E71224"/>
+    </inkml:brush>
+  </inkml:definitions>
+  <inkml:trace contextRef="#ctx0" brushRef="#br0">123 150 9802,'0'0'5327,"-13"19"-5113,-1-1-111,-3 3 79,2 0-1,0 1 0,1 0 1,-10 26-1,13-11 243,11-36-415,0-1 1,0 1-1,0-1 0,0 0 0,1 1 1,-1-1-1,0 0 0,0 1 1,0-1-1,0 0 0,0 0 1,1 1-1,-1-1 0,0 0 1,0 1-1,0-1 0,1 0 0,-1 0 1,0 1-1,0-1 0,1 0 1,-1 0-1,0 0 0,1 1 1,-1-1-1,0 0 0,1 0 1,-1 0-1,0 0 0,1 0 0,-1 0 1,0 0-1,1 0 0,-1 0 1,0 0-1,1 0 0,-1 0 1,0 0-1,1 0 0,14-1 35,-14 1-9,9-3 10,0 0-1,0-1 1,0 0 0,-1 0 0,0-1 0,1 0 0,-1 0 0,-1-1 0,9-8 0,73-66-44,-61 50-1116,-1-1-1,-2-1 0,36-58 0,-35 41-4625</inkml:trace>
+</inkml:ink>
+</file>
+
+<file path=word/ink/ink4.xml><?xml version="1.0" encoding="utf-8"?>
+<inkml:ink xmlns:inkml="http://www.w3.org/2003/InkML">
+  <inkml:definitions>
+    <inkml:context xml:id="ctx0">
+      <inkml:inkSource xml:id="inkSrc0">
+        <inkml:traceFormat>
+          <inkml:channel name="X" type="integer" min="-2.14748E9" max="2.14748E9" units="cm"/>
+          <inkml:channel name="Y" type="integer" min="-2.14748E9" max="2.14748E9" units="cm"/>
+          <inkml:channel name="F" type="integer" max="32767" units="dev"/>
+        </inkml:traceFormat>
+        <inkml:channelProperties>
+          <inkml:channelProperty channel="X" name="resolution" value="1000" units="1/cm"/>
+          <inkml:channelProperty channel="Y" name="resolution" value="1000" units="1/cm"/>
+          <inkml:channelProperty channel="F" name="resolution" value="0" units="1/dev"/>
+        </inkml:channelProperties>
+      </inkml:inkSource>
+      <inkml:timestamp xml:id="ts0" timeString="2026-09-20T15:30:04.087"/>
+    </inkml:context>
+    <inkml:brush xml:id="br0">
+      <inkml:brushProperty name="width" value="0.035" units="cm"/>
+      <inkml:brushProperty name="height" value="0.035" units="cm"/>
+      <inkml:brushProperty name="color" value="#E71224"/>
+    </inkml:brush>
+  </inkml:definitions>
+  <inkml:trace contextRef="#ctx0" brushRef="#br0">1 268 9394,'0'0'5274,"0"-5"-5210,2-6 29,-1 13 66,1 28 252,0 50 9,-7-3 6,13-84 18,61-59 23,140-148-630,-202 207-83,-2 0 1,1-1-1,-1 0 0,-1 0 0,1-1 1,-1 0-1,-1 1 0,1-1 1,-2 0-1,1 0 0,-1-1 1,1-11-1,-2-10-3691</inkml:trace>
+</inkml:ink>
+</file>
+
+<file path=word/ink/ink5.xml><?xml version="1.0" encoding="utf-8"?>
+<inkml:ink xmlns:inkml="http://www.w3.org/2003/InkML">
+  <inkml:definitions>
+    <inkml:context xml:id="ctx0">
+      <inkml:inkSource xml:id="inkSrc0">
+        <inkml:traceFormat>
+          <inkml:channel name="X" type="integer" min="-2.14748E9" max="2.14748E9" units="cm"/>
+          <inkml:channel name="Y" type="integer" min="-2.14748E9" max="2.14748E9" units="cm"/>
+          <inkml:channel name="F" type="integer" max="32767" units="dev"/>
+        </inkml:traceFormat>
+        <inkml:channelProperties>
+          <inkml:channelProperty channel="X" name="resolution" value="1000" units="1/cm"/>
+          <inkml:channelProperty channel="Y" name="resolution" value="1000" units="1/cm"/>
+          <inkml:channelProperty channel="F" name="resolution" value="0" units="1/dev"/>
+        </inkml:channelProperties>
+      </inkml:inkSource>
+      <inkml:timestamp xml:id="ts0" timeString="2026-09-20T15:30:01.977"/>
+    </inkml:context>
+    <inkml:brush xml:id="br0">
+      <inkml:brushProperty name="width" value="0.025" units="cm"/>
+      <inkml:brushProperty name="height" value="0.025" units="cm"/>
+    </inkml:brush>
+  </inkml:definitions>
+  <inkml:trace contextRef="#ctx0" brushRef="#br0">29 32 5681,'-3'-2'13522,"-14"-14"-16960,8 2-2629</inkml:trace>
+</inkml:ink>
+</file>
+
 <file path=word/theme/theme1.xml><?xml version="1.0" encoding="utf-8"?>
 <a:theme xmlns:a="http://schemas.openxmlformats.org/drawingml/2006/main" name="Office Theme">
   <a:themeElements>
